--- a/AUIRA ТЗ.docx
+++ b/AUIRA ТЗ.docx
@@ -2470,16 +2470,6 @@
           <ns0:bCs/>
         </ns0:rPr>
         <ns0:t>3.2. Архитектура платформы:</ns0:t>
-      </ns0:r>
-    </ns0:p>
-    <ns0:p>
-      <ns0:pPr/>
-      <ns0:r>
-        <ns0:rPr>
-          <ns0:b/>
-          <ns0:bCs/>
-        </ns0:rPr>
-        <ns0:t xml:space="preserve">3.2. Архитектура платформы:</ns0:t>
       </ns0:r>
     </ns0:p>
     <ns0:p>
@@ -15630,16 +15620,6 @@
       </ns0:pPr>
       <ns0:r ns0:rsidRPr="00F570FE">
         <ns0:t>Структура архива:</ns0:t>
-      </ns0:r>
-    </ns0:p>
-    <ns0:p>
-      <ns0:pPr/>
-      <ns0:r>
-        <ns0:rPr>
-          <ns0:b/>
-          <ns0:bCs/>
-        </ns0:rPr>
-        <ns0:t xml:space="preserve">Структура архива:</ns0:t>
       </ns0:r>
     </ns0:p>
     <ns0:p>

--- a/AUIRA ТЗ.docx
+++ b/AUIRA ТЗ.docx
@@ -2245,24 +2245,83 @@
         <ns0:t>Сценарий: визуальная CMS, no-code backend</ns0:t>
       </ns0:r>
     </ns0:p>
-    <ns0:p ns2:paraId="13F5C4CD" ns2:textId="77777777" ns0:rsidR="00F570FE" ns0:rsidRPr="00F570FE" ns0:rsidRDefault="00F570FE" ns0:rsidP="00F570FE">
-      <ns0:r ns0:rsidRPr="00F570FE">
-        <ns0:rPr>
-          <ns0:b/>
-          <ns0:bCs/>
-        </ns0:rPr>
-        <ns0:t>Сегмент Г: Государственные и корпоративные заказчики</ns0:t>
-      </ns0:r>
-    </ns0:p>
-    <ns0:p ns2:paraId="568BB12E" ns2:textId="77777777" ns0:rsidR="00F570FE" ns0:rsidRPr="00F570FE" ns0:rsidRDefault="00F570FE" ns0:rsidP="00F570FE">
-      <ns0:pPr>
-        <ns0:numPr>
-          <ns0:ilvl ns0:val="0"/>
-          <ns0:numId ns0:val="7"/>
-        </ns0:numPr>
-      </ns0:pPr>
-      <ns0:r ns0:rsidRPr="00F570FE">
-        <ns0:t>Потребность: соответствие требованиям импортозамещения и 152-ФЗ</ns0:t>
+    <ns0:p>
+      <ns0:pPr/>
+      <ns0:r>
+        <ns0:rPr/>
+        <ns0:t xml:space="preserve">Сегмент Г: Государственные и корпоративные заказчики — исключён из объёма MVP</ns0:t>
+      </ns0:r>
+    </ns0:p>
+    <ns0:p>
+      <ns0:pPr/>
+      <ns0:r>
+        <ns0:rPr/>
+        <ns0:t xml:space="preserve">Основание: стек платформы (Django, React, PostgreSQL, Valkey) не входит в реестр российского ПО, поэтому требование «использование только отечественного ПО с реестром Минцифры» (п.2, редакция v4.0) невыполнимо при текущей архитектуре. Решение заказчика от 30.09.2026: сегмент Г выведен из обязательных требований.</ns0:t>
+      </ns0:r>
+    </ns0:p>
+    <ns0:p>
+      <ns0:pPr/>
+      <ns0:r>
+        <ns0:rPr>
+          <ns0:b/>
+          <ns0:bCs/>
+        </ns0:rPr>
+        <ns0:t xml:space="preserve">Условия повторного включения (корпоративные заказчики без требования реестра):</ns0:t>
+      </ns0:r>
+    </ns0:p>
+    <ns0:p>
+      <ns0:pPr>
+        <ns0:numPr>
+          <ns0:ilvl ns0:val="0"/>
+          <ns0:numId ns0:val="200"/>
+        </ns0:numPr>
+      </ns0:pPr>
+      <ns0:r>
+        <ns0:rPr/>
+        <ns0:t xml:space="preserve">Соответствие 152-ФЗ и локализация данных в РФ обеспечивается в полном объёме (п.9.1, п.7.2) — требования сохраняются</ns0:t>
+      </ns0:r>
+    </ns0:p>
+    <ns0:p>
+      <ns0:pPr>
+        <ns0:numPr>
+          <ns0:ilvl ns0:val="0"/>
+          <ns0:numId ns0:val="200"/>
+        </ns0:numPr>
+      </ns0:pPr>
+      <ns0:r>
+        <ns0:rPr/>
+        <ns0:t xml:space="preserve">Корпоративные заказчики получают Enterprise-поставку (п.17.4) с self-hosted развёртыванием на своей инфраструктуре</ns0:t>
+      </ns0:r>
+    </ns0:p>
+    <ns0:p>
+      <ns0:pPr>
+        <ns0:numPr>
+          <ns0:ilvl ns0:val="0"/>
+          <ns0:numId ns0:val="200"/>
+        </ns0:numPr>
+      </ns0:pPr>
+      <ns0:r>
+        <ns0:rPr/>
+        <ns0:t xml:space="preserve">Регистрация ПО в Роспатенте (п.13.3, п.15.4) выполняется независимо от сегмента Г и является условием Enterprise-поставки</ns0:t>
+      </ns0:r>
+    </ns0:p>
+    <ns0:p>
+      <ns0:pPr>
+        <ns0:numPr>
+          <ns0:ilvl ns0:val="0"/>
+          <ns0:numId ns0:val="200"/>
+        </ns0:numPr>
+      </ns0:pPr>
+      <ns0:r>
+        <ns0:rPr/>
+        <ns0:t xml:space="preserve">Для сегмента «госзаказчики» потребуется отдельный проект по замене стека или сертификации; оценка — 6–12 месяцев, вне текущего объёма</ns0:t>
+      </ns0:r>
+    </ns0:p>
+    <ns0:p>
+      <ns0:pPr/>
+      <ns0:r>
+        <ns0:rPr/>
+        <ns0:t xml:space="preserve">ENDTABLE</ns0:t>
       </ns0:r>
     </ns0:p>
     <ns0:p ns2:paraId="48192134" ns2:textId="77777777" ns0:rsidR="00F570FE" ns0:rsidRPr="00F570FE" ns0:rsidRDefault="00F570FE" ns0:rsidP="00F570FE">
@@ -4019,6 +4078,569 @@
         <ns0:pict ns2:anchorId="71CD8947">
           <ns3:rect id="_x0000_i1138" style="width:0;height:1.5pt" ns4:hralign="center" ns4:hrstd="t" ns4:hr="t" fillcolor="#a0a0a0" stroked="f"/>
         </ns0:pict>
+      </ns0:r>
+    </ns0:p>
+    <ns0:p>
+      <ns0:pPr/>
+      <ns0:r>
+        <ns0:rPr>
+          <ns0:b/>
+          <ns0:bCs/>
+        </ns0:rPr>
+        <ns0:t xml:space="preserve">🆕 4.5. Каталог модулей</ns0:t>
+      </ns0:r>
+    </ns0:p>
+    <ns0:p>
+      <ns0:pPr/>
+      <ns0:r>
+        <ns0:rPr/>
+        <ns0:t xml:space="preserve">Перечень модулей (секций) редактора приведён в docs/MODULE-CATALOG.md. Ниже — состав по категориям и правила именования.</ns0:t>
+      </ns0:r>
+    </ns0:p>
+    <ns0:p>
+      <ns0:pPr/>
+      <ns0:r>
+        <ns0:rPr>
+          <ns0:b/>
+          <ns0:bCs/>
+        </ns0:rPr>
+        <ns0:t xml:space="preserve">Категории модулей:</ns0:t>
+      </ns0:r>
+    </ns0:p>
+    <ns0:p>
+      <ns0:pPr>
+        <ns0:numPr>
+          <ns0:ilvl ns0:val="0"/>
+          <ns0:numId ns0:val="200"/>
+        </ns0:numPr>
+      </ns0:pPr>
+      <ns0:r>
+        <ns0:rPr/>
+        <ns0:t xml:space="preserve">A. Структурные секции (13): header, hero, feature, split, cards, gallery, steps, tabs, accordion, timeline, cta, footer, spacer</ns0:t>
+      </ns0:r>
+    </ns0:p>
+    <ns0:p>
+      <ns0:pPr>
+        <ns0:numPr>
+          <ns0:ilvl ns0:val="0"/>
+          <ns0:numId ns0:val="200"/>
+        </ns0:numPr>
+      </ns0:pPr>
+      <ns0:r>
+        <ns0:rPr/>
+        <ns0:t xml:space="preserve">B. Контентные модули (19): heading, paragraph, list, quote, code, table, image, video, audio, embed, file, anchor, breadcrumb, button, link, form, social, schema, custom code</ns0:t>
+      </ns0:r>
+    </ns0:p>
+    <ns0:p>
+      <ns0:pPr>
+        <ns0:numPr>
+          <ns0:ilvl ns0:val="0"/>
+          <ns0:numId ns0:val="200"/>
+        </ns0:numPr>
+      </ns0:pPr>
+      <ns0:r>
+        <ns0:rPr/>
+        <ns0:t xml:space="preserve">C. Модули данных (12): collection, single, field, list, related, form, pagination, filter, sort, search, count, aggregate</ns0:t>
+      </ns0:r>
+    </ns0:p>
+    <ns0:p>
+      <ns0:pPr>
+        <ns0:numPr>
+          <ns0:ilvl ns0:val="0"/>
+          <ns0:numId ns0:val="200"/>
+        </ns0:numPr>
+      </ns0:pPr>
+      <ns0:r>
+        <ns0:rPr/>
+        <ns0:t xml:space="preserve">D. Коммерческие модули (12): catalog, card, price, cart, checkout, order, search, compare, reviews, stock, promo banner, pricing</ns0:t>
+      </ns0:r>
+    </ns0:p>
+    <ns0:p>
+      <ns0:pPr>
+        <ns0:numPr>
+          <ns0:ilvl ns0:val="0"/>
+          <ns0:numId ns0:val="200"/>
+        </ns0:numPr>
+      </ns0:pPr>
+      <ns0:r>
+        <ns0:rPr/>
+        <ns0:t xml:space="preserve">E. Доверие и соответствие (9): logos, review, rating, consent, policy, requisites, age-mark, ad-mark, offer</ns0:t>
+      </ns0:r>
+    </ns0:p>
+    <ns0:p>
+      <ns0:pPr/>
+      <ns0:r>
+        <ns0:rPr>
+          <ns0:b/>
+          <ns0:bCs/>
+        </ns0:rPr>
+        <ns0:t xml:space="preserve">Правила каталога:</ns0:t>
+      </ns0:r>
+    </ns0:p>
+    <ns0:p>
+      <ns0:pPr>
+        <ns0:numPr>
+          <ns0:ilvl ns0:val="0"/>
+          <ns0:numId ns0:val="201"/>
+        </ns0:numPr>
+      </ns0:pPr>
+      <ns0:r>
+        <ns0:rPr/>
+        <ns0:t xml:space="preserve">Модуль — атомарная единица контента; внешний вид задаётся глобальными стилями, а не отдельными модулями</ns0:t>
+      </ns0:r>
+    </ns0:p>
+    <ns0:p>
+      <ns0:pPr>
+        <ns0:numPr>
+          <ns0:ilvl ns0:val="0"/>
+          <ns0:numId ns0:val="201"/>
+        </ns0:numPr>
+      </ns0:pPr>
+      <ns0:r>
+        <ns0:rPr/>
+        <ns0:t xml:space="preserve">Один модуль имеет несколько вариантов отображения, переключаемых в настройках (например, «Галерея»: сетка, карусель, мозаика)</ns0:t>
+      </ns0:r>
+    </ns0:p>
+    <ns0:p>
+      <ns0:pPr>
+        <ns0:numPr>
+          <ns0:ilvl ns0:val="0"/>
+          <ns0:numId ns0:val="201"/>
+        </ns0:numPr>
+      </ns0:pPr>
+      <ns0:r>
+        <ns0:rPr/>
+        <ns0:t xml:space="preserve">Классификация по назначению, а не по внешнему виду: пользователь выбирает «Блог», а не «Карточки со скруглёнными углами»</ns0:t>
+      </ns0:r>
+    </ns0:p>
+    <ns0:p>
+      <ns0:pPr>
+        <ns0:numPr>
+          <ns0:ilvl ns0:val="0"/>
+          <ns0:numId ns0:val="201"/>
+        </ns0:numPr>
+      </ns0:pPr>
+      <ns0:r>
+        <ns0:rPr/>
+        <ns0:t xml:space="preserve">Каждый контентный модуль умеет привязываться к узлу данных (визуальная CMS, п.4.3)</ns0:t>
+      </ns0:r>
+    </ns0:p>
+    <ns0:p>
+      <ns0:pPr>
+        <ns0:numPr>
+          <ns0:ilvl ns0:val="0"/>
+          <ns0:numId ns0:val="201"/>
+        </ns0:numPr>
+      </ns0:pPr>
+      <ns0:r>
+        <ns0:rPr/>
+        <ns0:t xml:space="preserve">Идентификаторы в формате категория.имя на латинице; термины раздела 15.2 применяются обязательно</ns0:t>
+      </ns0:r>
+    </ns0:p>
+    <ns0:p>
+      <ns0:pPr/>
+      <ns0:r>
+        <ns0:rPr>
+          <ns0:b/>
+          <ns0:bCs/>
+        </ns0:rPr>
+        <ns0:t xml:space="preserve">Порядок выпуска:</ns0:t>
+      </ns0:r>
+    </ns0:p>
+    <ns0:tbl>
+      <ns0:tblPr>
+        <ns0:tblStyle ns0:val="TableGrid"/>
+        <ns0:tblW ns0:w="0" ns0:type="auto"/>
+        <ns0:tblBorders>
+          <ns0:top ns0:val="single" ns0:sz="4" ns0:color="D4B896"/>
+          <ns0:left ns0:val="single" ns0:sz="4" ns0:color="D4B896"/>
+          <ns0:bottom ns0:val="single" ns0:sz="4" ns0:color="D4B896"/>
+          <ns0:right ns0:val="single" ns0:sz="4" ns0:color="D4B896"/>
+          <ns0:insideH ns0:val="single" ns0:sz="4" ns0:color="D4B896"/>
+          <ns0:insideV ns0:val="single" ns0:sz="4" ns0:color="D4B896"/>
+        </ns0:tblBorders>
+      </ns0:tblPr>
+      <ns0:tblGrid>
+        <ns0:gridCol ns0:w="2250"/>
+        <ns0:gridCol ns0:w="2250"/>
+        <ns0:gridCol ns0:w="2250"/>
+        <ns0:gridCol ns0:w="2250"/>
+      </ns0:tblGrid>
+      <ns0:tr>
+        <ns0:trPr>
+          <ns0:tblHeader/>
+        </ns0:trPr>
+        <ns0:tc>
+          <ns0:tcPr>
+            <ns0:tcW ns0:w="2250" ns0:type="dxa"/>
+            <ns0:shd ns0:val="clear" ns0:color="auto" ns0:fill="F5EFE0"/>
+          </ns0:tcPr>
+          <ns0:p>
+            <ns0:pPr/>
+            <ns0:r>
+              <ns0:rPr>
+                <ns0:b/>
+                <ns0:bCs/>
+              </ns0:rPr>
+              <ns0:t xml:space="preserve">Этап</ns0:t>
+            </ns0:r>
+          </ns0:p>
+        </ns0:tc>
+        <ns0:tc>
+          <ns0:tcPr>
+            <ns0:tcW ns0:w="2250" ns0:type="dxa"/>
+            <ns0:shd ns0:val="clear" ns0:color="auto" ns0:fill="F5EFE0"/>
+          </ns0:tcPr>
+          <ns0:p>
+            <ns0:pPr/>
+            <ns0:r>
+              <ns0:rPr>
+                <ns0:b/>
+                <ns0:bCs/>
+              </ns0:rPr>
+              <ns0:t xml:space="preserve">Категория</ns0:t>
+            </ns0:r>
+          </ns0:p>
+        </ns0:tc>
+        <ns0:tc>
+          <ns0:tcPr>
+            <ns0:tcW ns0:w="2250" ns0:type="dxa"/>
+            <ns0:shd ns0:val="clear" ns0:color="auto" ns0:fill="F5EFE0"/>
+          </ns0:tcPr>
+          <ns0:p>
+            <ns0:pPr/>
+            <ns0:r>
+              <ns0:rPr>
+                <ns0:b/>
+                <ns0:bCs/>
+              </ns0:rPr>
+              <ns0:t xml:space="preserve">Модулей</ns0:t>
+            </ns0:r>
+          </ns0:p>
+        </ns0:tc>
+        <ns0:tc>
+          <ns0:tcPr>
+            <ns0:tcW ns0:w="2250" ns0:type="dxa"/>
+            <ns0:shd ns0:val="clear" ns0:color="auto" ns0:fill="F5EFE0"/>
+          </ns0:tcPr>
+          <ns0:p>
+            <ns0:pPr/>
+            <ns0:r>
+              <ns0:rPr>
+                <ns0:b/>
+                <ns0:bCs/>
+              </ns0:rPr>
+              <ns0:t xml:space="preserve">Оценка</ns0:t>
+            </ns0:r>
+          </ns0:p>
+        </ns0:tc>
+      </ns0:tr>
+      <ns0:tr>
+        <ns0:tc>
+          <ns0:tcPr>
+            <ns0:tcW ns0:w="2250" ns0:type="dxa"/>
+          </ns0:tcPr>
+          <ns0:p>
+            <ns0:pPr/>
+            <ns0:r>
+              <ns0:rPr/>
+              <ns0:t xml:space="preserve">3</ns0:t>
+            </ns0:r>
+          </ns0:p>
+        </ns0:tc>
+        <ns0:tc>
+          <ns0:tcPr>
+            <ns0:tcW ns0:w="2250" ns0:type="dxa"/>
+          </ns0:tcPr>
+          <ns0:p>
+            <ns0:pPr/>
+            <ns0:r>
+              <ns0:rPr/>
+              <ns0:t xml:space="preserve">A. Структурные секции</ns0:t>
+            </ns0:r>
+          </ns0:p>
+        </ns0:tc>
+        <ns0:tc>
+          <ns0:tcPr>
+            <ns0:tcW ns0:w="2250" ns0:type="dxa"/>
+          </ns0:tcPr>
+          <ns0:p>
+            <ns0:pPr/>
+            <ns0:r>
+              <ns0:rPr/>
+              <ns0:t xml:space="preserve">13</ns0:t>
+            </ns0:r>
+          </ns0:p>
+        </ns0:tc>
+        <ns0:tc>
+          <ns0:tcPr>
+            <ns0:tcW ns0:w="2250" ns0:type="dxa"/>
+          </ns0:tcPr>
+          <ns0:p>
+            <ns0:pPr/>
+            <ns0:r>
+              <ns0:rPr/>
+              <ns0:t xml:space="preserve">3 недели</ns0:t>
+            </ns0:r>
+          </ns0:p>
+        </ns0:tc>
+      </ns0:tr>
+      <ns0:tr>
+        <ns0:tc>
+          <ns0:tcPr>
+            <ns0:tcW ns0:w="2250" ns0:type="dxa"/>
+          </ns0:tcPr>
+          <ns0:p>
+            <ns0:pPr/>
+            <ns0:r>
+              <ns0:rPr/>
+              <ns0:t xml:space="preserve">3</ns0:t>
+            </ns0:r>
+          </ns0:p>
+        </ns0:tc>
+        <ns0:tc>
+          <ns0:tcPr>
+            <ns0:tcW ns0:w="2250" ns0:type="dxa"/>
+          </ns0:tcPr>
+          <ns0:p>
+            <ns0:pPr/>
+            <ns0:r>
+              <ns0:rPr/>
+              <ns0:t xml:space="preserve">B. Контентные модули</ns0:t>
+            </ns0:r>
+          </ns0:p>
+        </ns0:tc>
+        <ns0:tc>
+          <ns0:tcPr>
+            <ns0:tcW ns0:w="2250" ns0:type="dxa"/>
+          </ns0:tcPr>
+          <ns0:p>
+            <ns0:pPr/>
+            <ns0:r>
+              <ns0:rPr/>
+              <ns0:t xml:space="preserve">19</ns0:t>
+            </ns0:r>
+          </ns0:p>
+        </ns0:tc>
+        <ns0:tc>
+          <ns0:tcPr>
+            <ns0:tcW ns0:w="2250" ns0:type="dxa"/>
+          </ns0:tcPr>
+          <ns0:p>
+            <ns0:pPr/>
+            <ns0:r>
+              <ns0:rPr/>
+              <ns0:t xml:space="preserve">3 недели</ns0:t>
+            </ns0:r>
+          </ns0:p>
+        </ns0:tc>
+      </ns0:tr>
+      <ns0:tr>
+        <ns0:tc>
+          <ns0:tcPr>
+            <ns0:tcW ns0:w="2250" ns0:type="dxa"/>
+          </ns0:tcPr>
+          <ns0:p>
+            <ns0:pPr/>
+            <ns0:r>
+              <ns0:rPr/>
+              <ns0:t xml:space="preserve">5</ns0:t>
+            </ns0:r>
+          </ns0:p>
+        </ns0:tc>
+        <ns0:tc>
+          <ns0:tcPr>
+            <ns0:tcW ns0:w="2250" ns0:type="dxa"/>
+          </ns0:tcPr>
+          <ns0:p>
+            <ns0:pPr/>
+            <ns0:r>
+              <ns0:rPr/>
+              <ns0:t xml:space="preserve">C. Модули данных</ns0:t>
+            </ns0:r>
+          </ns0:p>
+        </ns0:tc>
+        <ns0:tc>
+          <ns0:tcPr>
+            <ns0:tcW ns0:w="2250" ns0:type="dxa"/>
+          </ns0:tcPr>
+          <ns0:p>
+            <ns0:pPr/>
+            <ns0:r>
+              <ns0:rPr/>
+              <ns0:t xml:space="preserve">12</ns0:t>
+            </ns0:r>
+          </ns0:p>
+        </ns0:tc>
+        <ns0:tc>
+          <ns0:tcPr>
+            <ns0:tcW ns0:w="2250" ns0:type="dxa"/>
+          </ns0:tcPr>
+          <ns0:p>
+            <ns0:pPr/>
+            <ns0:r>
+              <ns0:rPr/>
+              <ns0:t xml:space="preserve">4 недели</ns0:t>
+            </ns0:r>
+          </ns0:p>
+        </ns0:tc>
+      </ns0:tr>
+      <ns0:tr>
+        <ns0:tc>
+          <ns0:tcPr>
+            <ns0:tcW ns0:w="2250" ns0:type="dxa"/>
+          </ns0:tcPr>
+          <ns0:p>
+            <ns0:pPr/>
+            <ns0:r>
+              <ns0:rPr/>
+              <ns0:t xml:space="preserve">5</ns0:t>
+            </ns0:r>
+          </ns0:p>
+        </ns0:tc>
+        <ns0:tc>
+          <ns0:tcPr>
+            <ns0:tcW ns0:w="2250" ns0:type="dxa"/>
+          </ns0:tcPr>
+          <ns0:p>
+            <ns0:pPr/>
+            <ns0:r>
+              <ns0:rPr/>
+              <ns0:t xml:space="preserve">E. Доверие и соответствие</ns0:t>
+            </ns0:r>
+          </ns0:p>
+        </ns0:tc>
+        <ns0:tc>
+          <ns0:tcPr>
+            <ns0:tcW ns0:w="2250" ns0:type="dxa"/>
+          </ns0:tcPr>
+          <ns0:p>
+            <ns0:pPr/>
+            <ns0:r>
+              <ns0:rPr/>
+              <ns0:t xml:space="preserve">9</ns0:t>
+            </ns0:r>
+          </ns0:p>
+        </ns0:tc>
+        <ns0:tc>
+          <ns0:tcPr>
+            <ns0:tcW ns0:w="2250" ns0:type="dxa"/>
+          </ns0:tcPr>
+          <ns0:p>
+            <ns0:pPr/>
+            <ns0:r>
+              <ns0:rPr/>
+              <ns0:t xml:space="preserve">1.5 недели</ns0:t>
+            </ns0:r>
+          </ns0:p>
+        </ns0:tc>
+      </ns0:tr>
+      <ns0:tr>
+        <ns0:tc>
+          <ns0:tcPr>
+            <ns0:tcW ns0:w="2250" ns0:type="dxa"/>
+          </ns0:tcPr>
+          <ns0:p>
+            <ns0:pPr/>
+            <ns0:r>
+              <ns0:rPr/>
+              <ns0:t xml:space="preserve">6</ns0:t>
+            </ns0:r>
+          </ns0:p>
+        </ns0:tc>
+        <ns0:tc>
+          <ns0:tcPr>
+            <ns0:tcW ns0:w="2250" ns0:type="dxa"/>
+          </ns0:tcPr>
+          <ns0:p>
+            <ns0:pPr/>
+            <ns0:r>
+              <ns0:rPr/>
+              <ns0:t xml:space="preserve">D. Коммерческие модули</ns0:t>
+            </ns0:r>
+          </ns0:p>
+        </ns0:tc>
+        <ns0:tc>
+          <ns0:tcPr>
+            <ns0:tcW ns0:w="2250" ns0:type="dxa"/>
+          </ns0:tcPr>
+          <ns0:p>
+            <ns0:pPr/>
+            <ns0:r>
+              <ns0:rPr/>
+              <ns0:t xml:space="preserve">12</ns0:t>
+            </ns0:r>
+          </ns0:p>
+        </ns0:tc>
+        <ns0:tc>
+          <ns0:tcPr>
+            <ns0:tcW ns0:w="2250" ns0:type="dxa"/>
+          </ns0:tcPr>
+          <ns0:p>
+            <ns0:pPr/>
+            <ns0:r>
+              <ns0:rPr/>
+              <ns0:t xml:space="preserve">3 недели</ns0:t>
+            </ns0:r>
+          </ns0:p>
+        </ns0:tc>
+      </ns0:tr>
+      <ns0:tr>
+        <ns0:tc>
+          <ns0:tcPr>
+            <ns0:tcW ns0:w="2250" ns0:type="dxa"/>
+          </ns0:tcPr>
+          <ns0:p>
+            <ns0:pPr/>
+            <ns0:r>
+              <ns0:rPr/>
+              <ns0:t xml:space="preserve">Итого</ns0:t>
+            </ns0:r>
+          </ns0:p>
+        </ns0:tc>
+        <ns0:tc>
+          <ns0:tcPr>
+            <ns0:tcW ns0:w="2250" ns0:type="dxa"/>
+          </ns0:tcPr>
+          <ns0:p>
+            <ns0:pPr/>
+            <ns0:r>
+              <ns0:rPr/>
+              <ns0:t xml:space="preserve">Все категории</ns0:t>
+            </ns0:r>
+          </ns0:p>
+        </ns0:tc>
+        <ns0:tc>
+          <ns0:tcPr>
+            <ns0:tcW ns0:w="2250" ns0:type="dxa"/>
+          </ns0:tcPr>
+          <ns0:p>
+            <ns0:pPr/>
+            <ns0:r>
+              <ns0:rPr/>
+              <ns0:t xml:space="preserve">65</ns0:t>
+            </ns0:r>
+          </ns0:p>
+        </ns0:tc>
+        <ns0:tc>
+          <ns0:tcPr>
+            <ns0:tcW ns0:w="2250" ns0:type="dxa"/>
+          </ns0:tcPr>
+          <ns0:p>
+            <ns0:pPr/>
+            <ns0:r>
+              <ns0:rPr/>
+              <ns0:t xml:space="preserve">~15 недель</ns0:t>
+            </ns0:r>
+          </ns0:p>
+        </ns0:tc>
+      </ns0:tr>
+    </ns0:tbl>
+    <ns0:p>
+      <ns0:pPr/>
+      <ns0:r>
+        <ns0:rPr/>
+        <ns0:t xml:space="preserve">Модель выпуска: на этапе 3 выходит базовый набор 28 модулей (структурные и контентные), остальные 37 модулей добавляются инкрементально до этапа 6 без изменения архитектуры редактора.</ns0:t>
       </ns0:r>
     </ns0:p>
     <ns0:p ns2:paraId="68A97D96" ns2:textId="77777777" ns0:rsidR="00F570FE" ns0:rsidRPr="00F570FE" ns0:rsidRDefault="00F570FE" ns0:rsidP="00F570FE">
@@ -8905,19 +9527,19 @@
       <ns0:pPr>
         <ns0:numPr>
           <ns0:ilvl ns0:val="0"/>
-          <ns0:numId ns0:val="201"/>
+          <ns0:numId ns0:val="200"/>
         </ns0:numPr>
       </ns0:pPr>
       <ns0:r>
         <ns0:rPr/>
-        <ns0:t xml:space="preserve">Наличие лицензии 1С:Предприятие для разработчиков — затраты и сроки в бюджет не заложены, требуется согласование</ns0:t>
+        <ns0:t xml:space="preserve">Наличие лицензии 1С:Предприятие 8.3 для разработчиков — затраты и сроки в бюджет не заложены, требуется согласование</ns0:t>
       </ns0:r>
     </ns0:p>
     <ns0:p>
       <ns0:pPr>
         <ns0:numPr>
           <ns0:ilvl ns0:val="0"/>
-          <ns0:numId ns0:val="201"/>
+          <ns0:numId ns0:val="200"/>
         </ns0:numPr>
       </ns0:pPr>
       <ns0:r>
@@ -8929,7 +9551,7 @@
       <ns0:pPr>
         <ns0:numPr>
           <ns0:ilvl ns0:val="0"/>
-          <ns0:numId ns0:val="201"/>
+          <ns0:numId ns0:val="200"/>
         </ns0:numPr>
       </ns0:pPr>
       <ns0:r>
@@ -8944,2875 +9566,7 @@
           <ns0:b/>
           <ns0:bCs/>
         </ns0:rPr>
-        <ns0:t xml:space="preserve">7.5.4. Расписание синхронизации:</ns0:t>
-      </ns0:r>
-    </ns0:p>
-    <ns0:p>
-      <ns0:pPr>
-        <ns0:shd ns0:val="clear" ns0:color="auto" ns0:fill="F5EFE0"/>
-        <ns0:spacing ns0:before="0" ns0:after="0"/>
-        <ns0:ind ns0:left="284"/>
-      </ns0:pPr>
-      <ns0:r>
-        <ns0:rPr>
-          <ns0:rFonts ns0:ascii="Consolas" ns0:hAnsi="Consolas" ns0:cs="Consolas"/>
-          <ns0:sz ns0:val="18"/>
-          <ns0:szCs ns0:val="18"/>
-        </ns0:rPr>
-        <ns0:t xml:space="preserve"/>
-      </ns0:r>
-    </ns0:p>
-    <ns0:p>
-      <ns0:pPr>
-        <ns0:shd ns0:val="clear" ns0:color="auto" ns0:fill="F5EFE0"/>
-        <ns0:spacing ns0:before="0" ns0:after="0"/>
-        <ns0:ind ns0:left="284"/>
-      </ns0:pPr>
-      <ns0:r>
-        <ns0:rPr>
-          <ns0:rFonts ns0:ascii="Consolas" ns0:hAnsi="Consolas" ns0:cs="Consolas"/>
-          <ns0:sz ns0:val="18"/>
-          <ns0:szCs ns0:val="18"/>
-        </ns0:rPr>
-        <ns0:t xml:space="preserve"># Celery beat: периодический запуск задачи синхронизации</ns0:t>
-      </ns0:r>
-    </ns0:p>
-    <ns0:p>
-      <ns0:pPr>
-        <ns0:shd ns0:val="clear" ns0:color="auto" ns0:fill="F5EFE0"/>
-        <ns0:spacing ns0:before="0" ns0:after="0"/>
-        <ns0:ind ns0:left="284"/>
-      </ns0:pPr>
-      <ns0:r>
-        <ns0:rPr>
-          <ns0:rFonts ns0:ascii="Consolas" ns0:hAnsi="Consolas" ns0:cs="Consolas"/>
-          <ns0:sz ns0:val="18"/>
-          <ns0:szCs ns0:val="18"/>
-        </ns0:rPr>
-        <ns0:t xml:space="preserve">app.conf.beat_schedule = {</ns0:t>
-      </ns0:r>
-    </ns0:p>
-    <ns0:p>
-      <ns0:pPr>
-        <ns0:shd ns0:val="clear" ns0:color="auto" ns0:fill="F5EFE0"/>
-        <ns0:spacing ns0:before="0" ns0:after="0"/>
-        <ns0:ind ns0:left="284"/>
-      </ns0:pPr>
-      <ns0:r>
-        <ns0:rPr>
-          <ns0:rFonts ns0:ascii="Consolas" ns0:hAnsi="Consolas" ns0:cs="Consolas"/>
-          <ns0:sz ns0:val="18"/>
-          <ns0:szCs ns0:val="18"/>
-        </ns0:rPr>
-        <ns0:t xml:space="preserve">    "sync-1c-products": {</ns0:t>
-      </ns0:r>
-    </ns0:p>
-    <ns0:p>
-      <ns0:pPr>
-        <ns0:shd ns0:val="clear" ns0:color="auto" ns0:fill="F5EFE0"/>
-        <ns0:spacing ns0:before="0" ns0:after="0"/>
-        <ns0:ind ns0:left="284"/>
-      </ns0:pPr>
-      <ns0:r>
-        <ns0:rPr>
-          <ns0:rFonts ns0:ascii="Consolas" ns0:hAnsi="Consolas" ns0:cs="Consolas"/>
-          <ns0:sz ns0:val="18"/>
-          <ns0:szCs ns0:val="18"/>
-        </ns0:rPr>
-        <ns0:t xml:space="preserve">        "task": "integrations.onec.sync_products",</ns0:t>
-      </ns0:r>
-    </ns0:p>
-    <ns0:p>
-      <ns0:pPr>
-        <ns0:shd ns0:val="clear" ns0:color="auto" ns0:fill="F5EFE0"/>
-        <ns0:spacing ns0:before="0" ns0:after="0"/>
-        <ns0:ind ns0:left="284"/>
-      </ns0:pPr>
-      <ns0:r>
-        <ns0:rPr>
-          <ns0:rFonts ns0:ascii="Consolas" ns0:hAnsi="Consolas" ns0:cs="Consolas"/>
-          <ns0:sz ns0:val="18"/>
-          <ns0:szCs ns0:val="18"/>
-        </ns0:rPr>
-        <ns0:t xml:space="preserve">        "schedule": crontab(minute="*/15"),   # каждые 15 минут</ns0:t>
-      </ns0:r>
-    </ns0:p>
-    <ns0:p>
-      <ns0:pPr>
-        <ns0:shd ns0:val="clear" ns0:color="auto" ns0:fill="F5EFE0"/>
-        <ns0:spacing ns0:before="0" ns0:after="0"/>
-        <ns0:ind ns0:left="284"/>
-      </ns0:pPr>
-      <ns0:r>
-        <ns0:rPr>
-          <ns0:rFonts ns0:ascii="Consolas" ns0:hAnsi="Consolas" ns0:cs="Consolas"/>
-          <ns0:sz ns0:val="18"/>
-          <ns0:szCs ns0:val="18"/>
-        </ns0:rPr>
-        <ns0:t xml:space="preserve">    },</ns0:t>
-      </ns0:r>
-    </ns0:p>
-    <ns0:p>
-      <ns0:pPr>
-        <ns0:shd ns0:val="clear" ns0:color="auto" ns0:fill="F5EFE0"/>
-        <ns0:spacing ns0:before="0" ns0:after="0"/>
-        <ns0:ind ns0:left="284"/>
-      </ns0:pPr>
-      <ns0:r>
-        <ns0:rPr>
-          <ns0:rFonts ns0:ascii="Consolas" ns0:hAnsi="Consolas" ns0:cs="Consolas"/>
-          <ns0:sz ns0:val="18"/>
-          <ns0:szCs ns0:val="18"/>
-        </ns0:rPr>
-        <ns0:t xml:space="preserve">    "sync-1c-orders": {</ns0:t>
-      </ns0:r>
-    </ns0:p>
-    <ns0:p>
-      <ns0:pPr>
-        <ns0:shd ns0:val="clear" ns0:color="auto" ns0:fill="F5EFE0"/>
-        <ns0:spacing ns0:before="0" ns0:after="0"/>
-        <ns0:ind ns0:left="284"/>
-      </ns0:pPr>
-      <ns0:r>
-        <ns0:rPr>
-          <ns0:rFonts ns0:ascii="Consolas" ns0:hAnsi="Consolas" ns0:cs="Consolas"/>
-          <ns0:sz ns0:val="18"/>
-          <ns0:szCs ns0:val="18"/>
-        </ns0:rPr>
-        <ns0:t xml:space="preserve">        "task": "integrations.onec.push_orders",</ns0:t>
-      </ns0:r>
-    </ns0:p>
-    <ns0:p>
-      <ns0:pPr>
-        <ns0:shd ns0:val="clear" ns0:color="auto" ns0:fill="F5EFE0"/>
-        <ns0:spacing ns0:before="0" ns0:after="0"/>
-        <ns0:ind ns0:left="284"/>
-      </ns0:pPr>
-      <ns0:r>
-        <ns0:rPr>
-          <ns0:rFonts ns0:ascii="Consolas" ns0:hAnsi="Consolas" ns0:cs="Consolas"/>
-          <ns0:sz ns0:val="18"/>
-          <ns0:szCs ns0:val="18"/>
-        </ns0:rPr>
-        <ns0:t xml:space="preserve">        "schedule": crontab(minute="*/5"),    # заказы — чаще</ns0:t>
-      </ns0:r>
-    </ns0:p>
-    <ns0:p>
-      <ns0:pPr>
-        <ns0:shd ns0:val="clear" ns0:color="auto" ns0:fill="F5EFE0"/>
-        <ns0:spacing ns0:before="0" ns0:after="0"/>
-        <ns0:ind ns0:left="284"/>
-      </ns0:pPr>
-      <ns0:r>
-        <ns0:rPr>
-          <ns0:rFonts ns0:ascii="Consolas" ns0:hAnsi="Consolas" ns0:cs="Consolas"/>
-          <ns0:sz ns0:val="18"/>
-          <ns0:szCs ns0:val="18"/>
-        </ns0:rPr>
-        <ns0:t xml:space="preserve">    },</ns0:t>
-      </ns0:r>
-    </ns0:p>
-    <ns0:p>
-      <ns0:pPr>
-        <ns0:shd ns0:val="clear" ns0:color="auto" ns0:fill="F5EFE0"/>
-        <ns0:spacing ns0:before="0" ns0:after="0"/>
-        <ns0:ind ns0:left="284"/>
-      </ns0:pPr>
-      <ns0:r>
-        <ns0:rPr>
-          <ns0:rFonts ns0:ascii="Consolas" ns0:hAnsi="Consolas" ns0:cs="Consolas"/>
-          <ns0:sz ns0:val="18"/>
-          <ns0:szCs ns0:val="18"/>
-        </ns0:rPr>
-        <ns0:t xml:space="preserve">    "sync-1c-full": {</ns0:t>
-      </ns0:r>
-    </ns0:p>
-    <ns0:p>
-      <ns0:pPr>
-        <ns0:shd ns0:val="clear" ns0:color="auto" ns0:fill="F5EFE0"/>
-        <ns0:spacing ns0:before="0" ns0:after="0"/>
-        <ns0:ind ns0:left="284"/>
-      </ns0:pPr>
-      <ns0:r>
-        <ns0:rPr>
-          <ns0:rFonts ns0:ascii="Consolas" ns0:hAnsi="Consolas" ns0:cs="Consolas"/>
-          <ns0:sz ns0:val="18"/>
-          <ns0:szCs ns0:val="18"/>
-        </ns0:rPr>
-        <ns0:t xml:space="preserve">        "task": "integrations.onec.full_sync",</ns0:t>
-      </ns0:r>
-    </ns0:p>
-    <ns0:p>
-      <ns0:pPr>
-        <ns0:shd ns0:val="clear" ns0:color="auto" ns0:fill="F5EFE0"/>
-        <ns0:spacing ns0:before="0" ns0:after="0"/>
-        <ns0:ind ns0:left="284"/>
-      </ns0:pPr>
-      <ns0:r>
-        <ns0:rPr>
-          <ns0:rFonts ns0:ascii="Consolas" ns0:hAnsi="Consolas" ns0:cs="Consolas"/>
-          <ns0:sz ns0:val="18"/>
-          <ns0:szCs ns0:val="18"/>
-        </ns0:rPr>
-        <ns0:t xml:space="preserve">        "schedule": crontab(hour=3, minute=0), # полная сверка — ночью</ns0:t>
-      </ns0:r>
-    </ns0:p>
-    <ns0:p>
-      <ns0:pPr>
-        <ns0:shd ns0:val="clear" ns0:color="auto" ns0:fill="F5EFE0"/>
-        <ns0:spacing ns0:before="0" ns0:after="0"/>
-        <ns0:ind ns0:left="284"/>
-      </ns0:pPr>
-      <ns0:r>
-        <ns0:rPr>
-          <ns0:rFonts ns0:ascii="Consolas" ns0:hAnsi="Consolas" ns0:cs="Consolas"/>
-          <ns0:sz ns0:val="18"/>
-          <ns0:szCs ns0:val="18"/>
-        </ns0:rPr>
-        <ns0:t xml:space="preserve">    },</ns0:t>
-      </ns0:r>
-    </ns0:p>
-    <ns0:p>
-      <ns0:pPr>
-        <ns0:shd ns0:val="clear" ns0:color="auto" ns0:fill="F5EFE0"/>
-        <ns0:spacing ns0:before="0" ns0:after="0"/>
-        <ns0:ind ns0:left="284"/>
-      </ns0:pPr>
-      <ns0:r>
-        <ns0:rPr>
-          <ns0:rFonts ns0:ascii="Consolas" ns0:hAnsi="Consolas" ns0:cs="Consolas"/>
-          <ns0:sz ns0:val="18"/>
-          <ns0:szCs ns0:val="18"/>
-        </ns0:rPr>
-        <ns0:t xml:space="preserve">}</ns0:t>
-      </ns0:r>
-    </ns0:p>
-    <ns0:p>
-      <ns0:pPr>
-        <ns0:shd ns0:val="clear" ns0:color="auto" ns0:fill="F5EFE0"/>
-        <ns0:spacing ns0:before="0" ns0:after="0"/>
-        <ns0:ind ns0:left="284"/>
-      </ns0:pPr>
-      <ns0:r>
-        <ns0:rPr>
-          <ns0:rFonts ns0:ascii="Consolas" ns0:hAnsi="Consolas" ns0:cs="Consolas"/>
-          <ns0:sz ns0:val="18"/>
-          <ns0:szCs ns0:val="18"/>
-        </ns0:rPr>
-        <ns0:t xml:space="preserve"/>
-      </ns0:r>
-    </ns0:p>
-    <ns0:p>
-      <ns0:pPr>
-        <ns0:shd ns0:val="clear" ns0:color="auto" ns0:fill="F5EFE0"/>
-        <ns0:spacing ns0:before="0" ns0:after="0"/>
-        <ns0:ind ns0:left="284"/>
-      </ns0:pPr>
-      <ns0:r>
-        <ns0:rPr>
-          <ns0:rFonts ns0:ascii="Consolas" ns0:hAnsi="Consolas" ns0:cs="Consolas"/>
-          <ns0:sz ns0:val="18"/>
-          <ns0:szCs ns0:val="18"/>
-        </ns0:rPr>
-        <ns0:t xml:space="preserve">@app.task(bind=True, max_retries=5, autoretry_for=(TimeoutError,))</ns0:t>
-      </ns0:r>
-    </ns0:p>
-    <ns0:p>
-      <ns0:pPr>
-        <ns0:shd ns0:val="clear" ns0:color="auto" ns0:fill="F5EFE0"/>
-        <ns0:spacing ns0:before="0" ns0:after="0"/>
-        <ns0:ind ns0:left="284"/>
-      </ns0:pPr>
-      <ns0:r>
-        <ns0:rPr>
-          <ns0:rFonts ns0:ascii="Consolas" ns0:hAnsi="Consolas" ns0:cs="Consolas"/>
-          <ns0:sz ns0:val="18"/>
-          <ns0:szCs ns0:val="18"/>
-        </ns0:rPr>
-        <ns0:t xml:space="preserve">def sync_products(self, integration_id: int):</ns0:t>
-      </ns0:r>
-    </ns0:p>
-    <ns0:p>
-      <ns0:pPr>
-        <ns0:shd ns0:val="clear" ns0:color="auto" ns0:fill="F5EFE0"/>
-        <ns0:spacing ns0:before="0" ns0:after="0"/>
-        <ns0:ind ns0:left="284"/>
-      </ns0:pPr>
-      <ns0:r>
-        <ns0:rPr>
-          <ns0:rFonts ns0:ascii="Consolas" ns0:hAnsi="Consolas" ns0:cs="Consolas"/>
-          <ns0:sz ns0:val="18"/>
-          <ns0:szCs ns0:val="18"/>
-        </ns0:rPr>
-        <ns0:t xml:space="preserve">    integ = Integration.objects.get(pk=integration_id)</ns0:t>
-      </ns0:r>
-    </ns0:p>
-    <ns0:p>
-      <ns0:pPr>
-        <ns0:shd ns0:val="clear" ns0:color="auto" ns0:fill="F5EFE0"/>
-        <ns0:spacing ns0:before="0" ns0:after="0"/>
-        <ns0:ind ns0:left="284"/>
-      </ns0:pPr>
-      <ns0:r>
-        <ns0:rPr>
-          <ns0:rFonts ns0:ascii="Consolas" ns0:hAnsi="Consolas" ns0:cs="Consolas"/>
-          <ns0:sz ns0:val="18"/>
-          <ns0:szCs ns0:val="18"/>
-        </ns0:rPr>
-        <ns0:t xml:space="preserve">    since = integ.last_sync_at.isoformat()   # инкрементально с последней метки</ns0:t>
-      </ns0:r>
-    </ns0:p>
-    <ns0:p>
-      <ns0:pPr>
-        <ns0:shd ns0:val="clear" ns0:color="auto" ns0:fill="F5EFE0"/>
-        <ns0:spacing ns0:before="0" ns0:after="0"/>
-        <ns0:ind ns0:left="284"/>
-      </ns0:pPr>
-      <ns0:r>
-        <ns0:rPr>
-          <ns0:rFonts ns0:ascii="Consolas" ns0:hAnsi="Consolas" ns0:cs="Consolas"/>
-          <ns0:sz ns0:val="18"/>
-          <ns0:szCs ns0:val="18"/>
-        </ns0:rPr>
-        <ns0:t xml:space="preserve">    for page in client.pages(since=since):</ns0:t>
-      </ns0:r>
-    </ns0:p>
-    <ns0:p>
-      <ns0:pPr>
-        <ns0:shd ns0:val="clear" ns0:color="auto" ns0:fill="F5EFE0"/>
-        <ns0:spacing ns0:before="0" ns0:after="0"/>
-        <ns0:ind ns0:left="284"/>
-      </ns0:pPr>
-      <ns0:r>
-        <ns0:rPr>
-          <ns0:rFonts ns0:ascii="Consolas" ns0:hAnsi="Consolas" ns0:cs="Consolas"/>
-          <ns0:sz ns0:val="18"/>
-          <ns0:szCs ns0:val="18"/>
-        </ns0:rPr>
-        <ns0:t xml:space="preserve">        apply_page(integ.project, page)       # маппинг полей по п.7.5.3</ns0:t>
-      </ns0:r>
-    </ns0:p>
-    <ns0:p>
-      <ns0:pPr>
-        <ns0:shd ns0:val="clear" ns0:color="auto" ns0:fill="F5EFE0"/>
-        <ns0:spacing ns0:before="0" ns0:after="0"/>
-        <ns0:ind ns0:left="284"/>
-      </ns0:pPr>
-      <ns0:r>
-        <ns0:rPr>
-          <ns0:rFonts ns0:ascii="Consolas" ns0:hAnsi="Consolas" ns0:cs="Consolas"/>
-          <ns0:sz ns0:val="18"/>
-          <ns0:szCs ns0:val="18"/>
-        </ns0:rPr>
-        <ns0:t xml:space="preserve">    integ.last_sync_at = timezone.now()</ns0:t>
-      </ns0:r>
-    </ns0:p>
-    <ns0:p>
-      <ns0:pPr>
-        <ns0:shd ns0:val="clear" ns0:color="auto" ns0:fill="F5EFE0"/>
-        <ns0:spacing ns0:before="0" ns0:after="0"/>
-        <ns0:ind ns0:left="284"/>
-      </ns0:pPr>
-      <ns0:r>
-        <ns0:rPr>
-          <ns0:rFonts ns0:ascii="Consolas" ns0:hAnsi="Consolas" ns0:cs="Consolas"/>
-          <ns0:sz ns0:val="18"/>
-          <ns0:szCs ns0:val="18"/>
-        </ns0:rPr>
-        <ns0:t xml:space="preserve">    integ.save(update_fields=["last_sync_at"])</ns0:t>
-      </ns0:r>
-    </ns0:p>
-    <ns0:p>
-      <ns0:pPr/>
-      <ns0:r>
-        <ns0:rPr>
-          <ns0:b/>
-          <ns0:bCs/>
-        </ns0:rPr>
-        <ns0:t xml:space="preserve">Параметры расписания:</ns0:t>
-      </ns0:r>
-    </ns0:p>
-    <ns0:p>
-      <ns0:pPr>
-        <ns0:numPr>
-          <ns0:ilvl ns0:val="0"/>
-          <ns0:numId ns0:val="202"/>
-        </ns0:numPr>
-      </ns0:pPr>
-      <ns0:r>
-        <ns0:rPr/>
-        <ns0:t xml:space="preserve">Интервал выбирается в интерфейсе: каждые 15 минут / каждый час / ежедневно (часовой пояс Europe/Moscow)</ns0:t>
-      </ns0:r>
-    </ns0:p>
-    <ns0:p>
-      <ns0:pPr>
-        <ns0:numPr>
-          <ns0:ilvl ns0:val="0"/>
-          <ns0:numId ns0:val="202"/>
-        </ns0:numPr>
-      </ns0:pPr>
-      <ns0:r>
-        <ns0:rPr/>
-        <ns0:t xml:space="preserve">Инкрементальная синхронизация по умолчанию; полная — по расписанию и вручную из интерфейса</ns0:t>
-      </ns0:r>
-    </ns0:p>
-    <ns0:p>
-      <ns0:pPr>
-        <ns0:numPr>
-          <ns0:ilvl ns0:val="0"/>
-          <ns0:numId ns0:val="202"/>
-        </ns0:numPr>
-      </ns0:pPr>
-      <ns0:r>
-        <ns0:rPr/>
-        <ns0:t xml:space="preserve">Одновременный запуск задачи по одному проекту запрещён (блокировка в БД), чтобы избежать дублей</ns0:t>
-      </ns0:r>
-    </ns0:p>
-    <ns0:p>
-      <ns0:pPr>
-        <ns0:numPr>
-          <ns0:ilvl ns0:val="0"/>
-          <ns0:numId ns0:val="202"/>
-        </ns0:numPr>
-      </ns0:pPr>
-      <ns0:r>
-        <ns0:rPr/>
-        <ns0:t xml:space="preserve">При недоступности 1С — 5 автоматических повторов с экспоненциальной задержкой, далее запись в лог и уведомление администратору проекта</ns0:t>
-      </ns0:r>
-    </ns0:p>
-    <ns0:p>
-      <ns0:pPr>
-        <ns0:numPr>
-          <ns0:ilvl ns0:val="0"/>
-          <ns0:numId ns0:val="202"/>
-        </ns0:numPr>
-      </ns0:pPr>
-      <ns0:r>
-        <ns0:rPr/>
-        <ns0:t xml:space="preserve">Заказы и остатки синхронизируются независимо от товаров (разные расписания)</ns0:t>
-      </ns0:r>
-    </ns0:p>
-    <ns0:p ns2:paraId="0A97BF66" ns2:textId="77777777" ns0:rsidR="00F570FE" ns0:rsidRPr="00F570FE" ns0:rsidRDefault="00F570FE" ns0:rsidP="00F570FE">
-      <ns0:r ns0:rsidRPr="00F570FE">
-        <ns0:rPr>
-          <ns0:b/>
-          <ns0:bCs/>
-        </ns0:rPr>
-        <ns0:t>7.5.5. Настройки интеграции в интерфейсе:</ns0:t>
-      </ns0:r>
-    </ns0:p>
-    <ns0:p ns2:paraId="7A965B8E" ns2:textId="77777777" ns0:rsidR="00F570FE" ns0:rsidRPr="00F570FE" ns0:rsidRDefault="00F570FE" ns0:rsidP="00F570FE">
-      <ns0:pPr>
-        <ns0:numPr>
-          <ns0:ilvl ns0:val="0"/>
-          <ns0:numId ns0:val="41"/>
-        </ns0:numPr>
-      </ns0:pPr>
-      <ns0:r ns0:rsidRPr="00F570FE">
-        <ns0:t>URL 1С (HTTP-сервис): https://company.ru/hs/aurabuilder/</ns0:t>
-      </ns0:r>
-    </ns0:p>
-    <ns0:p ns2:paraId="75435CEE" ns2:textId="77777777" ns0:rsidR="00F570FE" ns0:rsidRPr="00F570FE" ns0:rsidRDefault="00F570FE" ns0:rsidP="00F570FE">
-      <ns0:pPr>
-        <ns0:numPr>
-          <ns0:ilvl ns0:val="0"/>
-          <ns0:numId ns0:val="41"/>
-        </ns0:numPr>
-      </ns0:pPr>
-      <ns0:r ns0:rsidRPr="00F570FE">
-        <ns0:t>Логин и пароль (хранятся в зашифрованном виде)</ns0:t>
-      </ns0:r>
-    </ns0:p>
-    <ns0:p ns2:paraId="34510A87" ns2:textId="77777777" ns0:rsidR="00F570FE" ns0:rsidRPr="00F570FE" ns0:rsidRDefault="00F570FE" ns0:rsidP="00F570FE">
-      <ns0:pPr>
-        <ns0:numPr>
-          <ns0:ilvl ns0:val="0"/>
-          <ns0:numId ns0:val="41"/>
-        </ns0:numPr>
-      </ns0:pPr>
-      <ns0:r ns0:rsidRPr="00F570FE">
-        <ns0:t>Префикс обмена (для мультитенантности)</ns0:t>
-      </ns0:r>
-    </ns0:p>
-    <ns0:p ns2:paraId="240D9E75" ns2:textId="77777777" ns0:rsidR="00F570FE" ns0:rsidRPr="00F570FE" ns0:rsidRDefault="00F570FE" ns0:rsidP="00F570FE">
-      <ns0:pPr>
-        <ns0:numPr>
-          <ns0:ilvl ns0:val="0"/>
-          <ns0:numId ns0:val="41"/>
-        </ns0:numPr>
-      </ns0:pPr>
-      <ns0:r ns0:rsidRPr="00F570FE">
-        <ns0:t>Расписание: каждые 15 минут / каждый час / ежедневно</ns0:t>
-      </ns0:r>
-    </ns0:p>
-    <ns0:p ns2:paraId="3984B7EF" ns2:textId="77777777" ns0:rsidR="00F570FE" ns0:rsidRPr="00F570FE" ns0:rsidRDefault="00F570FE" ns0:rsidP="00F570FE">
-      <ns0:pPr>
-        <ns0:numPr>
-          <ns0:ilvl ns0:val="0"/>
-          <ns0:numId ns0:val="41"/>
-        </ns0:numPr>
-      </ns0:pPr>
-      <ns0:r ns0:rsidRPr="00F570FE">
-        <ns0:t>Фильтры: какие товары синхронизировать (по группе, складу)</ns0:t>
-      </ns0:r>
-    </ns0:p>
-    <ns0:p ns2:paraId="339125F7" ns2:textId="77777777" ns0:rsidR="00F570FE" ns0:rsidRPr="00F570FE" ns0:rsidRDefault="00F570FE" ns0:rsidP="00F570FE">
-      <ns0:pPr>
-        <ns0:numPr>
-          <ns0:ilvl ns0:val="0"/>
-          <ns0:numId ns0:val="41"/>
-        </ns0:numPr>
-      </ns0:pPr>
-      <ns0:r ns0:rsidRPr="00F570FE">
-        <ns0:t>Логи синхронизации с возможностью повторной отправки</ns0:t>
-      </ns0:r>
-    </ns0:p>
-    <ns0:p ns2:paraId="626A3BE9" ns2:textId="77777777" ns0:rsidR="00F570FE" ns0:rsidRPr="00F570FE" ns0:rsidRDefault="00F570FE" ns0:rsidP="00F570FE">
-      <ns0:r ns0:rsidRPr="00F570FE">
-        <ns0:rPr>
-          <ns0:b/>
-          <ns0:bCs/>
-        </ns0:rPr>
-        <ns0:t>7.5.6. Обработка конфликтов:</ns0:t>
-      </ns0:r>
-    </ns0:p>
-    <ns0:p ns2:paraId="208948EA" ns2:textId="77777777" ns0:rsidR="00F570FE" ns0:rsidRPr="00F570FE" ns0:rsidRDefault="00F570FE" ns0:rsidP="00F570FE">
-      <ns0:pPr>
-        <ns0:numPr>
-          <ns0:ilvl ns0:val="0"/>
-          <ns0:numId ns0:val="42"/>
-        </ns0:numPr>
-      </ns0:pPr>
-      <ns0:r ns0:rsidRPr="00F570FE">
-        <ns0:t>Приоритет данных: 1С &gt; AuraBuilder (для товаров, цен, остатков)</ns0:t>
-      </ns0:r>
-    </ns0:p>
-    <ns0:p ns2:paraId="4DBF08BB" ns2:textId="77777777" ns0:rsidR="00F570FE" ns0:rsidRPr="00F570FE" ns0:rsidRDefault="00F570FE" ns0:rsidP="00F570FE">
-      <ns0:pPr>
-        <ns0:numPr>
-          <ns0:ilvl ns0:val="0"/>
-          <ns0:numId ns0:val="42"/>
-        </ns0:numPr>
-      </ns0:pPr>
-      <ns0:r ns0:rsidRPr="00F570FE">
-        <ns0:lastRenderedPageBreak/>
-        <ns0:t>Приоритет данных: AuraBuilder &gt; 1С (для заказов, статусов)</ns0:t>
-      </ns0:r>
-    </ns0:p>
-    <ns0:p ns2:paraId="34BED1F7" ns2:textId="77777777" ns0:rsidR="00F570FE" ns0:rsidRPr="00F570FE" ns0:rsidRDefault="00F570FE" ns0:rsidP="00F570FE">
-      <ns0:pPr>
-        <ns0:numPr>
-          <ns0:ilvl ns0:val="0"/>
-          <ns0:numId ns0:val="42"/>
-        </ns0:numPr>
-      </ns0:pPr>
-      <ns0:r ns0:rsidRPr="00F570FE">
-        <ns0:t>Ручное разрешение конфликтов через интерфейс</ns0:t>
-      </ns0:r>
-    </ns0:p>
-    <ns0:p>
-      <ns0:pPr/>
-      <ns0:r>
-        <ns0:rPr>
-          <ns0:b/>
-          <ns0:bCs/>
-        </ns0:rPr>
-        <ns0:t xml:space="preserve">🆕 7.6. EMAIL-СЕРВИС (РОССИЙСКИЕ ПРОВАЙДЕРЫ)</ns0:t>
-      </ns0:r>
-    </ns0:p>
-    <ns0:p>
-      <ns0:pPr/>
-      <ns0:r>
-        <ns0:rPr>
-          <ns0:b/>
-          <ns0:bCs/>
-        </ns0:rPr>
-        <ns0:t xml:space="preserve">7.6.1. Назначение email-сервиса:</ns0:t>
-      </ns0:r>
-    </ns0:p>
-    <ns0:p>
-      <ns0:pPr>
-        <ns0:numPr>
-          <ns0:ilvl ns0:val="0"/>
-          <ns0:numId ns0:val="200"/>
-        </ns0:numPr>
-      </ns0:pPr>
-      <ns0:r>
-        <ns0:rPr/>
-        <ns0:t xml:space="preserve">Восстановление пароля (reset password)</ns0:t>
-      </ns0:r>
-    </ns0:p>
-    <ns0:p>
-      <ns0:pPr>
-        <ns0:numPr>
-          <ns0:ilvl ns0:val="0"/>
-          <ns0:numId ns0:val="200"/>
-        </ns0:numPr>
-      </ns0:pPr>
-      <ns0:r>
-        <ns0:rPr/>
-        <ns0:t xml:space="preserve">Подтверждение email при регистрации</ns0:t>
-      </ns0:r>
-    </ns0:p>
-    <ns0:p>
-      <ns0:pPr>
-        <ns0:numPr>
-          <ns0:ilvl ns0:val="0"/>
-          <ns0:numId ns0:val="200"/>
-        </ns0:numPr>
-      </ns0:pPr>
-      <ns0:r>
-        <ns0:rPr/>
-        <ns0:t xml:space="preserve">Уведомления о действиях в системе</ns0:t>
-      </ns0:r>
-    </ns0:p>
-    <ns0:p>
-      <ns0:pPr>
-        <ns0:numPr>
-          <ns0:ilvl ns0:val="0"/>
-          <ns0:numId ns0:val="200"/>
-        </ns0:numPr>
-      </ns0:pPr>
-      <ns0:r>
-        <ns0:rPr/>
-        <ns0:t xml:space="preserve">Транзакционные email (чеки, счета, уведомления)</ns0:t>
-      </ns0:r>
-    </ns0:p>
-    <ns0:p>
-      <ns0:pPr/>
-      <ns0:r>
-        <ns0:rPr>
-          <ns0:b/>
-          <ns0:bCs/>
-        </ns0:rPr>
-        <ns0:t xml:space="preserve">7.6.2. Реализация:</ns0:t>
-      </ns0:r>
-    </ns0:p>
-    <ns0:p>
-      <ns0:pPr/>
-      <ns0:r>
-        <ns0:rPr/>
-        <ns0:t xml:space="preserve">Проектный слой абстракции (EmailProvider) скрывает конкретного провайдера от прикладного кода. Смена провайдера выполняется конфигурацией, без изменения кода.</ns0:t>
-      </ns0:r>
-    </ns0:p>
-    <ns0:p>
-      <ns0:pPr>
-        <ns0:shd ns0:val="clear" ns0:color="auto" ns0:fill="F5EFE0"/>
-        <ns0:spacing ns0:before="0" ns0:after="0"/>
-        <ns0:ind ns0:left="284"/>
-      </ns0:pPr>
-      <ns0:r>
-        <ns0:rPr>
-          <ns0:rFonts ns0:ascii="Consolas" ns0:hAnsi="Consolas" ns0:cs="Consolas"/>
-          <ns0:sz ns0:val="18"/>
-          <ns0:szCs ns0:val="18"/>
-        </ns0:rPr>
-        <ns0:t xml:space="preserve"/>
-      </ns0:r>
-    </ns0:p>
-    <ns0:p>
-      <ns0:pPr>
-        <ns0:shd ns0:val="clear" ns0:color="auto" ns0:fill="F5EFE0"/>
-        <ns0:spacing ns0:before="0" ns0:after="0"/>
-        <ns0:ind ns0:left="284"/>
-      </ns0:pPr>
-      <ns0:r>
-        <ns0:rPr>
-          <ns0:rFonts ns0:ascii="Consolas" ns0:hAnsi="Consolas" ns0:cs="Consolas"/>
-          <ns0:sz ns0:val="18"/>
-          <ns0:szCs ns0:val="18"/>
-        </ns0:rPr>
-        <ns0:t xml:space="preserve">class EmailProvider(Protocol):</ns0:t>
-      </ns0:r>
-    </ns0:p>
-    <ns0:p>
-      <ns0:pPr>
-        <ns0:shd ns0:val="clear" ns0:color="auto" ns0:fill="F5EFE0"/>
-        <ns0:spacing ns0:before="0" ns0:after="0"/>
-        <ns0:ind ns0:left="284"/>
-      </ns0:pPr>
-      <ns0:r>
-        <ns0:rPr>
-          <ns0:rFonts ns0:ascii="Consolas" ns0:hAnsi="Consolas" ns0:cs="Consolas"/>
-          <ns0:sz ns0:val="18"/>
-          <ns0:szCs ns0:val="18"/>
-        </ns0:rPr>
-        <ns0:t xml:space="preserve">    async def send(self, msg: EmailMessage) -&gt; DeliveryReceipt: ...</ns0:t>
-      </ns0:r>
-    </ns0:p>
-    <ns0:p>
-      <ns0:pPr>
-        <ns0:shd ns0:val="clear" ns0:color="auto" ns0:fill="F5EFE0"/>
-        <ns0:spacing ns0:before="0" ns0:after="0"/>
-        <ns0:ind ns0:left="284"/>
-      </ns0:pPr>
-      <ns0:r>
-        <ns0:rPr>
-          <ns0:rFonts ns0:ascii="Consolas" ns0:hAnsi="Consolas" ns0:cs="Consolas"/>
-          <ns0:sz ns0:val="18"/>
-          <ns0:szCs ns0:val="18"/>
-        </ns0:rPr>
-        <ns0:t xml:space="preserve"/>
-      </ns0:r>
-    </ns0:p>
-    <ns0:p>
-      <ns0:pPr>
-        <ns0:shd ns0:val="clear" ns0:color="auto" ns0:fill="F5EFE0"/>
-        <ns0:spacing ns0:before="0" ns0:after="0"/>
-        <ns0:ind ns0:left="284"/>
-      </ns0:pPr>
-      <ns0:r>
-        <ns0:rPr>
-          <ns0:rFonts ns0:ascii="Consolas" ns0:hAnsi="Consolas" ns0:cs="Consolas"/>
-          <ns0:sz ns0:val="18"/>
-          <ns0:szCs ns0:val="18"/>
-        </ns0:rPr>
-        <ns0:t xml:space="preserve"># Провайдеры регистрируются по ключу:</ns0:t>
-      </ns0:r>
-    </ns0:p>
-    <ns0:p>
-      <ns0:pPr>
-        <ns0:shd ns0:val="clear" ns0:color="auto" ns0:fill="F5EFE0"/>
-        <ns0:spacing ns0:before="0" ns0:after="0"/>
-        <ns0:ind ns0:left="284"/>
-      </ns0:pPr>
-      <ns0:r>
-        <ns0:rPr>
-          <ns0:rFonts ns0:ascii="Consolas" ns0:hAnsi="Consolas" ns0:cs="Consolas"/>
-          <ns0:sz ns0:val="18"/>
-          <ns0:szCs ns0:val="18"/>
-        </ns0:rPr>
-        <ns0:t xml:space="preserve">#   {"mailganer": MailganerProvider, "smtp": SMTPProvider, "selfhosted": ...}</ns0:t>
-      </ns0:r>
-    </ns0:p>
-    <ns0:p>
-      <ns0:pPr>
-        <ns0:shd ns0:val="clear" ns0:color="auto" ns0:fill="F5EFE0"/>
-        <ns0:spacing ns0:before="0" ns0:after="0"/>
-        <ns0:ind ns0:left="284"/>
-      </ns0:pPr>
-      <ns0:r>
-        <ns0:rPr>
-          <ns0:rFonts ns0:ascii="Consolas" ns0:hAnsi="Consolas" ns0:cs="Consolas"/>
-          <ns0:sz ns0:val="18"/>
-          <ns0:szCs ns0:val="18"/>
-        </ns0:rPr>
-        <ns0:t xml:space="preserve"/>
-      </ns0:r>
-    </ns0:p>
-    <ns0:p>
-      <ns0:pPr>
-        <ns0:shd ns0:val="clear" ns0:color="auto" ns0:fill="F5EFE0"/>
-        <ns0:spacing ns0:before="0" ns0:after="0"/>
-        <ns0:ind ns0:left="284"/>
-      </ns0:pPr>
-      <ns0:r>
-        <ns0:rPr>
-          <ns0:rFonts ns0:ascii="Consolas" ns0:hAnsi="Consolas" ns0:cs="Consolas"/>
-          <ns0:sz ns0:val="18"/>
-          <ns0:szCs ns0:val="18"/>
-        </ns0:rPr>
-        <ns0:t xml:space="preserve"># Переключение: конфиг + запись в БД, горячий reload без деплоя</ns0:t>
-      </ns0:r>
-    </ns0:p>
-    <ns0:p>
-      <ns0:pPr>
-        <ns0:shd ns0:val="clear" ns0:color="auto" ns0:fill="F5EFE0"/>
-        <ns0:spacing ns0:before="0" ns0:after="0"/>
-        <ns0:ind ns0:left="284"/>
-      </ns0:pPr>
-      <ns0:r>
-        <ns0:rPr>
-          <ns0:rFonts ns0:ascii="Consolas" ns0:hAnsi="Consolas" ns0:cs="Consolas"/>
-          <ns0:sz ns0:val="18"/>
-          <ns0:szCs ns0:val="18"/>
-        </ns0:rPr>
-        <ns0:t xml:space="preserve">EMAIL_PROVIDER = os.environ["EMAIL_PROVIDER"]  # mailganer | smtp</ns0:t>
-      </ns0:r>
-    </ns0:p>
-    <ns0:p>
-      <ns0:pPr>
-        <ns0:shd ns0:val="clear" ns0:color="auto" ns0:fill="F5EFE0"/>
-        <ns0:spacing ns0:before="0" ns0:after="0"/>
-        <ns0:ind ns0:left="284"/>
-      </ns0:pPr>
-      <ns0:r>
-        <ns0:rPr>
-          <ns0:rFonts ns0:ascii="Consolas" ns0:hAnsi="Consolas" ns0:cs="Consolas"/>
-          <ns0:sz ns0:val="18"/>
-          <ns0:szCs ns0:val="18"/>
-        </ns0:rPr>
-        <ns0:t xml:space="preserve"/>
-      </ns0:r>
-    </ns0:p>
-    <ns0:p>
-      <ns0:pPr>
-        <ns0:shd ns0:val="clear" ns0:color="auto" ns0:fill="F5EFE0"/>
-        <ns0:spacing ns0:before="0" ns0:after="0"/>
-        <ns0:ind ns0:left="284"/>
-      </ns0:pPr>
-      <ns0:r>
-        <ns0:rPr>
-          <ns0:rFonts ns0:ascii="Consolas" ns0:hAnsi="Consolas" ns0:cs="Consolas"/>
-          <ns0:sz ns0:val="18"/>
-          <ns0:szCs ns0:val="18"/>
-        </ns0:rPr>
-        <ns0:t xml:space="preserve">provider = resolve_provider(settings.EMAIL_PROVIDER)</ns0:t>
-      </ns0:r>
-    </ns0:p>
-    <ns0:p>
-      <ns0:pPr>
-        <ns0:shd ns0:val="clear" ns0:color="auto" ns0:fill="F5EFE0"/>
-        <ns0:spacing ns0:before="0" ns0:after="0"/>
-        <ns0:ind ns0:left="284"/>
-      </ns0:pPr>
-      <ns0:r>
-        <ns0:rPr>
-          <ns0:rFonts ns0:ascii="Consolas" ns0:hAnsi="Consolas" ns0:cs="Consolas"/>
-          <ns0:sz ns0:val="18"/>
-          <ns0:szCs ns0:val="18"/>
-        </ns0:rPr>
-        <ns0:t xml:space="preserve">await provider.send(msg)</ns0:t>
-      </ns0:r>
-    </ns0:p>
-    <ns0:p>
-      <ns0:pPr/>
-      <ns0:r>
-        <ns0:rPr>
-          <ns0:b/>
-          <ns0:bCs/>
-        </ns0:rPr>
-        <ns0:t xml:space="preserve">Автоматический фейловер (п.7.6.4) реализуется на уровне провайдера:</ns0:t>
-      </ns0:r>
-    </ns0:p>
-    <ns0:p>
-      <ns0:pPr>
-        <ns0:shd ns0:val="clear" ns0:color="auto" ns0:fill="F5EFE0"/>
-        <ns0:spacing ns0:before="0" ns0:after="0"/>
-        <ns0:ind ns0:left="284"/>
-      </ns0:pPr>
-      <ns0:r>
-        <ns0:rPr>
-          <ns0:rFonts ns0:ascii="Consolas" ns0:hAnsi="Consolas" ns0:cs="Consolas"/>
-          <ns0:sz ns0:val="18"/>
-          <ns0:szCs ns0:val="18"/>
-        </ns0:rPr>
-        <ns0:t xml:space="preserve"/>
-      </ns0:r>
-    </ns0:p>
-    <ns0:p>
-      <ns0:pPr>
-        <ns0:shd ns0:val="clear" ns0:color="auto" ns0:fill="F5EFE0"/>
-        <ns0:spacing ns0:before="0" ns0:after="0"/>
-        <ns0:ind ns0:left="284"/>
-      </ns0:pPr>
-      <ns0:r>
-        <ns0:rPr>
-          <ns0:rFonts ns0:ascii="Consolas" ns0:hAnsi="Consolas" ns0:cs="Consolas"/>
-          <ns0:sz ns0:val="18"/>
-          <ns0:szCs ns0:val="18"/>
-        </ns0:rPr>
-        <ns0:t xml:space="preserve">class FailoverEmailProvider(EmailProvider):</ns0:t>
-      </ns0:r>
-    </ns0:p>
-    <ns0:p>
-      <ns0:pPr>
-        <ns0:shd ns0:val="clear" ns0:color="auto" ns0:fill="F5EFE0"/>
-        <ns0:spacing ns0:before="0" ns0:after="0"/>
-        <ns0:ind ns0:left="284"/>
-      </ns0:pPr>
-      <ns0:r>
-        <ns0:rPr>
-          <ns0:rFonts ns0:ascii="Consolas" ns0:hAnsi="Consolas" ns0:cs="Consolas"/>
-          <ns0:sz ns0:val="18"/>
-          <ns0:szCs ns0:val="18"/>
-        </ns0:rPr>
-        <ns0:t xml:space="preserve">    async def send(self, msg):</ns0:t>
-      </ns0:r>
-    </ns0:p>
-    <ns0:p>
-      <ns0:pPr>
-        <ns0:shd ns0:val="clear" ns0:color="auto" ns0:fill="F5EFE0"/>
-        <ns0:spacing ns0:before="0" ns0:after="0"/>
-        <ns0:ind ns0:left="284"/>
-      </ns0:pPr>
-      <ns0:r>
-        <ns0:rPr>
-          <ns0:rFonts ns0:ascii="Consolas" ns0:hAnsi="Consolas" ns0:cs="Consolas"/>
-          <ns0:sz ns0:val="18"/>
-          <ns0:szCs ns0:val="18"/>
-        </ns0:rPr>
-        <ns0:t xml:space="preserve">        for p in self.chain:  # [mailganer, selfhosted_smtp]</ns0:t>
-      </ns0:r>
-    </ns0:p>
-    <ns0:p>
-      <ns0:pPr>
-        <ns0:shd ns0:val="clear" ns0:color="auto" ns0:fill="F5EFE0"/>
-        <ns0:spacing ns0:before="0" ns0:after="0"/>
-        <ns0:ind ns0:left="284"/>
-      </ns0:pPr>
-      <ns0:r>
-        <ns0:rPr>
-          <ns0:rFonts ns0:ascii="Consolas" ns0:hAnsi="Consolas" ns0:cs="Consolas"/>
-          <ns0:sz ns0:val="18"/>
-          <ns0:szCs ns0:val="18"/>
-        </ns0:rPr>
-        <ns0:t xml:space="preserve">            try:</ns0:t>
-      </ns0:r>
-    </ns0:p>
-    <ns0:p>
-      <ns0:pPr>
-        <ns0:shd ns0:val="clear" ns0:color="auto" ns0:fill="F5EFE0"/>
-        <ns0:spacing ns0:before="0" ns0:after="0"/>
-        <ns0:ind ns0:left="284"/>
-      </ns0:pPr>
-      <ns0:r>
-        <ns0:rPr>
-          <ns0:rFonts ns0:ascii="Consolas" ns0:hAnsi="Consolas" ns0:cs="Consolas"/>
-          <ns0:sz ns0:val="18"/>
-          <ns0:szCs ns0:val="18"/>
-        </ns0:rPr>
-        <ns0:t xml:space="preserve">                return await p.send(msg)</ns0:t>
-      </ns0:r>
-    </ns0:p>
-    <ns0:p>
-      <ns0:pPr>
-        <ns0:shd ns0:val="clear" ns0:color="auto" ns0:fill="F5EFE0"/>
-        <ns0:spacing ns0:before="0" ns0:after="0"/>
-        <ns0:ind ns0:left="284"/>
-      </ns0:pPr>
-      <ns0:r>
-        <ns0:rPr>
-          <ns0:rFonts ns0:ascii="Consolas" ns0:hAnsi="Consolas" ns0:cs="Consolas"/>
-          <ns0:sz ns0:val="18"/>
-          <ns0:szCs ns0:val="18"/>
-        </ns0:rPr>
-        <ns0:t xml:space="preserve">            except ProviderError as e:</ns0:t>
-      </ns0:r>
-    </ns0:p>
-    <ns0:p>
-      <ns0:pPr>
-        <ns0:shd ns0:val="clear" ns0:color="auto" ns0:fill="F5EFE0"/>
-        <ns0:spacing ns0:before="0" ns0:after="0"/>
-        <ns0:ind ns0:left="284"/>
-      </ns0:pPr>
-      <ns0:r>
-        <ns0:rPr>
-          <ns0:rFonts ns0:ascii="Consolas" ns0:hAnsi="Consolas" ns0:cs="Consolas"/>
-          <ns0:sz ns0:val="18"/>
-          <ns0:szCs ns0:val="18"/>
-        </ns0:rPr>
-        <ns0:t xml:space="preserve">                self.log.warning("provider %s failed: %s", p.name, e)</ns0:t>
-      </ns0:r>
-    </ns0:p>
-    <ns0:p>
-      <ns0:pPr>
-        <ns0:shd ns0:val="clear" ns0:color="auto" ns0:fill="F5EFE0"/>
-        <ns0:spacing ns0:before="0" ns0:after="0"/>
-        <ns0:ind ns0:left="284"/>
-      </ns0:pPr>
-      <ns0:r>
-        <ns0:rPr>
-          <ns0:rFonts ns0:ascii="Consolas" ns0:hAnsi="Consolas" ns0:cs="Consolas"/>
-          <ns0:sz ns0:val="18"/>
-          <ns0:szCs ns0:val="18"/>
-        </ns0:rPr>
-        <ns0:t xml:space="preserve">                self.circuit_breaker.record_failure(p.name)</ns0:t>
-      </ns0:r>
-    </ns0:p>
-    <ns0:p>
-      <ns0:pPr>
-        <ns0:shd ns0:val="clear" ns0:color="auto" ns0:fill="F5EFE0"/>
-        <ns0:spacing ns0:before="0" ns0:after="0"/>
-        <ns0:ind ns0:left="284"/>
-      </ns0:pPr>
-      <ns0:r>
-        <ns0:rPr>
-          <ns0:rFonts ns0:ascii="Consolas" ns0:hAnsi="Consolas" ns0:cs="Consolas"/>
-          <ns0:sz ns0:val="18"/>
-          <ns0:szCs ns0:val="18"/>
-        </ns0:rPr>
-        <ns0:t xml:space="preserve">        raise AllProvidersFailed(msg)</ns0:t>
-      </ns0:r>
-    </ns0:p>
-    <ns0:p>
-      <ns0:pPr/>
-      <ns0:r>
-        <ns0:rPr>
-          <ns0:b/>
-          <ns0:bCs/>
-        </ns0:rPr>
-        <ns0:t xml:space="preserve">7.6.3. Шаблоны email:</ns0:t>
-      </ns0:r>
-    </ns0:p>
-    <ns0:p>
-      <ns0:pPr>
-        <ns0:numPr>
-          <ns0:ilvl ns0:val="0"/>
-          <ns0:numId ns0:val="200"/>
-        </ns0:numPr>
-      </ns0:pPr>
-      <ns0:r>
-        <ns0:rPr/>
-        <ns0:t xml:space="preserve">Восстановление пароля (reset_password) — срок действия ссылки 60 минут, одноразовая</ns0:t>
-      </ns0:r>
-    </ns0:p>
-    <ns0:p>
-      <ns0:pPr>
-        <ns0:numPr>
-          <ns0:ilvl ns0:val="0"/>
-          <ns0:numId ns0:val="200"/>
-        </ns0:numPr>
-      </ns0:pPr>
-      <ns0:r>
-        <ns0:rPr/>
-        <ns0:t xml:space="preserve">Подтверждение email (verify_email) — срок действия 24 часа</ns0:t>
-      </ns0:r>
-    </ns0:p>
-    <ns0:p>
-      <ns0:pPr>
-        <ns0:numPr>
-          <ns0:ilvl ns0:val="0"/>
-          <ns0:numId ns0:val="200"/>
-        </ns0:numPr>
-      </ns0:pPr>
-      <ns0:r>
-        <ns0:rPr/>
-        <ns0:t xml:space="preserve">Уведомление о входе с нового устройства (new_login_alert)</ns0:t>
-      </ns0:r>
-    </ns0:p>
-    <ns0:p>
-      <ns0:pPr>
-        <ns0:numPr>
-          <ns0:ilvl ns0:val="0"/>
-          <ns0:numId ns0:val="200"/>
-        </ns0:numPr>
-      </ns0:pPr>
-      <ns0:r>
-        <ns0:rPr/>
-        <ns0:t xml:space="preserve">Уведомление о смене email/пароля (security_change)</ns0:t>
-      </ns0:r>
-    </ns0:p>
-    <ns0:p>
-      <ns0:pPr>
-        <ns0:numPr>
-          <ns0:ilvl ns0:val="0"/>
-          <ns0:numId ns0:val="200"/>
-        </ns0:numPr>
-      </ns0:pPr>
-      <ns0:r>
-        <ns0:rPr/>
-        <ns0:t xml:space="preserve">Заказ создан (order_created)</ns0:t>
-      </ns0:r>
-    </ns0:p>
-    <ns0:p>
-      <ns0:pPr>
-        <ns0:numPr>
-          <ns0:ilvl ns0:val="0"/>
-          <ns0:numId ns0:val="200"/>
-        </ns0:numPr>
-      </ns0:pPr>
-      <ns0:r>
-        <ns0:rPr/>
-        <ns0:t xml:space="preserve">Чек оплаты (payment_receipt)</ns0:t>
-      </ns0:r>
-    </ns0:p>
-    <ns0:p>
-      <ns0:pPr>
-        <ns0:numPr>
-          <ns0:ilvl ns0:val="0"/>
-          <ns0:numId ns0:val="200"/>
-        </ns0:numPr>
-      </ns0:pPr>
-      <ns0:r>
-        <ns0:rPr/>
-        <ns0:t xml:space="preserve">Уведомление 1С об ошибке синхронизации (sync_error)</ns0:t>
-      </ns0:r>
-    </ns0:p>
-    <ns0:p>
-      <ns0:pPr/>
-      <ns0:r>
-        <ns0:rPr/>
-        <ns0:t xml:space="preserve">Требования к шаблонам: HTML-версия обязательна, plain-text fallback; все шаблоны вынесены в файлы локализации; поддержка подстановки переменных проекта; в письмах не допускается передача ПДн за пределы РФ.</ns0:t>
-      </ns0:r>
-    </ns0:p>
-    <ns0:p>
-      <ns0:pPr/>
-      <ns0:r>
-        <ns0:rPr>
-          <ns0:b/>
-          <ns0:bCs/>
-        </ns0:rPr>
-        <ns0:t xml:space="preserve">7.6.4. Провайдеры и стратегия отказоустойчивости:</ns0:t>
-      </ns0:r>
-    </ns0:p>
-    <ns0:p>
-      <ns0:pPr/>
-      <ns0:r>
-        <ns0:rPr/>
-        <ns0:t xml:space="preserve">Основной провайдер — Mailganer (участник реестра российского ПО № 20310, серверы в РФ, заявленное соответствие 152-ФЗ, API, SMTP-транспорт, поддержка on-premise и выделенных IP).</ns0:t>
-      </ns0:r>
-    </ns0:p>
-    <ns0:p>
-      <ns0:pPr/>
-      <ns0:r>
-        <ns0:rPr/>
-        <ns0:t xml:space="preserve">Резервный провайдер — собственный SMTP на инфраструктуре платформы: Maddy (MIT) + Rspamd (Apache 2.0), либо Mailu (MIT) как готовая обёртка.</ns0:t>
-      </ns0:r>
-    </ns0:p>
-    <ns0:p>
-      <ns0:pPr>
-        <ns0:numPr>
-          <ns0:ilvl ns0:val="0"/>
-          <ns0:numId ns0:val="201"/>
-        </ns0:numPr>
-      </ns0:pPr>
-      <ns0:r>
-        <ns0:rPr/>
-        <ns0:t xml:space="preserve">Mailganer — основной провайдер (в реестре российского ПО, 152-ФЗ, транзакционные и триггерные письма)</ns0:t>
-      </ns0:r>
-    </ns0:p>
-    <ns0:p>
-      <ns0:pPr>
-        <ns0:numPr>
-          <ns0:ilvl ns0:val="0"/>
-          <ns0:numId ns0:val="201"/>
-        </ns0:numPr>
-      </ns0:pPr>
-      <ns0:r>
-        <ns0:rPr/>
-        <ns0:t xml:space="preserve">Физический SMTP (Maddy + Rspamd) — резерв, полный контроль, Zero Foreign Dependency</ns0:t>
-      </ns0:r>
-    </ns0:p>
-    <ns0:p>
-      <ns0:pPr>
-        <ns0:numPr>
-          <ns0:ilvl ns0:val="0"/>
-          <ns0:numId ns0:val="201"/>
-        </ns0:numPr>
-      </ns0:pPr>
-      <ns0:r>
-        <ns0:rPr/>
-        <ns0:t xml:space="preserve">Автоматическое переключение по circuit breaker: 3 ошибки подряд → переключение, восстановление по health-check</ns0:t>
-      </ns0:r>
-    </ns0:p>
-    <ns0:p>
-      <ns0:pPr>
-        <ns0:numPr>
-          <ns0:ilvl ns0:val="0"/>
-          <ns0:numId ns0:val="201"/>
-        </ns0:numPr>
-      </ns0:pPr>
-      <ns0:r>
-        <ns0:rPr/>
-        <ns0:t xml:space="preserve">Минимизация данных: передавать только email-адрес и необходимые технические поля, без иных ПДн</ns0:t>
-      </ns0:r>
-    </ns0:p>
-    <ns0:p>
-      <ns0:pPr>
-        <ns0:numPr>
-          <ns0:ilvl ns0:val="0"/>
-          <ns0:numId ns0:val="201"/>
-        </ns0:numPr>
-      </ns0:pPr>
-      <ns0:r>
-        <ns0:rPr/>
-        <ns0:t xml:space="preserve">Локальное логирование всех отправленных писем (тело, статус, provider_id) в БД платформы</ns0:t>
-      </ns0:r>
-    </ns0:p>
-    <ns0:p>
-      <ns0:pPr>
-        <ns0:numPr>
-          <ns0:ilvl ns0:val="0"/>
-          <ns0:numId ns0:val="201"/>
-        </ns0:numPr>
-      </ns0:pPr>
-      <ns0:r>
-        <ns0:rPr/>
-        <ns0:t xml:space="preserve">Обязательные заголовки: SPF, DKIM, DMARC для собственного домена; выделенный IP с прогревом репутации</ns0:t>
-      </ns0:r>
-    </ns0:p>
-    <ns0:p>
-      <ns0:pPr/>
-      <ns0:r>
-        <ns0:rPr>
-          <ns0:b/>
-          <ns0:bCs/>
-        </ns0:rPr>
-        <ns0:t xml:space="preserve">⚠️ Исключённые варианты:</ns0:t>
-      </ns0:r>
-    </ns0:p>
-    <ns0:p>
-      <ns0:pPr>
-        <ns0:numPr>
-          <ns0:ilvl ns0:val="0"/>
-          <ns0:numId ns0:val="202"/>
-        </ns0:numPr>
-      </ns0:pPr>
-      <ns0:r>
-        <ns0:rPr/>
-        <ns0:t xml:space="preserve">Resend (США) — исключён: трансграничная передача ПДн, санкционный риск блокировки, зависимость от иностранной инфраструктуры</ns0:t>
-      </ns0:r>
-    </ns0:p>
-    <ns0:p>
-      <ns0:pPr>
-        <ns0:numPr>
-          <ns0:ilvl ns0:val="0"/>
-          <ns0:numId ns0:val="202"/>
-        </ns0:numPr>
-      </ns0:pPr>
-      <ns0:r>
-        <ns0:rPr/>
-        <ns0:t xml:space="preserve">Dovecot (GPLv2) — исключён: запрещён п.7.1.6; заменён на Maddy (MIT)</ns0:t>
-      </ns0:r>
-    </ns0:p>
-    <ns0:p>
-      <ns0:pPr>
-        <ns0:numPr>
-          <ns0:ilvl ns0:val="0"/>
-          <ns0:numId ns0:val="202"/>
-        </ns0:numPr>
-      </ns0:pPr>
-      <ns0:r>
-        <ns0:rPr/>
-        <ns0:t xml:space="preserve">SMTP.ru / Yandex 360 / Selectel Email — остаются как допустимые альтернативы на этапе выбора провайдера, но не входят в базовую конфигурацию</ns0:t>
-      </ns0:r>
-    </ns0:p>
-    <ns0:p>
-      <ns0:pPr/>
-      <ns0:r>
-        <ns0:rPr>
-          <ns0:b/>
-          <ns0:bCs/>
-        </ns0:rPr>
-        <ns0:t xml:space="preserve">Результат: все транзакционные письма платформы обрабатываются резидентами РФ, трансграничная передача ПДн исключена, что обеспечивает выполнение п.9.1 и KPI «100% независимость от иностранных API в ядре продукта».</ns0:t>
-      </ns0:r>
-    </ns0:p>
-    <ns0:p ns2:paraId="583554F8" ns2:textId="77777777" ns0:rsidR="00F570FE" ns0:rsidRPr="00F570FE" ns0:rsidRDefault="00F570FE" ns0:rsidP="00F570FE">
-      <ns0:pPr>
-        <ns0:rPr>
-          <ns0:b/>
-          <ns0:bCs/>
-        </ns0:rPr>
-      </ns0:pPr>
-      <ns0:r ns0:rsidRPr="00F570FE">
-        <ns0:rPr>
-          <ns0:b/>
-          <ns0:bCs/>
-        </ns0:rPr>
-        <ns0:t>7.7. ЗАЩИТА БЭКЕНДА ОТ НЕСАНКЦИОНИРОВАННОГО ИСПОЛЬЗОВАНИЯ</ns0:t>
-      </ns0:r>
-    </ns0:p>
-    <ns0:p ns2:paraId="110992A7" ns2:textId="77777777" ns0:rsidR="00F570FE" ns0:rsidRPr="00F570FE" ns0:rsidRDefault="00F570FE" ns0:rsidP="00F570FE">
-      <ns0:r ns0:rsidRPr="00F570FE">
-        <ns0:rPr>
-          <ns0:b/>
-          <ns0:bCs/>
-        </ns0:rPr>
-        <ns0:t>7.7.1. 7-уровневая система защиты API</ns0:t>
-      </ns0:r>
-    </ns0:p>
-    <ns0:p ns2:paraId="374BD202" ns2:textId="77777777" ns0:rsidR="00F570FE" ns0:rsidRPr="00F570FE" ns0:rsidRDefault="00F570FE" ns0:rsidP="00F570FE">
-      <ns0:r ns0:rsidRPr="00F570FE">
-        <ns0:rPr>
-          <ns0:b/>
-          <ns0:bCs/>
-        </ns0:rPr>
-        <ns0:t>Уровень 1: JWT-аутентификация с короткоживущими токенами</ns0:t>
-      </ns0:r>
-    </ns0:p>
-    <ns0:p ns2:paraId="72C4592F" ns2:textId="77777777" ns0:rsidR="00F570FE" ns0:rsidRPr="00F570FE" ns0:rsidRDefault="00F570FE" ns0:rsidP="00F570FE">
-      <ns0:pPr>
-        <ns0:numPr>
-          <ns0:ilvl ns0:val="0"/>
-          <ns0:numId ns0:val="47"/>
-        </ns0:numPr>
-      </ns0:pPr>
-      <ns0:r ns0:rsidRPr="00F570FE">
-        <ns0:t>Access token: 15 минут</ns0:t>
-      </ns0:r>
-    </ns0:p>
-    <ns0:p ns2:paraId="719E64B2" ns2:textId="77777777" ns0:rsidR="00F570FE" ns0:rsidRPr="00F570FE" ns0:rsidRDefault="00F570FE" ns0:rsidP="00F570FE">
-      <ns0:pPr>
-        <ns0:numPr>
-          <ns0:ilvl ns0:val="0"/>
-          <ns0:numId ns0:val="47"/>
-        </ns0:numPr>
-      </ns0:pPr>
-      <ns0:r ns0:rsidRPr="00F570FE">
-        <ns0:t>Refresh token: 7 дней с ротацией</ns0:t>
-      </ns0:r>
-    </ns0:p>
-    <ns0:p ns2:paraId="6489EDFC" ns2:textId="77777777" ns0:rsidR="00F570FE" ns0:rsidRPr="00F570FE" ns0:rsidRDefault="00F570FE" ns0:rsidP="00F570FE">
-      <ns0:pPr>
-        <ns0:numPr>
-          <ns0:ilvl ns0:val="0"/>
-          <ns0:numId ns0:val="47"/>
-        </ns0:numPr>
-      </ns0:pPr>
-      <ns0:r ns0:rsidRPr="00F570FE">
-        <ns0:t>Проверка блокировки пользователя и срока сессии</ns0:t>
-      </ns0:r>
-    </ns0:p>
-    <ns0:p ns2:paraId="1A7BB6FD" ns2:textId="77777777" ns0:rsidR="00F570FE" ns0:rsidRPr="00F570FE" ns0:rsidRDefault="00F570FE" ns0:rsidP="00F570FE">
-      <ns0:r ns0:rsidRPr="00F570FE">
-        <ns0:rPr>
-          <ns0:b/>
-          <ns0:bCs/>
-        </ns0:rPr>
-        <ns0:t>Уровень 2: API Keys с HMAC-подписью для критичных операций</ns0:t>
-      </ns0:r>
-    </ns0:p>
-    <ns0:p ns2:paraId="1727C49B" ns2:textId="77777777" ns0:rsidR="00F570FE" ns0:rsidRPr="00F570FE" ns0:rsidRDefault="00F570FE" ns0:rsidP="00F570FE">
-      <ns0:pPr>
-        <ns0:numPr>
-          <ns0:ilvl ns0:val="0"/>
-          <ns0:numId ns0:val="48"/>
-        </ns0:numPr>
-      </ns0:pPr>
-      <ns0:r ns0:rsidRPr="00F570FE">
-        <ns0:t>Подпись запросов через HMAC-SHA256</ns0:t>
-      </ns0:r>
-    </ns0:p>
-    <ns0:p ns2:paraId="6BAE26BA" ns2:textId="77777777" ns0:rsidR="00F570FE" ns0:rsidRPr="00F570FE" ns0:rsidRDefault="00F570FE" ns0:rsidP="00F570FE">
-      <ns0:pPr>
-        <ns0:numPr>
-          <ns0:ilvl ns0:val="0"/>
-          <ns0:numId ns0:val="48"/>
-        </ns0:numPr>
-      </ns0:pPr>
-      <ns0:r ns0:rsidRPr="00F570FE">
-        <ns0:t>Защита от replay-атак (timestamp валиден 5 минут)</ns0:t>
-      </ns0:r>
-    </ns0:p>
-    <ns0:p ns2:paraId="1310A529" ns2:textId="77777777" ns0:rsidR="00F570FE" ns0:rsidRPr="00F570FE" ns0:rsidRDefault="00F570FE" ns0:rsidP="00F570FE">
-      <ns0:r ns0:rsidRPr="00F570FE">
-        <ns0:rPr>
-          <ns0:b/>
-          <ns0:bCs/>
-        </ns0:rPr>
-        <ns0:t>Уровень 3: Rate Limiting (защита от злоупотреблений)</ns0:t>
-      </ns0:r>
-    </ns0:p>
-    <ns0:p ns2:paraId="009CC57A" ns2:textId="77777777" ns0:rsidR="00F570FE" ns0:rsidRPr="00F570FE" ns0:rsidRDefault="00F570FE" ns0:rsidP="00F570FE">
-      <ns0:pPr>
-        <ns0:numPr>
-          <ns0:ilvl ns0:val="0"/>
-          <ns0:numId ns0:val="49"/>
-        </ns0:numPr>
-      </ns0:pPr>
-      <ns0:r ns0:rsidRPr="00F570FE">
-        <ns0:t>1000 запросов/час для авторизованных</ns0:t>
-      </ns0:r>
-    </ns0:p>
-    <ns0:p ns2:paraId="195099E9" ns2:textId="77777777" ns0:rsidR="00F570FE" ns0:rsidRPr="00F570FE" ns0:rsidRDefault="00F570FE" ns0:rsidP="00F570FE">
-      <ns0:pPr>
-        <ns0:numPr>
-          <ns0:ilvl ns0:val="0"/>
-          <ns0:numId ns0:val="49"/>
-        </ns0:numPr>
-      </ns0:pPr>
-      <ns0:r ns0:rsidRPr="00F570FE">
-        <ns0:t>100 запросов/час для анонимных</ns0:t>
-      </ns0:r>
-    </ns0:p>
-    <ns0:p ns2:paraId="442D4927" ns2:textId="77777777" ns0:rsidR="00F570FE" ns0:rsidRPr="00F570FE" ns0:rsidRDefault="00F570FE" ns0:rsidP="00F570FE">
-      <ns0:pPr>
-        <ns0:numPr>
-          <ns0:ilvl ns0:val="0"/>
-          <ns0:numId ns0:val="49"/>
-        </ns0:numPr>
-      </ns0:pPr>
-      <ns0:r ns0:rsidRPr="00F570FE">
-        <ns0:t>5 экспортов/час</ns0:t>
-      </ns0:r>
-    </ns0:p>
-    <ns0:p ns2:paraId="185C236A" ns2:textId="77777777" ns0:rsidR="00F570FE" ns0:rsidRPr="00F570FE" ns0:rsidRDefault="00F570FE" ns0:rsidP="00F570FE">
-      <ns0:pPr>
-        <ns0:numPr>
-          <ns0:ilvl ns0:val="0"/>
-          <ns0:numId ns0:val="49"/>
-        </ns0:numPr>
-      </ns0:pPr>
-      <ns0:r ns0:rsidRPr="00F570FE">
-        <ns0:t>5 попыток входа/минуту</ns0:t>
-      </ns0:r>
-    </ns0:p>
-    <ns0:p ns2:paraId="21C76B2F" ns2:textId="77777777" ns0:rsidR="00F570FE" ns0:rsidRPr="00F570FE" ns0:rsidRDefault="00F570FE" ns0:rsidP="00F570FE">
-      <ns0:r ns0:rsidRPr="00F570FE">
-        <ns0:rPr>
-          <ns0:b/>
-          <ns0:bCs/>
-        </ns0:rPr>
-        <ns0:t>Уровень 4: Валидация входных данных через Pydantic</ns0:t>
-      </ns0:r>
-    </ns0:p>
-    <ns0:p ns2:paraId="7A679D19" ns2:textId="77777777" ns0:rsidR="00F570FE" ns0:rsidRPr="00F570FE" ns0:rsidRDefault="00F570FE" ns0:rsidP="00F570FE">
-      <ns0:pPr>
-        <ns0:numPr>
-          <ns0:ilvl ns0:val="0"/>
-          <ns0:numId ns0:val="50"/>
-        </ns0:numPr>
-      </ns0:pPr>
-      <ns0:r ns0:rsidRPr="00F570FE">
-        <ns0:t>Строгая валидация всех входных данных</ns0:t>
-      </ns0:r>
-    </ns0:p>
-    <ns0:p ns2:paraId="7402BCAB" ns2:textId="77777777" ns0:rsidR="00F570FE" ns0:rsidRPr="00F570FE" ns0:rsidRDefault="00F570FE" ns0:rsidP="00F570FE">
-      <ns0:pPr>
-        <ns0:numPr>
-          <ns0:ilvl ns0:val="0"/>
-          <ns0:numId ns0:val="50"/>
-        </ns0:numPr>
-      </ns0:pPr>
-      <ns0:r ns0:rsidRPr="00F570FE">
-        <ns0:t>Защита от SQL-injection и XSS</ns0:t>
-      </ns0:r>
-    </ns0:p>
-    <ns0:p ns2:paraId="280CDE3D" ns2:textId="77777777" ns0:rsidR="00F570FE" ns0:rsidRPr="00F570FE" ns0:rsidRDefault="00F570FE" ns0:rsidP="00F570FE">
-      <ns0:r ns0:rsidRPr="00F570FE">
-        <ns0:rPr>
-          <ns0:b/>
-          <ns0:bCs/>
-        </ns0:rPr>
-        <ns0:t>Уровень 5: CORS и защита от CSRF</ns0:t>
-      </ns0:r>
-    </ns0:p>
-    <ns0:p ns2:paraId="10B69637" ns2:textId="77777777" ns0:rsidR="00F570FE" ns0:rsidRPr="00F570FE" ns0:rsidRDefault="00F570FE" ns0:rsidP="00F570FE">
-      <ns0:pPr>
-        <ns0:numPr>
-          <ns0:ilvl ns0:val="0"/>
-          <ns0:numId ns0:val="51"/>
-        </ns0:numPr>
-      </ns0:pPr>
-      <ns0:r ns0:rsidRPr="00F570FE">
-        <ns0:t>Только доверенные домены</ns0:t>
-      </ns0:r>
-    </ns0:p>
-    <ns0:p ns2:paraId="47AD7D78" ns2:textId="77777777" ns0:rsidR="00F570FE" ns0:rsidRPr="00F570FE" ns0:rsidRDefault="00F570FE" ns0:rsidP="00F570FE">
-      <ns0:pPr>
-        <ns0:numPr>
-          <ns0:ilvl ns0:val="0"/>
-          <ns0:numId ns0:val="51"/>
-        </ns0:numPr>
-      </ns0:pPr>
-      <ns0:r ns0:rsidRPr="00F570FE">
-        <ns0:t>Secure + HttpOnly cookies</ns0:t>
-      </ns0:r>
-    </ns0:p>
-    <ns0:p ns2:paraId="65B334FD" ns2:textId="77777777" ns0:rsidR="00F570FE" ns0:rsidRPr="00F570FE" ns0:rsidRDefault="00F570FE" ns0:rsidP="00F570FE">
-      <ns0:pPr>
-        <ns0:numPr>
-          <ns0:ilvl ns0:val="0"/>
-          <ns0:numId ns0:val="51"/>
-        </ns0:numPr>
-      </ns0:pPr>
-      <ns0:r ns0:rsidRPr="00F570FE">
-        <ns0:t>SameSite='Strict'</ns0:t>
-      </ns0:r>
-    </ns0:p>
-    <ns0:p ns2:paraId="2704CA4B" ns2:textId="77777777" ns0:rsidR="00F570FE" ns0:rsidRPr="00F570FE" ns0:rsidRDefault="00F570FE" ns0:rsidP="00F570FE">
-      <ns0:r ns0:rsidRPr="00F570FE">
-        <ns0:rPr>
-          <ns0:b/>
-          <ns0:bCs/>
-        </ns0:rPr>
-        <ns0:t>Уровень 6: Мониторинг и логирование подозрительной активности</ns0:t>
-      </ns0:r>
-    </ns0:p>
-    <ns0:p ns2:paraId="7DD166CD" ns2:textId="77777777" ns0:rsidR="00F570FE" ns0:rsidRPr="00F570FE" ns0:rsidRDefault="00F570FE" ns0:rsidP="00F570FE">
-      <ns0:pPr>
-        <ns0:numPr>
-          <ns0:ilvl ns0:val="0"/>
-          <ns0:numId ns0:val="52"/>
-        </ns0:numPr>
-      </ns0:pPr>
-      <ns0:r ns0:rsidRPr="00F570FE">
-        <ns0:t>Логирование всех неудачных попыток входа</ns0:t>
-      </ns0:r>
-    </ns0:p>
-    <ns0:p ns2:paraId="6561B238" ns2:textId="77777777" ns0:rsidR="00F570FE" ns0:rsidRPr="00F570FE" ns0:rsidRDefault="00F570FE" ns0:rsidP="00F570FE">
-      <ns0:pPr>
-        <ns0:numPr>
-          <ns0:ilvl ns0:val="0"/>
-          <ns0:numId ns0:val="52"/>
-        </ns0:numPr>
-      </ns0:pPr>
-      <ns0:r ns0:rsidRPr="00F570FE">
-        <ns0:t>Автоматическая блокировка IP при 5 неудачных попытках за 10 минут</ns0:t>
-      </ns0:r>
-    </ns0:p>
-    <ns0:p ns2:paraId="6FFEEFF9" ns2:textId="77777777" ns0:rsidR="00F570FE" ns0:rsidRPr="00F570FE" ns0:rsidRDefault="00F570FE" ns0:rsidP="00F570FE">
-      <ns0:pPr>
-        <ns0:numPr>
-          <ns0:ilvl ns0:val="0"/>
-          <ns0:numId ns0:val="52"/>
-        </ns0:numPr>
-      </ns0:pPr>
-      <ns0:r ns0:rsidRPr="00F570FE">
-        <ns0:t>Журнал подозрительных запросов</ns0:t>
-      </ns0:r>
-    </ns0:p>
-    <ns0:p ns2:paraId="2249174C" ns2:textId="77777777" ns0:rsidR="00F570FE" ns0:rsidRPr="00F570FE" ns0:rsidRDefault="00F570FE" ns0:rsidP="00F570FE">
-      <ns0:r ns0:rsidRPr="00F570FE">
-        <ns0:rPr>
-          <ns0:b/>
-          <ns0:bCs/>
-        </ns0:rPr>
-        <ns0:t>Уровень 7: Защита от ботов (CAPTCHA + honeypot)</ns0:t>
-      </ns0:r>
-    </ns0:p>
-    <ns0:p ns2:paraId="690F918E" ns2:textId="77777777" ns0:rsidR="00F570FE" ns0:rsidRPr="00F570FE" ns0:rsidRDefault="00F570FE" ns0:rsidP="00F570FE">
-      <ns0:pPr>
-        <ns0:numPr>
-          <ns0:ilvl ns0:val="0"/>
-          <ns0:numId ns0:val="53"/>
-        </ns0:numPr>
-      </ns0:pPr>
-      <ns0:r ns0:rsidRPr="00F570FE">
-        <ns0:t>Математическая CAPTCHA для регистрации и входа</ns0:t>
-      </ns0:r>
-    </ns0:p>
-    <ns0:p ns2:paraId="154FD15A" ns2:textId="77777777" ns0:rsidR="00F570FE" ns0:rsidRPr="00F570FE" ns0:rsidRDefault="00F570FE" ns0:rsidP="00F570FE">
-      <ns0:pPr>
-        <ns0:numPr>
-          <ns0:ilvl ns0:val="0"/>
-          <ns0:numId ns0:val="53"/>
-        </ns0:numPr>
-      </ns0:pPr>
-      <ns0:r ns0:rsidRPr="00F570FE">
-        <ns0:t>Honeypot поля для защиты от ботов</ns0:t>
-      </ns0:r>
-    </ns0:p>
-    <ns0:p ns2:paraId="321F183A" ns2:textId="77777777" ns0:rsidR="00F570FE" ns0:rsidRPr="00F570FE" ns0:rsidRDefault="00F570FE" ns0:rsidP="00F570FE">
-      <ns0:r ns0:rsidRPr="00F570FE">
-        <ns0:rPr>
-          <ns0:b/>
-          <ns0:bCs/>
-        </ns0:rPr>
-        <ns0:lastRenderedPageBreak/>
-        <ns0:t>7.7.2. Обязательные меры защиты:</ns0:t>
-      </ns0:r>
-    </ns0:p>
-    <ns0:p ns2:paraId="6DF13B30" ns2:textId="77777777" ns0:rsidR="00F570FE" ns0:rsidRPr="00F570FE" ns0:rsidRDefault="00F570FE" ns0:rsidP="00F570FE">
-      <ns0:pPr>
-        <ns0:numPr>
-          <ns0:ilvl ns0:val="0"/>
-          <ns0:numId ns0:val="54"/>
-        </ns0:numPr>
-      </ns0:pPr>
-      <ns0:r ns0:rsidRPr="00F570FE">
-        <ns0:t>JWT-аутентификация с короткоживущими токенами (15 минут)</ns0:t>
-      </ns0:r>
-    </ns0:p>
-    <ns0:p ns2:paraId="5A78A3A3" ns2:textId="77777777" ns0:rsidR="00F570FE" ns0:rsidRPr="00F570FE" ns0:rsidRDefault="00F570FE" ns0:rsidP="00F570FE">
-      <ns0:pPr>
-        <ns0:numPr>
-          <ns0:ilvl ns0:val="0"/>
-          <ns0:numId ns0:val="54"/>
-        </ns0:numPr>
-      </ns0:pPr>
-      <ns0:r ns0:rsidRPr="00F570FE">
-        <ns0:t>API Keys с HMAC-подписью для критичных операций</ns0:t>
-      </ns0:r>
-    </ns0:p>
-    <ns0:p ns2:paraId="612A8026" ns2:textId="77777777" ns0:rsidR="00F570FE" ns0:rsidRPr="00F570FE" ns0:rsidRDefault="00F570FE" ns0:rsidP="00F570FE">
-      <ns0:pPr>
-        <ns0:numPr>
-          <ns0:ilvl ns0:val="0"/>
-          <ns0:numId ns0:val="54"/>
-        </ns0:numPr>
-      </ns0:pPr>
-      <ns0:r ns0:rsidRPr="00F570FE">
-        <ns0:t>Rate Limiting (1000 запросов/час для пользователей, 100 для анонимных)</ns0:t>
-      </ns0:r>
-    </ns0:p>
-    <ns0:p ns2:paraId="36832D23" ns2:textId="77777777" ns0:rsidR="00F570FE" ns0:rsidRPr="00F570FE" ns0:rsidRDefault="00F570FE" ns0:rsidP="00F570FE">
-      <ns0:pPr>
-        <ns0:numPr>
-          <ns0:ilvl ns0:val="0"/>
-          <ns0:numId ns0:val="54"/>
-        </ns0:numPr>
-      </ns0:pPr>
-      <ns0:r ns0:rsidRPr="00F570FE">
-        <ns0:t>Валидация входных данных через Pydantic</ns0:t>
-      </ns0:r>
-    </ns0:p>
-    <ns0:p ns2:paraId="616770CE" ns2:textId="77777777" ns0:rsidR="00F570FE" ns0:rsidRPr="00F570FE" ns0:rsidRDefault="00F570FE" ns0:rsidP="00F570FE">
-      <ns0:pPr>
-        <ns0:numPr>
-          <ns0:ilvl ns0:val="0"/>
-          <ns0:numId ns0:val="54"/>
-        </ns0:numPr>
-      </ns0:pPr>
-      <ns0:r ns0:rsidRPr="00F570FE">
-        <ns0:t>CORS — только доверенные домены</ns0:t>
-      </ns0:r>
-    </ns0:p>
-    <ns0:p ns2:paraId="585F678D" ns2:textId="77777777" ns0:rsidR="00F570FE" ns0:rsidRPr="00F570FE" ns0:rsidRDefault="00F570FE" ns0:rsidP="00F570FE">
-      <ns0:pPr>
-        <ns0:numPr>
-          <ns0:ilvl ns0:val="0"/>
-          <ns0:numId ns0:val="54"/>
-        </ns0:numPr>
-        <ns0:rPr>
-          <ns0:lang ns0:val="en-US"/>
-        </ns0:rPr>
-      </ns0:pPr>
-      <ns0:r ns0:rsidRPr="00F570FE">
-        <ns0:rPr>
-          <ns0:lang ns0:val="en-US"/>
-        </ns0:rPr>
-        <ns0:t>CSRF-</ns0:t>
-      </ns0:r>
-      <ns0:r ns0:rsidRPr="00F570FE">
-        <ns0:t>защита</ns0:t>
-      </ns0:r>
-      <ns0:r ns0:rsidRPr="00F570FE">
-        <ns0:rPr>
-          <ns0:lang ns0:val="en-US"/>
-        </ns0:rPr>
-        <ns0:t xml:space="preserve"> </ns0:t>
-      </ns0:r>
-      <ns0:r ns0:rsidRPr="00F570FE">
-        <ns0:t>с</ns0:t>
-      </ns0:r>
-      <ns0:r ns0:rsidRPr="00F570FE">
-        <ns0:rPr>
-          <ns0:lang ns0:val="en-US"/>
-        </ns0:rPr>
-        <ns0:t xml:space="preserve"> Secure + HttpOnly cookies</ns0:t>
-      </ns0:r>
-    </ns0:p>
-    <ns0:p ns2:paraId="5F146875" ns2:textId="77777777" ns0:rsidR="00F570FE" ns0:rsidRPr="00F570FE" ns0:rsidRDefault="00F570FE" ns0:rsidP="00F570FE">
-      <ns0:pPr>
-        <ns0:numPr>
-          <ns0:ilvl ns0:val="0"/>
-          <ns0:numId ns0:val="54"/>
-        </ns0:numPr>
-      </ns0:pPr>
-      <ns0:r ns0:rsidRPr="00F570FE">
-        <ns0:t>Логирование подозрительной активности и автоматическая блокировка IP</ns0:t>
-      </ns0:r>
-    </ns0:p>
-    <ns0:p ns2:paraId="2CF84159" ns2:textId="77777777" ns0:rsidR="00F570FE" ns0:rsidRPr="00F570FE" ns0:rsidRDefault="00F570FE" ns0:rsidP="00F570FE">
-      <ns0:pPr>
-        <ns0:numPr>
-          <ns0:ilvl ns0:val="0"/>
-          <ns0:numId ns0:val="54"/>
-        </ns0:numPr>
-      </ns0:pPr>
-      <ns0:r ns0:rsidRPr="00F570FE">
-        <ns0:t>CAPTCHA для регистрации и входа</ns0:t>
-      </ns0:r>
-    </ns0:p>
-    <ns0:p ns2:paraId="4AEFBBF0" ns2:textId="77777777" ns0:rsidR="00F570FE" ns0:rsidRPr="00F570FE" ns0:rsidRDefault="00F570FE" ns0:rsidP="00F570FE">
-      <ns0:pPr>
-        <ns0:numPr>
-          <ns0:ilvl ns0:val="0"/>
-          <ns0:numId ns0:val="54"/>
-        </ns0:numPr>
-      </ns0:pPr>
-      <ns0:r ns0:rsidRPr="00F570FE">
-        <ns0:t>Honeypot поля для защиты от ботов</ns0:t>
-      </ns0:r>
-    </ns0:p>
-    <ns0:p ns2:paraId="6A09C066" ns2:textId="77777777" ns0:rsidR="00F570FE" ns0:rsidRPr="00F570FE" ns0:rsidRDefault="00F570FE" ns0:rsidP="00F570FE">
-      <ns0:r ns0:rsidRPr="00F570FE">
-        <ns0:rPr>
-          <ns0:b/>
-          <ns0:bCs/>
-        </ns0:rPr>
-        <ns0:t>7.7.3. Дополнительные меры (рекомендуется):</ns0:t>
-      </ns0:r>
-      <ns0:r ns0:rsidRPr="00F570FE">
-        <ns0:t xml:space="preserve"> 10. WAF (Web Application Firewall) — российский аналог 11. 2FA для администраторов 12. IP whitelist для админских endpoints 13. Автоматическое сканирование уязвимостей (OWASP ZAP) 14. Ежеквартальный пентест внешней компанией</ns0:t>
-      </ns0:r>
-    </ns0:p>
-    <ns0:p ns2:paraId="1326FD92" ns2:textId="77777777" ns0:rsidR="00F570FE" ns0:rsidRPr="00F570FE" ns0:rsidRDefault="00F570FE" ns0:rsidP="00F570FE">
-      <ns0:r ns0:rsidRPr="00F570FE">
-        <ns0:pict ns2:anchorId="26A40BCE">
-          <ns3:rect id="_x0000_i1141" style="width:0;height:1.5pt" ns4:hralign="center" ns4:hrstd="t" ns4:hr="t" fillcolor="#a0a0a0" stroked="f"/>
-        </ns0:pict>
-      </ns0:r>
-    </ns0:p>
-    <ns0:p ns2:paraId="59DA8ED2" ns2:textId="77777777" ns0:rsidR="00F570FE" ns0:rsidRPr="00F570FE" ns0:rsidRDefault="00F570FE" ns0:rsidP="00F570FE">
-      <ns0:pPr>
-        <ns0:rPr>
-          <ns0:b/>
-          <ns0:bCs/>
-        </ns0:rPr>
-      </ns0:pPr>
-      <ns0:r ns0:rsidRPr="00F570FE">
-        <ns0:rPr>
-          <ns0:b/>
-          <ns0:bCs/>
-        </ns0:rPr>
-        <ns0:t>8. SEO-ТРЕБОВАНИЯ</ns0:t>
-      </ns0:r>
-    </ns0:p>
-    <ns0:p ns2:paraId="30A604C0" ns2:textId="77777777" ns0:rsidR="00F570FE" ns0:rsidRPr="00F570FE" ns0:rsidRDefault="00F570FE" ns0:rsidP="00F570FE">
-      <ns0:r ns0:rsidRPr="00F570FE">
-        <ns0:rPr>
-          <ns0:b/>
-          <ns0:bCs/>
-        </ns0:rPr>
-        <ns0:t>8.1. Базовая оптимизация:</ns0:t>
-      </ns0:r>
-    </ns0:p>
-    <ns0:p ns2:paraId="6C111A41" ns2:textId="77777777" ns0:rsidR="00F570FE" ns0:rsidRPr="00F570FE" ns0:rsidRDefault="00F570FE" ns0:rsidP="00F570FE">
-      <ns0:pPr>
-        <ns0:numPr>
-          <ns0:ilvl ns0:val="0"/>
-          <ns0:numId ns0:val="55"/>
-        </ns0:numPr>
-      </ns0:pPr>
-      <ns0:r ns0:rsidRPr="00F570FE">
-        <ns0:t>Авто-генерация sitemap.xml и robots.txt</ns0:t>
-      </ns0:r>
-    </ns0:p>
-    <ns0:p ns2:paraId="67292E04" ns2:textId="77777777" ns0:rsidR="00F570FE" ns0:rsidRPr="00F570FE" ns0:rsidRDefault="00F570FE" ns0:rsidP="00F570FE">
-      <ns0:pPr>
-        <ns0:numPr>
-          <ns0:ilvl ns0:val="0"/>
-          <ns0:numId ns0:val="55"/>
-        </ns0:numPr>
-        <ns0:rPr>
-          <ns0:lang ns0:val="en-US"/>
-        </ns0:rPr>
-      </ns0:pPr>
-      <ns0:r ns0:rsidRPr="00F570FE">
-        <ns0:t>ЧПУ</ns0:t>
-      </ns0:r>
-      <ns0:r ns0:rsidRPr="00F570FE">
-        <ns0:rPr>
-          <ns0:lang ns0:val="en-US"/>
-        </ns0:rPr>
-        <ns0:t>: site.ru/catalog/tovar-name</ns0:t>
-      </ns0:r>
-    </ns0:p>
-    <ns0:p ns2:paraId="31D739C7" ns2:textId="77777777" ns0:rsidR="00F570FE" ns0:rsidRPr="00F570FE" ns0:rsidRDefault="00F570FE" ns0:rsidP="00F570FE">
-      <ns0:pPr>
-        <ns0:numPr>
-          <ns0:ilvl ns0:val="0"/>
-          <ns0:numId ns0:val="55"/>
-        </ns0:numPr>
-      </ns0:pPr>
-      <ns0:r ns0:rsidRPr="00F570FE">
-        <ns0:t>Микроразметка Schema.org через визуальный интерфейс</ns0:t>
-      </ns0:r>
-    </ns0:p>
-    <ns0:p ns2:paraId="28D05778" ns2:textId="77777777" ns0:rsidR="00F570FE" ns0:rsidRPr="00F570FE" ns0:rsidRDefault="00F570FE" ns0:rsidP="00F570FE">
-      <ns0:pPr>
-        <ns0:numPr>
-          <ns0:ilvl ns0:val="0"/>
-          <ns0:numId ns0:val="55"/>
-        </ns0:numPr>
-      </ns0:pPr>
-      <ns0:r ns0:rsidRPr="00F570FE">
-        <ns0:t>Open Graph теги для соцсетей</ns0:t>
-      </ns0:r>
-    </ns0:p>
-    <ns0:p ns2:paraId="5BB857B4" ns2:textId="77777777" ns0:rsidR="00F570FE" ns0:rsidRPr="00F570FE" ns0:rsidRDefault="00F570FE" ns0:rsidP="00F570FE">
-      <ns0:r ns0:rsidRPr="00F570FE">
-        <ns0:rPr>
-          <ns0:b/>
-          <ns0:bCs/>
-        </ns0:rPr>
-        <ns0:t>8.2. Производительность (Core Web Vitals):</ns0:t>
-      </ns0:r>
-    </ns0:p>
-    <ns0:p ns2:paraId="4A098EAC" ns2:textId="77777777" ns0:rsidR="00F570FE" ns0:rsidRPr="00F570FE" ns0:rsidRDefault="00F570FE" ns0:rsidP="00F570FE">
-      <ns0:pPr>
-        <ns0:numPr>
-          <ns0:ilvl ns0:val="0"/>
-          <ns0:numId ns0:val="56"/>
-        </ns0:numPr>
-      </ns0:pPr>
-      <ns0:r ns0:rsidRPr="00F570FE">
-        <ns0:t>LCP &lt; 1.5 сек</ns0:t>
-      </ns0:r>
-    </ns0:p>
-    <ns0:p ns2:paraId="6BB3471B" ns2:textId="77777777" ns0:rsidR="00F570FE" ns0:rsidRPr="00F570FE" ns0:rsidRDefault="00F570FE" ns0:rsidP="00F570FE">
-      <ns0:pPr>
-        <ns0:numPr>
-          <ns0:ilvl ns0:val="0"/>
-          <ns0:numId ns0:val="56"/>
-        </ns0:numPr>
-      </ns0:pPr>
-      <ns0:r ns0:rsidRPr="00F570FE">
-        <ns0:t>FID &lt; 100 мс</ns0:t>
-      </ns0:r>
-    </ns0:p>
-    <ns0:p ns2:paraId="57BBC2DB" ns2:textId="77777777" ns0:rsidR="00F570FE" ns0:rsidRPr="00F570FE" ns0:rsidRDefault="00F570FE" ns0:rsidP="00F570FE">
-      <ns0:pPr>
-        <ns0:numPr>
-          <ns0:ilvl ns0:val="0"/>
-          <ns0:numId ns0:val="56"/>
-        </ns0:numPr>
-      </ns0:pPr>
-      <ns0:r ns0:rsidRPr="00F570FE">
-        <ns0:t>CLS &lt; 0.1</ns0:t>
-      </ns0:r>
-    </ns0:p>
-    <ns0:p ns2:paraId="592F22B3" ns2:textId="77777777" ns0:rsidR="00F570FE" ns0:rsidRPr="00F570FE" ns0:rsidRDefault="00F570FE" ns0:rsidP="00F570FE">
-      <ns0:pPr>
-        <ns0:numPr>
-          <ns0:ilvl ns0:val="0"/>
-          <ns0:numId ns0:val="56"/>
-        </ns0:numPr>
-      </ns0:pPr>
-      <ns0:r ns0:rsidRPr="00F570FE">
-        <ns0:t>Lazy Loading для изображений и iframe</ns0:t>
-      </ns0:r>
-    </ns0:p>
-    <ns0:p ns2:paraId="00531063" ns2:textId="77777777" ns0:rsidR="00F570FE" ns0:rsidRPr="00F570FE" ns0:rsidRDefault="00F570FE" ns0:rsidP="00F570FE">
-      <ns0:pPr>
-        <ns0:numPr>
-          <ns0:ilvl ns0:val="0"/>
-          <ns0:numId ns0:val="56"/>
-        </ns0:numPr>
-        <ns0:rPr>
-          <ns0:lang ns0:val="en-US"/>
-        </ns0:rPr>
-      </ns0:pPr>
-      <ns0:r ns0:rsidRPr="00F570FE">
-        <ns0:t>Минификация</ns0:t>
-      </ns0:r>
-      <ns0:r ns0:rsidRPr="00F570FE">
-        <ns0:rPr>
-          <ns0:lang ns0:val="en-US"/>
-        </ns0:rPr>
-        <ns0:t xml:space="preserve"> CSS/JS </ns0:t>
-      </ns0:r>
-      <ns0:r ns0:rsidRPr="00F570FE">
-        <ns0:t>через</ns0:t>
-      </ns0:r>
-      <ns0:r ns0:rsidRPr="00F570FE">
-        <ns0:rPr>
-          <ns0:lang ns0:val="en-US"/>
-        </ns0:rPr>
-        <ns0:t xml:space="preserve"> Django Compressor</ns0:t>
-      </ns0:r>
-    </ns0:p>
-    <ns0:p ns2:paraId="0DA853E6" ns2:textId="77777777" ns0:rsidR="00F570FE" ns0:rsidRPr="00F570FE" ns0:rsidRDefault="00F570FE" ns0:rsidP="00F570FE">
-      <ns0:r ns0:rsidRPr="00F570FE">
-        <ns0:rPr>
-          <ns0:b/>
-          <ns0:bCs/>
-        </ns0:rPr>
-        <ns0:t>8.3. Поисковые системы РФ:</ns0:t>
-      </ns0:r>
-    </ns0:p>
-    <ns0:p ns2:paraId="0DA75F4C" ns2:textId="77777777" ns0:rsidR="00F570FE" ns0:rsidRPr="00F570FE" ns0:rsidRDefault="00F570FE" ns0:rsidP="00F570FE">
-      <ns0:pPr>
-        <ns0:numPr>
-          <ns0:ilvl ns0:val="0"/>
-          <ns0:numId ns0:val="57"/>
-        </ns0:numPr>
-      </ns0:pPr>
-      <ns0:r ns0:rsidRPr="00F570FE">
-        <ns0:rPr>
-          <ns0:b/>
-          <ns0:bCs/>
-        </ns0:rPr>
-        <ns0:t>Яндекс:</ns0:t>
-      </ns0:r>
-      <ns0:r ns0:rsidRPr="00F570FE">
-        <ns0:t xml:space="preserve"> турбо-страницы (опционально), интеграция с Яндекс.Вебмастер, региональные поддомены</ns0:t>
-      </ns0:r>
-    </ns0:p>
-    <ns0:p ns2:paraId="68FFA60D" ns2:textId="77777777" ns0:rsidR="00F570FE" ns0:rsidRPr="00F570FE" ns0:rsidRDefault="00F570FE" ns0:rsidP="00F570FE">
-      <ns0:pPr>
-        <ns0:numPr>
-          <ns0:ilvl ns0:val="0"/>
-          <ns0:numId ns0:val="57"/>
-        </ns0:numPr>
-      </ns0:pPr>
-      <ns0:r ns0:rsidRPr="00F570FE">
-        <ns0:rPr>
-          <ns0:b/>
-          <ns0:bCs/>
-        </ns0:rPr>
-        <ns0:lastRenderedPageBreak/>
-        <ns0:t>Mail.ru:</ns0:t>
-      </ns0:r>
-      <ns0:r ns0:rsidRPr="00F570FE">
-        <ns0:t xml:space="preserve"> базовая совместимость</ns0:t>
-      </ns0:r>
-    </ns0:p>
-    <ns0:p ns2:paraId="32924301" ns2:textId="77777777" ns0:rsidR="00F570FE" ns0:rsidRPr="00F570FE" ns0:rsidRDefault="00F570FE" ns0:rsidP="00F570FE">
-      <ns0:r ns0:rsidRPr="00F570FE">
-        <ns0:pict ns2:anchorId="7E65AD68">
-          <ns3:rect id="_x0000_i1142" style="width:0;height:1.5pt" ns4:hralign="center" ns4:hrstd="t" ns4:hr="t" fillcolor="#a0a0a0" stroked="f"/>
-        </ns0:pict>
-      </ns0:r>
-    </ns0:p>
-    <ns0:p ns2:paraId="30215A33" ns2:textId="77777777" ns0:rsidR="00F570FE" ns0:rsidRPr="00F570FE" ns0:rsidRDefault="00F570FE" ns0:rsidP="00F570FE">
-      <ns0:pPr>
-        <ns0:rPr>
-          <ns0:b/>
-          <ns0:bCs/>
-        </ns0:rPr>
-      </ns0:pPr>
-      <ns0:r ns0:rsidRPr="00F570FE">
-        <ns0:rPr>
-          <ns0:b/>
-          <ns0:bCs/>
-        </ns0:rPr>
-        <ns0:t>9. ЮРИДИЧЕСКИЕ ТРЕБОВАНИЯ И СООТВЕТСТВИЕ ЗАКОНОДАТЕЛЬСТВУ РФ</ns0:t>
-      </ns0:r>
-    </ns0:p>
-    <ns0:p ns2:paraId="0A8E3265" ns2:textId="77777777" ns0:rsidR="00F570FE" ns0:rsidRPr="00F570FE" ns0:rsidRDefault="00F570FE" ns0:rsidP="00F570FE">
-      <ns0:pPr>
-        <ns0:rPr>
-          <ns0:b/>
-          <ns0:bCs/>
-        </ns0:rPr>
-      </ns0:pPr>
-      <ns0:r ns0:rsidRPr="00F570FE">
-        <ns0:rPr>
-          <ns0:b/>
-          <ns0:bCs/>
-        </ns0:rPr>
-        <ns0:t>9.1. Федеральный закон №152-ФЗ «О персональных данных»</ns0:t>
-      </ns0:r>
-    </ns0:p>
-    <ns0:p ns2:paraId="0C2FF455" ns2:textId="77777777" ns0:rsidR="00F570FE" ns0:rsidRPr="00F570FE" ns0:rsidRDefault="00F570FE" ns0:rsidP="00F570FE">
-      <ns0:r ns0:rsidRPr="00F570FE">
-        <ns0:rPr>
-          <ns0:b/>
-          <ns0:bCs/>
-        </ns0:rPr>
-        <ns0:t>Требования к платформе:</ns0:t>
-      </ns0:r>
-    </ns0:p>
-    <ns0:p ns2:paraId="26BD17BA" ns2:textId="77777777" ns0:rsidR="00F570FE" ns0:rsidRPr="00F570FE" ns0:rsidRDefault="00F570FE" ns0:rsidP="00F570FE">
-      <ns0:pPr>
-        <ns0:numPr>
-          <ns0:ilvl ns0:val="0"/>
-          <ns0:numId ns0:val="58"/>
-        </ns0:numPr>
-      </ns0:pPr>
-      <ns0:r ns0:rsidRPr="00F570FE">
-        <ns0:rPr>
-          <ns0:b/>
-          <ns0:bCs/>
-        </ns0:rPr>
-        <ns0:t>Сбор и хранение ПДн:</ns0:t>
-      </ns0:r>
-    </ns0:p>
-    <ns0:p ns2:paraId="3F4412E9" ns2:textId="77777777" ns0:rsidR="00F570FE" ns0:rsidRPr="00F570FE" ns0:rsidRDefault="00F570FE" ns0:rsidP="00F570FE">
-      <ns0:pPr>
-        <ns0:numPr>
-          <ns0:ilvl ns0:val="1"/>
-          <ns0:numId ns0:val="58"/>
-        </ns0:numPr>
-      </ns0:pPr>
-      <ns0:r ns0:rsidRPr="00F570FE">
-        <ns0:t>Все ПДн (email, телефон, имя) — на серверах в РФ</ns0:t>
-      </ns0:r>
-    </ns0:p>
-    <ns0:p ns2:paraId="31965467" ns2:textId="77777777" ns0:rsidR="00F570FE" ns0:rsidRPr="00F570FE" ns0:rsidRDefault="00F570FE" ns0:rsidP="00F570FE">
-      <ns0:pPr>
-        <ns0:numPr>
-          <ns0:ilvl ns0:val="1"/>
-          <ns0:numId ns0:val="58"/>
-        </ns0:numPr>
-      </ns0:pPr>
-      <ns0:r ns0:rsidRPr="00F570FE">
-        <ns0:t>Обязательное согласие при регистрации</ns0:t>
-      </ns0:r>
-    </ns0:p>
-    <ns0:p ns2:paraId="6F30D280" ns2:textId="77777777" ns0:rsidR="00F570FE" ns0:rsidRPr="00F570FE" ns0:rsidRDefault="00F570FE" ns0:rsidP="00F570FE">
-      <ns0:pPr>
-        <ns0:numPr>
-          <ns0:ilvl ns0:val="1"/>
-          <ns0:numId ns0:val="58"/>
-        </ns0:numPr>
-      </ns0:pPr>
-      <ns0:r ns0:rsidRPr="00F570FE">
-        <ns0:t>Политика конфиденциальности: site.ru/privacy</ns0:t>
-      </ns0:r>
-    </ns0:p>
-    <ns0:p ns2:paraId="3F086599" ns2:textId="77777777" ns0:rsidR="00F570FE" ns0:rsidRPr="00F570FE" ns0:rsidRDefault="00F570FE" ns0:rsidP="00F570FE">
-      <ns0:pPr>
-        <ns0:numPr>
-          <ns0:ilvl ns0:val="0"/>
-          <ns0:numId ns0:val="58"/>
-        </ns0:numPr>
-      </ns0:pPr>
-      <ns0:r ns0:rsidRPr="00F570FE">
-        <ns0:rPr>
-          <ns0:b/>
-          <ns0:bCs/>
-        </ns0:rPr>
-        <ns0:t>Права пользователей:</ns0:t>
-      </ns0:r>
-    </ns0:p>
-    <ns0:p ns2:paraId="402E640A" ns2:textId="77777777" ns0:rsidR="00F570FE" ns0:rsidRPr="00F570FE" ns0:rsidRDefault="00F570FE" ns0:rsidP="00F570FE">
-      <ns0:pPr>
-        <ns0:numPr>
-          <ns0:ilvl ns0:val="1"/>
-          <ns0:numId ns0:val="58"/>
-        </ns0:numPr>
-      </ns0:pPr>
-      <ns0:r ns0:rsidRPr="00F570FE">
-        <ns0:t>Доступ к данным (выгрузка JSON/CSV)</ns0:t>
-      </ns0:r>
-    </ns0:p>
-    <ns0:p ns2:paraId="4EC0BC15" ns2:textId="77777777" ns0:rsidR="00F570FE" ns0:rsidRPr="00F570FE" ns0:rsidRDefault="00F570FE" ns0:rsidP="00F570FE">
-      <ns0:pPr>
-        <ns0:numPr>
-          <ns0:ilvl ns0:val="1"/>
-          <ns0:numId ns0:val="58"/>
-        </ns0:numPr>
-      </ns0:pPr>
-      <ns0:r ns0:rsidRPr="00F570FE">
-        <ns0:t>Исправление данных</ns0:t>
-      </ns0:r>
-    </ns0:p>
-    <ns0:p ns2:paraId="52FC5369" ns2:textId="77777777" ns0:rsidR="00F570FE" ns0:rsidRPr="00F570FE" ns0:rsidRDefault="00F570FE" ns0:rsidP="00F570FE">
-      <ns0:pPr>
-        <ns0:numPr>
-          <ns0:ilvl ns0:val="1"/>
-          <ns0:numId ns0:val="58"/>
-        </ns0:numPr>
-      </ns0:pPr>
-      <ns0:r ns0:rsidRPr="00F570FE">
-        <ns0:t>Удаление данных (полное удаление за 30 дней)</ns0:t>
-      </ns0:r>
-    </ns0:p>
-    <ns0:p ns2:paraId="3518BE8F" ns2:textId="77777777" ns0:rsidR="00F570FE" ns0:rsidRPr="00F570FE" ns0:rsidRDefault="00F570FE" ns0:rsidP="00F570FE">
-      <ns0:pPr>
-        <ns0:numPr>
-          <ns0:ilvl ns0:val="1"/>
-          <ns0:numId ns0:val="58"/>
-        </ns0:numPr>
-      </ns0:pPr>
-      <ns0:r ns0:rsidRPr="00F570FE">
-        <ns0:t>Отзыв согласия</ns0:t>
-      </ns0:r>
-    </ns0:p>
-    <ns0:p ns2:paraId="11533E82" ns2:textId="77777777" ns0:rsidR="00F570FE" ns0:rsidRPr="00F570FE" ns0:rsidRDefault="00F570FE" ns0:rsidP="00F570FE">
-      <ns0:pPr>
-        <ns0:numPr>
-          <ns0:ilvl ns0:val="0"/>
-          <ns0:numId ns0:val="58"/>
-        </ns0:numPr>
-      </ns0:pPr>
-      <ns0:r ns0:rsidRPr="00F570FE">
-        <ns0:rPr>
-          <ns0:b/>
-          <ns0:bCs/>
-        </ns0:rPr>
-        <ns0:t>Уведомление Роскомнадзора:</ns0:t>
-      </ns0:r>
-    </ns0:p>
-    <ns0:p ns2:paraId="4191AA70" ns2:textId="77777777" ns0:rsidR="00F570FE" ns0:rsidRPr="00F570FE" ns0:rsidRDefault="00F570FE" ns0:rsidP="00F570FE">
-      <ns0:pPr>
-        <ns0:numPr>
-          <ns0:ilvl ns0:val="1"/>
-          <ns0:numId ns0:val="58"/>
-        </ns0:numPr>
-      </ns0:pPr>
-      <ns0:r ns0:rsidRPr="00F570FE">
-        <ns0:t>Шаблон уведомления для операторов ПДн</ns0:t>
-      </ns0:r>
-    </ns0:p>
-    <ns0:p ns2:paraId="0C4460C9" ns2:textId="77777777" ns0:rsidR="00F570FE" ns0:rsidRPr="00F570FE" ns0:rsidRDefault="00F570FE" ns0:rsidP="00F570FE">
-      <ns0:pPr>
-        <ns0:numPr>
-          <ns0:ilvl ns0:val="1"/>
-          <ns0:numId ns0:val="58"/>
-        </ns0:numPr>
-      </ns0:pPr>
-      <ns0:r ns0:rsidRPr="00F570FE">
-        <ns0:t>Журнал операций с ПДн</ns0:t>
-      </ns0:r>
-    </ns0:p>
-    <ns0:p ns2:paraId="3641A72F" ns2:textId="77777777" ns0:rsidR="00F570FE" ns0:rsidRPr="00F570FE" ns0:rsidRDefault="00F570FE" ns0:rsidP="00F570FE">
-      <ns0:pPr>
-        <ns0:numPr>
-          <ns0:ilvl ns0:val="0"/>
-          <ns0:numId ns0:val="58"/>
-        </ns0:numPr>
-      </ns0:pPr>
-      <ns0:r ns0:rsidRPr="00F570FE">
-        <ns0:rPr>
-          <ns0:b/>
-          <ns0:bCs/>
-        </ns0:rPr>
-        <ns0:t>Защита данных:</ns0:t>
-      </ns0:r>
-    </ns0:p>
-    <ns0:p ns2:paraId="0FB77757" ns2:textId="77777777" ns0:rsidR="00F570FE" ns0:rsidRPr="00F570FE" ns0:rsidRDefault="00F570FE" ns0:rsidP="00F570FE">
-      <ns0:pPr>
-        <ns0:numPr>
-          <ns0:ilvl ns0:val="1"/>
-          <ns0:numId ns0:val="58"/>
-        </ns0:numPr>
-      </ns0:pPr>
-      <ns0:r ns0:rsidRPr="00F570FE">
-        <ns0:t>Шифрование чувствительных данных</ns0:t>
-      </ns0:r>
-    </ns0:p>
-    <ns0:p ns2:paraId="0C6A001A" ns2:textId="77777777" ns0:rsidR="00F570FE" ns0:rsidRPr="00F570FE" ns0:rsidRDefault="00F570FE" ns0:rsidP="00F570FE">
-      <ns0:pPr>
-        <ns0:numPr>
-          <ns0:ilvl ns0:val="1"/>
-          <ns0:numId ns0:val="58"/>
-        </ns0:numPr>
-      </ns0:pPr>
-      <ns0:r ns0:rsidRPr="00F570FE">
-        <ns0:t>Логирование всех действий с ПДн (аудит)</ns0:t>
-      </ns0:r>
-    </ns0:p>
-    <ns0:p ns2:paraId="5992A176" ns2:textId="77777777" ns0:rsidR="00F570FE" ns0:rsidRPr="00F570FE" ns0:rsidRDefault="00F570FE" ns0:rsidP="00F570FE">
-      <ns0:pPr>
-        <ns0:numPr>
-          <ns0:ilvl ns0:val="1"/>
-          <ns0:numId ns0:val="58"/>
-        </ns0:numPr>
-      </ns0:pPr>
-      <ns0:r ns0:rsidRPr="00F570FE">
-        <ns0:t>Роль «Ответственный за обработку ПДн»</ns0:t>
-      </ns0:r>
-    </ns0:p>
-    <ns0:p ns2:paraId="694918A9" ns2:textId="77777777" ns0:rsidR="00F570FE" ns0:rsidRPr="00F570FE" ns0:rsidRDefault="00F570FE" ns0:rsidP="00F570FE">
-      <ns0:pPr>
-        <ns0:rPr>
-          <ns0:b/>
-          <ns0:bCs/>
-        </ns0:rPr>
-      </ns0:pPr>
-      <ns0:r ns0:rsidRPr="00F570FE">
-        <ns0:rPr>
-          <ns0:b/>
-          <ns0:bCs/>
-        </ns0:rPr>
-        <ns0:t>9.2. Федеральный закон №97-ФЗ «О хранении данных»</ns0:t>
-      </ns0:r>
-    </ns0:p>
-    <ns0:p ns2:paraId="344401B5" ns2:textId="77777777" ns0:rsidR="00F570FE" ns0:rsidRPr="00F570FE" ns0:rsidRDefault="00F570FE" ns0:rsidP="00F570FE">
-      <ns0:pPr>
-        <ns0:numPr>
-          <ns0:ilvl ns0:val="0"/>
-          <ns0:numId ns0:val="59"/>
-        </ns0:numPr>
-      </ns0:pPr>
-      <ns0:r ns0:rsidRPr="00F570FE">
-        <ns0:rPr>
-          <ns0:b/>
-          <ns0:bCs/>
-        </ns0:rPr>
-        <ns0:t>Хранение ПДн:</ns0:t>
-      </ns0:r>
-      <ns0:r ns0:rsidRPr="00F570FE">
-        <ns0:t xml:space="preserve"> email, телефон, имя — не менее 6 месяцев</ns0:t>
-      </ns0:r>
-    </ns0:p>
-    <ns0:p ns2:paraId="30024F54" ns2:textId="77777777" ns0:rsidR="00F570FE" ns0:rsidRPr="00F570FE" ns0:rsidRDefault="00F570FE" ns0:rsidP="00F570FE">
-      <ns0:pPr>
-        <ns0:numPr>
-          <ns0:ilvl ns0:val="0"/>
-          <ns0:numId ns0:val="59"/>
-        </ns0:numPr>
-      </ns0:pPr>
-      <ns0:r ns0:rsidRPr="00F570FE">
-        <ns0:rPr>
-          <ns0:b/>
-          <ns0:bCs/>
-        </ns0:rPr>
-        <ns0:t>Логи:</ns0:t>
-      </ns0:r>
-      <ns0:r ns0:rsidRPr="00F570FE">
-        <ns0:t xml:space="preserve"> не менее 1 года</ns0:t>
-      </ns0:r>
-    </ns0:p>
-    <ns0:p ns2:paraId="63AA036F" ns2:textId="77777777" ns0:rsidR="00F570FE" ns0:rsidRPr="00F570FE" ns0:rsidRDefault="00F570FE" ns0:rsidP="00F570FE">
-      <ns0:pPr>
-        <ns0:numPr>
-          <ns0:ilvl ns0:val="0"/>
-          <ns0:numId ns0:val="59"/>
-        </ns0:numPr>
-      </ns0:pPr>
-      <ns0:r ns0:rsidRPr="00F570FE">
-        <ns0:rPr>
-          <ns0:b/>
-          <ns0:bCs/>
-        </ns0:rPr>
-        <ns0:t>Контент:</ns0:t>
-      </ns0:r>
-      <ns0:r ns0:rsidRPr="00F570FE">
-        <ns0:t xml:space="preserve"> опубликованные сайты — бессрочно, черновики — 1 год</ns0:t>
-      </ns0:r>
-    </ns0:p>
-    <ns0:p ns2:paraId="0C52A2D4" ns2:textId="77777777" ns0:rsidR="00F570FE" ns0:rsidRPr="00F570FE" ns0:rsidRDefault="00F570FE" ns0:rsidP="00F570FE">
-      <ns0:pPr>
-        <ns0:numPr>
-          <ns0:ilvl ns0:val="0"/>
-          <ns0:numId ns0:val="59"/>
-        </ns0:numPr>
-      </ns0:pPr>
-      <ns0:r ns0:rsidRPr="00F570FE">
-        <ns0:rPr>
-          <ns0:b/>
-          <ns0:bCs/>
-        </ns0:rPr>
-        <ns0:t>Бэкапы:</ns0:t>
-      </ns0:r>
-      <ns0:r ns0:rsidRPr="00F570FE">
-        <ns0:t xml:space="preserve"> ежедневно, хранение 30 дней, восстановление за любой день</ns0:t>
-      </ns0:r>
-    </ns0:p>
-    <ns0:p ns2:paraId="593D48E6" ns2:textId="77777777" ns0:rsidR="00F570FE" ns0:rsidRPr="00F570FE" ns0:rsidRDefault="00F570FE" ns0:rsidP="00F570FE">
-      <ns0:pPr>
-        <ns0:rPr>
-          <ns0:b/>
-          <ns0:bCs/>
-        </ns0:rPr>
-      </ns0:pPr>
-      <ns0:r ns0:rsidRPr="00F570FE">
-        <ns0:rPr>
-          <ns0:b/>
-          <ns0:bCs/>
-        </ns0:rPr>
-        <ns0:t>9.3. Федеральный закон №187-ФЗ «О безопасности КИИ»</ns0:t>
-      </ns0:r>
-    </ns0:p>
-    <ns0:p ns2:paraId="1F228E00" ns2:textId="77777777" ns0:rsidR="00F570FE" ns0:rsidRPr="00F570FE" ns0:rsidRDefault="00F570FE" ns0:rsidP="00F570FE">
-      <ns0:r ns0:rsidRPr="00F570FE">
-        <ns0:rPr>
-          <ns0:b/>
-          <ns0:bCs/>
-        </ns0:rPr>
-        <ns0:t>Применимость:</ns0:t>
-      </ns0:r>
-      <ns0:r ns0:rsidRPr="00F570FE">
-        <ns0:t xml:space="preserve"> если платформа используется гос. организациями</ns0:t>
-      </ns0:r>
-    </ns0:p>
-    <ns0:p ns2:paraId="0BAE65CD" ns2:textId="77777777" ns0:rsidR="00F570FE" ns0:rsidRPr="00F570FE" ns0:rsidRDefault="00F570FE" ns0:rsidP="00F570FE">
-      <ns0:pPr>
-        <ns0:numPr>
-          <ns0:ilvl ns0:val="0"/>
-          <ns0:numId ns0:val="60"/>
-        </ns0:numPr>
-      </ns0:pPr>
-      <ns0:r ns0:rsidRPr="00F570FE">
-        <ns0:rPr>
-          <ns0:b/>
-          <ns0:bCs/>
-        </ns0:rPr>
-        <ns0:t>Категорирование объектов КИИ</ns0:t>
-      </ns0:r>
-    </ns0:p>
-    <ns0:p ns2:paraId="3C842E1C" ns2:textId="77777777" ns0:rsidR="00F570FE" ns0:rsidRPr="00F570FE" ns0:rsidRDefault="00F570FE" ns0:rsidP="00F570FE">
-      <ns0:pPr>
-        <ns0:numPr>
-          <ns0:ilvl ns0:val="0"/>
-          <ns0:numId ns0:val="60"/>
-        </ns0:numPr>
-      </ns0:pPr>
-      <ns0:r ns0:rsidRPr="00F570FE">
-        <ns0:rPr>
-          <ns0:b/>
-          <ns0:bCs/>
-        </ns0:rPr>
-        <ns0:lastRenderedPageBreak/>
-        <ns0:t>Защита от атак:</ns0:t>
-      </ns0:r>
-      <ns0:r ns0:rsidRPr="00F570FE">
-        <ns0:t xml:space="preserve"> СЗИ от НСД, межсетевое экранирование, IDS/IPS</ns0:t>
-      </ns0:r>
-    </ns0:p>
-    <ns0:p ns2:paraId="35E9AA56" ns2:textId="77777777" ns0:rsidR="00F570FE" ns0:rsidRPr="00F570FE" ns0:rsidRDefault="00F570FE" ns0:rsidP="00F570FE">
-      <ns0:pPr>
-        <ns0:numPr>
-          <ns0:ilvl ns0:val="0"/>
-          <ns0:numId ns0:val="60"/>
-        </ns0:numPr>
-      </ns0:pPr>
-      <ns0:r ns0:rsidRPr="00F570FE">
-        <ns0:rPr>
-          <ns0:b/>
-          <ns0:bCs/>
-        </ns0:rPr>
-        <ns0:t>Реагирование на инциденты:</ns0:t>
-      </ns0:r>
-      <ns0:r ns0:rsidRPr="00F570FE">
-        <ns0:t xml:space="preserve"> журнал инцидентов, уведомление ГосСОПКА</ns0:t>
-      </ns0:r>
-    </ns0:p>
-    <ns0:p ns2:paraId="603867A1" ns2:textId="77777777" ns0:rsidR="00F570FE" ns0:rsidRPr="00F570FE" ns0:rsidRDefault="00F570FE" ns0:rsidP="00F570FE">
-      <ns0:pPr>
-        <ns0:rPr>
-          <ns0:b/>
-          <ns0:bCs/>
-        </ns0:rPr>
-      </ns0:pPr>
-      <ns0:r ns0:rsidRPr="00F570FE">
-        <ns0:rPr>
-          <ns0:b/>
-          <ns0:bCs/>
-        </ns0:rPr>
-        <ns0:t>9.4. Федеральный закон №54-ФЗ «О ККТ»</ns0:t>
-      </ns0:r>
-    </ns0:p>
-    <ns0:p ns2:paraId="6EEC62C7" ns2:textId="77777777" ns0:rsidR="00F570FE" ns0:rsidRPr="00F570FE" ns0:rsidRDefault="00F570FE" ns0:rsidP="00F570FE">
-      <ns0:r ns0:rsidRPr="00F570FE">
-        <ns0:rPr>
-          <ns0:b/>
-          <ns0:bCs/>
-        </ns0:rPr>
-        <ns0:t>Для интернет-магазинов:</ns0:t>
-      </ns0:r>
-    </ns0:p>
-    <ns0:p ns2:paraId="7D965D95" ns2:textId="77777777" ns0:rsidR="00F570FE" ns0:rsidRPr="00F570FE" ns0:rsidRDefault="00F570FE" ns0:rsidP="00F570FE">
-      <ns0:pPr>
-        <ns0:numPr>
-          <ns0:ilvl ns0:val="0"/>
-          <ns0:numId ns0:val="61"/>
-        </ns0:numPr>
-      </ns0:pPr>
-      <ns0:r ns0:rsidRPr="00F570FE">
-        <ns0:rPr>
-          <ns0:b/>
-          <ns0:bCs/>
-        </ns0:rPr>
-        <ns0:t>Электронные чеки:</ns0:t>
-      </ns0:r>
-      <ns0:r ns0:rsidRPr="00F570FE">
-        <ns0:t xml:space="preserve"> интеграция с ОФД, авто-отправка на email/телефон</ns0:t>
-      </ns0:r>
-    </ns0:p>
-    <ns0:p ns2:paraId="0C910F8C" ns2:textId="77777777" ns0:rsidR="00F570FE" ns0:rsidRPr="00F570FE" ns0:rsidRDefault="00F570FE" ns0:rsidP="00F570FE">
-      <ns0:pPr>
-        <ns0:numPr>
-          <ns0:ilvl ns0:val="0"/>
-          <ns0:numId ns0:val="61"/>
-        </ns0:numPr>
-      </ns0:pPr>
-      <ns0:r ns0:rsidRPr="00F570FE">
-        <ns0:rPr>
-          <ns0:b/>
-          <ns0:bCs/>
-        </ns0:rPr>
-        <ns0:t>Ставки НДС:</ns0:t>
-      </ns0:r>
-      <ns0:r ns0:rsidRPr="00F570FE">
-        <ns0:t xml:space="preserve"> 0%, 10%, 20%</ns0:t>
-      </ns0:r>
-    </ns0:p>
-    <ns0:p ns2:paraId="340E2F6C" ns2:textId="77777777" ns0:rsidR="00F570FE" ns0:rsidRPr="00F570FE" ns0:rsidRDefault="00F570FE" ns0:rsidP="00F570FE">
-      <ns0:pPr>
-        <ns0:numPr>
-          <ns0:ilvl ns0:val="0"/>
-          <ns0:numId ns0:val="61"/>
-        </ns0:numPr>
-      </ns0:pPr>
-      <ns0:r ns0:rsidRPr="00F570FE">
-        <ns0:rPr>
-          <ns0:b/>
-          <ns0:bCs/>
-        </ns0:rPr>
-        <ns0:t>Признаки расчета:</ns0:t>
-      </ns0:r>
-      <ns0:r ns0:rsidRPr="00F570FE">
-        <ns0:t xml:space="preserve"> «Приход», «Возврат прихода», «Расход», «Возврат расхода»</ns0:t>
-      </ns0:r>
-    </ns0:p>
-    <ns0:p ns2:paraId="1F3E199A" ns2:textId="77777777" ns0:rsidR="00F570FE" ns0:rsidRPr="00F570FE" ns0:rsidRDefault="00F570FE" ns0:rsidP="00F570FE">
-      <ns0:pPr>
-        <ns0:numPr>
-          <ns0:ilvl ns0:val="0"/>
-          <ns0:numId ns0:val="61"/>
-        </ns0:numPr>
-      </ns0:pPr>
-      <ns0:r ns0:rsidRPr="00F570FE">
-        <ns0:rPr>
-          <ns0:b/>
-          <ns0:bCs/>
-        </ns0:rPr>
-        <ns0:t>Системы налогообложения:</ns0:t>
-      </ns0:r>
-      <ns0:r ns0:rsidRPr="00F570FE">
-        <ns0:t xml:space="preserve"> ОСН, УСН, Патент, ЕСХН, НПД</ns0:t>
-      </ns0:r>
-    </ns0:p>
-    <ns0:p ns2:paraId="2C68FAD8" ns2:textId="77777777" ns0:rsidR="00F570FE" ns0:rsidRPr="00F570FE" ns0:rsidRDefault="00F570FE" ns0:rsidP="00F570FE">
-      <ns0:pPr>
-        <ns0:rPr>
-          <ns0:b/>
-          <ns0:bCs/>
-        </ns0:rPr>
-      </ns0:pPr>
-      <ns0:r ns0:rsidRPr="00F570FE">
-        <ns0:rPr>
-          <ns0:b/>
-          <ns0:bCs/>
-        </ns0:rPr>
-        <ns0:t>9.5. Федеральный закон №149 «Об информации» (контент)</ns0:t>
-      </ns0:r>
-    </ns0:p>
-    <ns0:p ns2:paraId="526BF866" ns2:textId="77777777" ns0:rsidR="00F570FE" ns0:rsidRPr="00F570FE" ns0:rsidRDefault="00F570FE" ns0:rsidP="00F570FE">
-      <ns0:pPr>
-        <ns0:numPr>
-          <ns0:ilvl ns0:val="0"/>
-          <ns0:numId ns0:val="62"/>
-        </ns0:numPr>
-      </ns0:pPr>
-      <ns0:r ns0:rsidRPr="00F570FE">
-        <ns0:rPr>
-          <ns0:b/>
-          <ns0:bCs/>
-        </ns0:rPr>
-        <ns0:t>Запрещенный контент:</ns0:t>
-      </ns0:r>
-      <ns0:r ns0:rsidRPr="00F570FE">
-        <ns0:t xml:space="preserve"> авто-модерация, проверка blacklist Роскомнадзора</ns0:t>
-      </ns0:r>
-    </ns0:p>
-    <ns0:p ns2:paraId="13254948" ns2:textId="77777777" ns0:rsidR="00F570FE" ns0:rsidRPr="00F570FE" ns0:rsidRDefault="00F570FE" ns0:rsidP="00F570FE">
-      <ns0:pPr>
-        <ns0:numPr>
-          <ns0:ilvl ns0:val="0"/>
-          <ns0:numId ns0:val="62"/>
-        </ns0:numPr>
-      </ns0:pPr>
-      <ns0:r ns0:rsidRPr="00F570FE">
-        <ns0:rPr>
-          <ns0:b/>
-          <ns0:bCs/>
-        </ns0:rPr>
-        <ns0:t>Маркировка:</ns0:t>
-      </ns0:r>
-      <ns0:r ns0:rsidRPr="00F570FE">
-        <ns0:t xml:space="preserve"> возрастные метки (0+, 6+, 12+, 16+, 18+), маркировка рекламы</ns0:t>
-      </ns0:r>
-    </ns0:p>
-    <ns0:p ns2:paraId="18791C09" ns2:textId="77777777" ns0:rsidR="00F570FE" ns0:rsidRPr="00F570FE" ns0:rsidRDefault="00F570FE" ns0:rsidP="00F570FE">
-      <ns0:pPr>
-        <ns0:numPr>
-          <ns0:ilvl ns0:val="0"/>
-          <ns0:numId ns0:val="62"/>
-        </ns0:numPr>
-      </ns0:pPr>
-      <ns0:r ns0:rsidRPr="00F570FE">
-        <ns0:rPr>
-          <ns0:b/>
-          <ns0:bCs/>
-        </ns0:rPr>
-        <ns0:t>Комментарии:</ns0:t>
-      </ns0:r>
-      <ns0:r ns0:rsidRPr="00F570FE">
-        <ns0:t xml:space="preserve"> идентификация пользователей, блокировка, хранение 6 месяцев</ns0:t>
-      </ns0:r>
-    </ns0:p>
-    <ns0:p ns2:paraId="793546AE" ns2:textId="77777777" ns0:rsidR="00F570FE" ns0:rsidRPr="00F570FE" ns0:rsidRDefault="00F570FE" ns0:rsidP="00F570FE">
-      <ns0:pPr>
-        <ns0:rPr>
-          <ns0:b/>
-          <ns0:bCs/>
-        </ns0:rPr>
-      </ns0:pPr>
-      <ns0:r ns0:rsidRPr="00F570FE">
-        <ns0:rPr>
-          <ns0:b/>
-          <ns0:bCs/>
-        </ns0:rPr>
-        <ns0:t>9.6. Электронная подпись и документооборот</ns0:t>
-      </ns0:r>
-    </ns0:p>
-    <ns0:p ns2:paraId="0BE57102" ns2:textId="77777777" ns0:rsidR="00F570FE" ns0:rsidRPr="00F570FE" ns0:rsidRDefault="00F570FE" ns0:rsidP="00F570FE">
-      <ns0:pPr>
-        <ns0:numPr>
-          <ns0:ilvl ns0:val="0"/>
-          <ns0:numId ns0:val="63"/>
-        </ns0:numPr>
-      </ns0:pPr>
-      <ns0:r ns0:rsidRPr="00F570FE">
-        <ns0:rPr>
-          <ns0:b/>
-          <ns0:bCs/>
-        </ns0:rPr>
-        <ns0:t>ПЭП</ns0:t>
-      </ns0:r>
-      <ns0:r ns0:rsidRPr="00F570FE">
-        <ns0:t xml:space="preserve"> — для согласия с офертой</ns0:t>
-      </ns0:r>
-    </ns0:p>
-    <ns0:p ns2:paraId="7C2D0D80" ns2:textId="77777777" ns0:rsidR="00F570FE" ns0:rsidRPr="00F570FE" ns0:rsidRDefault="00F570FE" ns0:rsidP="00F570FE">
-      <ns0:pPr>
-        <ns0:numPr>
-          <ns0:ilvl ns0:val="0"/>
-          <ns0:numId ns0:val="63"/>
-        </ns0:numPr>
-      </ns0:pPr>
-      <ns0:r ns0:rsidRPr="00F570FE">
-        <ns0:rPr>
-          <ns0:b/>
-          <ns0:bCs/>
-        </ns0:rPr>
-        <ns0:t>УКЭП</ns0:t>
-      </ns0:r>
-      <ns0:r ns0:rsidRPr="00F570FE">
-        <ns0:t xml:space="preserve"> — для юридических лиц</ns0:t>
-      </ns0:r>
-    </ns0:p>
-    <ns0:p ns2:paraId="676BD50B" ns2:textId="77777777" ns0:rsidR="00F570FE" ns0:rsidRPr="00F570FE" ns0:rsidRDefault="00F570FE" ns0:rsidP="00F570FE">
-      <ns0:pPr>
-        <ns0:numPr>
-          <ns0:ilvl ns0:val="0"/>
-          <ns0:numId ns0:val="63"/>
-        </ns0:numPr>
-      </ns0:pPr>
-      <ns0:r ns0:rsidRPr="00F570FE">
-        <ns0:rPr>
-          <ns0:b/>
-          <ns0:bCs/>
-        </ns0:rPr>
-        <ns0:t>Документооборот:</ns0:t>
-      </ns0:r>
-      <ns0:r ns0:rsidRPr="00F570FE">
-        <ns0:t xml:space="preserve"> генерация договоров, хранение 5 лет, экспорт в PDF</ns0:t>
-      </ns0:r>
-    </ns0:p>
-    <ns0:p ns2:paraId="2ED8F66A" ns2:textId="77777777" ns0:rsidR="00F570FE" ns0:rsidRPr="00F570FE" ns0:rsidRDefault="00F570FE" ns0:rsidP="00F570FE">
-      <ns0:r ns0:rsidRPr="00F570FE">
-        <ns0:pict ns2:anchorId="1DBA6B3D">
-          <ns3:rect id="_x0000_i1143" style="width:0;height:1.5pt" ns4:hralign="center" ns4:hrstd="t" ns4:hr="t" fillcolor="#a0a0a0" stroked="f"/>
-        </ns0:pict>
-      </ns0:r>
-    </ns0:p>
-    <ns0:p ns2:paraId="54721E2B" ns2:textId="77777777" ns0:rsidR="00F570FE" ns0:rsidRPr="00F570FE" ns0:rsidRDefault="00F570FE" ns0:rsidP="00F570FE">
-      <ns0:pPr>
-        <ns0:rPr>
-          <ns0:b/>
-          <ns0:bCs/>
-        </ns0:rPr>
-      </ns0:pPr>
-      <ns0:r ns0:rsidRPr="00F570FE">
-        <ns0:rPr>
-          <ns0:b/>
-          <ns0:bCs/>
-        </ns0:rPr>
-        <ns0:t>10. КОНТЕНТ</ns0:t>
-      </ns0:r>
-    </ns0:p>
-    <ns0:p ns2:paraId="38FC3369" ns2:textId="77777777" ns0:rsidR="00F570FE" ns0:rsidRPr="00F570FE" ns0:rsidRDefault="00F570FE" ns0:rsidP="00F570FE">
-      <ns0:r ns0:rsidRPr="00F570FE">
-        <ns0:rPr>
-          <ns0:b/>
-          <ns0:bCs/>
-        </ns0:rPr>
-        <ns0:t>10.1. Встроенные ресурсы:</ns0:t>
-      </ns0:r>
-    </ns0:p>
-    <ns0:p ns2:paraId="3E4D0A2D" ns2:textId="77777777" ns0:rsidR="00F570FE" ns0:rsidRPr="00F570FE" ns0:rsidRDefault="00F570FE" ns0:rsidP="00F570FE">
-      <ns0:pPr>
-        <ns0:numPr>
-          <ns0:ilvl ns0:val="0"/>
-          <ns0:numId ns0:val="64"/>
-        </ns0:numPr>
-      </ns0:pPr>
-      <ns0:r ns0:rsidRPr="00F570FE">
-        <ns0:t>Самохостинговые шрифты: загрузка с наших серверов (Golos Text, Manrope, Inter — лицензия SIL OFL)</ns0:t>
-      </ns0:r>
-    </ns0:p>
-    <ns0:p ns2:paraId="2C8C41AE" ns2:textId="77777777" ns0:rsidR="00F570FE" ns0:rsidRPr="00F570FE" ns0:rsidRDefault="00F570FE" ns0:rsidP="00F570FE">
-      <ns0:pPr>
-        <ns0:numPr>
-          <ns0:ilvl ns0:val="0"/>
-          <ns0:numId ns0:val="64"/>
-        </ns0:numPr>
-      </ns0:pPr>
-      <ns0:r ns0:rsidRPr="00F570FE">
-        <ns0:t>Запрет на подключение fonts.googleapis.com или fonts.gstatic.com</ns0:t>
-      </ns0:r>
-    </ns0:p>
-    <ns0:p ns2:paraId="1BC0882E" ns2:textId="77777777" ns0:rsidR="00F570FE" ns0:rsidRPr="00F570FE" ns0:rsidRDefault="00F570FE" ns0:rsidP="00F570FE">
-      <ns0:pPr>
-        <ns0:numPr>
-          <ns0:ilvl ns0:val="0"/>
-          <ns0:numId ns0:val="64"/>
-        </ns0:numPr>
-      </ns0:pPr>
-      <ns0:r ns0:rsidRPr="00F570FE">
-        <ns0:t>ИИ-генератор изображений: только российские серверы (YandexART, Shedevrum или self-hosted Stable Diffusion)</ns0:t>
-      </ns0:r>
-    </ns0:p>
-    <ns0:p ns2:paraId="443509A1" ns2:textId="77777777" ns0:rsidR="00F570FE" ns0:rsidRPr="00F570FE" ns0:rsidRDefault="00F570FE" ns0:rsidP="00F570FE">
-      <ns0:pPr>
-        <ns0:numPr>
-          <ns0:ilvl ns0:val="0"/>
-          <ns0:numId ns0:val="64"/>
-        </ns0:numPr>
-      </ns0:pPr>
-      <ns0:r ns0:rsidRPr="00F570FE">
-        <ns0:t>Собственная библиотека иконок: разработана UI-командой с нуля, все права принадлежат компании</ns0:t>
-      </ns0:r>
-    </ns0:p>
-    <ns0:p ns2:paraId="41BF32D1" ns2:textId="77777777" ns0:rsidR="00F570FE" ns0:rsidRPr="00F570FE" ns0:rsidRDefault="00F570FE" ns0:rsidP="00F570FE">
-      <ns0:r ns0:rsidRPr="00F570FE">
-        <ns0:rPr>
-          <ns0:b/>
-          <ns0:bCs/>
-        </ns0:rPr>
-        <ns0:t>10.2. Требования к загрузке:</ns0:t>
-      </ns0:r>
-    </ns0:p>
-    <ns0:p ns2:paraId="5F0D40C9" ns2:textId="77777777" ns0:rsidR="00F570FE" ns0:rsidRPr="00F570FE" ns0:rsidRDefault="00F570FE" ns0:rsidP="00F570FE">
-      <ns0:pPr>
-        <ns0:numPr>
-          <ns0:ilvl ns0:val="0"/>
-          <ns0:numId ns0:val="65"/>
-        </ns0:numPr>
-      </ns0:pPr>
-      <ns0:r ns0:rsidRPr="00F570FE">
-        <ns0:t xml:space="preserve">Авто-сжатие PNG/JPG в WebP через </ns0:t>
-      </ns0:r>
-      <ns0:r ns0:rsidRPr="00F570FE">
-        <ns0:rPr>
-          <ns0:b/>
-          <ns0:bCs/>
-        </ns0:rPr>
-        <ns0:t>Pillow</ns0:t>
-      </ns0:r>
-      <ns0:r ns0:rsidRPr="00F570FE">
-        <ns0:t xml:space="preserve"> (Python)</ns0:t>
-      </ns0:r>
-    </ns0:p>
-    <ns0:p ns2:paraId="1A7B3617" ns2:textId="77777777" ns0:rsidR="00F570FE" ns0:rsidRPr="00F570FE" ns0:rsidRDefault="00F570FE" ns0:rsidP="00F570FE">
-      <ns0:pPr>
-        <ns0:numPr>
-          <ns0:ilvl ns0:val="0"/>
-          <ns0:numId ns0:val="65"/>
-        </ns0:numPr>
-      </ns0:pPr>
-      <ns0:r ns0:rsidRPr="00F570FE">
-        <ns0:t>Генерация srcset для адаптивных изображений</ns0:t>
-      </ns0:r>
-    </ns0:p>
-    <ns0:p ns2:paraId="03D6C662" ns2:textId="77777777" ns0:rsidR="00F570FE" ns0:rsidRPr="00F570FE" ns0:rsidRDefault="00F570FE" ns0:rsidP="00F570FE">
-      <ns0:pPr>
-        <ns0:numPr>
-          <ns0:ilvl ns0:val="0"/>
-          <ns0:numId ns0:val="65"/>
-        </ns0:numPr>
-      </ns0:pPr>
-      <ns0:r ns0:rsidRPr="00F570FE">
-        <ns0:t xml:space="preserve">Проверка загружаемых файлов: изоляция в отдельном контейнере без сети + сигнатурный анализ собственными YARA-правилами (BSD-3); ClamAV (GPLv2) исключён по п.7.1.6</ns0:t>
-      </ns0:r>
-    </ns0:p>
-    <ns0:p ns2:paraId="61854FA7" ns2:textId="77777777" ns0:rsidR="00F570FE" ns0:rsidRPr="00F570FE" ns0:rsidRDefault="00F570FE" ns0:rsidP="00F570FE">
-      <ns0:pPr>
-        <ns0:numPr>
-          <ns0:ilvl ns0:val="0"/>
-          <ns0:numId ns0:val="65"/>
-        </ns0:numPr>
-      </ns0:pPr>
-      <ns0:r ns0:rsidRPr="00F570FE">
-        <ns0:lastRenderedPageBreak/>
-        <ns0:t>Лимиты: 50 МБ (изображения), 500 МБ (видео)</ns0:t>
-      </ns0:r>
-    </ns0:p>
-    <ns0:p ns2:paraId="524DA065" ns2:textId="77777777" ns0:rsidR="00F570FE" ns0:rsidRPr="00F570FE" ns0:rsidRDefault="00F570FE" ns0:rsidP="00F570FE">
-      <ns0:r ns0:rsidRPr="00F570FE">
-        <ns0:pict ns2:anchorId="13B0D1C3">
-          <ns3:rect id="_x0000_i1144" style="width:0;height:1.5pt" ns4:hralign="center" ns4:hrstd="t" ns4:hr="t" fillcolor="#a0a0a0" stroked="f"/>
-        </ns0:pict>
-      </ns0:r>
-    </ns0:p>
-    <ns0:p ns2:paraId="070F1DA8" ns2:textId="77777777" ns0:rsidR="00F570FE" ns0:rsidRPr="00F570FE" ns0:rsidRDefault="00F570FE" ns0:rsidP="00F570FE">
-      <ns0:pPr>
-        <ns0:rPr>
-          <ns0:b/>
-          <ns0:bCs/>
-        </ns0:rPr>
-      </ns0:pPr>
-      <ns0:r ns0:rsidRPr="00F570FE">
-        <ns0:rPr>
-          <ns0:b/>
-          <ns0:bCs/>
-        </ns0:rPr>
-        <ns0:t>11. АДМИНИСТРИРОВАНИЕ</ns0:t>
-      </ns0:r>
-    </ns0:p>
-    <ns0:p ns2:paraId="69F17D23" ns2:textId="77777777" ns0:rsidR="00F570FE" ns0:rsidRPr="00F570FE" ns0:rsidRDefault="00F570FE" ns0:rsidP="00F570FE">
-      <ns0:r ns0:rsidRPr="00F570FE">
-        <ns0:rPr>
-          <ns0:b/>
-          <ns0:bCs/>
-        </ns0:rPr>
-        <ns0:t>11.1. Матрица прав (RBAC):</ns0:t>
-      </ns0:r>
-    </ns0:p>
-    <ns0:p ns2:paraId="705A9003" ns2:textId="77777777" ns0:rsidR="00F570FE" ns0:rsidRPr="00F570FE" ns0:rsidRDefault="00F570FE" ns0:rsidP="00F570FE">
-      <ns0:pPr>
-        <ns0:numPr>
-          <ns0:ilvl ns0:val="0"/>
-          <ns0:numId ns0:val="66"/>
-        </ns0:numPr>
-      </ns0:pPr>
-      <ns0:r ns0:rsidRPr="00F570FE">
-        <ns0:rPr>
-          <ns0:b/>
-          <ns0:bCs/>
-        </ns0:rPr>
-        <ns0:t>Owner</ns0:t>
-      </ns0:r>
-      <ns0:r ns0:rsidRPr="00F570FE">
-        <ns0:t xml:space="preserve"> — полный доступ, биллинг, удаление, управление ПДн</ns0:t>
-      </ns0:r>
-    </ns0:p>
-    <ns0:p ns2:paraId="5D53BD4C" ns2:textId="77777777" ns0:rsidR="00F570FE" ns0:rsidRPr="00F570FE" ns0:rsidRDefault="00F570FE" ns0:rsidP="00F570FE">
-      <ns0:pPr>
-        <ns0:numPr>
-          <ns0:ilvl ns0:val="0"/>
-          <ns0:numId ns0:val="66"/>
-        </ns0:numPr>
-      </ns0:pPr>
-      <ns0:r ns0:rsidRPr="00F570FE">
-        <ns0:rPr>
-          <ns0:b/>
-          <ns0:bCs/>
-        </ns0:rPr>
-        <ns0:t>Admin</ns0:t>
-      </ns0:r>
-      <ns0:r ns0:rsidRPr="00F570FE">
-        <ns0:t xml:space="preserve"> — настройки, публикация, интеграции</ns0:t>
-      </ns0:r>
-    </ns0:p>
-    <ns0:p ns2:paraId="7091F056" ns2:textId="77777777" ns0:rsidR="00F570FE" ns0:rsidRPr="00F570FE" ns0:rsidRDefault="00F570FE" ns0:rsidP="00F570FE">
-      <ns0:pPr>
-        <ns0:numPr>
-          <ns0:ilvl ns0:val="0"/>
-          <ns0:numId ns0:val="66"/>
-        </ns0:numPr>
-      </ns0:pPr>
-      <ns0:r ns0:rsidRPr="00F570FE">
-        <ns0:rPr>
-          <ns0:b/>
-          <ns0:bCs/>
-        </ns0:rPr>
-        <ns0:t>Editor</ns0:t>
-      </ns0:r>
-      <ns0:r ns0:rsidRPr="00F570FE">
-        <ns0:t xml:space="preserve"> — контент, тексты, картинки</ns0:t>
-      </ns0:r>
-    </ns0:p>
-    <ns0:p ns2:paraId="29BE0A61" ns2:textId="77777777" ns0:rsidR="00F570FE" ns0:rsidRPr="00F570FE" ns0:rsidRDefault="00F570FE" ns0:rsidP="00F570FE">
-      <ns0:pPr>
-        <ns0:numPr>
-          <ns0:ilvl ns0:val="0"/>
-          <ns0:numId ns0:val="66"/>
-        </ns0:numPr>
-      </ns0:pPr>
-      <ns0:r ns0:rsidRPr="00F570FE">
-        <ns0:rPr>
-          <ns0:b/>
-          <ns0:bCs/>
-        </ns0:rPr>
-        <ns0:t>Dev</ns0:t>
-      </ns0:r>
-      <ns0:r ns0:rsidRPr="00F570FE">
-        <ns0:t xml:space="preserve"> — API, вебхуки, кастомный код</ns0:t>
-      </ns0:r>
-    </ns0:p>
-    <ns0:p ns2:paraId="7AA0FDE2" ns2:textId="77777777" ns0:rsidR="00F570FE" ns0:rsidRPr="00F570FE" ns0:rsidRDefault="00F570FE" ns0:rsidP="00F570FE">
-      <ns0:pPr>
-        <ns0:numPr>
-          <ns0:ilvl ns0:val="0"/>
-          <ns0:numId ns0:val="66"/>
-        </ns0:numPr>
-      </ns0:pPr>
-      <ns0:r ns0:rsidRPr="00F570FE">
-        <ns0:rPr>
-          <ns0:b/>
-          <ns0:bCs/>
-        </ns0:rPr>
-        <ns0:t>Viewer</ns0:t>
-      </ns0:r>
-      <ns0:r ns0:rsidRPr="00F570FE">
-        <ns0:t xml:space="preserve"> — только просмотр черновика</ns0:t>
-      </ns0:r>
-    </ns0:p>
-    <ns0:p ns2:paraId="0D38AE5B" ns2:textId="77777777" ns0:rsidR="00F570FE" ns0:rsidRPr="00F570FE" ns0:rsidRDefault="00F570FE" ns0:rsidP="00F570FE">
-      <ns0:r ns0:rsidRPr="00F570FE">
-        <ns0:rPr>
-          <ns0:b/>
-          <ns0:bCs/>
-        </ns0:rPr>
-        <ns0:t>11.2. Аудит и логирование:</ns0:t>
-      </ns0:r>
-    </ns0:p>
-    <ns0:p ns2:paraId="52859839" ns2:textId="77777777" ns0:rsidR="00F570FE" ns0:rsidRPr="00F570FE" ns0:rsidRDefault="00F570FE" ns0:rsidP="00F570FE">
-      <ns0:pPr>
-        <ns0:numPr>
-          <ns0:ilvl ns0:val="0"/>
-          <ns0:numId ns0:val="67"/>
-        </ns0:numPr>
-      </ns0:pPr>
-      <ns0:r ns0:rsidRPr="00F570FE">
-        <ns0:rPr>
-          <ns0:b/>
-          <ns0:bCs/>
-        </ns0:rPr>
-        <ns0:t>Журнал действий:</ns0:t>
-      </ns0:r>
-      <ns0:r ns0:rsidRPr="00F570FE">
-        <ns0:t xml:space="preserve"> кто, когда, что (с IP, User-Agent), хранение 1 год</ns0:t>
-      </ns0:r>
-    </ns0:p>
-    <ns0:p ns2:paraId="6A2DA144" ns2:textId="77777777" ns0:rsidR="00F570FE" ns0:rsidRPr="00F570FE" ns0:rsidRDefault="00F570FE" ns0:rsidP="00F570FE">
-      <ns0:pPr>
-        <ns0:numPr>
-          <ns0:ilvl ns0:val="0"/>
-          <ns0:numId ns0:val="67"/>
-        </ns0:numPr>
-      </ns0:pPr>
-      <ns0:r ns0:rsidRPr="00F570FE">
-        <ns0:rPr>
-          <ns0:b/>
-          <ns0:bCs/>
-        </ns0:rPr>
-        <ns0:t>Отчеты:</ns0:t>
-      </ns0:r>
-      <ns0:r ns0:rsidRPr="00F570FE">
-        <ns0:t xml:space="preserve"> активность, ресурсы, безопасность</ns0:t>
-      </ns0:r>
-    </ns0:p>
-    <ns0:p ns2:paraId="73909062" ns2:textId="77777777" ns0:rsidR="00F570FE" ns0:rsidRPr="00F570FE" ns0:rsidRDefault="00F570FE" ns0:rsidP="00F570FE">
-      <ns0:r ns0:rsidRPr="00F570FE">
-        <ns0:pict ns2:anchorId="016BEE13">
-          <ns3:rect id="_x0000_i1145" style="width:0;height:1.5pt" ns4:hralign="center" ns4:hrstd="t" ns4:hr="t" fillcolor="#a0a0a0" stroked="f"/>
-        </ns0:pict>
-      </ns0:r>
-    </ns0:p>
-    <ns0:p ns2:paraId="0BFFE1E9" ns2:textId="77777777" ns0:rsidR="00F570FE" ns0:rsidRPr="00F570FE" ns0:rsidRDefault="00F570FE" ns0:rsidP="00F570FE">
-      <ns0:pPr>
-        <ns0:rPr>
-          <ns0:b/>
-          <ns0:bCs/>
-        </ns0:rPr>
-      </ns0:pPr>
-      <ns0:r ns0:rsidRPr="00F570FE">
-        <ns0:rPr>
-          <ns0:b/>
-          <ns0:bCs/>
-        </ns0:rPr>
-        <ns0:t>12. СРОКИ И ЭТАПЫ РАЗРАБОТКИ</ns0:t>
-      </ns0:r>
-    </ns0:p>
-    <ns0:p ns2:paraId="728A671B" ns2:textId="77777777" ns0:rsidR="00F570FE" ns0:rsidRPr="00F570FE" ns0:rsidRDefault="00F570FE" ns0:rsidP="00F570FE">
-      <ns0:r ns0:rsidRPr="00F570FE">
-        <ns0:rPr>
-          <ns0:b/>
-          <ns0:bCs/>
-        </ns0:rPr>
-        <ns0:t xml:space="preserve">Общий срок до MVP: 14 месяцев (13 месяцев по этапам 1–10 + Этап 0: каркас монорепозитория, CI/CD, dev-окружение). Этап 0 отсутствовал в ТЗ v4.0 и является обязательной предпосылкой этапов 1–10.</ns0:t>
+        <ns0:t xml:space="preserve">Обязательные закупки для этапа 7 (подтверждено заказчиком 30.09.2026 — «1С учтена»):</ns0:t>
       </ns0:r>
     </ns0:p>
     <ns0:tbl>
@@ -11849,6 +9603,3158 @@
                 <ns0:b/>
                 <ns0:bCs/>
               </ns0:rPr>
+              <ns0:t xml:space="preserve">Позиция</ns0:t>
+            </ns0:r>
+          </ns0:p>
+        </ns0:tc>
+        <ns0:tc>
+          <ns0:tcPr>
+            <ns0:tcW ns0:w="3000" ns0:type="dxa"/>
+            <ns0:shd ns0:val="clear" ns0:color="auto" ns0:fill="F5EFE0"/>
+          </ns0:tcPr>
+          <ns0:p>
+            <ns0:pPr/>
+            <ns0:r>
+              <ns0:rPr>
+                <ns0:b/>
+                <ns0:bCs/>
+              </ns0:rPr>
+              <ns0:t xml:space="preserve">Назначение</ns0:t>
+            </ns0:r>
+          </ns0:p>
+        </ns0:tc>
+        <ns0:tc>
+          <ns0:tcPr>
+            <ns0:tcW ns0:w="3000" ns0:type="dxa"/>
+            <ns0:shd ns0:val="clear" ns0:color="auto" ns0:fill="F5EFE0"/>
+          </ns0:tcPr>
+          <ns0:p>
+            <ns0:pPr/>
+            <ns0:r>
+              <ns0:rPr>
+                <ns0:b/>
+                <ns0:bCs/>
+              </ns0:rPr>
+              <ns0:t xml:space="preserve">Оценка</ns0:t>
+            </ns0:r>
+          </ns0:p>
+        </ns0:tc>
+      </ns0:tr>
+      <ns0:tr>
+        <ns0:tc>
+          <ns0:tcPr>
+            <ns0:tcW ns0:w="3000" ns0:type="dxa"/>
+          </ns0:tcPr>
+          <ns0:p>
+            <ns0:pPr/>
+            <ns0:r>
+              <ns0:rPr/>
+              <ns0:t xml:space="preserve">Лицензия 1С:Предприятие 8.3 (разработчик/1С:УТ)</ns0:t>
+            </ns0:r>
+          </ns0:p>
+        </ns0:tc>
+        <ns0:tc>
+          <ns0:tcPr>
+            <ns0:tcW ns0:w="3000" ns0:type="dxa"/>
+          </ns0:tcPr>
+          <ns0:p>
+            <ns0:pPr/>
+            <ns0:r>
+              <ns0:rPr/>
+              <ns0:t xml:space="preserve">Стенд для разработки и приёмочных тестов</ns0:t>
+            </ns0:r>
+          </ns0:p>
+        </ns0:tc>
+        <ns0:tc>
+          <ns0:tcPr>
+            <ns0:tcW ns0:w="3000" ns0:type="dxa"/>
+          </ns0:tcPr>
+          <ns0:p>
+            <ns0:pPr/>
+            <ns0:r>
+              <ns0:rPr/>
+              <ns0:t xml:space="preserve">25 000 – 40 000 ₽ разово</ns0:t>
+            </ns0:r>
+          </ns0:p>
+        </ns0:tc>
+      </ns0:tr>
+      <ns0:tr>
+        <ns0:tc>
+          <ns0:tcPr>
+            <ns0:tcW ns0:w="3000" ns0:type="dxa"/>
+          </ns0:tcPr>
+          <ns0:p>
+            <ns0:pPr/>
+            <ns0:r>
+              <ns0:rPr/>
+              <ns0:t xml:space="preserve">Эталонная база 1С:УТ</ns0:t>
+            </ns0:r>
+          </ns0:p>
+        </ns0:tc>
+        <ns0:tc>
+          <ns0:tcPr>
+            <ns0:tcW ns0:w="3000" ns0:type="dxa"/>
+          </ns0:tcPr>
+          <ns0:p>
+            <ns0:pPr/>
+            <ns0:r>
+              <ns0:rPr/>
+              <ns0:t xml:space="preserve">Наполнение 1000+ позиций, проверка KPI синхронизации</ns0:t>
+            </ns0:r>
+          </ns0:p>
+        </ns0:tc>
+        <ns0:tc>
+          <ns0:tcPr>
+            <ns0:tcW ns0:w="3000" ns0:type="dxa"/>
+          </ns0:tcPr>
+          <ns0:p>
+            <ns0:pPr/>
+            <ns0:r>
+              <ns0:rPr/>
+              <ns0:t xml:space="preserve">Входит в лицензию</ns0:t>
+            </ns0:r>
+          </ns0:p>
+        </ns0:tc>
+      </ns0:tr>
+      <ns0:tr>
+        <ns0:tc>
+          <ns0:tcPr>
+            <ns0:tcW ns0:w="3000" ns0:type="dxa"/>
+          </ns0:tcPr>
+          <ns0:p>
+            <ns0:pPr/>
+            <ns0:r>
+              <ns0:rPr/>
+              <ns0:t xml:space="preserve">Аренда стенда (альтернатива)</ns0:t>
+            </ns0:r>
+          </ns0:p>
+        </ns0:tc>
+        <ns0:tc>
+          <ns0:tcPr>
+            <ns0:tcW ns0:w="3000" ns0:type="dxa"/>
+          </ns0:tcPr>
+          <ns0:p>
+            <ns0:pPr/>
+            <ns0:r>
+              <ns0:rPr/>
+              <ns0:t xml:space="preserve">Если покупка нецелесообразна</ns0:t>
+            </ns0:r>
+          </ns0:p>
+        </ns0:tc>
+        <ns0:tc>
+          <ns0:tcPr>
+            <ns0:tcW ns0:w="3000" ns0:type="dxa"/>
+          </ns0:tcPr>
+          <ns0:p>
+            <ns0:pPr/>
+            <ns0:r>
+              <ns0:rPr/>
+              <ns0:t xml:space="preserve">30 000 – 80 000 ₽/мес на этап 7</ns0:t>
+            </ns0:r>
+          </ns0:p>
+        </ns0:tc>
+      </ns0:tr>
+      <ns0:tr>
+        <ns0:tc>
+          <ns0:tcPr>
+            <ns0:tcW ns0:w="3000" ns0:type="dxa"/>
+          </ns0:tcPr>
+          <ns0:p>
+            <ns0:pPr/>
+            <ns0:r>
+              <ns0:rPr/>
+              <ns0:t xml:space="preserve">Интегратор 1С</ns0:t>
+            </ns0:r>
+          </ns0:p>
+        </ns0:tc>
+        <ns0:tc>
+          <ns0:tcPr>
+            <ns0:tcW ns0:w="3000" ns0:type="dxa"/>
+          </ns0:tcPr>
+          <ns0:p>
+            <ns0:pPr/>
+            <ns0:r>
+              <ns0:rPr/>
+              <ns0:t xml:space="preserve">Уже в штате (п.14.1)</ns0:t>
+            </ns0:r>
+          </ns0:p>
+        </ns0:tc>
+        <ns0:tc>
+          <ns0:tcPr>
+            <ns0:tcW ns0:w="3000" ns0:type="dxa"/>
+          </ns0:tcPr>
+          <ns0:p>
+            <ns0:pPr/>
+            <ns0:r>
+              <ns0:rPr/>
+              <ns0:t xml:space="preserve">Учтён</ns0:t>
+            </ns0:r>
+          </ns0:p>
+        </ns0:tc>
+      </ns0:tr>
+    </ns0:tbl>
+    <ns0:p>
+      <ns0:pPr/>
+      <ns0:r>
+        <ns0:rPr>
+          <ns0:b/>
+          <ns0:bCs/>
+        </ns0:rPr>
+        <ns0:t xml:space="preserve">Оговорка по срокам: этап 7 (1.5 месяца) не может начаться до получения лицензии. Срок согласования и поставки лицензий 1С — 2–6 недель. Этап 7 запускается параллельно этапу 6 либо сдвигается.</ns0:t>
+      </ns0:r>
+    </ns0:p>
+    <ns0:p>
+      <ns0:pPr>
+        <ns0:numPr>
+          <ns0:ilvl ns0:val="0"/>
+          <ns0:numId ns0:val="201"/>
+        </ns0:numPr>
+      </ns0:pPr>
+      <ns0:r>
+        <ns0:rPr/>
+        <ns0:t xml:space="preserve">Если лицензия недоступна, разработка ведётся на мок-сервере с зафиксированными контрактами обмена; приёмочные испытания переносятся на этап 10 (закрытая бета) и требуют стенда заказчика</ns0:t>
+      </ns0:r>
+    </ns0:p>
+    <ns0:p>
+      <ns0:pPr>
+        <ns0:numPr>
+          <ns0:ilvl ns0:val="0"/>
+          <ns0:numId ns0:val="201"/>
+        </ns0:numPr>
+      </ns0:pPr>
+      <ns0:r>
+        <ns0:rPr/>
+        <ns0:t xml:space="preserve">Набор тестовых сценариев: полная выгрузка, инкрементальная, обработка ошибок, конфликт приоритетов, повторная отправка</ns0:t>
+      </ns0:r>
+    </ns0:p>
+    <ns0:p>
+      <ns0:pPr/>
+      <ns0:r>
+        <ns0:rPr>
+          <ns0:b/>
+          <ns0:bCs/>
+        </ns0:rPr>
+        <ns0:t xml:space="preserve">7.5.4. Расписание синхронизации:</ns0:t>
+      </ns0:r>
+    </ns0:p>
+    <ns0:p>
+      <ns0:pPr>
+        <ns0:shd ns0:val="clear" ns0:color="auto" ns0:fill="F5EFE0"/>
+        <ns0:spacing ns0:before="0" ns0:after="0"/>
+        <ns0:ind ns0:left="284"/>
+      </ns0:pPr>
+      <ns0:r>
+        <ns0:rPr>
+          <ns0:rFonts ns0:ascii="Consolas" ns0:hAnsi="Consolas" ns0:cs="Consolas"/>
+          <ns0:sz ns0:val="18"/>
+          <ns0:szCs ns0:val="18"/>
+        </ns0:rPr>
+        <ns0:t xml:space="preserve"/>
+      </ns0:r>
+    </ns0:p>
+    <ns0:p>
+      <ns0:pPr>
+        <ns0:shd ns0:val="clear" ns0:color="auto" ns0:fill="F5EFE0"/>
+        <ns0:spacing ns0:before="0" ns0:after="0"/>
+        <ns0:ind ns0:left="284"/>
+      </ns0:pPr>
+      <ns0:r>
+        <ns0:rPr>
+          <ns0:rFonts ns0:ascii="Consolas" ns0:hAnsi="Consolas" ns0:cs="Consolas"/>
+          <ns0:sz ns0:val="18"/>
+          <ns0:szCs ns0:val="18"/>
+        </ns0:rPr>
+        <ns0:t xml:space="preserve"># Celery beat: периодический запуск задачи синхронизации</ns0:t>
+      </ns0:r>
+    </ns0:p>
+    <ns0:p>
+      <ns0:pPr>
+        <ns0:shd ns0:val="clear" ns0:color="auto" ns0:fill="F5EFE0"/>
+        <ns0:spacing ns0:before="0" ns0:after="0"/>
+        <ns0:ind ns0:left="284"/>
+      </ns0:pPr>
+      <ns0:r>
+        <ns0:rPr>
+          <ns0:rFonts ns0:ascii="Consolas" ns0:hAnsi="Consolas" ns0:cs="Consolas"/>
+          <ns0:sz ns0:val="18"/>
+          <ns0:szCs ns0:val="18"/>
+        </ns0:rPr>
+        <ns0:t xml:space="preserve">app.conf.beat_schedule = {</ns0:t>
+      </ns0:r>
+    </ns0:p>
+    <ns0:p>
+      <ns0:pPr>
+        <ns0:shd ns0:val="clear" ns0:color="auto" ns0:fill="F5EFE0"/>
+        <ns0:spacing ns0:before="0" ns0:after="0"/>
+        <ns0:ind ns0:left="284"/>
+      </ns0:pPr>
+      <ns0:r>
+        <ns0:rPr>
+          <ns0:rFonts ns0:ascii="Consolas" ns0:hAnsi="Consolas" ns0:cs="Consolas"/>
+          <ns0:sz ns0:val="18"/>
+          <ns0:szCs ns0:val="18"/>
+        </ns0:rPr>
+        <ns0:t xml:space="preserve">    "sync-1c-products": {</ns0:t>
+      </ns0:r>
+    </ns0:p>
+    <ns0:p>
+      <ns0:pPr>
+        <ns0:shd ns0:val="clear" ns0:color="auto" ns0:fill="F5EFE0"/>
+        <ns0:spacing ns0:before="0" ns0:after="0"/>
+        <ns0:ind ns0:left="284"/>
+      </ns0:pPr>
+      <ns0:r>
+        <ns0:rPr>
+          <ns0:rFonts ns0:ascii="Consolas" ns0:hAnsi="Consolas" ns0:cs="Consolas"/>
+          <ns0:sz ns0:val="18"/>
+          <ns0:szCs ns0:val="18"/>
+        </ns0:rPr>
+        <ns0:t xml:space="preserve">        "task": "integrations.onec.sync_products",</ns0:t>
+      </ns0:r>
+    </ns0:p>
+    <ns0:p>
+      <ns0:pPr>
+        <ns0:shd ns0:val="clear" ns0:color="auto" ns0:fill="F5EFE0"/>
+        <ns0:spacing ns0:before="0" ns0:after="0"/>
+        <ns0:ind ns0:left="284"/>
+      </ns0:pPr>
+      <ns0:r>
+        <ns0:rPr>
+          <ns0:rFonts ns0:ascii="Consolas" ns0:hAnsi="Consolas" ns0:cs="Consolas"/>
+          <ns0:sz ns0:val="18"/>
+          <ns0:szCs ns0:val="18"/>
+        </ns0:rPr>
+        <ns0:t xml:space="preserve">        "schedule": crontab(minute="*/15"),   # каждые 15 минут</ns0:t>
+      </ns0:r>
+    </ns0:p>
+    <ns0:p>
+      <ns0:pPr>
+        <ns0:shd ns0:val="clear" ns0:color="auto" ns0:fill="F5EFE0"/>
+        <ns0:spacing ns0:before="0" ns0:after="0"/>
+        <ns0:ind ns0:left="284"/>
+      </ns0:pPr>
+      <ns0:r>
+        <ns0:rPr>
+          <ns0:rFonts ns0:ascii="Consolas" ns0:hAnsi="Consolas" ns0:cs="Consolas"/>
+          <ns0:sz ns0:val="18"/>
+          <ns0:szCs ns0:val="18"/>
+        </ns0:rPr>
+        <ns0:t xml:space="preserve">    },</ns0:t>
+      </ns0:r>
+    </ns0:p>
+    <ns0:p>
+      <ns0:pPr>
+        <ns0:shd ns0:val="clear" ns0:color="auto" ns0:fill="F5EFE0"/>
+        <ns0:spacing ns0:before="0" ns0:after="0"/>
+        <ns0:ind ns0:left="284"/>
+      </ns0:pPr>
+      <ns0:r>
+        <ns0:rPr>
+          <ns0:rFonts ns0:ascii="Consolas" ns0:hAnsi="Consolas" ns0:cs="Consolas"/>
+          <ns0:sz ns0:val="18"/>
+          <ns0:szCs ns0:val="18"/>
+        </ns0:rPr>
+        <ns0:t xml:space="preserve">    "sync-1c-orders": {</ns0:t>
+      </ns0:r>
+    </ns0:p>
+    <ns0:p>
+      <ns0:pPr>
+        <ns0:shd ns0:val="clear" ns0:color="auto" ns0:fill="F5EFE0"/>
+        <ns0:spacing ns0:before="0" ns0:after="0"/>
+        <ns0:ind ns0:left="284"/>
+      </ns0:pPr>
+      <ns0:r>
+        <ns0:rPr>
+          <ns0:rFonts ns0:ascii="Consolas" ns0:hAnsi="Consolas" ns0:cs="Consolas"/>
+          <ns0:sz ns0:val="18"/>
+          <ns0:szCs ns0:val="18"/>
+        </ns0:rPr>
+        <ns0:t xml:space="preserve">        "task": "integrations.onec.push_orders",</ns0:t>
+      </ns0:r>
+    </ns0:p>
+    <ns0:p>
+      <ns0:pPr>
+        <ns0:shd ns0:val="clear" ns0:color="auto" ns0:fill="F5EFE0"/>
+        <ns0:spacing ns0:before="0" ns0:after="0"/>
+        <ns0:ind ns0:left="284"/>
+      </ns0:pPr>
+      <ns0:r>
+        <ns0:rPr>
+          <ns0:rFonts ns0:ascii="Consolas" ns0:hAnsi="Consolas" ns0:cs="Consolas"/>
+          <ns0:sz ns0:val="18"/>
+          <ns0:szCs ns0:val="18"/>
+        </ns0:rPr>
+        <ns0:t xml:space="preserve">        "schedule": crontab(minute="*/5"),    # заказы — чаще</ns0:t>
+      </ns0:r>
+    </ns0:p>
+    <ns0:p>
+      <ns0:pPr>
+        <ns0:shd ns0:val="clear" ns0:color="auto" ns0:fill="F5EFE0"/>
+        <ns0:spacing ns0:before="0" ns0:after="0"/>
+        <ns0:ind ns0:left="284"/>
+      </ns0:pPr>
+      <ns0:r>
+        <ns0:rPr>
+          <ns0:rFonts ns0:ascii="Consolas" ns0:hAnsi="Consolas" ns0:cs="Consolas"/>
+          <ns0:sz ns0:val="18"/>
+          <ns0:szCs ns0:val="18"/>
+        </ns0:rPr>
+        <ns0:t xml:space="preserve">    },</ns0:t>
+      </ns0:r>
+    </ns0:p>
+    <ns0:p>
+      <ns0:pPr>
+        <ns0:shd ns0:val="clear" ns0:color="auto" ns0:fill="F5EFE0"/>
+        <ns0:spacing ns0:before="0" ns0:after="0"/>
+        <ns0:ind ns0:left="284"/>
+      </ns0:pPr>
+      <ns0:r>
+        <ns0:rPr>
+          <ns0:rFonts ns0:ascii="Consolas" ns0:hAnsi="Consolas" ns0:cs="Consolas"/>
+          <ns0:sz ns0:val="18"/>
+          <ns0:szCs ns0:val="18"/>
+        </ns0:rPr>
+        <ns0:t xml:space="preserve">    "sync-1c-full": {</ns0:t>
+      </ns0:r>
+    </ns0:p>
+    <ns0:p>
+      <ns0:pPr>
+        <ns0:shd ns0:val="clear" ns0:color="auto" ns0:fill="F5EFE0"/>
+        <ns0:spacing ns0:before="0" ns0:after="0"/>
+        <ns0:ind ns0:left="284"/>
+      </ns0:pPr>
+      <ns0:r>
+        <ns0:rPr>
+          <ns0:rFonts ns0:ascii="Consolas" ns0:hAnsi="Consolas" ns0:cs="Consolas"/>
+          <ns0:sz ns0:val="18"/>
+          <ns0:szCs ns0:val="18"/>
+        </ns0:rPr>
+        <ns0:t xml:space="preserve">        "task": "integrations.onec.full_sync",</ns0:t>
+      </ns0:r>
+    </ns0:p>
+    <ns0:p>
+      <ns0:pPr>
+        <ns0:shd ns0:val="clear" ns0:color="auto" ns0:fill="F5EFE0"/>
+        <ns0:spacing ns0:before="0" ns0:after="0"/>
+        <ns0:ind ns0:left="284"/>
+      </ns0:pPr>
+      <ns0:r>
+        <ns0:rPr>
+          <ns0:rFonts ns0:ascii="Consolas" ns0:hAnsi="Consolas" ns0:cs="Consolas"/>
+          <ns0:sz ns0:val="18"/>
+          <ns0:szCs ns0:val="18"/>
+        </ns0:rPr>
+        <ns0:t xml:space="preserve">        "schedule": crontab(hour=3, minute=0), # полная сверка — ночью</ns0:t>
+      </ns0:r>
+    </ns0:p>
+    <ns0:p>
+      <ns0:pPr>
+        <ns0:shd ns0:val="clear" ns0:color="auto" ns0:fill="F5EFE0"/>
+        <ns0:spacing ns0:before="0" ns0:after="0"/>
+        <ns0:ind ns0:left="284"/>
+      </ns0:pPr>
+      <ns0:r>
+        <ns0:rPr>
+          <ns0:rFonts ns0:ascii="Consolas" ns0:hAnsi="Consolas" ns0:cs="Consolas"/>
+          <ns0:sz ns0:val="18"/>
+          <ns0:szCs ns0:val="18"/>
+        </ns0:rPr>
+        <ns0:t xml:space="preserve">    },</ns0:t>
+      </ns0:r>
+    </ns0:p>
+    <ns0:p>
+      <ns0:pPr>
+        <ns0:shd ns0:val="clear" ns0:color="auto" ns0:fill="F5EFE0"/>
+        <ns0:spacing ns0:before="0" ns0:after="0"/>
+        <ns0:ind ns0:left="284"/>
+      </ns0:pPr>
+      <ns0:r>
+        <ns0:rPr>
+          <ns0:rFonts ns0:ascii="Consolas" ns0:hAnsi="Consolas" ns0:cs="Consolas"/>
+          <ns0:sz ns0:val="18"/>
+          <ns0:szCs ns0:val="18"/>
+        </ns0:rPr>
+        <ns0:t xml:space="preserve">}</ns0:t>
+      </ns0:r>
+    </ns0:p>
+    <ns0:p>
+      <ns0:pPr>
+        <ns0:shd ns0:val="clear" ns0:color="auto" ns0:fill="F5EFE0"/>
+        <ns0:spacing ns0:before="0" ns0:after="0"/>
+        <ns0:ind ns0:left="284"/>
+      </ns0:pPr>
+      <ns0:r>
+        <ns0:rPr>
+          <ns0:rFonts ns0:ascii="Consolas" ns0:hAnsi="Consolas" ns0:cs="Consolas"/>
+          <ns0:sz ns0:val="18"/>
+          <ns0:szCs ns0:val="18"/>
+        </ns0:rPr>
+        <ns0:t xml:space="preserve"/>
+      </ns0:r>
+    </ns0:p>
+    <ns0:p>
+      <ns0:pPr>
+        <ns0:shd ns0:val="clear" ns0:color="auto" ns0:fill="F5EFE0"/>
+        <ns0:spacing ns0:before="0" ns0:after="0"/>
+        <ns0:ind ns0:left="284"/>
+      </ns0:pPr>
+      <ns0:r>
+        <ns0:rPr>
+          <ns0:rFonts ns0:ascii="Consolas" ns0:hAnsi="Consolas" ns0:cs="Consolas"/>
+          <ns0:sz ns0:val="18"/>
+          <ns0:szCs ns0:val="18"/>
+        </ns0:rPr>
+        <ns0:t xml:space="preserve">@app.task(bind=True, max_retries=5, autoretry_for=(TimeoutError,))</ns0:t>
+      </ns0:r>
+    </ns0:p>
+    <ns0:p>
+      <ns0:pPr>
+        <ns0:shd ns0:val="clear" ns0:color="auto" ns0:fill="F5EFE0"/>
+        <ns0:spacing ns0:before="0" ns0:after="0"/>
+        <ns0:ind ns0:left="284"/>
+      </ns0:pPr>
+      <ns0:r>
+        <ns0:rPr>
+          <ns0:rFonts ns0:ascii="Consolas" ns0:hAnsi="Consolas" ns0:cs="Consolas"/>
+          <ns0:sz ns0:val="18"/>
+          <ns0:szCs ns0:val="18"/>
+        </ns0:rPr>
+        <ns0:t xml:space="preserve">def sync_products(self, integration_id: int):</ns0:t>
+      </ns0:r>
+    </ns0:p>
+    <ns0:p>
+      <ns0:pPr>
+        <ns0:shd ns0:val="clear" ns0:color="auto" ns0:fill="F5EFE0"/>
+        <ns0:spacing ns0:before="0" ns0:after="0"/>
+        <ns0:ind ns0:left="284"/>
+      </ns0:pPr>
+      <ns0:r>
+        <ns0:rPr>
+          <ns0:rFonts ns0:ascii="Consolas" ns0:hAnsi="Consolas" ns0:cs="Consolas"/>
+          <ns0:sz ns0:val="18"/>
+          <ns0:szCs ns0:val="18"/>
+        </ns0:rPr>
+        <ns0:t xml:space="preserve">    integ = Integration.objects.get(pk=integration_id)</ns0:t>
+      </ns0:r>
+    </ns0:p>
+    <ns0:p>
+      <ns0:pPr>
+        <ns0:shd ns0:val="clear" ns0:color="auto" ns0:fill="F5EFE0"/>
+        <ns0:spacing ns0:before="0" ns0:after="0"/>
+        <ns0:ind ns0:left="284"/>
+      </ns0:pPr>
+      <ns0:r>
+        <ns0:rPr>
+          <ns0:rFonts ns0:ascii="Consolas" ns0:hAnsi="Consolas" ns0:cs="Consolas"/>
+          <ns0:sz ns0:val="18"/>
+          <ns0:szCs ns0:val="18"/>
+        </ns0:rPr>
+        <ns0:t xml:space="preserve">    since = integ.last_sync_at.isoformat()   # инкрементально с последней метки</ns0:t>
+      </ns0:r>
+    </ns0:p>
+    <ns0:p>
+      <ns0:pPr>
+        <ns0:shd ns0:val="clear" ns0:color="auto" ns0:fill="F5EFE0"/>
+        <ns0:spacing ns0:before="0" ns0:after="0"/>
+        <ns0:ind ns0:left="284"/>
+      </ns0:pPr>
+      <ns0:r>
+        <ns0:rPr>
+          <ns0:rFonts ns0:ascii="Consolas" ns0:hAnsi="Consolas" ns0:cs="Consolas"/>
+          <ns0:sz ns0:val="18"/>
+          <ns0:szCs ns0:val="18"/>
+        </ns0:rPr>
+        <ns0:t xml:space="preserve">    for page in client.pages(since=since):</ns0:t>
+      </ns0:r>
+    </ns0:p>
+    <ns0:p>
+      <ns0:pPr>
+        <ns0:shd ns0:val="clear" ns0:color="auto" ns0:fill="F5EFE0"/>
+        <ns0:spacing ns0:before="0" ns0:after="0"/>
+        <ns0:ind ns0:left="284"/>
+      </ns0:pPr>
+      <ns0:r>
+        <ns0:rPr>
+          <ns0:rFonts ns0:ascii="Consolas" ns0:hAnsi="Consolas" ns0:cs="Consolas"/>
+          <ns0:sz ns0:val="18"/>
+          <ns0:szCs ns0:val="18"/>
+        </ns0:rPr>
+        <ns0:t xml:space="preserve">        apply_page(integ.project, page)       # маппинг полей по п.7.5.3</ns0:t>
+      </ns0:r>
+    </ns0:p>
+    <ns0:p>
+      <ns0:pPr>
+        <ns0:shd ns0:val="clear" ns0:color="auto" ns0:fill="F5EFE0"/>
+        <ns0:spacing ns0:before="0" ns0:after="0"/>
+        <ns0:ind ns0:left="284"/>
+      </ns0:pPr>
+      <ns0:r>
+        <ns0:rPr>
+          <ns0:rFonts ns0:ascii="Consolas" ns0:hAnsi="Consolas" ns0:cs="Consolas"/>
+          <ns0:sz ns0:val="18"/>
+          <ns0:szCs ns0:val="18"/>
+        </ns0:rPr>
+        <ns0:t xml:space="preserve">    integ.last_sync_at = timezone.now()</ns0:t>
+      </ns0:r>
+    </ns0:p>
+    <ns0:p>
+      <ns0:pPr>
+        <ns0:shd ns0:val="clear" ns0:color="auto" ns0:fill="F5EFE0"/>
+        <ns0:spacing ns0:before="0" ns0:after="0"/>
+        <ns0:ind ns0:left="284"/>
+      </ns0:pPr>
+      <ns0:r>
+        <ns0:rPr>
+          <ns0:rFonts ns0:ascii="Consolas" ns0:hAnsi="Consolas" ns0:cs="Consolas"/>
+          <ns0:sz ns0:val="18"/>
+          <ns0:szCs ns0:val="18"/>
+        </ns0:rPr>
+        <ns0:t xml:space="preserve">    integ.save(update_fields=["last_sync_at"])</ns0:t>
+      </ns0:r>
+    </ns0:p>
+    <ns0:p>
+      <ns0:pPr/>
+      <ns0:r>
+        <ns0:rPr>
+          <ns0:b/>
+          <ns0:bCs/>
+        </ns0:rPr>
+        <ns0:t xml:space="preserve">Параметры расписания:</ns0:t>
+      </ns0:r>
+    </ns0:p>
+    <ns0:p>
+      <ns0:pPr>
+        <ns0:numPr>
+          <ns0:ilvl ns0:val="0"/>
+          <ns0:numId ns0:val="202"/>
+        </ns0:numPr>
+      </ns0:pPr>
+      <ns0:r>
+        <ns0:rPr/>
+        <ns0:t xml:space="preserve">Интервал выбирается в интерфейсе: каждые 15 минут / каждый час / ежедневно (часовой пояс Europe/Moscow)</ns0:t>
+      </ns0:r>
+    </ns0:p>
+    <ns0:p>
+      <ns0:pPr>
+        <ns0:numPr>
+          <ns0:ilvl ns0:val="0"/>
+          <ns0:numId ns0:val="202"/>
+        </ns0:numPr>
+      </ns0:pPr>
+      <ns0:r>
+        <ns0:rPr/>
+        <ns0:t xml:space="preserve">Инкрементальная синхронизация по умолчанию; полная — по расписанию и вручную из интерфейса</ns0:t>
+      </ns0:r>
+    </ns0:p>
+    <ns0:p>
+      <ns0:pPr>
+        <ns0:numPr>
+          <ns0:ilvl ns0:val="0"/>
+          <ns0:numId ns0:val="202"/>
+        </ns0:numPr>
+      </ns0:pPr>
+      <ns0:r>
+        <ns0:rPr/>
+        <ns0:t xml:space="preserve">Одновременный запуск задачи по одному проекту запрещён (блокировка в БД), чтобы избежать дублей</ns0:t>
+      </ns0:r>
+    </ns0:p>
+    <ns0:p>
+      <ns0:pPr>
+        <ns0:numPr>
+          <ns0:ilvl ns0:val="0"/>
+          <ns0:numId ns0:val="202"/>
+        </ns0:numPr>
+      </ns0:pPr>
+      <ns0:r>
+        <ns0:rPr/>
+        <ns0:t xml:space="preserve">При недоступности 1С — 5 автоматических повторов с экспоненциальной задержкой, далее запись в лог и уведомление администратору проекта</ns0:t>
+      </ns0:r>
+    </ns0:p>
+    <ns0:p>
+      <ns0:pPr>
+        <ns0:numPr>
+          <ns0:ilvl ns0:val="0"/>
+          <ns0:numId ns0:val="202"/>
+        </ns0:numPr>
+      </ns0:pPr>
+      <ns0:r>
+        <ns0:rPr/>
+        <ns0:t xml:space="preserve">Заказы и остатки синхронизируются независимо от товаров (разные расписания)</ns0:t>
+      </ns0:r>
+    </ns0:p>
+    <ns0:p ns2:paraId="0A97BF66" ns2:textId="77777777" ns0:rsidR="00F570FE" ns0:rsidRPr="00F570FE" ns0:rsidRDefault="00F570FE" ns0:rsidP="00F570FE">
+      <ns0:r ns0:rsidRPr="00F570FE">
+        <ns0:rPr>
+          <ns0:b/>
+          <ns0:bCs/>
+        </ns0:rPr>
+        <ns0:t>7.5.5. Настройки интеграции в интерфейсе:</ns0:t>
+      </ns0:r>
+    </ns0:p>
+    <ns0:p ns2:paraId="7A965B8E" ns2:textId="77777777" ns0:rsidR="00F570FE" ns0:rsidRPr="00F570FE" ns0:rsidRDefault="00F570FE" ns0:rsidP="00F570FE">
+      <ns0:pPr>
+        <ns0:numPr>
+          <ns0:ilvl ns0:val="0"/>
+          <ns0:numId ns0:val="41"/>
+        </ns0:numPr>
+      </ns0:pPr>
+      <ns0:r ns0:rsidRPr="00F570FE">
+        <ns0:t>URL 1С (HTTP-сервис): https://company.ru/hs/aurabuilder/</ns0:t>
+      </ns0:r>
+    </ns0:p>
+    <ns0:p ns2:paraId="75435CEE" ns2:textId="77777777" ns0:rsidR="00F570FE" ns0:rsidRPr="00F570FE" ns0:rsidRDefault="00F570FE" ns0:rsidP="00F570FE">
+      <ns0:pPr>
+        <ns0:numPr>
+          <ns0:ilvl ns0:val="0"/>
+          <ns0:numId ns0:val="41"/>
+        </ns0:numPr>
+      </ns0:pPr>
+      <ns0:r ns0:rsidRPr="00F570FE">
+        <ns0:t>Логин и пароль (хранятся в зашифрованном виде)</ns0:t>
+      </ns0:r>
+    </ns0:p>
+    <ns0:p ns2:paraId="34510A87" ns2:textId="77777777" ns0:rsidR="00F570FE" ns0:rsidRPr="00F570FE" ns0:rsidRDefault="00F570FE" ns0:rsidP="00F570FE">
+      <ns0:pPr>
+        <ns0:numPr>
+          <ns0:ilvl ns0:val="0"/>
+          <ns0:numId ns0:val="41"/>
+        </ns0:numPr>
+      </ns0:pPr>
+      <ns0:r ns0:rsidRPr="00F570FE">
+        <ns0:t>Префикс обмена (для мультитенантности)</ns0:t>
+      </ns0:r>
+    </ns0:p>
+    <ns0:p ns2:paraId="240D9E75" ns2:textId="77777777" ns0:rsidR="00F570FE" ns0:rsidRPr="00F570FE" ns0:rsidRDefault="00F570FE" ns0:rsidP="00F570FE">
+      <ns0:pPr>
+        <ns0:numPr>
+          <ns0:ilvl ns0:val="0"/>
+          <ns0:numId ns0:val="41"/>
+        </ns0:numPr>
+      </ns0:pPr>
+      <ns0:r ns0:rsidRPr="00F570FE">
+        <ns0:t>Расписание: каждые 15 минут / каждый час / ежедневно</ns0:t>
+      </ns0:r>
+    </ns0:p>
+    <ns0:p ns2:paraId="3984B7EF" ns2:textId="77777777" ns0:rsidR="00F570FE" ns0:rsidRPr="00F570FE" ns0:rsidRDefault="00F570FE" ns0:rsidP="00F570FE">
+      <ns0:pPr>
+        <ns0:numPr>
+          <ns0:ilvl ns0:val="0"/>
+          <ns0:numId ns0:val="41"/>
+        </ns0:numPr>
+      </ns0:pPr>
+      <ns0:r ns0:rsidRPr="00F570FE">
+        <ns0:t>Фильтры: какие товары синхронизировать (по группе, складу)</ns0:t>
+      </ns0:r>
+    </ns0:p>
+    <ns0:p ns2:paraId="339125F7" ns2:textId="77777777" ns0:rsidR="00F570FE" ns0:rsidRPr="00F570FE" ns0:rsidRDefault="00F570FE" ns0:rsidP="00F570FE">
+      <ns0:pPr>
+        <ns0:numPr>
+          <ns0:ilvl ns0:val="0"/>
+          <ns0:numId ns0:val="41"/>
+        </ns0:numPr>
+      </ns0:pPr>
+      <ns0:r ns0:rsidRPr="00F570FE">
+        <ns0:t>Логи синхронизации с возможностью повторной отправки</ns0:t>
+      </ns0:r>
+    </ns0:p>
+    <ns0:p ns2:paraId="626A3BE9" ns2:textId="77777777" ns0:rsidR="00F570FE" ns0:rsidRPr="00F570FE" ns0:rsidRDefault="00F570FE" ns0:rsidP="00F570FE">
+      <ns0:r ns0:rsidRPr="00F570FE">
+        <ns0:rPr>
+          <ns0:b/>
+          <ns0:bCs/>
+        </ns0:rPr>
+        <ns0:t>7.5.6. Обработка конфликтов:</ns0:t>
+      </ns0:r>
+    </ns0:p>
+    <ns0:p ns2:paraId="208948EA" ns2:textId="77777777" ns0:rsidR="00F570FE" ns0:rsidRPr="00F570FE" ns0:rsidRDefault="00F570FE" ns0:rsidP="00F570FE">
+      <ns0:pPr>
+        <ns0:numPr>
+          <ns0:ilvl ns0:val="0"/>
+          <ns0:numId ns0:val="42"/>
+        </ns0:numPr>
+      </ns0:pPr>
+      <ns0:r ns0:rsidRPr="00F570FE">
+        <ns0:t>Приоритет данных: 1С &gt; AuraBuilder (для товаров, цен, остатков)</ns0:t>
+      </ns0:r>
+    </ns0:p>
+    <ns0:p ns2:paraId="4DBF08BB" ns2:textId="77777777" ns0:rsidR="00F570FE" ns0:rsidRPr="00F570FE" ns0:rsidRDefault="00F570FE" ns0:rsidP="00F570FE">
+      <ns0:pPr>
+        <ns0:numPr>
+          <ns0:ilvl ns0:val="0"/>
+          <ns0:numId ns0:val="42"/>
+        </ns0:numPr>
+      </ns0:pPr>
+      <ns0:r ns0:rsidRPr="00F570FE">
+        <ns0:lastRenderedPageBreak/>
+        <ns0:t>Приоритет данных: AuraBuilder &gt; 1С (для заказов, статусов)</ns0:t>
+      </ns0:r>
+    </ns0:p>
+    <ns0:p ns2:paraId="34BED1F7" ns2:textId="77777777" ns0:rsidR="00F570FE" ns0:rsidRPr="00F570FE" ns0:rsidRDefault="00F570FE" ns0:rsidP="00F570FE">
+      <ns0:pPr>
+        <ns0:numPr>
+          <ns0:ilvl ns0:val="0"/>
+          <ns0:numId ns0:val="42"/>
+        </ns0:numPr>
+      </ns0:pPr>
+      <ns0:r ns0:rsidRPr="00F570FE">
+        <ns0:t>Ручное разрешение конфликтов через интерфейс</ns0:t>
+      </ns0:r>
+    </ns0:p>
+    <ns0:p>
+      <ns0:pPr/>
+      <ns0:r>
+        <ns0:rPr>
+          <ns0:b/>
+          <ns0:bCs/>
+        </ns0:rPr>
+        <ns0:t xml:space="preserve">🆕 7.6. EMAIL-СЕРВИС (РОССИЙСКИЕ ПРОВАЙДЕРЫ)</ns0:t>
+      </ns0:r>
+    </ns0:p>
+    <ns0:p>
+      <ns0:pPr/>
+      <ns0:r>
+        <ns0:rPr>
+          <ns0:b/>
+          <ns0:bCs/>
+        </ns0:rPr>
+        <ns0:t xml:space="preserve">7.6.1. Назначение email-сервиса:</ns0:t>
+      </ns0:r>
+    </ns0:p>
+    <ns0:p>
+      <ns0:pPr>
+        <ns0:numPr>
+          <ns0:ilvl ns0:val="0"/>
+          <ns0:numId ns0:val="200"/>
+        </ns0:numPr>
+      </ns0:pPr>
+      <ns0:r>
+        <ns0:rPr/>
+        <ns0:t xml:space="preserve">Восстановление пароля (reset password)</ns0:t>
+      </ns0:r>
+    </ns0:p>
+    <ns0:p>
+      <ns0:pPr>
+        <ns0:numPr>
+          <ns0:ilvl ns0:val="0"/>
+          <ns0:numId ns0:val="200"/>
+        </ns0:numPr>
+      </ns0:pPr>
+      <ns0:r>
+        <ns0:rPr/>
+        <ns0:t xml:space="preserve">Подтверждение email при регистрации</ns0:t>
+      </ns0:r>
+    </ns0:p>
+    <ns0:p>
+      <ns0:pPr>
+        <ns0:numPr>
+          <ns0:ilvl ns0:val="0"/>
+          <ns0:numId ns0:val="200"/>
+        </ns0:numPr>
+      </ns0:pPr>
+      <ns0:r>
+        <ns0:rPr/>
+        <ns0:t xml:space="preserve">Уведомления о действиях в системе</ns0:t>
+      </ns0:r>
+    </ns0:p>
+    <ns0:p>
+      <ns0:pPr>
+        <ns0:numPr>
+          <ns0:ilvl ns0:val="0"/>
+          <ns0:numId ns0:val="200"/>
+        </ns0:numPr>
+      </ns0:pPr>
+      <ns0:r>
+        <ns0:rPr/>
+        <ns0:t xml:space="preserve">Транзакционные email (чеки, счета, уведомления)</ns0:t>
+      </ns0:r>
+    </ns0:p>
+    <ns0:p>
+      <ns0:pPr/>
+      <ns0:r>
+        <ns0:rPr>
+          <ns0:b/>
+          <ns0:bCs/>
+        </ns0:rPr>
+        <ns0:t xml:space="preserve">7.6.2. Реализация:</ns0:t>
+      </ns0:r>
+    </ns0:p>
+    <ns0:p>
+      <ns0:pPr/>
+      <ns0:r>
+        <ns0:rPr/>
+        <ns0:t xml:space="preserve">Проектный слой абстракции (EmailProvider) скрывает конкретного провайдера от прикладного кода. Смена провайдера выполняется конфигурацией, без изменения кода.</ns0:t>
+      </ns0:r>
+    </ns0:p>
+    <ns0:p>
+      <ns0:pPr>
+        <ns0:shd ns0:val="clear" ns0:color="auto" ns0:fill="F5EFE0"/>
+        <ns0:spacing ns0:before="0" ns0:after="0"/>
+        <ns0:ind ns0:left="284"/>
+      </ns0:pPr>
+      <ns0:r>
+        <ns0:rPr>
+          <ns0:rFonts ns0:ascii="Consolas" ns0:hAnsi="Consolas" ns0:cs="Consolas"/>
+          <ns0:sz ns0:val="18"/>
+          <ns0:szCs ns0:val="18"/>
+        </ns0:rPr>
+        <ns0:t xml:space="preserve"/>
+      </ns0:r>
+    </ns0:p>
+    <ns0:p>
+      <ns0:pPr>
+        <ns0:shd ns0:val="clear" ns0:color="auto" ns0:fill="F5EFE0"/>
+        <ns0:spacing ns0:before="0" ns0:after="0"/>
+        <ns0:ind ns0:left="284"/>
+      </ns0:pPr>
+      <ns0:r>
+        <ns0:rPr>
+          <ns0:rFonts ns0:ascii="Consolas" ns0:hAnsi="Consolas" ns0:cs="Consolas"/>
+          <ns0:sz ns0:val="18"/>
+          <ns0:szCs ns0:val="18"/>
+        </ns0:rPr>
+        <ns0:t xml:space="preserve">class EmailProvider(Protocol):</ns0:t>
+      </ns0:r>
+    </ns0:p>
+    <ns0:p>
+      <ns0:pPr>
+        <ns0:shd ns0:val="clear" ns0:color="auto" ns0:fill="F5EFE0"/>
+        <ns0:spacing ns0:before="0" ns0:after="0"/>
+        <ns0:ind ns0:left="284"/>
+      </ns0:pPr>
+      <ns0:r>
+        <ns0:rPr>
+          <ns0:rFonts ns0:ascii="Consolas" ns0:hAnsi="Consolas" ns0:cs="Consolas"/>
+          <ns0:sz ns0:val="18"/>
+          <ns0:szCs ns0:val="18"/>
+        </ns0:rPr>
+        <ns0:t xml:space="preserve">    async def send(self, msg: EmailMessage) -&gt; DeliveryReceipt: ...</ns0:t>
+      </ns0:r>
+    </ns0:p>
+    <ns0:p>
+      <ns0:pPr>
+        <ns0:shd ns0:val="clear" ns0:color="auto" ns0:fill="F5EFE0"/>
+        <ns0:spacing ns0:before="0" ns0:after="0"/>
+        <ns0:ind ns0:left="284"/>
+      </ns0:pPr>
+      <ns0:r>
+        <ns0:rPr>
+          <ns0:rFonts ns0:ascii="Consolas" ns0:hAnsi="Consolas" ns0:cs="Consolas"/>
+          <ns0:sz ns0:val="18"/>
+          <ns0:szCs ns0:val="18"/>
+        </ns0:rPr>
+        <ns0:t xml:space="preserve"/>
+      </ns0:r>
+    </ns0:p>
+    <ns0:p>
+      <ns0:pPr>
+        <ns0:shd ns0:val="clear" ns0:color="auto" ns0:fill="F5EFE0"/>
+        <ns0:spacing ns0:before="0" ns0:after="0"/>
+        <ns0:ind ns0:left="284"/>
+      </ns0:pPr>
+      <ns0:r>
+        <ns0:rPr>
+          <ns0:rFonts ns0:ascii="Consolas" ns0:hAnsi="Consolas" ns0:cs="Consolas"/>
+          <ns0:sz ns0:val="18"/>
+          <ns0:szCs ns0:val="18"/>
+        </ns0:rPr>
+        <ns0:t xml:space="preserve"># Провайдеры регистрируются по ключу:</ns0:t>
+      </ns0:r>
+    </ns0:p>
+    <ns0:p>
+      <ns0:pPr>
+        <ns0:shd ns0:val="clear" ns0:color="auto" ns0:fill="F5EFE0"/>
+        <ns0:spacing ns0:before="0" ns0:after="0"/>
+        <ns0:ind ns0:left="284"/>
+      </ns0:pPr>
+      <ns0:r>
+        <ns0:rPr>
+          <ns0:rFonts ns0:ascii="Consolas" ns0:hAnsi="Consolas" ns0:cs="Consolas"/>
+          <ns0:sz ns0:val="18"/>
+          <ns0:szCs ns0:val="18"/>
+        </ns0:rPr>
+        <ns0:t xml:space="preserve">#   {"mailganer": MailganerProvider, "smtp": SMTPProvider, "selfhosted": ...}</ns0:t>
+      </ns0:r>
+    </ns0:p>
+    <ns0:p>
+      <ns0:pPr>
+        <ns0:shd ns0:val="clear" ns0:color="auto" ns0:fill="F5EFE0"/>
+        <ns0:spacing ns0:before="0" ns0:after="0"/>
+        <ns0:ind ns0:left="284"/>
+      </ns0:pPr>
+      <ns0:r>
+        <ns0:rPr>
+          <ns0:rFonts ns0:ascii="Consolas" ns0:hAnsi="Consolas" ns0:cs="Consolas"/>
+          <ns0:sz ns0:val="18"/>
+          <ns0:szCs ns0:val="18"/>
+        </ns0:rPr>
+        <ns0:t xml:space="preserve"/>
+      </ns0:r>
+    </ns0:p>
+    <ns0:p>
+      <ns0:pPr>
+        <ns0:shd ns0:val="clear" ns0:color="auto" ns0:fill="F5EFE0"/>
+        <ns0:spacing ns0:before="0" ns0:after="0"/>
+        <ns0:ind ns0:left="284"/>
+      </ns0:pPr>
+      <ns0:r>
+        <ns0:rPr>
+          <ns0:rFonts ns0:ascii="Consolas" ns0:hAnsi="Consolas" ns0:cs="Consolas"/>
+          <ns0:sz ns0:val="18"/>
+          <ns0:szCs ns0:val="18"/>
+        </ns0:rPr>
+        <ns0:t xml:space="preserve"># Переключение: конфиг + запись в БД, горячий reload без деплоя</ns0:t>
+      </ns0:r>
+    </ns0:p>
+    <ns0:p>
+      <ns0:pPr>
+        <ns0:shd ns0:val="clear" ns0:color="auto" ns0:fill="F5EFE0"/>
+        <ns0:spacing ns0:before="0" ns0:after="0"/>
+        <ns0:ind ns0:left="284"/>
+      </ns0:pPr>
+      <ns0:r>
+        <ns0:rPr>
+          <ns0:rFonts ns0:ascii="Consolas" ns0:hAnsi="Consolas" ns0:cs="Consolas"/>
+          <ns0:sz ns0:val="18"/>
+          <ns0:szCs ns0:val="18"/>
+        </ns0:rPr>
+        <ns0:t xml:space="preserve">EMAIL_PROVIDER = os.environ["EMAIL_PROVIDER"]  # mailganer | smtp</ns0:t>
+      </ns0:r>
+    </ns0:p>
+    <ns0:p>
+      <ns0:pPr>
+        <ns0:shd ns0:val="clear" ns0:color="auto" ns0:fill="F5EFE0"/>
+        <ns0:spacing ns0:before="0" ns0:after="0"/>
+        <ns0:ind ns0:left="284"/>
+      </ns0:pPr>
+      <ns0:r>
+        <ns0:rPr>
+          <ns0:rFonts ns0:ascii="Consolas" ns0:hAnsi="Consolas" ns0:cs="Consolas"/>
+          <ns0:sz ns0:val="18"/>
+          <ns0:szCs ns0:val="18"/>
+        </ns0:rPr>
+        <ns0:t xml:space="preserve"/>
+      </ns0:r>
+    </ns0:p>
+    <ns0:p>
+      <ns0:pPr>
+        <ns0:shd ns0:val="clear" ns0:color="auto" ns0:fill="F5EFE0"/>
+        <ns0:spacing ns0:before="0" ns0:after="0"/>
+        <ns0:ind ns0:left="284"/>
+      </ns0:pPr>
+      <ns0:r>
+        <ns0:rPr>
+          <ns0:rFonts ns0:ascii="Consolas" ns0:hAnsi="Consolas" ns0:cs="Consolas"/>
+          <ns0:sz ns0:val="18"/>
+          <ns0:szCs ns0:val="18"/>
+        </ns0:rPr>
+        <ns0:t xml:space="preserve">provider = resolve_provider(settings.EMAIL_PROVIDER)</ns0:t>
+      </ns0:r>
+    </ns0:p>
+    <ns0:p>
+      <ns0:pPr>
+        <ns0:shd ns0:val="clear" ns0:color="auto" ns0:fill="F5EFE0"/>
+        <ns0:spacing ns0:before="0" ns0:after="0"/>
+        <ns0:ind ns0:left="284"/>
+      </ns0:pPr>
+      <ns0:r>
+        <ns0:rPr>
+          <ns0:rFonts ns0:ascii="Consolas" ns0:hAnsi="Consolas" ns0:cs="Consolas"/>
+          <ns0:sz ns0:val="18"/>
+          <ns0:szCs ns0:val="18"/>
+        </ns0:rPr>
+        <ns0:t xml:space="preserve">await provider.send(msg)</ns0:t>
+      </ns0:r>
+    </ns0:p>
+    <ns0:p>
+      <ns0:pPr/>
+      <ns0:r>
+        <ns0:rPr>
+          <ns0:b/>
+          <ns0:bCs/>
+        </ns0:rPr>
+        <ns0:t xml:space="preserve">Автоматический фейловер (п.7.6.4) реализуется на уровне провайдера:</ns0:t>
+      </ns0:r>
+    </ns0:p>
+    <ns0:p>
+      <ns0:pPr>
+        <ns0:shd ns0:val="clear" ns0:color="auto" ns0:fill="F5EFE0"/>
+        <ns0:spacing ns0:before="0" ns0:after="0"/>
+        <ns0:ind ns0:left="284"/>
+      </ns0:pPr>
+      <ns0:r>
+        <ns0:rPr>
+          <ns0:rFonts ns0:ascii="Consolas" ns0:hAnsi="Consolas" ns0:cs="Consolas"/>
+          <ns0:sz ns0:val="18"/>
+          <ns0:szCs ns0:val="18"/>
+        </ns0:rPr>
+        <ns0:t xml:space="preserve"/>
+      </ns0:r>
+    </ns0:p>
+    <ns0:p>
+      <ns0:pPr>
+        <ns0:shd ns0:val="clear" ns0:color="auto" ns0:fill="F5EFE0"/>
+        <ns0:spacing ns0:before="0" ns0:after="0"/>
+        <ns0:ind ns0:left="284"/>
+      </ns0:pPr>
+      <ns0:r>
+        <ns0:rPr>
+          <ns0:rFonts ns0:ascii="Consolas" ns0:hAnsi="Consolas" ns0:cs="Consolas"/>
+          <ns0:sz ns0:val="18"/>
+          <ns0:szCs ns0:val="18"/>
+        </ns0:rPr>
+        <ns0:t xml:space="preserve">class FailoverEmailProvider(EmailProvider):</ns0:t>
+      </ns0:r>
+    </ns0:p>
+    <ns0:p>
+      <ns0:pPr>
+        <ns0:shd ns0:val="clear" ns0:color="auto" ns0:fill="F5EFE0"/>
+        <ns0:spacing ns0:before="0" ns0:after="0"/>
+        <ns0:ind ns0:left="284"/>
+      </ns0:pPr>
+      <ns0:r>
+        <ns0:rPr>
+          <ns0:rFonts ns0:ascii="Consolas" ns0:hAnsi="Consolas" ns0:cs="Consolas"/>
+          <ns0:sz ns0:val="18"/>
+          <ns0:szCs ns0:val="18"/>
+        </ns0:rPr>
+        <ns0:t xml:space="preserve">    async def send(self, msg):</ns0:t>
+      </ns0:r>
+    </ns0:p>
+    <ns0:p>
+      <ns0:pPr>
+        <ns0:shd ns0:val="clear" ns0:color="auto" ns0:fill="F5EFE0"/>
+        <ns0:spacing ns0:before="0" ns0:after="0"/>
+        <ns0:ind ns0:left="284"/>
+      </ns0:pPr>
+      <ns0:r>
+        <ns0:rPr>
+          <ns0:rFonts ns0:ascii="Consolas" ns0:hAnsi="Consolas" ns0:cs="Consolas"/>
+          <ns0:sz ns0:val="18"/>
+          <ns0:szCs ns0:val="18"/>
+        </ns0:rPr>
+        <ns0:t xml:space="preserve">        for p in self.chain:  # [mailganer, selfhosted_smtp]</ns0:t>
+      </ns0:r>
+    </ns0:p>
+    <ns0:p>
+      <ns0:pPr>
+        <ns0:shd ns0:val="clear" ns0:color="auto" ns0:fill="F5EFE0"/>
+        <ns0:spacing ns0:before="0" ns0:after="0"/>
+        <ns0:ind ns0:left="284"/>
+      </ns0:pPr>
+      <ns0:r>
+        <ns0:rPr>
+          <ns0:rFonts ns0:ascii="Consolas" ns0:hAnsi="Consolas" ns0:cs="Consolas"/>
+          <ns0:sz ns0:val="18"/>
+          <ns0:szCs ns0:val="18"/>
+        </ns0:rPr>
+        <ns0:t xml:space="preserve">            try:</ns0:t>
+      </ns0:r>
+    </ns0:p>
+    <ns0:p>
+      <ns0:pPr>
+        <ns0:shd ns0:val="clear" ns0:color="auto" ns0:fill="F5EFE0"/>
+        <ns0:spacing ns0:before="0" ns0:after="0"/>
+        <ns0:ind ns0:left="284"/>
+      </ns0:pPr>
+      <ns0:r>
+        <ns0:rPr>
+          <ns0:rFonts ns0:ascii="Consolas" ns0:hAnsi="Consolas" ns0:cs="Consolas"/>
+          <ns0:sz ns0:val="18"/>
+          <ns0:szCs ns0:val="18"/>
+        </ns0:rPr>
+        <ns0:t xml:space="preserve">                return await p.send(msg)</ns0:t>
+      </ns0:r>
+    </ns0:p>
+    <ns0:p>
+      <ns0:pPr>
+        <ns0:shd ns0:val="clear" ns0:color="auto" ns0:fill="F5EFE0"/>
+        <ns0:spacing ns0:before="0" ns0:after="0"/>
+        <ns0:ind ns0:left="284"/>
+      </ns0:pPr>
+      <ns0:r>
+        <ns0:rPr>
+          <ns0:rFonts ns0:ascii="Consolas" ns0:hAnsi="Consolas" ns0:cs="Consolas"/>
+          <ns0:sz ns0:val="18"/>
+          <ns0:szCs ns0:val="18"/>
+        </ns0:rPr>
+        <ns0:t xml:space="preserve">            except ProviderError as e:</ns0:t>
+      </ns0:r>
+    </ns0:p>
+    <ns0:p>
+      <ns0:pPr>
+        <ns0:shd ns0:val="clear" ns0:color="auto" ns0:fill="F5EFE0"/>
+        <ns0:spacing ns0:before="0" ns0:after="0"/>
+        <ns0:ind ns0:left="284"/>
+      </ns0:pPr>
+      <ns0:r>
+        <ns0:rPr>
+          <ns0:rFonts ns0:ascii="Consolas" ns0:hAnsi="Consolas" ns0:cs="Consolas"/>
+          <ns0:sz ns0:val="18"/>
+          <ns0:szCs ns0:val="18"/>
+        </ns0:rPr>
+        <ns0:t xml:space="preserve">                self.log.warning("provider %s failed: %s", p.name, e)</ns0:t>
+      </ns0:r>
+    </ns0:p>
+    <ns0:p>
+      <ns0:pPr>
+        <ns0:shd ns0:val="clear" ns0:color="auto" ns0:fill="F5EFE0"/>
+        <ns0:spacing ns0:before="0" ns0:after="0"/>
+        <ns0:ind ns0:left="284"/>
+      </ns0:pPr>
+      <ns0:r>
+        <ns0:rPr>
+          <ns0:rFonts ns0:ascii="Consolas" ns0:hAnsi="Consolas" ns0:cs="Consolas"/>
+          <ns0:sz ns0:val="18"/>
+          <ns0:szCs ns0:val="18"/>
+        </ns0:rPr>
+        <ns0:t xml:space="preserve">                self.circuit_breaker.record_failure(p.name)</ns0:t>
+      </ns0:r>
+    </ns0:p>
+    <ns0:p>
+      <ns0:pPr>
+        <ns0:shd ns0:val="clear" ns0:color="auto" ns0:fill="F5EFE0"/>
+        <ns0:spacing ns0:before="0" ns0:after="0"/>
+        <ns0:ind ns0:left="284"/>
+      </ns0:pPr>
+      <ns0:r>
+        <ns0:rPr>
+          <ns0:rFonts ns0:ascii="Consolas" ns0:hAnsi="Consolas" ns0:cs="Consolas"/>
+          <ns0:sz ns0:val="18"/>
+          <ns0:szCs ns0:val="18"/>
+        </ns0:rPr>
+        <ns0:t xml:space="preserve">        raise AllProvidersFailed(msg)</ns0:t>
+      </ns0:r>
+    </ns0:p>
+    <ns0:p>
+      <ns0:pPr/>
+      <ns0:r>
+        <ns0:rPr>
+          <ns0:b/>
+          <ns0:bCs/>
+        </ns0:rPr>
+        <ns0:t xml:space="preserve">7.6.3. Шаблоны email:</ns0:t>
+      </ns0:r>
+    </ns0:p>
+    <ns0:p>
+      <ns0:pPr>
+        <ns0:numPr>
+          <ns0:ilvl ns0:val="0"/>
+          <ns0:numId ns0:val="200"/>
+        </ns0:numPr>
+      </ns0:pPr>
+      <ns0:r>
+        <ns0:rPr/>
+        <ns0:t xml:space="preserve">Восстановление пароля (reset_password) — срок действия ссылки 60 минут, одноразовая</ns0:t>
+      </ns0:r>
+    </ns0:p>
+    <ns0:p>
+      <ns0:pPr>
+        <ns0:numPr>
+          <ns0:ilvl ns0:val="0"/>
+          <ns0:numId ns0:val="200"/>
+        </ns0:numPr>
+      </ns0:pPr>
+      <ns0:r>
+        <ns0:rPr/>
+        <ns0:t xml:space="preserve">Подтверждение email (verify_email) — срок действия 24 часа</ns0:t>
+      </ns0:r>
+    </ns0:p>
+    <ns0:p>
+      <ns0:pPr>
+        <ns0:numPr>
+          <ns0:ilvl ns0:val="0"/>
+          <ns0:numId ns0:val="200"/>
+        </ns0:numPr>
+      </ns0:pPr>
+      <ns0:r>
+        <ns0:rPr/>
+        <ns0:t xml:space="preserve">Уведомление о входе с нового устройства (new_login_alert)</ns0:t>
+      </ns0:r>
+    </ns0:p>
+    <ns0:p>
+      <ns0:pPr>
+        <ns0:numPr>
+          <ns0:ilvl ns0:val="0"/>
+          <ns0:numId ns0:val="200"/>
+        </ns0:numPr>
+      </ns0:pPr>
+      <ns0:r>
+        <ns0:rPr/>
+        <ns0:t xml:space="preserve">Уведомление о смене email/пароля (security_change)</ns0:t>
+      </ns0:r>
+    </ns0:p>
+    <ns0:p>
+      <ns0:pPr>
+        <ns0:numPr>
+          <ns0:ilvl ns0:val="0"/>
+          <ns0:numId ns0:val="200"/>
+        </ns0:numPr>
+      </ns0:pPr>
+      <ns0:r>
+        <ns0:rPr/>
+        <ns0:t xml:space="preserve">Заказ создан (order_created)</ns0:t>
+      </ns0:r>
+    </ns0:p>
+    <ns0:p>
+      <ns0:pPr>
+        <ns0:numPr>
+          <ns0:ilvl ns0:val="0"/>
+          <ns0:numId ns0:val="200"/>
+        </ns0:numPr>
+      </ns0:pPr>
+      <ns0:r>
+        <ns0:rPr/>
+        <ns0:t xml:space="preserve">Чек оплаты (payment_receipt)</ns0:t>
+      </ns0:r>
+    </ns0:p>
+    <ns0:p>
+      <ns0:pPr>
+        <ns0:numPr>
+          <ns0:ilvl ns0:val="0"/>
+          <ns0:numId ns0:val="200"/>
+        </ns0:numPr>
+      </ns0:pPr>
+      <ns0:r>
+        <ns0:rPr/>
+        <ns0:t xml:space="preserve">Уведомление 1С об ошибке синхронизации (sync_error)</ns0:t>
+      </ns0:r>
+    </ns0:p>
+    <ns0:p>
+      <ns0:pPr/>
+      <ns0:r>
+        <ns0:rPr/>
+        <ns0:t xml:space="preserve">Требования к шаблонам: HTML-версия обязательна, plain-text fallback; все шаблоны вынесены в файлы локализации; поддержка подстановки переменных проекта; в письмах не допускается передача ПДн за пределы РФ.</ns0:t>
+      </ns0:r>
+    </ns0:p>
+    <ns0:p>
+      <ns0:pPr/>
+      <ns0:r>
+        <ns0:rPr>
+          <ns0:b/>
+          <ns0:bCs/>
+        </ns0:rPr>
+        <ns0:t xml:space="preserve">7.6.4. Провайдеры и стратегия отказоустойчивости:</ns0:t>
+      </ns0:r>
+    </ns0:p>
+    <ns0:p>
+      <ns0:pPr/>
+      <ns0:r>
+        <ns0:rPr/>
+        <ns0:t xml:space="preserve">Основной провайдер — Mailganer (участник реестра российского ПО № 20310, серверы в РФ, заявленное соответствие 152-ФЗ, API, SMTP-транспорт, поддержка on-premise и выделенных IP).</ns0:t>
+      </ns0:r>
+    </ns0:p>
+    <ns0:p>
+      <ns0:pPr/>
+      <ns0:r>
+        <ns0:rPr/>
+        <ns0:t xml:space="preserve">Резервный провайдер — собственный SMTP на инфраструктуре платформы: Maddy (MIT) + Rspamd (Apache 2.0), либо Mailu (MIT) как готовая обёртка.</ns0:t>
+      </ns0:r>
+    </ns0:p>
+    <ns0:p>
+      <ns0:pPr>
+        <ns0:numPr>
+          <ns0:ilvl ns0:val="0"/>
+          <ns0:numId ns0:val="201"/>
+        </ns0:numPr>
+      </ns0:pPr>
+      <ns0:r>
+        <ns0:rPr/>
+        <ns0:t xml:space="preserve">Mailganer — основной провайдер (в реестре российского ПО, 152-ФЗ, транзакционные и триггерные письма)</ns0:t>
+      </ns0:r>
+    </ns0:p>
+    <ns0:p>
+      <ns0:pPr>
+        <ns0:numPr>
+          <ns0:ilvl ns0:val="0"/>
+          <ns0:numId ns0:val="201"/>
+        </ns0:numPr>
+      </ns0:pPr>
+      <ns0:r>
+        <ns0:rPr/>
+        <ns0:t xml:space="preserve">Физический SMTP (Maddy + Rspamd) — резерв, полный контроль, Zero Foreign Dependency</ns0:t>
+      </ns0:r>
+    </ns0:p>
+    <ns0:p>
+      <ns0:pPr>
+        <ns0:numPr>
+          <ns0:ilvl ns0:val="0"/>
+          <ns0:numId ns0:val="201"/>
+        </ns0:numPr>
+      </ns0:pPr>
+      <ns0:r>
+        <ns0:rPr/>
+        <ns0:t xml:space="preserve">Автоматическое переключение по circuit breaker: 3 ошибки подряд → переключение, восстановление по health-check</ns0:t>
+      </ns0:r>
+    </ns0:p>
+    <ns0:p>
+      <ns0:pPr>
+        <ns0:numPr>
+          <ns0:ilvl ns0:val="0"/>
+          <ns0:numId ns0:val="201"/>
+        </ns0:numPr>
+      </ns0:pPr>
+      <ns0:r>
+        <ns0:rPr/>
+        <ns0:t xml:space="preserve">Минимизация данных: передавать только email-адрес и необходимые технические поля, без иных ПДн</ns0:t>
+      </ns0:r>
+    </ns0:p>
+    <ns0:p>
+      <ns0:pPr>
+        <ns0:numPr>
+          <ns0:ilvl ns0:val="0"/>
+          <ns0:numId ns0:val="201"/>
+        </ns0:numPr>
+      </ns0:pPr>
+      <ns0:r>
+        <ns0:rPr/>
+        <ns0:t xml:space="preserve">Локальное логирование всех отправленных писем (тело, статус, provider_id) в БД платформы</ns0:t>
+      </ns0:r>
+    </ns0:p>
+    <ns0:p>
+      <ns0:pPr>
+        <ns0:numPr>
+          <ns0:ilvl ns0:val="0"/>
+          <ns0:numId ns0:val="201"/>
+        </ns0:numPr>
+      </ns0:pPr>
+      <ns0:r>
+        <ns0:rPr/>
+        <ns0:t xml:space="preserve">Обязательные заголовки: SPF, DKIM, DMARC для собственного домена; выделенный IP с прогревом репутации</ns0:t>
+      </ns0:r>
+    </ns0:p>
+    <ns0:p>
+      <ns0:pPr/>
+      <ns0:r>
+        <ns0:rPr>
+          <ns0:b/>
+          <ns0:bCs/>
+        </ns0:rPr>
+        <ns0:t xml:space="preserve">⚠️ Исключённые варианты:</ns0:t>
+      </ns0:r>
+    </ns0:p>
+    <ns0:p>
+      <ns0:pPr>
+        <ns0:numPr>
+          <ns0:ilvl ns0:val="0"/>
+          <ns0:numId ns0:val="202"/>
+        </ns0:numPr>
+      </ns0:pPr>
+      <ns0:r>
+        <ns0:rPr/>
+        <ns0:t xml:space="preserve">Resend (США) — исключён: трансграничная передача ПДн, санкционный риск блокировки, зависимость от иностранной инфраструктуры</ns0:t>
+      </ns0:r>
+    </ns0:p>
+    <ns0:p>
+      <ns0:pPr>
+        <ns0:numPr>
+          <ns0:ilvl ns0:val="0"/>
+          <ns0:numId ns0:val="202"/>
+        </ns0:numPr>
+      </ns0:pPr>
+      <ns0:r>
+        <ns0:rPr/>
+        <ns0:t xml:space="preserve">Dovecot (GPLv2) — исключён: запрещён п.7.1.6; заменён на Maddy (MIT)</ns0:t>
+      </ns0:r>
+    </ns0:p>
+    <ns0:p>
+      <ns0:pPr>
+        <ns0:numPr>
+          <ns0:ilvl ns0:val="0"/>
+          <ns0:numId ns0:val="202"/>
+        </ns0:numPr>
+      </ns0:pPr>
+      <ns0:r>
+        <ns0:rPr/>
+        <ns0:t xml:space="preserve">SMTP.ru / Yandex 360 / Selectel Email — остаются как допустимые альтернативы на этапе выбора провайдера, но не входят в базовую конфигурацию</ns0:t>
+      </ns0:r>
+    </ns0:p>
+    <ns0:p>
+      <ns0:pPr/>
+      <ns0:r>
+        <ns0:rPr>
+          <ns0:b/>
+          <ns0:bCs/>
+        </ns0:rPr>
+        <ns0:t xml:space="preserve">Результат: все транзакционные письма платформы обрабатываются резидентами РФ, трансграничная передача ПДн исключена, что обеспечивает выполнение п.9.1 и KPI «100% независимость от иностранных API в ядре продукта».</ns0:t>
+      </ns0:r>
+    </ns0:p>
+    <ns0:p ns2:paraId="583554F8" ns2:textId="77777777" ns0:rsidR="00F570FE" ns0:rsidRPr="00F570FE" ns0:rsidRDefault="00F570FE" ns0:rsidP="00F570FE">
+      <ns0:pPr>
+        <ns0:rPr>
+          <ns0:b/>
+          <ns0:bCs/>
+        </ns0:rPr>
+      </ns0:pPr>
+      <ns0:r ns0:rsidRPr="00F570FE">
+        <ns0:rPr>
+          <ns0:b/>
+          <ns0:bCs/>
+        </ns0:rPr>
+        <ns0:t>7.7. ЗАЩИТА БЭКЕНДА ОТ НЕСАНКЦИОНИРОВАННОГО ИСПОЛЬЗОВАНИЯ</ns0:t>
+      </ns0:r>
+    </ns0:p>
+    <ns0:p ns2:paraId="110992A7" ns2:textId="77777777" ns0:rsidR="00F570FE" ns0:rsidRPr="00F570FE" ns0:rsidRDefault="00F570FE" ns0:rsidP="00F570FE">
+      <ns0:r ns0:rsidRPr="00F570FE">
+        <ns0:rPr>
+          <ns0:b/>
+          <ns0:bCs/>
+        </ns0:rPr>
+        <ns0:t>7.7.1. 7-уровневая система защиты API</ns0:t>
+      </ns0:r>
+    </ns0:p>
+    <ns0:p ns2:paraId="374BD202" ns2:textId="77777777" ns0:rsidR="00F570FE" ns0:rsidRPr="00F570FE" ns0:rsidRDefault="00F570FE" ns0:rsidP="00F570FE">
+      <ns0:r ns0:rsidRPr="00F570FE">
+        <ns0:rPr>
+          <ns0:b/>
+          <ns0:bCs/>
+        </ns0:rPr>
+        <ns0:t>Уровень 1: JWT-аутентификация с короткоживущими токенами</ns0:t>
+      </ns0:r>
+    </ns0:p>
+    <ns0:p ns2:paraId="72C4592F" ns2:textId="77777777" ns0:rsidR="00F570FE" ns0:rsidRPr="00F570FE" ns0:rsidRDefault="00F570FE" ns0:rsidP="00F570FE">
+      <ns0:pPr>
+        <ns0:numPr>
+          <ns0:ilvl ns0:val="0"/>
+          <ns0:numId ns0:val="47"/>
+        </ns0:numPr>
+      </ns0:pPr>
+      <ns0:r ns0:rsidRPr="00F570FE">
+        <ns0:t>Access token: 15 минут</ns0:t>
+      </ns0:r>
+    </ns0:p>
+    <ns0:p ns2:paraId="719E64B2" ns2:textId="77777777" ns0:rsidR="00F570FE" ns0:rsidRPr="00F570FE" ns0:rsidRDefault="00F570FE" ns0:rsidP="00F570FE">
+      <ns0:pPr>
+        <ns0:numPr>
+          <ns0:ilvl ns0:val="0"/>
+          <ns0:numId ns0:val="47"/>
+        </ns0:numPr>
+      </ns0:pPr>
+      <ns0:r ns0:rsidRPr="00F570FE">
+        <ns0:t>Refresh token: 7 дней с ротацией</ns0:t>
+      </ns0:r>
+    </ns0:p>
+    <ns0:p ns2:paraId="6489EDFC" ns2:textId="77777777" ns0:rsidR="00F570FE" ns0:rsidRPr="00F570FE" ns0:rsidRDefault="00F570FE" ns0:rsidP="00F570FE">
+      <ns0:pPr>
+        <ns0:numPr>
+          <ns0:ilvl ns0:val="0"/>
+          <ns0:numId ns0:val="47"/>
+        </ns0:numPr>
+      </ns0:pPr>
+      <ns0:r ns0:rsidRPr="00F570FE">
+        <ns0:t>Проверка блокировки пользователя и срока сессии</ns0:t>
+      </ns0:r>
+    </ns0:p>
+    <ns0:p ns2:paraId="1A7BB6FD" ns2:textId="77777777" ns0:rsidR="00F570FE" ns0:rsidRPr="00F570FE" ns0:rsidRDefault="00F570FE" ns0:rsidP="00F570FE">
+      <ns0:r ns0:rsidRPr="00F570FE">
+        <ns0:rPr>
+          <ns0:b/>
+          <ns0:bCs/>
+        </ns0:rPr>
+        <ns0:t>Уровень 2: API Keys с HMAC-подписью для критичных операций</ns0:t>
+      </ns0:r>
+    </ns0:p>
+    <ns0:p ns2:paraId="1727C49B" ns2:textId="77777777" ns0:rsidR="00F570FE" ns0:rsidRPr="00F570FE" ns0:rsidRDefault="00F570FE" ns0:rsidP="00F570FE">
+      <ns0:pPr>
+        <ns0:numPr>
+          <ns0:ilvl ns0:val="0"/>
+          <ns0:numId ns0:val="48"/>
+        </ns0:numPr>
+      </ns0:pPr>
+      <ns0:r ns0:rsidRPr="00F570FE">
+        <ns0:t>Подпись запросов через HMAC-SHA256</ns0:t>
+      </ns0:r>
+    </ns0:p>
+    <ns0:p ns2:paraId="6BAE26BA" ns2:textId="77777777" ns0:rsidR="00F570FE" ns0:rsidRPr="00F570FE" ns0:rsidRDefault="00F570FE" ns0:rsidP="00F570FE">
+      <ns0:pPr>
+        <ns0:numPr>
+          <ns0:ilvl ns0:val="0"/>
+          <ns0:numId ns0:val="48"/>
+        </ns0:numPr>
+      </ns0:pPr>
+      <ns0:r ns0:rsidRPr="00F570FE">
+        <ns0:t>Защита от replay-атак (timestamp валиден 5 минут)</ns0:t>
+      </ns0:r>
+    </ns0:p>
+    <ns0:p ns2:paraId="1310A529" ns2:textId="77777777" ns0:rsidR="00F570FE" ns0:rsidRPr="00F570FE" ns0:rsidRDefault="00F570FE" ns0:rsidP="00F570FE">
+      <ns0:r ns0:rsidRPr="00F570FE">
+        <ns0:rPr>
+          <ns0:b/>
+          <ns0:bCs/>
+        </ns0:rPr>
+        <ns0:t>Уровень 3: Rate Limiting (защита от злоупотреблений)</ns0:t>
+      </ns0:r>
+    </ns0:p>
+    <ns0:p ns2:paraId="009CC57A" ns2:textId="77777777" ns0:rsidR="00F570FE" ns0:rsidRPr="00F570FE" ns0:rsidRDefault="00F570FE" ns0:rsidP="00F570FE">
+      <ns0:pPr>
+        <ns0:numPr>
+          <ns0:ilvl ns0:val="0"/>
+          <ns0:numId ns0:val="49"/>
+        </ns0:numPr>
+      </ns0:pPr>
+      <ns0:r ns0:rsidRPr="00F570FE">
+        <ns0:t>1000 запросов/час для авторизованных</ns0:t>
+      </ns0:r>
+    </ns0:p>
+    <ns0:p ns2:paraId="195099E9" ns2:textId="77777777" ns0:rsidR="00F570FE" ns0:rsidRPr="00F570FE" ns0:rsidRDefault="00F570FE" ns0:rsidP="00F570FE">
+      <ns0:pPr>
+        <ns0:numPr>
+          <ns0:ilvl ns0:val="0"/>
+          <ns0:numId ns0:val="49"/>
+        </ns0:numPr>
+      </ns0:pPr>
+      <ns0:r ns0:rsidRPr="00F570FE">
+        <ns0:t>100 запросов/час для анонимных</ns0:t>
+      </ns0:r>
+    </ns0:p>
+    <ns0:p ns2:paraId="442D4927" ns2:textId="77777777" ns0:rsidR="00F570FE" ns0:rsidRPr="00F570FE" ns0:rsidRDefault="00F570FE" ns0:rsidP="00F570FE">
+      <ns0:pPr>
+        <ns0:numPr>
+          <ns0:ilvl ns0:val="0"/>
+          <ns0:numId ns0:val="49"/>
+        </ns0:numPr>
+      </ns0:pPr>
+      <ns0:r ns0:rsidRPr="00F570FE">
+        <ns0:t>5 экспортов/час</ns0:t>
+      </ns0:r>
+    </ns0:p>
+    <ns0:p ns2:paraId="185C236A" ns2:textId="77777777" ns0:rsidR="00F570FE" ns0:rsidRPr="00F570FE" ns0:rsidRDefault="00F570FE" ns0:rsidP="00F570FE">
+      <ns0:pPr>
+        <ns0:numPr>
+          <ns0:ilvl ns0:val="0"/>
+          <ns0:numId ns0:val="49"/>
+        </ns0:numPr>
+      </ns0:pPr>
+      <ns0:r ns0:rsidRPr="00F570FE">
+        <ns0:t>5 попыток входа/минуту</ns0:t>
+      </ns0:r>
+    </ns0:p>
+    <ns0:p ns2:paraId="21C76B2F" ns2:textId="77777777" ns0:rsidR="00F570FE" ns0:rsidRPr="00F570FE" ns0:rsidRDefault="00F570FE" ns0:rsidP="00F570FE">
+      <ns0:r ns0:rsidRPr="00F570FE">
+        <ns0:rPr>
+          <ns0:b/>
+          <ns0:bCs/>
+        </ns0:rPr>
+        <ns0:t>Уровень 4: Валидация входных данных через Pydantic</ns0:t>
+      </ns0:r>
+    </ns0:p>
+    <ns0:p ns2:paraId="7A679D19" ns2:textId="77777777" ns0:rsidR="00F570FE" ns0:rsidRPr="00F570FE" ns0:rsidRDefault="00F570FE" ns0:rsidP="00F570FE">
+      <ns0:pPr>
+        <ns0:numPr>
+          <ns0:ilvl ns0:val="0"/>
+          <ns0:numId ns0:val="50"/>
+        </ns0:numPr>
+      </ns0:pPr>
+      <ns0:r ns0:rsidRPr="00F570FE">
+        <ns0:t>Строгая валидация всех входных данных</ns0:t>
+      </ns0:r>
+    </ns0:p>
+    <ns0:p ns2:paraId="7402BCAB" ns2:textId="77777777" ns0:rsidR="00F570FE" ns0:rsidRPr="00F570FE" ns0:rsidRDefault="00F570FE" ns0:rsidP="00F570FE">
+      <ns0:pPr>
+        <ns0:numPr>
+          <ns0:ilvl ns0:val="0"/>
+          <ns0:numId ns0:val="50"/>
+        </ns0:numPr>
+      </ns0:pPr>
+      <ns0:r ns0:rsidRPr="00F570FE">
+        <ns0:t>Защита от SQL-injection и XSS</ns0:t>
+      </ns0:r>
+    </ns0:p>
+    <ns0:p ns2:paraId="280CDE3D" ns2:textId="77777777" ns0:rsidR="00F570FE" ns0:rsidRPr="00F570FE" ns0:rsidRDefault="00F570FE" ns0:rsidP="00F570FE">
+      <ns0:r ns0:rsidRPr="00F570FE">
+        <ns0:rPr>
+          <ns0:b/>
+          <ns0:bCs/>
+        </ns0:rPr>
+        <ns0:t>Уровень 5: CORS и защита от CSRF</ns0:t>
+      </ns0:r>
+    </ns0:p>
+    <ns0:p ns2:paraId="10B69637" ns2:textId="77777777" ns0:rsidR="00F570FE" ns0:rsidRPr="00F570FE" ns0:rsidRDefault="00F570FE" ns0:rsidP="00F570FE">
+      <ns0:pPr>
+        <ns0:numPr>
+          <ns0:ilvl ns0:val="0"/>
+          <ns0:numId ns0:val="51"/>
+        </ns0:numPr>
+      </ns0:pPr>
+      <ns0:r ns0:rsidRPr="00F570FE">
+        <ns0:t>Только доверенные домены</ns0:t>
+      </ns0:r>
+    </ns0:p>
+    <ns0:p ns2:paraId="47AD7D78" ns2:textId="77777777" ns0:rsidR="00F570FE" ns0:rsidRPr="00F570FE" ns0:rsidRDefault="00F570FE" ns0:rsidP="00F570FE">
+      <ns0:pPr>
+        <ns0:numPr>
+          <ns0:ilvl ns0:val="0"/>
+          <ns0:numId ns0:val="51"/>
+        </ns0:numPr>
+      </ns0:pPr>
+      <ns0:r ns0:rsidRPr="00F570FE">
+        <ns0:t>Secure + HttpOnly cookies</ns0:t>
+      </ns0:r>
+    </ns0:p>
+    <ns0:p ns2:paraId="65B334FD" ns2:textId="77777777" ns0:rsidR="00F570FE" ns0:rsidRPr="00F570FE" ns0:rsidRDefault="00F570FE" ns0:rsidP="00F570FE">
+      <ns0:pPr>
+        <ns0:numPr>
+          <ns0:ilvl ns0:val="0"/>
+          <ns0:numId ns0:val="51"/>
+        </ns0:numPr>
+      </ns0:pPr>
+      <ns0:r ns0:rsidRPr="00F570FE">
+        <ns0:t>SameSite='Strict'</ns0:t>
+      </ns0:r>
+    </ns0:p>
+    <ns0:p ns2:paraId="2704CA4B" ns2:textId="77777777" ns0:rsidR="00F570FE" ns0:rsidRPr="00F570FE" ns0:rsidRDefault="00F570FE" ns0:rsidP="00F570FE">
+      <ns0:r ns0:rsidRPr="00F570FE">
+        <ns0:rPr>
+          <ns0:b/>
+          <ns0:bCs/>
+        </ns0:rPr>
+        <ns0:t>Уровень 6: Мониторинг и логирование подозрительной активности</ns0:t>
+      </ns0:r>
+    </ns0:p>
+    <ns0:p ns2:paraId="7DD166CD" ns2:textId="77777777" ns0:rsidR="00F570FE" ns0:rsidRPr="00F570FE" ns0:rsidRDefault="00F570FE" ns0:rsidP="00F570FE">
+      <ns0:pPr>
+        <ns0:numPr>
+          <ns0:ilvl ns0:val="0"/>
+          <ns0:numId ns0:val="52"/>
+        </ns0:numPr>
+      </ns0:pPr>
+      <ns0:r ns0:rsidRPr="00F570FE">
+        <ns0:t>Логирование всех неудачных попыток входа</ns0:t>
+      </ns0:r>
+    </ns0:p>
+    <ns0:p ns2:paraId="6561B238" ns2:textId="77777777" ns0:rsidR="00F570FE" ns0:rsidRPr="00F570FE" ns0:rsidRDefault="00F570FE" ns0:rsidP="00F570FE">
+      <ns0:pPr>
+        <ns0:numPr>
+          <ns0:ilvl ns0:val="0"/>
+          <ns0:numId ns0:val="52"/>
+        </ns0:numPr>
+      </ns0:pPr>
+      <ns0:r ns0:rsidRPr="00F570FE">
+        <ns0:t>Автоматическая блокировка IP при 5 неудачных попытках за 10 минут</ns0:t>
+      </ns0:r>
+    </ns0:p>
+    <ns0:p ns2:paraId="6FFEEFF9" ns2:textId="77777777" ns0:rsidR="00F570FE" ns0:rsidRPr="00F570FE" ns0:rsidRDefault="00F570FE" ns0:rsidP="00F570FE">
+      <ns0:pPr>
+        <ns0:numPr>
+          <ns0:ilvl ns0:val="0"/>
+          <ns0:numId ns0:val="52"/>
+        </ns0:numPr>
+      </ns0:pPr>
+      <ns0:r ns0:rsidRPr="00F570FE">
+        <ns0:t>Журнал подозрительных запросов</ns0:t>
+      </ns0:r>
+    </ns0:p>
+    <ns0:p ns2:paraId="2249174C" ns2:textId="77777777" ns0:rsidR="00F570FE" ns0:rsidRPr="00F570FE" ns0:rsidRDefault="00F570FE" ns0:rsidP="00F570FE">
+      <ns0:r ns0:rsidRPr="00F570FE">
+        <ns0:rPr>
+          <ns0:b/>
+          <ns0:bCs/>
+        </ns0:rPr>
+        <ns0:t>Уровень 7: Защита от ботов (CAPTCHA + honeypot)</ns0:t>
+      </ns0:r>
+    </ns0:p>
+    <ns0:p ns2:paraId="690F918E" ns2:textId="77777777" ns0:rsidR="00F570FE" ns0:rsidRPr="00F570FE" ns0:rsidRDefault="00F570FE" ns0:rsidP="00F570FE">
+      <ns0:pPr>
+        <ns0:numPr>
+          <ns0:ilvl ns0:val="0"/>
+          <ns0:numId ns0:val="53"/>
+        </ns0:numPr>
+      </ns0:pPr>
+      <ns0:r ns0:rsidRPr="00F570FE">
+        <ns0:t>Математическая CAPTCHA для регистрации и входа</ns0:t>
+      </ns0:r>
+    </ns0:p>
+    <ns0:p ns2:paraId="154FD15A" ns2:textId="77777777" ns0:rsidR="00F570FE" ns0:rsidRPr="00F570FE" ns0:rsidRDefault="00F570FE" ns0:rsidP="00F570FE">
+      <ns0:pPr>
+        <ns0:numPr>
+          <ns0:ilvl ns0:val="0"/>
+          <ns0:numId ns0:val="53"/>
+        </ns0:numPr>
+      </ns0:pPr>
+      <ns0:r ns0:rsidRPr="00F570FE">
+        <ns0:t>Honeypot поля для защиты от ботов</ns0:t>
+      </ns0:r>
+    </ns0:p>
+    <ns0:p ns2:paraId="321F183A" ns2:textId="77777777" ns0:rsidR="00F570FE" ns0:rsidRPr="00F570FE" ns0:rsidRDefault="00F570FE" ns0:rsidP="00F570FE">
+      <ns0:r ns0:rsidRPr="00F570FE">
+        <ns0:rPr>
+          <ns0:b/>
+          <ns0:bCs/>
+        </ns0:rPr>
+        <ns0:lastRenderedPageBreak/>
+        <ns0:t>7.7.2. Обязательные меры защиты:</ns0:t>
+      </ns0:r>
+    </ns0:p>
+    <ns0:p ns2:paraId="6DF13B30" ns2:textId="77777777" ns0:rsidR="00F570FE" ns0:rsidRPr="00F570FE" ns0:rsidRDefault="00F570FE" ns0:rsidP="00F570FE">
+      <ns0:pPr>
+        <ns0:numPr>
+          <ns0:ilvl ns0:val="0"/>
+          <ns0:numId ns0:val="54"/>
+        </ns0:numPr>
+      </ns0:pPr>
+      <ns0:r ns0:rsidRPr="00F570FE">
+        <ns0:t>JWT-аутентификация с короткоживущими токенами (15 минут)</ns0:t>
+      </ns0:r>
+    </ns0:p>
+    <ns0:p ns2:paraId="5A78A3A3" ns2:textId="77777777" ns0:rsidR="00F570FE" ns0:rsidRPr="00F570FE" ns0:rsidRDefault="00F570FE" ns0:rsidP="00F570FE">
+      <ns0:pPr>
+        <ns0:numPr>
+          <ns0:ilvl ns0:val="0"/>
+          <ns0:numId ns0:val="54"/>
+        </ns0:numPr>
+      </ns0:pPr>
+      <ns0:r ns0:rsidRPr="00F570FE">
+        <ns0:t>API Keys с HMAC-подписью для критичных операций</ns0:t>
+      </ns0:r>
+    </ns0:p>
+    <ns0:p ns2:paraId="612A8026" ns2:textId="77777777" ns0:rsidR="00F570FE" ns0:rsidRPr="00F570FE" ns0:rsidRDefault="00F570FE" ns0:rsidP="00F570FE">
+      <ns0:pPr>
+        <ns0:numPr>
+          <ns0:ilvl ns0:val="0"/>
+          <ns0:numId ns0:val="54"/>
+        </ns0:numPr>
+      </ns0:pPr>
+      <ns0:r ns0:rsidRPr="00F570FE">
+        <ns0:t>Rate Limiting (1000 запросов/час для пользователей, 100 для анонимных)</ns0:t>
+      </ns0:r>
+    </ns0:p>
+    <ns0:p ns2:paraId="36832D23" ns2:textId="77777777" ns0:rsidR="00F570FE" ns0:rsidRPr="00F570FE" ns0:rsidRDefault="00F570FE" ns0:rsidP="00F570FE">
+      <ns0:pPr>
+        <ns0:numPr>
+          <ns0:ilvl ns0:val="0"/>
+          <ns0:numId ns0:val="54"/>
+        </ns0:numPr>
+      </ns0:pPr>
+      <ns0:r ns0:rsidRPr="00F570FE">
+        <ns0:t>Валидация входных данных через Pydantic</ns0:t>
+      </ns0:r>
+    </ns0:p>
+    <ns0:p ns2:paraId="616770CE" ns2:textId="77777777" ns0:rsidR="00F570FE" ns0:rsidRPr="00F570FE" ns0:rsidRDefault="00F570FE" ns0:rsidP="00F570FE">
+      <ns0:pPr>
+        <ns0:numPr>
+          <ns0:ilvl ns0:val="0"/>
+          <ns0:numId ns0:val="54"/>
+        </ns0:numPr>
+      </ns0:pPr>
+      <ns0:r ns0:rsidRPr="00F570FE">
+        <ns0:t>CORS — только доверенные домены</ns0:t>
+      </ns0:r>
+    </ns0:p>
+    <ns0:p ns2:paraId="585F678D" ns2:textId="77777777" ns0:rsidR="00F570FE" ns0:rsidRPr="00F570FE" ns0:rsidRDefault="00F570FE" ns0:rsidP="00F570FE">
+      <ns0:pPr>
+        <ns0:numPr>
+          <ns0:ilvl ns0:val="0"/>
+          <ns0:numId ns0:val="54"/>
+        </ns0:numPr>
+        <ns0:rPr>
+          <ns0:lang ns0:val="en-US"/>
+        </ns0:rPr>
+      </ns0:pPr>
+      <ns0:r ns0:rsidRPr="00F570FE">
+        <ns0:rPr>
+          <ns0:lang ns0:val="en-US"/>
+        </ns0:rPr>
+        <ns0:t>CSRF-</ns0:t>
+      </ns0:r>
+      <ns0:r ns0:rsidRPr="00F570FE">
+        <ns0:t>защита</ns0:t>
+      </ns0:r>
+      <ns0:r ns0:rsidRPr="00F570FE">
+        <ns0:rPr>
+          <ns0:lang ns0:val="en-US"/>
+        </ns0:rPr>
+        <ns0:t xml:space="preserve"> </ns0:t>
+      </ns0:r>
+      <ns0:r ns0:rsidRPr="00F570FE">
+        <ns0:t>с</ns0:t>
+      </ns0:r>
+      <ns0:r ns0:rsidRPr="00F570FE">
+        <ns0:rPr>
+          <ns0:lang ns0:val="en-US"/>
+        </ns0:rPr>
+        <ns0:t xml:space="preserve"> Secure + HttpOnly cookies</ns0:t>
+      </ns0:r>
+    </ns0:p>
+    <ns0:p ns2:paraId="5F146875" ns2:textId="77777777" ns0:rsidR="00F570FE" ns0:rsidRPr="00F570FE" ns0:rsidRDefault="00F570FE" ns0:rsidP="00F570FE">
+      <ns0:pPr>
+        <ns0:numPr>
+          <ns0:ilvl ns0:val="0"/>
+          <ns0:numId ns0:val="54"/>
+        </ns0:numPr>
+      </ns0:pPr>
+      <ns0:r ns0:rsidRPr="00F570FE">
+        <ns0:t>Логирование подозрительной активности и автоматическая блокировка IP</ns0:t>
+      </ns0:r>
+    </ns0:p>
+    <ns0:p ns2:paraId="2CF84159" ns2:textId="77777777" ns0:rsidR="00F570FE" ns0:rsidRPr="00F570FE" ns0:rsidRDefault="00F570FE" ns0:rsidP="00F570FE">
+      <ns0:pPr>
+        <ns0:numPr>
+          <ns0:ilvl ns0:val="0"/>
+          <ns0:numId ns0:val="54"/>
+        </ns0:numPr>
+      </ns0:pPr>
+      <ns0:r ns0:rsidRPr="00F570FE">
+        <ns0:t>CAPTCHA для регистрации и входа</ns0:t>
+      </ns0:r>
+    </ns0:p>
+    <ns0:p ns2:paraId="4AEFBBF0" ns2:textId="77777777" ns0:rsidR="00F570FE" ns0:rsidRPr="00F570FE" ns0:rsidRDefault="00F570FE" ns0:rsidP="00F570FE">
+      <ns0:pPr>
+        <ns0:numPr>
+          <ns0:ilvl ns0:val="0"/>
+          <ns0:numId ns0:val="54"/>
+        </ns0:numPr>
+      </ns0:pPr>
+      <ns0:r ns0:rsidRPr="00F570FE">
+        <ns0:t>Honeypot поля для защиты от ботов</ns0:t>
+      </ns0:r>
+    </ns0:p>
+    <ns0:p ns2:paraId="6A09C066" ns2:textId="77777777" ns0:rsidR="00F570FE" ns0:rsidRPr="00F570FE" ns0:rsidRDefault="00F570FE" ns0:rsidP="00F570FE">
+      <ns0:r ns0:rsidRPr="00F570FE">
+        <ns0:rPr>
+          <ns0:b/>
+          <ns0:bCs/>
+        </ns0:rPr>
+        <ns0:t>7.7.3. Дополнительные меры (рекомендуется):</ns0:t>
+      </ns0:r>
+      <ns0:r ns0:rsidRPr="00F570FE">
+        <ns0:t xml:space="preserve"> 10. WAF (Web Application Firewall) — российский аналог 11. 2FA для администраторов 12. IP whitelist для админских endpoints 13. Автоматическое сканирование уязвимостей (OWASP ZAP) 14. Ежеквартальный пентест внешней компанией</ns0:t>
+      </ns0:r>
+    </ns0:p>
+    <ns0:p ns2:paraId="1326FD92" ns2:textId="77777777" ns0:rsidR="00F570FE" ns0:rsidRPr="00F570FE" ns0:rsidRDefault="00F570FE" ns0:rsidP="00F570FE">
+      <ns0:r ns0:rsidRPr="00F570FE">
+        <ns0:pict ns2:anchorId="26A40BCE">
+          <ns3:rect id="_x0000_i1141" style="width:0;height:1.5pt" ns4:hralign="center" ns4:hrstd="t" ns4:hr="t" fillcolor="#a0a0a0" stroked="f"/>
+        </ns0:pict>
+      </ns0:r>
+    </ns0:p>
+    <ns0:p ns2:paraId="59DA8ED2" ns2:textId="77777777" ns0:rsidR="00F570FE" ns0:rsidRPr="00F570FE" ns0:rsidRDefault="00F570FE" ns0:rsidP="00F570FE">
+      <ns0:pPr>
+        <ns0:rPr>
+          <ns0:b/>
+          <ns0:bCs/>
+        </ns0:rPr>
+      </ns0:pPr>
+      <ns0:r ns0:rsidRPr="00F570FE">
+        <ns0:rPr>
+          <ns0:b/>
+          <ns0:bCs/>
+        </ns0:rPr>
+        <ns0:t>8. SEO-ТРЕБОВАНИЯ</ns0:t>
+      </ns0:r>
+    </ns0:p>
+    <ns0:p ns2:paraId="30A604C0" ns2:textId="77777777" ns0:rsidR="00F570FE" ns0:rsidRPr="00F570FE" ns0:rsidRDefault="00F570FE" ns0:rsidP="00F570FE">
+      <ns0:r ns0:rsidRPr="00F570FE">
+        <ns0:rPr>
+          <ns0:b/>
+          <ns0:bCs/>
+        </ns0:rPr>
+        <ns0:t>8.1. Базовая оптимизация:</ns0:t>
+      </ns0:r>
+    </ns0:p>
+    <ns0:p ns2:paraId="6C111A41" ns2:textId="77777777" ns0:rsidR="00F570FE" ns0:rsidRPr="00F570FE" ns0:rsidRDefault="00F570FE" ns0:rsidP="00F570FE">
+      <ns0:pPr>
+        <ns0:numPr>
+          <ns0:ilvl ns0:val="0"/>
+          <ns0:numId ns0:val="55"/>
+        </ns0:numPr>
+      </ns0:pPr>
+      <ns0:r ns0:rsidRPr="00F570FE">
+        <ns0:t>Авто-генерация sitemap.xml и robots.txt</ns0:t>
+      </ns0:r>
+    </ns0:p>
+    <ns0:p ns2:paraId="67292E04" ns2:textId="77777777" ns0:rsidR="00F570FE" ns0:rsidRPr="00F570FE" ns0:rsidRDefault="00F570FE" ns0:rsidP="00F570FE">
+      <ns0:pPr>
+        <ns0:numPr>
+          <ns0:ilvl ns0:val="0"/>
+          <ns0:numId ns0:val="55"/>
+        </ns0:numPr>
+        <ns0:rPr>
+          <ns0:lang ns0:val="en-US"/>
+        </ns0:rPr>
+      </ns0:pPr>
+      <ns0:r ns0:rsidRPr="00F570FE">
+        <ns0:t>ЧПУ</ns0:t>
+      </ns0:r>
+      <ns0:r ns0:rsidRPr="00F570FE">
+        <ns0:rPr>
+          <ns0:lang ns0:val="en-US"/>
+        </ns0:rPr>
+        <ns0:t>: site.ru/catalog/tovar-name</ns0:t>
+      </ns0:r>
+    </ns0:p>
+    <ns0:p ns2:paraId="31D739C7" ns2:textId="77777777" ns0:rsidR="00F570FE" ns0:rsidRPr="00F570FE" ns0:rsidRDefault="00F570FE" ns0:rsidP="00F570FE">
+      <ns0:pPr>
+        <ns0:numPr>
+          <ns0:ilvl ns0:val="0"/>
+          <ns0:numId ns0:val="55"/>
+        </ns0:numPr>
+      </ns0:pPr>
+      <ns0:r ns0:rsidRPr="00F570FE">
+        <ns0:t>Микроразметка Schema.org через визуальный интерфейс</ns0:t>
+      </ns0:r>
+    </ns0:p>
+    <ns0:p ns2:paraId="28D05778" ns2:textId="77777777" ns0:rsidR="00F570FE" ns0:rsidRPr="00F570FE" ns0:rsidRDefault="00F570FE" ns0:rsidP="00F570FE">
+      <ns0:pPr>
+        <ns0:numPr>
+          <ns0:ilvl ns0:val="0"/>
+          <ns0:numId ns0:val="55"/>
+        </ns0:numPr>
+      </ns0:pPr>
+      <ns0:r ns0:rsidRPr="00F570FE">
+        <ns0:t>Open Graph теги для соцсетей</ns0:t>
+      </ns0:r>
+    </ns0:p>
+    <ns0:p ns2:paraId="5BB857B4" ns2:textId="77777777" ns0:rsidR="00F570FE" ns0:rsidRPr="00F570FE" ns0:rsidRDefault="00F570FE" ns0:rsidP="00F570FE">
+      <ns0:r ns0:rsidRPr="00F570FE">
+        <ns0:rPr>
+          <ns0:b/>
+          <ns0:bCs/>
+        </ns0:rPr>
+        <ns0:t>8.2. Производительность (Core Web Vitals):</ns0:t>
+      </ns0:r>
+    </ns0:p>
+    <ns0:p ns2:paraId="4A098EAC" ns2:textId="77777777" ns0:rsidR="00F570FE" ns0:rsidRPr="00F570FE" ns0:rsidRDefault="00F570FE" ns0:rsidP="00F570FE">
+      <ns0:pPr>
+        <ns0:numPr>
+          <ns0:ilvl ns0:val="0"/>
+          <ns0:numId ns0:val="56"/>
+        </ns0:numPr>
+      </ns0:pPr>
+      <ns0:r ns0:rsidRPr="00F570FE">
+        <ns0:t>LCP &lt; 1.5 сек</ns0:t>
+      </ns0:r>
+    </ns0:p>
+    <ns0:p ns2:paraId="6BB3471B" ns2:textId="77777777" ns0:rsidR="00F570FE" ns0:rsidRPr="00F570FE" ns0:rsidRDefault="00F570FE" ns0:rsidP="00F570FE">
+      <ns0:pPr>
+        <ns0:numPr>
+          <ns0:ilvl ns0:val="0"/>
+          <ns0:numId ns0:val="56"/>
+        </ns0:numPr>
+      </ns0:pPr>
+      <ns0:r ns0:rsidRPr="00F570FE">
+        <ns0:t>FID &lt; 100 мс</ns0:t>
+      </ns0:r>
+    </ns0:p>
+    <ns0:p ns2:paraId="57BBC2DB" ns2:textId="77777777" ns0:rsidR="00F570FE" ns0:rsidRPr="00F570FE" ns0:rsidRDefault="00F570FE" ns0:rsidP="00F570FE">
+      <ns0:pPr>
+        <ns0:numPr>
+          <ns0:ilvl ns0:val="0"/>
+          <ns0:numId ns0:val="56"/>
+        </ns0:numPr>
+      </ns0:pPr>
+      <ns0:r ns0:rsidRPr="00F570FE">
+        <ns0:t>CLS &lt; 0.1</ns0:t>
+      </ns0:r>
+    </ns0:p>
+    <ns0:p ns2:paraId="592F22B3" ns2:textId="77777777" ns0:rsidR="00F570FE" ns0:rsidRPr="00F570FE" ns0:rsidRDefault="00F570FE" ns0:rsidP="00F570FE">
+      <ns0:pPr>
+        <ns0:numPr>
+          <ns0:ilvl ns0:val="0"/>
+          <ns0:numId ns0:val="56"/>
+        </ns0:numPr>
+      </ns0:pPr>
+      <ns0:r ns0:rsidRPr="00F570FE">
+        <ns0:t>Lazy Loading для изображений и iframe</ns0:t>
+      </ns0:r>
+    </ns0:p>
+    <ns0:p ns2:paraId="00531063" ns2:textId="77777777" ns0:rsidR="00F570FE" ns0:rsidRPr="00F570FE" ns0:rsidRDefault="00F570FE" ns0:rsidP="00F570FE">
+      <ns0:pPr>
+        <ns0:numPr>
+          <ns0:ilvl ns0:val="0"/>
+          <ns0:numId ns0:val="56"/>
+        </ns0:numPr>
+        <ns0:rPr>
+          <ns0:lang ns0:val="en-US"/>
+        </ns0:rPr>
+      </ns0:pPr>
+      <ns0:r ns0:rsidRPr="00F570FE">
+        <ns0:t>Минификация</ns0:t>
+      </ns0:r>
+      <ns0:r ns0:rsidRPr="00F570FE">
+        <ns0:rPr>
+          <ns0:lang ns0:val="en-US"/>
+        </ns0:rPr>
+        <ns0:t xml:space="preserve"> CSS/JS </ns0:t>
+      </ns0:r>
+      <ns0:r ns0:rsidRPr="00F570FE">
+        <ns0:t>через</ns0:t>
+      </ns0:r>
+      <ns0:r ns0:rsidRPr="00F570FE">
+        <ns0:rPr>
+          <ns0:lang ns0:val="en-US"/>
+        </ns0:rPr>
+        <ns0:t xml:space="preserve"> Django Compressor</ns0:t>
+      </ns0:r>
+    </ns0:p>
+    <ns0:p ns2:paraId="0DA853E6" ns2:textId="77777777" ns0:rsidR="00F570FE" ns0:rsidRPr="00F570FE" ns0:rsidRDefault="00F570FE" ns0:rsidP="00F570FE">
+      <ns0:r ns0:rsidRPr="00F570FE">
+        <ns0:rPr>
+          <ns0:b/>
+          <ns0:bCs/>
+        </ns0:rPr>
+        <ns0:t>8.3. Поисковые системы РФ:</ns0:t>
+      </ns0:r>
+    </ns0:p>
+    <ns0:p ns2:paraId="0DA75F4C" ns2:textId="77777777" ns0:rsidR="00F570FE" ns0:rsidRPr="00F570FE" ns0:rsidRDefault="00F570FE" ns0:rsidP="00F570FE">
+      <ns0:pPr>
+        <ns0:numPr>
+          <ns0:ilvl ns0:val="0"/>
+          <ns0:numId ns0:val="57"/>
+        </ns0:numPr>
+      </ns0:pPr>
+      <ns0:r ns0:rsidRPr="00F570FE">
+        <ns0:rPr>
+          <ns0:b/>
+          <ns0:bCs/>
+        </ns0:rPr>
+        <ns0:t>Яндекс:</ns0:t>
+      </ns0:r>
+      <ns0:r ns0:rsidRPr="00F570FE">
+        <ns0:t xml:space="preserve"> турбо-страницы (опционально), интеграция с Яндекс.Вебмастер, региональные поддомены</ns0:t>
+      </ns0:r>
+    </ns0:p>
+    <ns0:p ns2:paraId="68FFA60D" ns2:textId="77777777" ns0:rsidR="00F570FE" ns0:rsidRPr="00F570FE" ns0:rsidRDefault="00F570FE" ns0:rsidP="00F570FE">
+      <ns0:pPr>
+        <ns0:numPr>
+          <ns0:ilvl ns0:val="0"/>
+          <ns0:numId ns0:val="57"/>
+        </ns0:numPr>
+      </ns0:pPr>
+      <ns0:r ns0:rsidRPr="00F570FE">
+        <ns0:rPr>
+          <ns0:b/>
+          <ns0:bCs/>
+        </ns0:rPr>
+        <ns0:lastRenderedPageBreak/>
+        <ns0:t>Mail.ru:</ns0:t>
+      </ns0:r>
+      <ns0:r ns0:rsidRPr="00F570FE">
+        <ns0:t xml:space="preserve"> базовая совместимость</ns0:t>
+      </ns0:r>
+    </ns0:p>
+    <ns0:p ns2:paraId="32924301" ns2:textId="77777777" ns0:rsidR="00F570FE" ns0:rsidRPr="00F570FE" ns0:rsidRDefault="00F570FE" ns0:rsidP="00F570FE">
+      <ns0:r ns0:rsidRPr="00F570FE">
+        <ns0:pict ns2:anchorId="7E65AD68">
+          <ns3:rect id="_x0000_i1142" style="width:0;height:1.5pt" ns4:hralign="center" ns4:hrstd="t" ns4:hr="t" fillcolor="#a0a0a0" stroked="f"/>
+        </ns0:pict>
+      </ns0:r>
+    </ns0:p>
+    <ns0:p ns2:paraId="30215A33" ns2:textId="77777777" ns0:rsidR="00F570FE" ns0:rsidRPr="00F570FE" ns0:rsidRDefault="00F570FE" ns0:rsidP="00F570FE">
+      <ns0:pPr>
+        <ns0:rPr>
+          <ns0:b/>
+          <ns0:bCs/>
+        </ns0:rPr>
+      </ns0:pPr>
+      <ns0:r ns0:rsidRPr="00F570FE">
+        <ns0:rPr>
+          <ns0:b/>
+          <ns0:bCs/>
+        </ns0:rPr>
+        <ns0:t>9. ЮРИДИЧЕСКИЕ ТРЕБОВАНИЯ И СООТВЕТСТВИЕ ЗАКОНОДАТЕЛЬСТВУ РФ</ns0:t>
+      </ns0:r>
+    </ns0:p>
+    <ns0:p ns2:paraId="0A8E3265" ns2:textId="77777777" ns0:rsidR="00F570FE" ns0:rsidRPr="00F570FE" ns0:rsidRDefault="00F570FE" ns0:rsidP="00F570FE">
+      <ns0:pPr>
+        <ns0:rPr>
+          <ns0:b/>
+          <ns0:bCs/>
+        </ns0:rPr>
+      </ns0:pPr>
+      <ns0:r ns0:rsidRPr="00F570FE">
+        <ns0:rPr>
+          <ns0:b/>
+          <ns0:bCs/>
+        </ns0:rPr>
+        <ns0:t>9.1. Федеральный закон №152-ФЗ «О персональных данных»</ns0:t>
+      </ns0:r>
+    </ns0:p>
+    <ns0:p ns2:paraId="0C2FF455" ns2:textId="77777777" ns0:rsidR="00F570FE" ns0:rsidRPr="00F570FE" ns0:rsidRDefault="00F570FE" ns0:rsidP="00F570FE">
+      <ns0:r ns0:rsidRPr="00F570FE">
+        <ns0:rPr>
+          <ns0:b/>
+          <ns0:bCs/>
+        </ns0:rPr>
+        <ns0:t>Требования к платформе:</ns0:t>
+      </ns0:r>
+    </ns0:p>
+    <ns0:p ns2:paraId="26BD17BA" ns2:textId="77777777" ns0:rsidR="00F570FE" ns0:rsidRPr="00F570FE" ns0:rsidRDefault="00F570FE" ns0:rsidP="00F570FE">
+      <ns0:pPr>
+        <ns0:numPr>
+          <ns0:ilvl ns0:val="0"/>
+          <ns0:numId ns0:val="58"/>
+        </ns0:numPr>
+      </ns0:pPr>
+      <ns0:r ns0:rsidRPr="00F570FE">
+        <ns0:rPr>
+          <ns0:b/>
+          <ns0:bCs/>
+        </ns0:rPr>
+        <ns0:t>Сбор и хранение ПДн:</ns0:t>
+      </ns0:r>
+    </ns0:p>
+    <ns0:p ns2:paraId="3F4412E9" ns2:textId="77777777" ns0:rsidR="00F570FE" ns0:rsidRPr="00F570FE" ns0:rsidRDefault="00F570FE" ns0:rsidP="00F570FE">
+      <ns0:pPr>
+        <ns0:numPr>
+          <ns0:ilvl ns0:val="1"/>
+          <ns0:numId ns0:val="58"/>
+        </ns0:numPr>
+      </ns0:pPr>
+      <ns0:r ns0:rsidRPr="00F570FE">
+        <ns0:t>Все ПДн (email, телефон, имя) — на серверах в РФ</ns0:t>
+      </ns0:r>
+    </ns0:p>
+    <ns0:p ns2:paraId="31965467" ns2:textId="77777777" ns0:rsidR="00F570FE" ns0:rsidRPr="00F570FE" ns0:rsidRDefault="00F570FE" ns0:rsidP="00F570FE">
+      <ns0:pPr>
+        <ns0:numPr>
+          <ns0:ilvl ns0:val="1"/>
+          <ns0:numId ns0:val="58"/>
+        </ns0:numPr>
+      </ns0:pPr>
+      <ns0:r ns0:rsidRPr="00F570FE">
+        <ns0:t>Обязательное согласие при регистрации</ns0:t>
+      </ns0:r>
+    </ns0:p>
+    <ns0:p ns2:paraId="6F30D280" ns2:textId="77777777" ns0:rsidR="00F570FE" ns0:rsidRPr="00F570FE" ns0:rsidRDefault="00F570FE" ns0:rsidP="00F570FE">
+      <ns0:pPr>
+        <ns0:numPr>
+          <ns0:ilvl ns0:val="1"/>
+          <ns0:numId ns0:val="58"/>
+        </ns0:numPr>
+      </ns0:pPr>
+      <ns0:r ns0:rsidRPr="00F570FE">
+        <ns0:t>Политика конфиденциальности: site.ru/privacy</ns0:t>
+      </ns0:r>
+    </ns0:p>
+    <ns0:p ns2:paraId="3F086599" ns2:textId="77777777" ns0:rsidR="00F570FE" ns0:rsidRPr="00F570FE" ns0:rsidRDefault="00F570FE" ns0:rsidP="00F570FE">
+      <ns0:pPr>
+        <ns0:numPr>
+          <ns0:ilvl ns0:val="0"/>
+          <ns0:numId ns0:val="58"/>
+        </ns0:numPr>
+      </ns0:pPr>
+      <ns0:r ns0:rsidRPr="00F570FE">
+        <ns0:rPr>
+          <ns0:b/>
+          <ns0:bCs/>
+        </ns0:rPr>
+        <ns0:t>Права пользователей:</ns0:t>
+      </ns0:r>
+    </ns0:p>
+    <ns0:p ns2:paraId="402E640A" ns2:textId="77777777" ns0:rsidR="00F570FE" ns0:rsidRPr="00F570FE" ns0:rsidRDefault="00F570FE" ns0:rsidP="00F570FE">
+      <ns0:pPr>
+        <ns0:numPr>
+          <ns0:ilvl ns0:val="1"/>
+          <ns0:numId ns0:val="58"/>
+        </ns0:numPr>
+      </ns0:pPr>
+      <ns0:r ns0:rsidRPr="00F570FE">
+        <ns0:t>Доступ к данным (выгрузка JSON/CSV)</ns0:t>
+      </ns0:r>
+    </ns0:p>
+    <ns0:p ns2:paraId="4EC0BC15" ns2:textId="77777777" ns0:rsidR="00F570FE" ns0:rsidRPr="00F570FE" ns0:rsidRDefault="00F570FE" ns0:rsidP="00F570FE">
+      <ns0:pPr>
+        <ns0:numPr>
+          <ns0:ilvl ns0:val="1"/>
+          <ns0:numId ns0:val="58"/>
+        </ns0:numPr>
+      </ns0:pPr>
+      <ns0:r ns0:rsidRPr="00F570FE">
+        <ns0:t>Исправление данных</ns0:t>
+      </ns0:r>
+    </ns0:p>
+    <ns0:p ns2:paraId="52FC5369" ns2:textId="77777777" ns0:rsidR="00F570FE" ns0:rsidRPr="00F570FE" ns0:rsidRDefault="00F570FE" ns0:rsidP="00F570FE">
+      <ns0:pPr>
+        <ns0:numPr>
+          <ns0:ilvl ns0:val="1"/>
+          <ns0:numId ns0:val="58"/>
+        </ns0:numPr>
+      </ns0:pPr>
+      <ns0:r ns0:rsidRPr="00F570FE">
+        <ns0:t>Удаление данных (полное удаление за 30 дней)</ns0:t>
+      </ns0:r>
+    </ns0:p>
+    <ns0:p ns2:paraId="3518BE8F" ns2:textId="77777777" ns0:rsidR="00F570FE" ns0:rsidRPr="00F570FE" ns0:rsidRDefault="00F570FE" ns0:rsidP="00F570FE">
+      <ns0:pPr>
+        <ns0:numPr>
+          <ns0:ilvl ns0:val="1"/>
+          <ns0:numId ns0:val="58"/>
+        </ns0:numPr>
+      </ns0:pPr>
+      <ns0:r ns0:rsidRPr="00F570FE">
+        <ns0:t>Отзыв согласия</ns0:t>
+      </ns0:r>
+    </ns0:p>
+    <ns0:p ns2:paraId="11533E82" ns2:textId="77777777" ns0:rsidR="00F570FE" ns0:rsidRPr="00F570FE" ns0:rsidRDefault="00F570FE" ns0:rsidP="00F570FE">
+      <ns0:pPr>
+        <ns0:numPr>
+          <ns0:ilvl ns0:val="0"/>
+          <ns0:numId ns0:val="58"/>
+        </ns0:numPr>
+      </ns0:pPr>
+      <ns0:r ns0:rsidRPr="00F570FE">
+        <ns0:rPr>
+          <ns0:b/>
+          <ns0:bCs/>
+        </ns0:rPr>
+        <ns0:t>Уведомление Роскомнадзора:</ns0:t>
+      </ns0:r>
+    </ns0:p>
+    <ns0:p ns2:paraId="4191AA70" ns2:textId="77777777" ns0:rsidR="00F570FE" ns0:rsidRPr="00F570FE" ns0:rsidRDefault="00F570FE" ns0:rsidP="00F570FE">
+      <ns0:pPr>
+        <ns0:numPr>
+          <ns0:ilvl ns0:val="1"/>
+          <ns0:numId ns0:val="58"/>
+        </ns0:numPr>
+      </ns0:pPr>
+      <ns0:r ns0:rsidRPr="00F570FE">
+        <ns0:t>Шаблон уведомления для операторов ПДн</ns0:t>
+      </ns0:r>
+    </ns0:p>
+    <ns0:p ns2:paraId="0C4460C9" ns2:textId="77777777" ns0:rsidR="00F570FE" ns0:rsidRPr="00F570FE" ns0:rsidRDefault="00F570FE" ns0:rsidP="00F570FE">
+      <ns0:pPr>
+        <ns0:numPr>
+          <ns0:ilvl ns0:val="1"/>
+          <ns0:numId ns0:val="58"/>
+        </ns0:numPr>
+      </ns0:pPr>
+      <ns0:r ns0:rsidRPr="00F570FE">
+        <ns0:t>Журнал операций с ПДн</ns0:t>
+      </ns0:r>
+    </ns0:p>
+    <ns0:p ns2:paraId="3641A72F" ns2:textId="77777777" ns0:rsidR="00F570FE" ns0:rsidRPr="00F570FE" ns0:rsidRDefault="00F570FE" ns0:rsidP="00F570FE">
+      <ns0:pPr>
+        <ns0:numPr>
+          <ns0:ilvl ns0:val="0"/>
+          <ns0:numId ns0:val="58"/>
+        </ns0:numPr>
+      </ns0:pPr>
+      <ns0:r ns0:rsidRPr="00F570FE">
+        <ns0:rPr>
+          <ns0:b/>
+          <ns0:bCs/>
+        </ns0:rPr>
+        <ns0:t>Защита данных:</ns0:t>
+      </ns0:r>
+    </ns0:p>
+    <ns0:p ns2:paraId="0FB77757" ns2:textId="77777777" ns0:rsidR="00F570FE" ns0:rsidRPr="00F570FE" ns0:rsidRDefault="00F570FE" ns0:rsidP="00F570FE">
+      <ns0:pPr>
+        <ns0:numPr>
+          <ns0:ilvl ns0:val="1"/>
+          <ns0:numId ns0:val="58"/>
+        </ns0:numPr>
+      </ns0:pPr>
+      <ns0:r ns0:rsidRPr="00F570FE">
+        <ns0:t>Шифрование чувствительных данных</ns0:t>
+      </ns0:r>
+    </ns0:p>
+    <ns0:p ns2:paraId="0C6A001A" ns2:textId="77777777" ns0:rsidR="00F570FE" ns0:rsidRPr="00F570FE" ns0:rsidRDefault="00F570FE" ns0:rsidP="00F570FE">
+      <ns0:pPr>
+        <ns0:numPr>
+          <ns0:ilvl ns0:val="1"/>
+          <ns0:numId ns0:val="58"/>
+        </ns0:numPr>
+      </ns0:pPr>
+      <ns0:r ns0:rsidRPr="00F570FE">
+        <ns0:t>Логирование всех действий с ПДн (аудит)</ns0:t>
+      </ns0:r>
+    </ns0:p>
+    <ns0:p ns2:paraId="5992A176" ns2:textId="77777777" ns0:rsidR="00F570FE" ns0:rsidRPr="00F570FE" ns0:rsidRDefault="00F570FE" ns0:rsidP="00F570FE">
+      <ns0:pPr>
+        <ns0:numPr>
+          <ns0:ilvl ns0:val="1"/>
+          <ns0:numId ns0:val="58"/>
+        </ns0:numPr>
+      </ns0:pPr>
+      <ns0:r ns0:rsidRPr="00F570FE">
+        <ns0:t>Роль «Ответственный за обработку ПДн»</ns0:t>
+      </ns0:r>
+    </ns0:p>
+    <ns0:p ns2:paraId="694918A9" ns2:textId="77777777" ns0:rsidR="00F570FE" ns0:rsidRPr="00F570FE" ns0:rsidRDefault="00F570FE" ns0:rsidP="00F570FE">
+      <ns0:pPr>
+        <ns0:rPr>
+          <ns0:b/>
+          <ns0:bCs/>
+        </ns0:rPr>
+      </ns0:pPr>
+      <ns0:r ns0:rsidRPr="00F570FE">
+        <ns0:rPr>
+          <ns0:b/>
+          <ns0:bCs/>
+        </ns0:rPr>
+        <ns0:t>9.2. Федеральный закон №97-ФЗ «О хранении данных»</ns0:t>
+      </ns0:r>
+    </ns0:p>
+    <ns0:p ns2:paraId="344401B5" ns2:textId="77777777" ns0:rsidR="00F570FE" ns0:rsidRPr="00F570FE" ns0:rsidRDefault="00F570FE" ns0:rsidP="00F570FE">
+      <ns0:pPr>
+        <ns0:numPr>
+          <ns0:ilvl ns0:val="0"/>
+          <ns0:numId ns0:val="59"/>
+        </ns0:numPr>
+      </ns0:pPr>
+      <ns0:r ns0:rsidRPr="00F570FE">
+        <ns0:rPr>
+          <ns0:b/>
+          <ns0:bCs/>
+        </ns0:rPr>
+        <ns0:t>Хранение ПДн:</ns0:t>
+      </ns0:r>
+      <ns0:r ns0:rsidRPr="00F570FE">
+        <ns0:t xml:space="preserve"> email, телефон, имя — не менее 6 месяцев</ns0:t>
+      </ns0:r>
+    </ns0:p>
+    <ns0:p ns2:paraId="30024F54" ns2:textId="77777777" ns0:rsidR="00F570FE" ns0:rsidRPr="00F570FE" ns0:rsidRDefault="00F570FE" ns0:rsidP="00F570FE">
+      <ns0:pPr>
+        <ns0:numPr>
+          <ns0:ilvl ns0:val="0"/>
+          <ns0:numId ns0:val="59"/>
+        </ns0:numPr>
+      </ns0:pPr>
+      <ns0:r ns0:rsidRPr="00F570FE">
+        <ns0:rPr>
+          <ns0:b/>
+          <ns0:bCs/>
+        </ns0:rPr>
+        <ns0:t>Логи:</ns0:t>
+      </ns0:r>
+      <ns0:r ns0:rsidRPr="00F570FE">
+        <ns0:t xml:space="preserve"> не менее 1 года</ns0:t>
+      </ns0:r>
+    </ns0:p>
+    <ns0:p ns2:paraId="63AA036F" ns2:textId="77777777" ns0:rsidR="00F570FE" ns0:rsidRPr="00F570FE" ns0:rsidRDefault="00F570FE" ns0:rsidP="00F570FE">
+      <ns0:pPr>
+        <ns0:numPr>
+          <ns0:ilvl ns0:val="0"/>
+          <ns0:numId ns0:val="59"/>
+        </ns0:numPr>
+      </ns0:pPr>
+      <ns0:r ns0:rsidRPr="00F570FE">
+        <ns0:rPr>
+          <ns0:b/>
+          <ns0:bCs/>
+        </ns0:rPr>
+        <ns0:t>Контент:</ns0:t>
+      </ns0:r>
+      <ns0:r ns0:rsidRPr="00F570FE">
+        <ns0:t xml:space="preserve"> опубликованные сайты — бессрочно, черновики — 1 год</ns0:t>
+      </ns0:r>
+    </ns0:p>
+    <ns0:p ns2:paraId="0C52A2D4" ns2:textId="77777777" ns0:rsidR="00F570FE" ns0:rsidRPr="00F570FE" ns0:rsidRDefault="00F570FE" ns0:rsidP="00F570FE">
+      <ns0:pPr>
+        <ns0:numPr>
+          <ns0:ilvl ns0:val="0"/>
+          <ns0:numId ns0:val="59"/>
+        </ns0:numPr>
+      </ns0:pPr>
+      <ns0:r ns0:rsidRPr="00F570FE">
+        <ns0:rPr>
+          <ns0:b/>
+          <ns0:bCs/>
+        </ns0:rPr>
+        <ns0:t>Бэкапы:</ns0:t>
+      </ns0:r>
+      <ns0:r ns0:rsidRPr="00F570FE">
+        <ns0:t xml:space="preserve"> ежедневно, хранение 30 дней, восстановление за любой день</ns0:t>
+      </ns0:r>
+    </ns0:p>
+    <ns0:p ns2:paraId="593D48E6" ns2:textId="77777777" ns0:rsidR="00F570FE" ns0:rsidRPr="00F570FE" ns0:rsidRDefault="00F570FE" ns0:rsidP="00F570FE">
+      <ns0:pPr>
+        <ns0:rPr>
+          <ns0:b/>
+          <ns0:bCs/>
+        </ns0:rPr>
+      </ns0:pPr>
+      <ns0:r ns0:rsidRPr="00F570FE">
+        <ns0:rPr>
+          <ns0:b/>
+          <ns0:bCs/>
+        </ns0:rPr>
+        <ns0:t>9.3. Федеральный закон №187-ФЗ «О безопасности КИИ»</ns0:t>
+      </ns0:r>
+    </ns0:p>
+    <ns0:p>
+      <ns0:pPr/>
+      <ns0:r>
+        <ns0:rPr/>
+        <ns0:t xml:space="preserve">Применимость: платформа не аттестуется как объект КИИ. Требования применяются только если заказчик использует платформу для обработки данных, отнесённых к значимым объектам КИИ. В объём MVP не входит; при необходимости — отдельный проект аттестации.</ns0:t>
+      </ns0:r>
+    </ns0:p>
+    <ns0:p>
+      <ns0:pPr>
+        <ns0:numPr>
+          <ns0:ilvl ns0:val="0"/>
+          <ns0:numId ns0:val="200"/>
+        </ns0:numPr>
+      </ns0:pPr>
+      <ns0:r>
+        <ns0:rPr/>
+        <ns0:t xml:space="preserve">Категорирование объектов КИИ — выполняет оператор (заказчик), не платформа</ns0:t>
+      </ns0:r>
+    </ns0:p>
+    <ns0:p>
+      <ns0:pPr>
+        <ns0:numPr>
+          <ns0:ilvl ns0:val="0"/>
+          <ns0:numId ns0:val="200"/>
+        </ns0:numPr>
+      </ns0:pPr>
+      <ns0:r>
+        <ns0:rPr/>
+        <ns0:t xml:space="preserve">Техническая основа, доступная платформе: журналирование операций с ПДн (п.9.1), сегментация сети, резервирование, шифрование (п.7.3)</ns0:t>
+      </ns0:r>
+    </ns0:p>
+    <ns0:p>
+      <ns0:pPr>
+        <ns0:numPr>
+          <ns0:ilvl ns0:val="0"/>
+          <ns0:numId ns0:val="200"/>
+        </ns0:numPr>
+      </ns0:pPr>
+      <ns0:r>
+        <ns0:rPr/>
+        <ns0:t xml:space="preserve">Уведомление ГосСОПКА — обязанность оператора; платформа предоставляет выгрузку журнала инцидентов в формате, пригодном для передачи</ns0:t>
+      </ns0:r>
+    </ns0:p>
+    <ns0:p>
+      <ns0:pPr>
+        <ns0:numPr>
+          <ns0:ilvl ns0:val="0"/>
+          <ns0:numId ns0:val="200"/>
+        </ns0:numPr>
+      </ns0:pPr>
+      <ns0:r>
+        <ns0:rPr/>
+        <ns0:t xml:space="preserve">Применение сертифицированных СЗИ и межсетевого экранирования уровня КИИ — зона ответственности инфраструктуры заказчика</ns0:t>
+      </ns0:r>
+    </ns0:p>
+    <ns0:p>
+      <ns0:pPr/>
+      <ns0:r>
+        <ns0:rPr/>
+        <ns0:t xml:space="preserve">ENDTABLE</ns0:t>
+      </ns0:r>
+    </ns0:p>
+    <ns0:p ns2:paraId="35E9AA56" ns2:textId="77777777" ns0:rsidR="00F570FE" ns0:rsidRPr="00F570FE" ns0:rsidRDefault="00F570FE" ns0:rsidP="00F570FE">
+      <ns0:pPr>
+        <ns0:numPr>
+          <ns0:ilvl ns0:val="0"/>
+          <ns0:numId ns0:val="60"/>
+        </ns0:numPr>
+      </ns0:pPr>
+      <ns0:r ns0:rsidRPr="00F570FE">
+        <ns0:rPr>
+          <ns0:b/>
+          <ns0:bCs/>
+        </ns0:rPr>
+        <ns0:t>Реагирование на инциденты:</ns0:t>
+      </ns0:r>
+      <ns0:r ns0:rsidRPr="00F570FE">
+        <ns0:t xml:space="preserve"> журнал инцидентов, уведомление ГосСОПКА</ns0:t>
+      </ns0:r>
+    </ns0:p>
+    <ns0:p ns2:paraId="603867A1" ns2:textId="77777777" ns0:rsidR="00F570FE" ns0:rsidRPr="00F570FE" ns0:rsidRDefault="00F570FE" ns0:rsidP="00F570FE">
+      <ns0:pPr>
+        <ns0:rPr>
+          <ns0:b/>
+          <ns0:bCs/>
+        </ns0:rPr>
+      </ns0:pPr>
+      <ns0:r ns0:rsidRPr="00F570FE">
+        <ns0:rPr>
+          <ns0:b/>
+          <ns0:bCs/>
+        </ns0:rPr>
+        <ns0:t>9.4. Федеральный закон №54-ФЗ «О ККТ»</ns0:t>
+      </ns0:r>
+    </ns0:p>
+    <ns0:p ns2:paraId="6EEC62C7" ns2:textId="77777777" ns0:rsidR="00F570FE" ns0:rsidRPr="00F570FE" ns0:rsidRDefault="00F570FE" ns0:rsidP="00F570FE">
+      <ns0:r ns0:rsidRPr="00F570FE">
+        <ns0:rPr>
+          <ns0:b/>
+          <ns0:bCs/>
+        </ns0:rPr>
+        <ns0:t>Для интернет-магазинов:</ns0:t>
+      </ns0:r>
+    </ns0:p>
+    <ns0:p ns2:paraId="7D965D95" ns2:textId="77777777" ns0:rsidR="00F570FE" ns0:rsidRPr="00F570FE" ns0:rsidRDefault="00F570FE" ns0:rsidP="00F570FE">
+      <ns0:pPr>
+        <ns0:numPr>
+          <ns0:ilvl ns0:val="0"/>
+          <ns0:numId ns0:val="61"/>
+        </ns0:numPr>
+      </ns0:pPr>
+      <ns0:r ns0:rsidRPr="00F570FE">
+        <ns0:rPr>
+          <ns0:b/>
+          <ns0:bCs/>
+        </ns0:rPr>
+        <ns0:t>Электронные чеки:</ns0:t>
+      </ns0:r>
+      <ns0:r ns0:rsidRPr="00F570FE">
+        <ns0:t xml:space="preserve"> интеграция с ОФД, авто-отправка на email/телефон</ns0:t>
+      </ns0:r>
+    </ns0:p>
+    <ns0:p ns2:paraId="0C910F8C" ns2:textId="77777777" ns0:rsidR="00F570FE" ns0:rsidRPr="00F570FE" ns0:rsidRDefault="00F570FE" ns0:rsidP="00F570FE">
+      <ns0:pPr>
+        <ns0:numPr>
+          <ns0:ilvl ns0:val="0"/>
+          <ns0:numId ns0:val="61"/>
+        </ns0:numPr>
+      </ns0:pPr>
+      <ns0:r ns0:rsidRPr="00F570FE">
+        <ns0:rPr>
+          <ns0:b/>
+          <ns0:bCs/>
+        </ns0:rPr>
+        <ns0:t>Ставки НДС:</ns0:t>
+      </ns0:r>
+      <ns0:r ns0:rsidRPr="00F570FE">
+        <ns0:t xml:space="preserve"> 0%, 10%, 20%</ns0:t>
+      </ns0:r>
+    </ns0:p>
+    <ns0:p ns2:paraId="340E2F6C" ns2:textId="77777777" ns0:rsidR="00F570FE" ns0:rsidRPr="00F570FE" ns0:rsidRDefault="00F570FE" ns0:rsidP="00F570FE">
+      <ns0:pPr>
+        <ns0:numPr>
+          <ns0:ilvl ns0:val="0"/>
+          <ns0:numId ns0:val="61"/>
+        </ns0:numPr>
+      </ns0:pPr>
+      <ns0:r ns0:rsidRPr="00F570FE">
+        <ns0:rPr>
+          <ns0:b/>
+          <ns0:bCs/>
+        </ns0:rPr>
+        <ns0:t>Признаки расчета:</ns0:t>
+      </ns0:r>
+      <ns0:r ns0:rsidRPr="00F570FE">
+        <ns0:t xml:space="preserve"> «Приход», «Возврат прихода», «Расход», «Возврат расхода»</ns0:t>
+      </ns0:r>
+    </ns0:p>
+    <ns0:p ns2:paraId="1F3E199A" ns2:textId="77777777" ns0:rsidR="00F570FE" ns0:rsidRPr="00F570FE" ns0:rsidRDefault="00F570FE" ns0:rsidP="00F570FE">
+      <ns0:pPr>
+        <ns0:numPr>
+          <ns0:ilvl ns0:val="0"/>
+          <ns0:numId ns0:val="61"/>
+        </ns0:numPr>
+      </ns0:pPr>
+      <ns0:r ns0:rsidRPr="00F570FE">
+        <ns0:rPr>
+          <ns0:b/>
+          <ns0:bCs/>
+        </ns0:rPr>
+        <ns0:t>Системы налогообложения:</ns0:t>
+      </ns0:r>
+      <ns0:r ns0:rsidRPr="00F570FE">
+        <ns0:t xml:space="preserve"> ОСН, УСН, Патент, ЕСХН, НПД</ns0:t>
+      </ns0:r>
+    </ns0:p>
+    <ns0:p ns2:paraId="2C68FAD8" ns2:textId="77777777" ns0:rsidR="00F570FE" ns0:rsidRPr="00F570FE" ns0:rsidRDefault="00F570FE" ns0:rsidP="00F570FE">
+      <ns0:pPr>
+        <ns0:rPr>
+          <ns0:b/>
+          <ns0:bCs/>
+        </ns0:rPr>
+      </ns0:pPr>
+      <ns0:r ns0:rsidRPr="00F570FE">
+        <ns0:rPr>
+          <ns0:b/>
+          <ns0:bCs/>
+        </ns0:rPr>
+        <ns0:t>9.5. Федеральный закон №149 «Об информации» (контент)</ns0:t>
+      </ns0:r>
+    </ns0:p>
+    <ns0:p ns2:paraId="526BF866" ns2:textId="77777777" ns0:rsidR="00F570FE" ns0:rsidRPr="00F570FE" ns0:rsidRDefault="00F570FE" ns0:rsidP="00F570FE">
+      <ns0:pPr>
+        <ns0:numPr>
+          <ns0:ilvl ns0:val="0"/>
+          <ns0:numId ns0:val="62"/>
+        </ns0:numPr>
+      </ns0:pPr>
+      <ns0:r ns0:rsidRPr="00F570FE">
+        <ns0:rPr>
+          <ns0:b/>
+          <ns0:bCs/>
+        </ns0:rPr>
+        <ns0:t>Запрещенный контент:</ns0:t>
+      </ns0:r>
+      <ns0:r ns0:rsidRPr="00F570FE">
+        <ns0:t xml:space="preserve"> авто-модерация, проверка blacklist Роскомнадзора</ns0:t>
+      </ns0:r>
+    </ns0:p>
+    <ns0:p ns2:paraId="13254948" ns2:textId="77777777" ns0:rsidR="00F570FE" ns0:rsidRPr="00F570FE" ns0:rsidRDefault="00F570FE" ns0:rsidP="00F570FE">
+      <ns0:pPr>
+        <ns0:numPr>
+          <ns0:ilvl ns0:val="0"/>
+          <ns0:numId ns0:val="62"/>
+        </ns0:numPr>
+      </ns0:pPr>
+      <ns0:r ns0:rsidRPr="00F570FE">
+        <ns0:rPr>
+          <ns0:b/>
+          <ns0:bCs/>
+        </ns0:rPr>
+        <ns0:t>Маркировка:</ns0:t>
+      </ns0:r>
+      <ns0:r ns0:rsidRPr="00F570FE">
+        <ns0:t xml:space="preserve"> возрастные метки (0+, 6+, 12+, 16+, 18+), маркировка рекламы</ns0:t>
+      </ns0:r>
+    </ns0:p>
+    <ns0:p ns2:paraId="18791C09" ns2:textId="77777777" ns0:rsidR="00F570FE" ns0:rsidRPr="00F570FE" ns0:rsidRDefault="00F570FE" ns0:rsidP="00F570FE">
+      <ns0:pPr>
+        <ns0:numPr>
+          <ns0:ilvl ns0:val="0"/>
+          <ns0:numId ns0:val="62"/>
+        </ns0:numPr>
+      </ns0:pPr>
+      <ns0:r ns0:rsidRPr="00F570FE">
+        <ns0:rPr>
+          <ns0:b/>
+          <ns0:bCs/>
+        </ns0:rPr>
+        <ns0:t>Комментарии:</ns0:t>
+      </ns0:r>
+      <ns0:r ns0:rsidRPr="00F570FE">
+        <ns0:t xml:space="preserve"> идентификация пользователей, блокировка, хранение 6 месяцев</ns0:t>
+      </ns0:r>
+    </ns0:p>
+    <ns0:p ns2:paraId="793546AE" ns2:textId="77777777" ns0:rsidR="00F570FE" ns0:rsidRPr="00F570FE" ns0:rsidRDefault="00F570FE" ns0:rsidP="00F570FE">
+      <ns0:pPr>
+        <ns0:rPr>
+          <ns0:b/>
+          <ns0:bCs/>
+        </ns0:rPr>
+      </ns0:pPr>
+      <ns0:r ns0:rsidRPr="00F570FE">
+        <ns0:rPr>
+          <ns0:b/>
+          <ns0:bCs/>
+        </ns0:rPr>
+        <ns0:t>9.6. Электронная подпись и документооборот</ns0:t>
+      </ns0:r>
+    </ns0:p>
+    <ns0:p ns2:paraId="0BE57102" ns2:textId="77777777" ns0:rsidR="00F570FE" ns0:rsidRPr="00F570FE" ns0:rsidRDefault="00F570FE" ns0:rsidP="00F570FE">
+      <ns0:pPr>
+        <ns0:numPr>
+          <ns0:ilvl ns0:val="0"/>
+          <ns0:numId ns0:val="63"/>
+        </ns0:numPr>
+      </ns0:pPr>
+      <ns0:r ns0:rsidRPr="00F570FE">
+        <ns0:rPr>
+          <ns0:b/>
+          <ns0:bCs/>
+        </ns0:rPr>
+        <ns0:t>ПЭП</ns0:t>
+      </ns0:r>
+      <ns0:r ns0:rsidRPr="00F570FE">
+        <ns0:t xml:space="preserve"> — для согласия с офертой</ns0:t>
+      </ns0:r>
+    </ns0:p>
+    <ns0:p ns2:paraId="7C2D0D80" ns2:textId="77777777" ns0:rsidR="00F570FE" ns0:rsidRPr="00F570FE" ns0:rsidRDefault="00F570FE" ns0:rsidP="00F570FE">
+      <ns0:pPr>
+        <ns0:numPr>
+          <ns0:ilvl ns0:val="0"/>
+          <ns0:numId ns0:val="63"/>
+        </ns0:numPr>
+      </ns0:pPr>
+      <ns0:r ns0:rsidRPr="00F570FE">
+        <ns0:rPr>
+          <ns0:b/>
+          <ns0:bCs/>
+        </ns0:rPr>
+        <ns0:t>УКЭП</ns0:t>
+      </ns0:r>
+      <ns0:r ns0:rsidRPr="00F570FE">
+        <ns0:t xml:space="preserve"> — для юридических лиц</ns0:t>
+      </ns0:r>
+    </ns0:p>
+    <ns0:p ns2:paraId="676BD50B" ns2:textId="77777777" ns0:rsidR="00F570FE" ns0:rsidRPr="00F570FE" ns0:rsidRDefault="00F570FE" ns0:rsidP="00F570FE">
+      <ns0:pPr>
+        <ns0:numPr>
+          <ns0:ilvl ns0:val="0"/>
+          <ns0:numId ns0:val="63"/>
+        </ns0:numPr>
+      </ns0:pPr>
+      <ns0:r ns0:rsidRPr="00F570FE">
+        <ns0:rPr>
+          <ns0:b/>
+          <ns0:bCs/>
+        </ns0:rPr>
+        <ns0:t>Документооборот:</ns0:t>
+      </ns0:r>
+      <ns0:r ns0:rsidRPr="00F570FE">
+        <ns0:t xml:space="preserve"> генерация договоров, хранение 5 лет, экспорт в PDF</ns0:t>
+      </ns0:r>
+    </ns0:p>
+    <ns0:p ns2:paraId="2ED8F66A" ns2:textId="77777777" ns0:rsidR="00F570FE" ns0:rsidRPr="00F570FE" ns0:rsidRDefault="00F570FE" ns0:rsidP="00F570FE">
+      <ns0:r ns0:rsidRPr="00F570FE">
+        <ns0:pict ns2:anchorId="1DBA6B3D">
+          <ns3:rect id="_x0000_i1143" style="width:0;height:1.5pt" ns4:hralign="center" ns4:hrstd="t" ns4:hr="t" fillcolor="#a0a0a0" stroked="f"/>
+        </ns0:pict>
+      </ns0:r>
+    </ns0:p>
+    <ns0:p ns2:paraId="54721E2B" ns2:textId="77777777" ns0:rsidR="00F570FE" ns0:rsidRPr="00F570FE" ns0:rsidRDefault="00F570FE" ns0:rsidP="00F570FE">
+      <ns0:pPr>
+        <ns0:rPr>
+          <ns0:b/>
+          <ns0:bCs/>
+        </ns0:rPr>
+      </ns0:pPr>
+      <ns0:r ns0:rsidRPr="00F570FE">
+        <ns0:rPr>
+          <ns0:b/>
+          <ns0:bCs/>
+        </ns0:rPr>
+        <ns0:t>10. КОНТЕНТ</ns0:t>
+      </ns0:r>
+    </ns0:p>
+    <ns0:p ns2:paraId="38FC3369" ns2:textId="77777777" ns0:rsidR="00F570FE" ns0:rsidRPr="00F570FE" ns0:rsidRDefault="00F570FE" ns0:rsidP="00F570FE">
+      <ns0:r ns0:rsidRPr="00F570FE">
+        <ns0:rPr>
+          <ns0:b/>
+          <ns0:bCs/>
+        </ns0:rPr>
+        <ns0:t>10.1. Встроенные ресурсы:</ns0:t>
+      </ns0:r>
+    </ns0:p>
+    <ns0:p ns2:paraId="3E4D0A2D" ns2:textId="77777777" ns0:rsidR="00F570FE" ns0:rsidRPr="00F570FE" ns0:rsidRDefault="00F570FE" ns0:rsidP="00F570FE">
+      <ns0:pPr>
+        <ns0:numPr>
+          <ns0:ilvl ns0:val="0"/>
+          <ns0:numId ns0:val="64"/>
+        </ns0:numPr>
+      </ns0:pPr>
+      <ns0:r ns0:rsidRPr="00F570FE">
+        <ns0:t>Самохостинговые шрифты: загрузка с наших серверов (Golos Text, Manrope, Inter — лицензия SIL OFL)</ns0:t>
+      </ns0:r>
+    </ns0:p>
+    <ns0:p ns2:paraId="2C8C41AE" ns2:textId="77777777" ns0:rsidR="00F570FE" ns0:rsidRPr="00F570FE" ns0:rsidRDefault="00F570FE" ns0:rsidP="00F570FE">
+      <ns0:pPr>
+        <ns0:numPr>
+          <ns0:ilvl ns0:val="0"/>
+          <ns0:numId ns0:val="64"/>
+        </ns0:numPr>
+      </ns0:pPr>
+      <ns0:r ns0:rsidRPr="00F570FE">
+        <ns0:t>Запрет на подключение fonts.googleapis.com или fonts.gstatic.com</ns0:t>
+      </ns0:r>
+    </ns0:p>
+    <ns0:p ns2:paraId="1BC0882E" ns2:textId="77777777" ns0:rsidR="00F570FE" ns0:rsidRPr="00F570FE" ns0:rsidRDefault="00F570FE" ns0:rsidP="00F570FE">
+      <ns0:pPr>
+        <ns0:numPr>
+          <ns0:ilvl ns0:val="0"/>
+          <ns0:numId ns0:val="64"/>
+        </ns0:numPr>
+      </ns0:pPr>
+      <ns0:r ns0:rsidRPr="00F570FE">
+        <ns0:t>ИИ-генератор изображений: только российские серверы (YandexART, Shedevrum или self-hosted Stable Diffusion)</ns0:t>
+      </ns0:r>
+    </ns0:p>
+    <ns0:p ns2:paraId="443509A1" ns2:textId="77777777" ns0:rsidR="00F570FE" ns0:rsidRPr="00F570FE" ns0:rsidRDefault="00F570FE" ns0:rsidP="00F570FE">
+      <ns0:pPr>
+        <ns0:numPr>
+          <ns0:ilvl ns0:val="0"/>
+          <ns0:numId ns0:val="64"/>
+        </ns0:numPr>
+      </ns0:pPr>
+      <ns0:r ns0:rsidRPr="00F570FE">
+        <ns0:t>Собственная библиотека иконок: разработана UI-командой с нуля, все права принадлежат компании</ns0:t>
+      </ns0:r>
+    </ns0:p>
+    <ns0:p ns2:paraId="41BF32D1" ns2:textId="77777777" ns0:rsidR="00F570FE" ns0:rsidRPr="00F570FE" ns0:rsidRDefault="00F570FE" ns0:rsidP="00F570FE">
+      <ns0:r ns0:rsidRPr="00F570FE">
+        <ns0:rPr>
+          <ns0:b/>
+          <ns0:bCs/>
+        </ns0:rPr>
+        <ns0:t>10.2. Требования к загрузке:</ns0:t>
+      </ns0:r>
+    </ns0:p>
+    <ns0:p ns2:paraId="5F0D40C9" ns2:textId="77777777" ns0:rsidR="00F570FE" ns0:rsidRPr="00F570FE" ns0:rsidRDefault="00F570FE" ns0:rsidP="00F570FE">
+      <ns0:pPr>
+        <ns0:numPr>
+          <ns0:ilvl ns0:val="0"/>
+          <ns0:numId ns0:val="65"/>
+        </ns0:numPr>
+      </ns0:pPr>
+      <ns0:r ns0:rsidRPr="00F570FE">
+        <ns0:t xml:space="preserve">Авто-сжатие PNG/JPG в WebP через </ns0:t>
+      </ns0:r>
+      <ns0:r ns0:rsidRPr="00F570FE">
+        <ns0:rPr>
+          <ns0:b/>
+          <ns0:bCs/>
+        </ns0:rPr>
+        <ns0:t>Pillow</ns0:t>
+      </ns0:r>
+      <ns0:r ns0:rsidRPr="00F570FE">
+        <ns0:t xml:space="preserve"> (Python)</ns0:t>
+      </ns0:r>
+    </ns0:p>
+    <ns0:p ns2:paraId="1A7B3617" ns2:textId="77777777" ns0:rsidR="00F570FE" ns0:rsidRPr="00F570FE" ns0:rsidRDefault="00F570FE" ns0:rsidP="00F570FE">
+      <ns0:pPr>
+        <ns0:numPr>
+          <ns0:ilvl ns0:val="0"/>
+          <ns0:numId ns0:val="65"/>
+        </ns0:numPr>
+      </ns0:pPr>
+      <ns0:r ns0:rsidRPr="00F570FE">
+        <ns0:t>Генерация srcset для адаптивных изображений</ns0:t>
+      </ns0:r>
+    </ns0:p>
+    <ns0:p ns2:paraId="03D6C662" ns2:textId="77777777" ns0:rsidR="00F570FE" ns0:rsidRPr="00F570FE" ns0:rsidRDefault="00F570FE" ns0:rsidP="00F570FE">
+      <ns0:pPr>
+        <ns0:numPr>
+          <ns0:ilvl ns0:val="0"/>
+          <ns0:numId ns0:val="65"/>
+        </ns0:numPr>
+      </ns0:pPr>
+      <ns0:r ns0:rsidRPr="00F570FE">
+        <ns0:t xml:space="preserve">Проверка загружаемых файлов: изоляция в отдельном контейнере без сети + сигнатурный анализ собственными YARA-правилами (BSD-3); ClamAV (GPLv2) исключён по п.7.1.6</ns0:t>
+      </ns0:r>
+    </ns0:p>
+    <ns0:p ns2:paraId="61854FA7" ns2:textId="77777777" ns0:rsidR="00F570FE" ns0:rsidRPr="00F570FE" ns0:rsidRDefault="00F570FE" ns0:rsidP="00F570FE">
+      <ns0:pPr>
+        <ns0:numPr>
+          <ns0:ilvl ns0:val="0"/>
+          <ns0:numId ns0:val="65"/>
+        </ns0:numPr>
+      </ns0:pPr>
+      <ns0:r ns0:rsidRPr="00F570FE">
+        <ns0:lastRenderedPageBreak/>
+        <ns0:t>Лимиты: 50 МБ (изображения), 500 МБ (видео)</ns0:t>
+      </ns0:r>
+    </ns0:p>
+    <ns0:p ns2:paraId="524DA065" ns2:textId="77777777" ns0:rsidR="00F570FE" ns0:rsidRPr="00F570FE" ns0:rsidRDefault="00F570FE" ns0:rsidP="00F570FE">
+      <ns0:r ns0:rsidRPr="00F570FE">
+        <ns0:pict ns2:anchorId="13B0D1C3">
+          <ns3:rect id="_x0000_i1144" style="width:0;height:1.5pt" ns4:hralign="center" ns4:hrstd="t" ns4:hr="t" fillcolor="#a0a0a0" stroked="f"/>
+        </ns0:pict>
+      </ns0:r>
+    </ns0:p>
+    <ns0:p ns2:paraId="070F1DA8" ns2:textId="77777777" ns0:rsidR="00F570FE" ns0:rsidRPr="00F570FE" ns0:rsidRDefault="00F570FE" ns0:rsidP="00F570FE">
+      <ns0:pPr>
+        <ns0:rPr>
+          <ns0:b/>
+          <ns0:bCs/>
+        </ns0:rPr>
+      </ns0:pPr>
+      <ns0:r ns0:rsidRPr="00F570FE">
+        <ns0:rPr>
+          <ns0:b/>
+          <ns0:bCs/>
+        </ns0:rPr>
+        <ns0:t>11. АДМИНИСТРИРОВАНИЕ</ns0:t>
+      </ns0:r>
+    </ns0:p>
+    <ns0:p ns2:paraId="69F17D23" ns2:textId="77777777" ns0:rsidR="00F570FE" ns0:rsidRPr="00F570FE" ns0:rsidRDefault="00F570FE" ns0:rsidP="00F570FE">
+      <ns0:r ns0:rsidRPr="00F570FE">
+        <ns0:rPr>
+          <ns0:b/>
+          <ns0:bCs/>
+        </ns0:rPr>
+        <ns0:t>11.1. Матрица прав (RBAC):</ns0:t>
+      </ns0:r>
+    </ns0:p>
+    <ns0:p ns2:paraId="705A9003" ns2:textId="77777777" ns0:rsidR="00F570FE" ns0:rsidRPr="00F570FE" ns0:rsidRDefault="00F570FE" ns0:rsidP="00F570FE">
+      <ns0:pPr>
+        <ns0:numPr>
+          <ns0:ilvl ns0:val="0"/>
+          <ns0:numId ns0:val="66"/>
+        </ns0:numPr>
+      </ns0:pPr>
+      <ns0:r ns0:rsidRPr="00F570FE">
+        <ns0:rPr>
+          <ns0:b/>
+          <ns0:bCs/>
+        </ns0:rPr>
+        <ns0:t>Owner</ns0:t>
+      </ns0:r>
+      <ns0:r ns0:rsidRPr="00F570FE">
+        <ns0:t xml:space="preserve"> — полный доступ, биллинг, удаление, управление ПДн</ns0:t>
+      </ns0:r>
+    </ns0:p>
+    <ns0:p ns2:paraId="5D53BD4C" ns2:textId="77777777" ns0:rsidR="00F570FE" ns0:rsidRPr="00F570FE" ns0:rsidRDefault="00F570FE" ns0:rsidP="00F570FE">
+      <ns0:pPr>
+        <ns0:numPr>
+          <ns0:ilvl ns0:val="0"/>
+          <ns0:numId ns0:val="66"/>
+        </ns0:numPr>
+      </ns0:pPr>
+      <ns0:r ns0:rsidRPr="00F570FE">
+        <ns0:rPr>
+          <ns0:b/>
+          <ns0:bCs/>
+        </ns0:rPr>
+        <ns0:t>Admin</ns0:t>
+      </ns0:r>
+      <ns0:r ns0:rsidRPr="00F570FE">
+        <ns0:t xml:space="preserve"> — настройки, публикация, интеграции</ns0:t>
+      </ns0:r>
+    </ns0:p>
+    <ns0:p ns2:paraId="7091F056" ns2:textId="77777777" ns0:rsidR="00F570FE" ns0:rsidRPr="00F570FE" ns0:rsidRDefault="00F570FE" ns0:rsidP="00F570FE">
+      <ns0:pPr>
+        <ns0:numPr>
+          <ns0:ilvl ns0:val="0"/>
+          <ns0:numId ns0:val="66"/>
+        </ns0:numPr>
+      </ns0:pPr>
+      <ns0:r ns0:rsidRPr="00F570FE">
+        <ns0:rPr>
+          <ns0:b/>
+          <ns0:bCs/>
+        </ns0:rPr>
+        <ns0:t>Editor</ns0:t>
+      </ns0:r>
+      <ns0:r ns0:rsidRPr="00F570FE">
+        <ns0:t xml:space="preserve"> — контент, тексты, картинки</ns0:t>
+      </ns0:r>
+    </ns0:p>
+    <ns0:p ns2:paraId="29BE0A61" ns2:textId="77777777" ns0:rsidR="00F570FE" ns0:rsidRPr="00F570FE" ns0:rsidRDefault="00F570FE" ns0:rsidP="00F570FE">
+      <ns0:pPr>
+        <ns0:numPr>
+          <ns0:ilvl ns0:val="0"/>
+          <ns0:numId ns0:val="66"/>
+        </ns0:numPr>
+      </ns0:pPr>
+      <ns0:r ns0:rsidRPr="00F570FE">
+        <ns0:rPr>
+          <ns0:b/>
+          <ns0:bCs/>
+        </ns0:rPr>
+        <ns0:t>Dev</ns0:t>
+      </ns0:r>
+      <ns0:r ns0:rsidRPr="00F570FE">
+        <ns0:t xml:space="preserve"> — API, вебхуки, кастомный код</ns0:t>
+      </ns0:r>
+    </ns0:p>
+    <ns0:p ns2:paraId="7AA0FDE2" ns2:textId="77777777" ns0:rsidR="00F570FE" ns0:rsidRPr="00F570FE" ns0:rsidRDefault="00F570FE" ns0:rsidP="00F570FE">
+      <ns0:pPr>
+        <ns0:numPr>
+          <ns0:ilvl ns0:val="0"/>
+          <ns0:numId ns0:val="66"/>
+        </ns0:numPr>
+      </ns0:pPr>
+      <ns0:r ns0:rsidRPr="00F570FE">
+        <ns0:rPr>
+          <ns0:b/>
+          <ns0:bCs/>
+        </ns0:rPr>
+        <ns0:t>Viewer</ns0:t>
+      </ns0:r>
+      <ns0:r ns0:rsidRPr="00F570FE">
+        <ns0:t xml:space="preserve"> — только просмотр черновика</ns0:t>
+      </ns0:r>
+    </ns0:p>
+    <ns0:p ns2:paraId="0D38AE5B" ns2:textId="77777777" ns0:rsidR="00F570FE" ns0:rsidRPr="00F570FE" ns0:rsidRDefault="00F570FE" ns0:rsidP="00F570FE">
+      <ns0:r ns0:rsidRPr="00F570FE">
+        <ns0:rPr>
+          <ns0:b/>
+          <ns0:bCs/>
+        </ns0:rPr>
+        <ns0:t>11.2. Аудит и логирование:</ns0:t>
+      </ns0:r>
+    </ns0:p>
+    <ns0:p ns2:paraId="52859839" ns2:textId="77777777" ns0:rsidR="00F570FE" ns0:rsidRPr="00F570FE" ns0:rsidRDefault="00F570FE" ns0:rsidP="00F570FE">
+      <ns0:pPr>
+        <ns0:numPr>
+          <ns0:ilvl ns0:val="0"/>
+          <ns0:numId ns0:val="67"/>
+        </ns0:numPr>
+      </ns0:pPr>
+      <ns0:r ns0:rsidRPr="00F570FE">
+        <ns0:rPr>
+          <ns0:b/>
+          <ns0:bCs/>
+        </ns0:rPr>
+        <ns0:t>Журнал действий:</ns0:t>
+      </ns0:r>
+      <ns0:r ns0:rsidRPr="00F570FE">
+        <ns0:t xml:space="preserve"> кто, когда, что (с IP, User-Agent), хранение 1 год</ns0:t>
+      </ns0:r>
+    </ns0:p>
+    <ns0:p ns2:paraId="6A2DA144" ns2:textId="77777777" ns0:rsidR="00F570FE" ns0:rsidRPr="00F570FE" ns0:rsidRDefault="00F570FE" ns0:rsidP="00F570FE">
+      <ns0:pPr>
+        <ns0:numPr>
+          <ns0:ilvl ns0:val="0"/>
+          <ns0:numId ns0:val="67"/>
+        </ns0:numPr>
+      </ns0:pPr>
+      <ns0:r ns0:rsidRPr="00F570FE">
+        <ns0:rPr>
+          <ns0:b/>
+          <ns0:bCs/>
+        </ns0:rPr>
+        <ns0:t>Отчеты:</ns0:t>
+      </ns0:r>
+      <ns0:r ns0:rsidRPr="00F570FE">
+        <ns0:t xml:space="preserve"> активность, ресурсы, безопасность</ns0:t>
+      </ns0:r>
+    </ns0:p>
+    <ns0:p ns2:paraId="73909062" ns2:textId="77777777" ns0:rsidR="00F570FE" ns0:rsidRPr="00F570FE" ns0:rsidRDefault="00F570FE" ns0:rsidP="00F570FE">
+      <ns0:r ns0:rsidRPr="00F570FE">
+        <ns0:pict ns2:anchorId="016BEE13">
+          <ns3:rect id="_x0000_i1145" style="width:0;height:1.5pt" ns4:hralign="center" ns4:hrstd="t" ns4:hr="t" fillcolor="#a0a0a0" stroked="f"/>
+        </ns0:pict>
+      </ns0:r>
+    </ns0:p>
+    <ns0:p ns2:paraId="0BFFE1E9" ns2:textId="77777777" ns0:rsidR="00F570FE" ns0:rsidRPr="00F570FE" ns0:rsidRDefault="00F570FE" ns0:rsidP="00F570FE">
+      <ns0:pPr>
+        <ns0:rPr>
+          <ns0:b/>
+          <ns0:bCs/>
+        </ns0:rPr>
+      </ns0:pPr>
+      <ns0:r ns0:rsidRPr="00F570FE">
+        <ns0:rPr>
+          <ns0:b/>
+          <ns0:bCs/>
+        </ns0:rPr>
+        <ns0:t>12. СРОКИ И ЭТАПЫ РАЗРАБОТКИ</ns0:t>
+      </ns0:r>
+    </ns0:p>
+    <ns0:p ns2:paraId="728A671B" ns2:textId="77777777" ns0:rsidR="00F570FE" ns0:rsidRPr="00F570FE" ns0:rsidRDefault="00F570FE" ns0:rsidP="00F570FE">
+      <ns0:r ns0:rsidRPr="00F570FE">
+        <ns0:rPr>
+          <ns0:b/>
+          <ns0:bCs/>
+        </ns0:rPr>
+        <ns0:t xml:space="preserve">Общий срок до MVP: 14 месяцев (13 месяцев по этапам 1–10 + Этап 0: каркас монорепозитория, CI/CD, dev-окружение). Этап 0 отсутствовал в ТЗ v4.0 и является обязательной предпосылкой этапов 1–10.</ns0:t>
+      </ns0:r>
+    </ns0:p>
+    <ns0:tbl>
+      <ns0:tblPr>
+        <ns0:tblStyle ns0:val="TableGrid"/>
+        <ns0:tblW ns0:w="0" ns0:type="auto"/>
+        <ns0:tblBorders>
+          <ns0:top ns0:val="single" ns0:sz="4" ns0:color="D4B896"/>
+          <ns0:left ns0:val="single" ns0:sz="4" ns0:color="D4B896"/>
+          <ns0:bottom ns0:val="single" ns0:sz="4" ns0:color="D4B896"/>
+          <ns0:right ns0:val="single" ns0:sz="4" ns0:color="D4B896"/>
+          <ns0:insideH ns0:val="single" ns0:sz="4" ns0:color="D4B896"/>
+          <ns0:insideV ns0:val="single" ns0:sz="4" ns0:color="D4B896"/>
+        </ns0:tblBorders>
+      </ns0:tblPr>
+      <ns0:tblGrid>
+        <ns0:gridCol ns0:w="3000"/>
+        <ns0:gridCol ns0:w="3000"/>
+        <ns0:gridCol ns0:w="3000"/>
+      </ns0:tblGrid>
+      <ns0:tr>
+        <ns0:trPr>
+          <ns0:tblHeader/>
+        </ns0:trPr>
+        <ns0:tc>
+          <ns0:tcPr>
+            <ns0:tcW ns0:w="3000" ns0:type="dxa"/>
+            <ns0:shd ns0:val="clear" ns0:color="auto" ns0:fill="F5EFE0"/>
+          </ns0:tcPr>
+          <ns0:p>
+            <ns0:pPr/>
+            <ns0:r>
+              <ns0:rPr>
+                <ns0:b/>
+                <ns0:bCs/>
+              </ns0:rPr>
               <ns0:t xml:space="preserve">Этап</ns0:t>
             </ns0:r>
           </ns0:p>
@@ -12369,7 +13275,7 @@
       <ns0:pPr/>
       <ns0:r>
         <ns0:rPr/>
-        <ns0:t xml:space="preserve">Этап 7 требует тестового стенда 1С (лицензия 1С:Предприятие для разработчиков). Затраты и срок согласования лицензии в бюджет ТЗ не заложены — см. docs/TZ-GAPS.md, вопрос 7.</ns0:t>
+        <ns0:t xml:space="preserve">Этап 7 требует тестового стенда 1С. Закупка лицензии 1С:Предприятие 8.3 подтверждена как обязательная (см. п.7.5.3, таблица закупок). Срок поставки лицензий — 2–6 недель; при недоступности этап 7 ведётся на мок-сервере, приёмочные испытания переносятся на этап 10.</ns0:t>
       </ns0:r>
     </ns0:p>
     <ns0:p ns2:paraId="788ED8D1" ns2:textId="77777777" ns0:rsidR="00F570FE" ns0:rsidRPr="00F570FE" ns0:rsidRDefault="00F570FE" ns0:rsidP="00F570FE">

--- a/AUIRA ТЗ.docx
+++ b/AUIRA ТЗ.docx
@@ -2315,24 +2315,6 @@
       <ns0:r>
         <ns0:rPr/>
         <ns0:t xml:space="preserve">Для сегмента «госзаказчики» потребуется отдельный проект по замене стека или сертификации; оценка — 6–12 месяцев, вне текущего объёма</ns0:t>
-      </ns0:r>
-    </ns0:p>
-    <ns0:p>
-      <ns0:pPr/>
-      <ns0:r>
-        <ns0:rPr/>
-        <ns0:t xml:space="preserve">ENDTABLE</ns0:t>
-      </ns0:r>
-    </ns0:p>
-    <ns0:p ns2:paraId="48192134" ns2:textId="77777777" ns0:rsidR="00F570FE" ns0:rsidRPr="00F570FE" ns0:rsidRDefault="00F570FE" ns0:rsidP="00F570FE">
-      <ns0:pPr>
-        <ns0:numPr>
-          <ns0:ilvl ns0:val="0"/>
-          <ns0:numId ns0:val="7"/>
-        </ns0:numPr>
-      </ns0:pPr>
-      <ns0:r ns0:rsidRPr="00F570FE">
-        <ns0:t>Сценарий: использование только отечественного ПО с реестром Минцифры</ns0:t>
       </ns0:r>
     </ns0:p>
     <ns0:p ns2:paraId="071BAC86" ns2:textId="77777777" ns0:rsidR="00F570FE" ns0:rsidRPr="00F570FE" ns0:rsidRDefault="00F570FE" ns0:rsidP="00F570FE">
@@ -4641,6 +4623,541 @@
       <ns0:r>
         <ns0:rPr/>
         <ns0:t xml:space="preserve">Модель выпуска: на этапе 3 выходит базовый набор 28 модулей (структурные и контентные), остальные 37 модулей добавляются инкрементально до этапа 6 без изменения архитектуры редактора.</ns0:t>
+      </ns0:r>
+    </ns0:p>
+    <ns0:p>
+      <ns0:pPr/>
+      <ns0:r>
+        <ns0:rPr/>
+        <ns0:t xml:space="preserve">Модель выпуска (решение заказчика 30.09.2026 — поэтапный выпуск):</ns0:t>
+      </ns0:r>
+    </ns0:p>
+    <ns0:p>
+      <ns0:pPr>
+        <ns0:numPr>
+          <ns0:ilvl ns0:val="0"/>
+          <ns0:numId ns0:val="200"/>
+        </ns0:numPr>
+      </ns0:pPr>
+      <ns0:r>
+        <ns0:rPr/>
+        <ns0:t xml:space="preserve">МVP (этап 3) — 28 модулей. Состав фиксируется ниже; без них лендинг и визитка не собираются.</ns0:t>
+      </ns0:r>
+    </ns0:p>
+    <ns0:p>
+      <ns0:pPr>
+        <ns0:numPr>
+          <ns0:ilvl ns0:val="0"/>
+          <ns0:numId ns0:val="200"/>
+        </ns0:numPr>
+      </ns0:pPr>
+      <ns0:r>
+        <ns0:rPr/>
+        <ns0:t xml:space="preserve">Расширение 1 (этап 5) — 21 модуль данных и доверия. Появляются вместе с визуальной CMS.</ns0:t>
+      </ns0:r>
+    </ns0:p>
+    <ns0:p>
+      <ns0:pPr>
+        <ns0:numPr>
+          <ns0:ilvl ns0:val="0"/>
+          <ns0:numId ns0:val="200"/>
+        </ns0:numPr>
+      </ns0:pPr>
+      <ns0:r>
+        <ns0:rPr/>
+        <ns0:t xml:space="preserve">Расширение 2 (этап 6) — 16 коммерческих модулей. Требуют платёжных интеграций.</ns0:t>
+      </ns0:r>
+    </ns0:p>
+    <ns0:p>
+      <ns0:pPr>
+        <ns0:numPr>
+          <ns0:ilvl ns0:val="0"/>
+          <ns0:numId ns0:val="200"/>
+        </ns0:numPr>
+      </ns0:pPr>
+      <ns0:r>
+        <ns0:rPr/>
+        <ns0:t xml:space="preserve">Архитектура редактора не меняется между выпусками: модули добавляются как новые записи в реестр, без изменения ядра.</ns0:t>
+      </ns0:r>
+    </ns0:p>
+    <ns0:p>
+      <ns0:pPr/>
+      <ns0:r>
+        <ns0:rPr>
+          <ns0:b/>
+          <ns0:bCs/>
+        </ns0:rPr>
+        <ns0:t xml:space="preserve">Состав MVP — 28 модулей (этап 3):</ns0:t>
+      </ns0:r>
+    </ns0:p>
+    <ns0:p>
+      <ns0:pPr/>
+      <ns0:r>
+        <ns0:rPr>
+          <ns0:b/>
+          <ns0:bCs/>
+        </ns0:rPr>
+        <ns0:t xml:space="preserve">A. Структурные секции (8 из 13):</ns0:t>
+      </ns0:r>
+    </ns0:p>
+    <ns0:p>
+      <ns0:pPr>
+        <ns0:numPr>
+          <ns0:ilvl ns0:val="0"/>
+          <ns0:numId ns0:val="201"/>
+        </ns0:numPr>
+      </ns0:pPr>
+      <ns0:r>
+        <ns0:rPr/>
+        <ns0:t xml:space="preserve">section.header — шапка</ns0:t>
+      </ns0:r>
+    </ns0:p>
+    <ns0:p>
+      <ns0:pPr>
+        <ns0:numPr>
+          <ns0:ilvl ns0:val="0"/>
+          <ns0:numId ns0:val="201"/>
+        </ns0:numPr>
+      </ns0:pPr>
+      <ns0:r>
+        <ns0:rPr/>
+        <ns0:t xml:space="preserve">section.hero — первый экран</ns0:t>
+      </ns0:r>
+    </ns0:p>
+    <ns0:p>
+      <ns0:pPr>
+        <ns0:numPr>
+          <ns0:ilvl ns0:val="0"/>
+          <ns0:numId ns0:val="201"/>
+        </ns0:numPr>
+      </ns0:pPr>
+      <ns0:r>
+        <ns0:rPr/>
+        <ns0:t xml:space="preserve">section.feature — преимущества</ns0:t>
+      </ns0:r>
+    </ns0:p>
+    <ns0:p>
+      <ns0:pPr>
+        <ns0:numPr>
+          <ns0:ilvl ns0:val="0"/>
+          <ns0:numId ns0:val="201"/>
+        </ns0:numPr>
+      </ns0:pPr>
+      <ns0:r>
+        <ns0:rPr/>
+        <ns0:t xml:space="preserve">section.split — две колонки</ns0:t>
+      </ns0:r>
+    </ns0:p>
+    <ns0:p>
+      <ns0:pPr>
+        <ns0:numPr>
+          <ns0:ilvl ns0:val="0"/>
+          <ns0:numId ns0:val="201"/>
+        </ns0:numPr>
+      </ns0:pPr>
+      <ns0:r>
+        <ns0:rPr/>
+        <ns0:t xml:space="preserve">section.cards — карточки</ns0:t>
+      </ns0:r>
+    </ns0:p>
+    <ns0:p>
+      <ns0:pPr>
+        <ns0:numPr>
+          <ns0:ilvl ns0:val="0"/>
+          <ns0:numId ns0:val="201"/>
+        </ns0:numPr>
+      </ns0:pPr>
+      <ns0:r>
+        <ns0:rPr/>
+        <ns0:t xml:space="preserve">section.cta — призыв к действию</ns0:t>
+      </ns0:r>
+    </ns0:p>
+    <ns0:p>
+      <ns0:pPr>
+        <ns0:numPr>
+          <ns0:ilvl ns0:val="0"/>
+          <ns0:numId ns0:val="201"/>
+        </ns0:numPr>
+      </ns0:pPr>
+      <ns0:r>
+        <ns0:rPr/>
+        <ns0:t xml:space="preserve">section.footer — подвал</ns0:t>
+      </ns0:r>
+    </ns0:p>
+    <ns0:p>
+      <ns0:pPr>
+        <ns0:numPr>
+          <ns0:ilvl ns0:val="0"/>
+          <ns0:numId ns0:val="201"/>
+        </ns0:numPr>
+      </ns0:pPr>
+      <ns0:r>
+        <ns0:rPr/>
+        <ns0:t xml:space="preserve">section.spacer — отступ-разделитель</ns0:t>
+      </ns0:r>
+    </ns0:p>
+    <ns0:p>
+      <ns0:pPr/>
+      <ns0:r>
+        <ns0:rPr>
+          <ns0:b/>
+          <ns0:bCs/>
+        </ns0:rPr>
+        <ns0:t xml:space="preserve">B. Контентные (14 из 19):</ns0:t>
+      </ns0:r>
+    </ns0:p>
+    <ns0:p>
+      <ns0:pPr>
+        <ns0:numPr>
+          <ns0:ilvl ns0:val="0"/>
+          <ns0:numId ns0:val="202"/>
+        </ns0:numPr>
+      </ns0:pPr>
+      <ns0:r>
+        <ns0:rPr/>
+        <ns0:t xml:space="preserve">text.heading, text.paragraph, text.list, text.quote — типографика</ns0:t>
+      </ns0:r>
+    </ns0:p>
+    <ns0:p>
+      <ns0:pPr>
+        <ns0:numPr>
+          <ns0:ilvl ns0:val="0"/>
+          <ns0:numId ns0:val="202"/>
+        </ns0:numPr>
+      </ns0:pPr>
+      <ns0:r>
+        <ns0:rPr/>
+        <ns0:t xml:space="preserve">media.image — изображение с WebP, srcset и lazy loading</ns0:t>
+      </ns0:r>
+    </ns0:p>
+    <ns0:p>
+      <ns0:pPr>
+        <ns0:numPr>
+          <ns0:ilvl ns0:val="0"/>
+          <ns0:numId ns0:val="202"/>
+        </ns0:numPr>
+      </ns0:pPr>
+      <ns0:r>
+        <ns0:rPr/>
+        <ns0:t xml:space="preserve">media.video — видео с постером и lazy loading</ns0:t>
+      </ns0:r>
+    </ns0:p>
+    <ns0:p>
+      <ns0:pPr>
+        <ns0:numPr>
+          <ns0:ilvl ns0:val="0"/>
+          <ns0:numId ns0:val="202"/>
+        </ns0:numPr>
+      </ns0:pPr>
+      <ns0:r>
+        <ns0:rPr/>
+        <ns0:t xml:space="preserve">media.embed — iframe (карты, виджеты)</ns0:t>
+      </ns0:r>
+    </ns0:p>
+    <ns0:p>
+      <ns0:pPr>
+        <ns0:numPr>
+          <ns0:ilvl ns0:val="0"/>
+          <ns0:numId ns0:val="202"/>
+        </ns0:numPr>
+      </ns0:pPr>
+      <ns0:r>
+        <ns0:rPr/>
+        <ns0:t xml:space="preserve">action.button, action.link — кнопки и ссылки</ns0:t>
+      </ns0:r>
+    </ns0:p>
+    <ns0:p>
+      <ns0:pPr>
+        <ns0:numPr>
+          <ns0:ilvl ns0:val="0"/>
+          <ns0:numId ns0:val="202"/>
+        </ns0:numPr>
+      </ns0:pPr>
+      <ns0:r>
+        <ns0:rPr/>
+        <ns0:t xml:space="preserve">action.form — форма с отправкой в узел данных</ns0:t>
+      </ns0:r>
+    </ns0:p>
+    <ns0:p>
+      <ns0:pPr>
+        <ns0:numPr>
+          <ns0:ilvl ns0:val="0"/>
+          <ns0:numId ns0:val="202"/>
+        </ns0:numPr>
+      </ns0:pPr>
+      <ns0:r>
+        <ns0:rPr/>
+        <ns0:t xml:space="preserve">nav.breadcrumb — хлебные крошки с микроразметкой</ns0:t>
+      </ns0:r>
+    </ns0:p>
+    <ns0:p>
+      <ns0:pPr>
+        <ns0:numPr>
+          <ns0:ilvl ns0:val="0"/>
+          <ns0:numId ns0:val="202"/>
+        </ns0:numPr>
+      </ns0:pPr>
+      <ns0:r>
+        <ns0:rPr/>
+        <ns0:t xml:space="preserve">seo.schema — микроразметка Schema.org</ns0:t>
+      </ns0:r>
+    </ns0:p>
+    <ns0:p>
+      <ns0:pPr>
+        <ns0:numPr>
+          <ns0:ilvl ns0:val="0"/>
+          <ns0:numId ns0:val="202"/>
+        </ns0:numPr>
+      </ns0:pPr>
+      <ns0:r>
+        <ns0:rPr/>
+        <ns0:t xml:space="preserve">code.custom — произвольный код в iframe-песочнице (роль Dev)</ns0:t>
+      </ns0:r>
+    </ns0:p>
+    <ns0:p>
+      <ns0:pPr/>
+      <ns0:r>
+        <ns0:rPr>
+          <ns0:b/>
+          <ns0:bCs/>
+        </ns0:rPr>
+        <ns0:t xml:space="preserve">C. Модули данных (6 из 12):</ns0:t>
+      </ns0:r>
+    </ns0:p>
+    <ns0:p>
+      <ns0:pPr>
+        <ns0:numPr>
+          <ns0:ilvl ns0:val="0"/>
+          <ns0:numId ns0:val="203"/>
+        </ns0:numPr>
+      </ns0:pPr>
+      <ns0:r>
+        <ns0:rPr/>
+        <ns0:t xml:space="preserve">data.collection — сетка записей</ns0:t>
+      </ns0:r>
+    </ns0:p>
+    <ns0:p>
+      <ns0:pPr>
+        <ns0:numPr>
+          <ns0:ilvl ns0:val="0"/>
+          <ns0:numId ns0:val="203"/>
+        </ns0:numPr>
+      </ns0:pPr>
+      <ns0:r>
+        <ns0:rPr/>
+        <ns0:t xml:space="preserve">data.single — одна запись</ns0:t>
+      </ns0:r>
+    </ns0:p>
+    <ns0:p>
+      <ns0:pPr>
+        <ns0:numPr>
+          <ns0:ilvl ns0:val="0"/>
+          <ns0:numId ns0:val="203"/>
+        </ns0:numPr>
+      </ns0:pPr>
+      <ns0:r>
+        <ns0:rPr/>
+        <ns0:t xml:space="preserve">data.field — привязка одного поля</ns0:t>
+      </ns0:r>
+    </ns0:p>
+    <ns0:p>
+      <ns0:pPr>
+        <ns0:numPr>
+          <ns0:ilvl ns0:val="0"/>
+          <ns0:numId ns0:val="203"/>
+        </ns0:numPr>
+      </ns0:pPr>
+      <ns0:r>
+        <ns0:rPr/>
+        <ns0:t xml:space="preserve">data.list — таблица с пагинацией</ns0:t>
+      </ns0:r>
+    </ns0:p>
+    <ns0:p>
+      <ns0:pPr>
+        <ns0:numPr>
+          <ns0:ilvl ns0:val="0"/>
+          <ns0:numId ns0:val="203"/>
+        </ns0:numPr>
+      </ns0:pPr>
+      <ns0:r>
+        <ns0:rPr/>
+        <ns0:t xml:space="preserve">data.search — поиск по Meilisearch</ns0:t>
+      </ns0:r>
+    </ns0:p>
+    <ns0:p>
+      <ns0:pPr>
+        <ns0:numPr>
+          <ns0:ilvl ns0:val="0"/>
+          <ns0:numId ns0:val="203"/>
+        </ns0:numPr>
+      </ns0:pPr>
+      <ns0:r>
+        <ns0:rPr/>
+        <ns0:t xml:space="preserve">data.pagination — постраничная навигация</ns0:t>
+      </ns0:r>
+    </ns0:p>
+    <ns0:p>
+      <ns0:pPr/>
+      <ns0:r>
+        <ns0:rPr>
+          <ns0:b/>
+          <ns0:bCs/>
+        </ns0:rPr>
+        <ns0:t xml:space="preserve">Отложенные до расширений:</ns0:t>
+      </ns0:r>
+    </ns0:p>
+    <ns0:p>
+      <ns0:pPr>
+        <ns0:numPr>
+          <ns0:ilvl ns0:val="0"/>
+          <ns0:numId ns0:val="204"/>
+        </ns0:numPr>
+      </ns0:pPr>
+      <ns0:r>
+        <ns0:rPr/>
+        <ns0:t xml:space="preserve">Этап 5: gallery, steps, tabs, accordion, timeline; text.code, text.table, media.audio, media.file, nav.anchor, social.links; data.related, data.form, data.filter, data.sort, data.count, data.aggregate; вся категория E (9 модулей)</ns0:t>
+      </ns0:r>
+    </ns0:p>
+    <ns0:p>
+      <ns0:pPr>
+        <ns0:numPr>
+          <ns0:ilvl ns0:val="0"/>
+          <ns0:numId ns0:val="204"/>
+        </ns0:numPr>
+      </ns0:pPr>
+      <ns0:r>
+        <ns0:rPr/>
+        <ns0:t xml:space="preserve">Этап 6: вся категория D (12 коммерческих модулей) + promo</ns0:t>
+      </ns0:r>
+    </ns0:p>
+    <ns0:p>
+      <ns0:pPr/>
+      <ns0:r>
+        <ns0:rPr>
+          <ns0:b/>
+          <ns0:bCs/>
+        </ns0:rPr>
+        <ns0:t xml:space="preserve">Критерий готовности модуля (Definition of Done):</ns0:t>
+      </ns0:r>
+    </ns0:p>
+    <ns0:p>
+      <ns0:pPr>
+        <ns0:numPr>
+          <ns0:ilvl ns0:val="0"/>
+          <ns0:numId ns0:val="205"/>
+        </ns0:numPr>
+      </ns0:pPr>
+      <ns0:r>
+        <ns0:rPr/>
+        <ns0:t xml:space="preserve">Модуль отображается в редакторе и на холсте, перетаскивается, удаляется</ns0:t>
+      </ns0:r>
+    </ns0:p>
+    <ns0:p>
+      <ns0:pPr>
+        <ns0:numPr>
+          <ns0:ilvl ns0:val="0"/>
+          <ns0:numId ns0:val="205"/>
+        </ns0:numPr>
+      </ns0:pPr>
+      <ns0:r>
+        <ns0:rPr/>
+        <ns0:t xml:space="preserve">Контекстная панель (п.4.2) открывается у элемента и содержит настройки модуля</ns0:t>
+      </ns0:r>
+    </ns0:p>
+    <ns0:p>
+      <ns0:pPr>
+        <ns0:numPr>
+          <ns0:ilvl ns0:val="0"/>
+          <ns0:numId ns0:val="205"/>
+        </ns0:numPr>
+      </ns0:pPr>
+      <ns0:r>
+        <ns0:rPr/>
+        <ns0:t xml:space="preserve">Все настройки соответствуют уровню «props экземпляра»; глобальные стили — на уровне токенов (п.5.1.1)</ns0:t>
+      </ns0:r>
+    </ns0:p>
+    <ns0:p>
+      <ns0:pPr>
+        <ns0:numPr>
+          <ns0:ilvl ns0:val="0"/>
+          <ns0:numId ns0:val="205"/>
+        </ns0:numPr>
+      </ns0:pPr>
+      <ns0:r>
+        <ns0:rPr/>
+        <ns0:t xml:space="preserve">Помещается в бюджет производительности: ≤ 5 КБ gzip на модуль, первый экран — LCP &lt; 1.5 с (п.1.3)</ns0:t>
+      </ns0:r>
+    </ns0:p>
+    <ns0:p>
+      <ns0:pPr>
+        <ns0:numPr>
+          <ns0:ilvl ns0:val="0"/>
+          <ns0:numId ns0:val="205"/>
+        </ns0:numPr>
+      </ns0:pPr>
+      <ns0:r>
+        <ns0:rPr/>
+        <ns0:t xml:space="preserve">Корректен на мобильном: mobile-first, брейкпоинты 360/768/1024/1440</ns0:t>
+      </ns0:r>
+    </ns0:p>
+    <ns0:p>
+      <ns0:pPr>
+        <ns0:numPr>
+          <ns0:ilvl ns0:val="0"/>
+          <ns0:numId ns0:val="205"/>
+        </ns0:numPr>
+      </ns0:pPr>
+      <ns0:r>
+        <ns0:rPr/>
+        <ns0:t xml:space="preserve">Доступен с клавиатуры, видимый фокус, корректные роли и подписи (п.5.1.1)</ns0:t>
+      </ns0:r>
+    </ns0:p>
+    <ns0:p>
+      <ns0:pPr>
+        <ns0:numPr>
+          <ns0:ilvl ns0:val="0"/>
+          <ns0:numId ns0:val="205"/>
+        </ns0:numPr>
+      </ns0:pPr>
+      <ns0:r>
+        <ns0:rPr/>
+        <ns0:t xml:space="preserve">Рендерится во всех сценариях экспорта: SSR, статика, Telegram Mini App, PWA (п.16.2)</ns0:t>
+      </ns0:r>
+    </ns0:p>
+    <ns0:p>
+      <ns0:pPr>
+        <ns0:numPr>
+          <ns0:ilvl ns0:val="0"/>
+          <ns0:numId ns0:val="205"/>
+        </ns0:numPr>
+      </ns0:pPr>
+      <ns0:r>
+        <ns0:rPr/>
+        <ns0:t xml:space="preserve">Экспортируется в чистый JavaScript без зависимости от редактора (п.3.3 B)</ns0:t>
+      </ns0:r>
+    </ns0:p>
+    <ns0:p>
+      <ns0:pPr>
+        <ns0:numPr>
+          <ns0:ilvl ns0:val="0"/>
+          <ns0:numId ns0:val="205"/>
+        </ns0:numPr>
+      </ns0:pPr>
+      <ns0:r>
+        <ns0:rPr/>
+        <ns0:t xml:space="preserve">Покрыт E2E-тестом сценария размещения на странице</ns0:t>
+      </ns0:r>
+    </ns0:p>
+    <ns0:p>
+      <ns0:pPr>
+        <ns0:numPr>
+          <ns0:ilvl ns0:val="0"/>
+          <ns0:numId ns0:val="205"/>
+        </ns0:numPr>
+      </ns0:pPr>
+      <ns0:r>
+        <ns0:rPr/>
+        <ns0:t xml:space="preserve">Иконка — из собственной библиотеки, шрифт — самохостинговый (п.10.1)</ns0:t>
       </ns0:r>
     </ns0:p>
     <ns0:p ns2:paraId="68A97D96" ns2:textId="77777777" ns0:rsidR="00F570FE" ns0:rsidRPr="00F570FE" ns0:rsidRDefault="00F570FE" ns0:rsidP="00F570FE">
@@ -12126,13 +12643,6 @@
         <ns0:t xml:space="preserve">Применение сертифицированных СЗИ и межсетевого экранирования уровня КИИ — зона ответственности инфраструктуры заказчика</ns0:t>
       </ns0:r>
     </ns0:p>
-    <ns0:p>
-      <ns0:pPr/>
-      <ns0:r>
-        <ns0:rPr/>
-        <ns0:t xml:space="preserve">ENDTABLE</ns0:t>
-      </ns0:r>
-    </ns0:p>
     <ns0:p ns2:paraId="35E9AA56" ns2:textId="77777777" ns0:rsidR="00F570FE" ns0:rsidRPr="00F570FE" ns0:rsidRDefault="00F570FE" ns0:rsidP="00F570FE">
       <ns0:pPr>
         <ns0:numPr>
@@ -19238,13 +19748,6 @@
       <ns0:r>
         <ns0:rPr/>
         <ns0:t xml:space="preserve">Экспортные ограничения IP. В экспортируемых материалах не содержится исходный код платформы, её форков и служебных компонентов (п.16.4, п.17.4).</ns0:t>
-      </ns0:r>
-    </ns0:p>
-    <ns0:p>
-      <ns0:pPr/>
-      <ns0:r>
-        <ns0:rPr/>
-        <ns0:t xml:space="preserve">ENDTABLE</ns0:t>
       </ns0:r>
     </ns0:p>
     <ns0:p>
@@ -34643,6 +35146,15 @@
     <w:abstractNumId w:val="1"/>
   </w:num>
   <w:num w:numId="202">
+    <w:abstractNumId w:val="1"/>
+  </w:num>
+  <w:num w:numId="203">
+    <w:abstractNumId w:val="1"/>
+  </w:num>
+  <w:num w:numId="204">
+    <w:abstractNumId w:val="1"/>
+  </w:num>
+  <w:num w:numId="205">
     <w:abstractNumId w:val="1"/>
   </w:num>
 </w:numbering>

--- a/AUIRA ТЗ.docx
+++ b/AUIRA ТЗ.docx
@@ -5158,6 +5158,129 @@
       <ns0:r>
         <ns0:rPr/>
         <ns0:t xml:space="preserve">Иконка — из собственной библиотеки, шрифт — самохостинговый (п.10.1)</ns0:t>
+      </ns0:r>
+    </ns0:p>
+    <ns0:p>
+      <ns0:pPr/>
+      <ns0:r>
+        <ns0:rPr>
+          <ns0:b/>
+          <ns0:bCs/>
+        </ns0:rPr>
+        <ns0:t xml:space="preserve">🆕 4.5.1. Решения по открытым вопросам каталога</ns0:t>
+      </ns0:r>
+    </ns0:p>
+    <ns0:p>
+      <ns0:pPr/>
+      <ns0:r>
+        <ns0:rPr/>
+        <ns0:t xml:space="preserve">Приняты 30.09.2026. Полный разбор с обоснованиями — в docs/DECISIONS-CATALOG.md.</ns0:t>
+      </ns0:r>
+    </ns0:p>
+    <ns0:p>
+      <ns0:pPr>
+        <ns0:numPr>
+          <ns0:ilvl ns0:val="0"/>
+          <ns0:numId ns0:val="200"/>
+        </ns0:numPr>
+      </ns0:pPr>
+      <ns0:r>
+        <ns0:rPr/>
+        <ns0:t xml:space="preserve">Create-only в этапе 5, update и delete — после закрытой беты. Причина: публичная запись требует модели прав на уровне записи, журналирования по 152-ФЗ и защиты от конфликтов с редактором. В статическом экспорте (п.16.4) модуль не попадает в архив и помечается как неподдерживаемый.</ns0:t>
+      </ns0:r>
+    </ns0:p>
+    <ns0:p>
+      <ns0:pPr>
+        <ns0:numPr>
+          <ns0:ilvl ns0:val="0"/>
+          <ns0:numId ns0:val="200"/>
+        </ns0:numPr>
+      </ns0:pPr>
+      <ns0:r>
+        <ns0:rPr/>
+        <ns0:t xml:space="preserve">Аккордеон и FAQ — два отдельных модуля (section.accordion, section.faq) с общим низкоуровневым компонентом Disclosure. Причина: разные схемы микроразметки Schema.org (нет / FAQPage), разная семантика для скринридеров и разное состояние по умолчанию. Объединение в один модуль означало бы условное ветвление схемы микроразметки в Export Engine.</ns0:t>
+      </ns0:r>
+    </ns0:p>
+    <ns0:p>
+      <ns0:pPr>
+        <ns0:numPr>
+          <ns0:ilvl ns0:val="0"/>
+          <ns0:numId ns0:val="200"/>
+        </ns0:numPr>
+      </ns0:pPr>
+      <ns0:r>
+        <ns0:rPr/>
+        <ns0:t xml:space="preserve">Пользовательские модули не входят в MVP. Потребность закрывается модулем code.custom (исполнение в iframe-песочнице). Публикация сторонних модулей — отдельный продукт (песочница, версионирование, модерация, аудит вредоносного кода). Обязательное условие: контракт модуля проектируется как интерфейс на этапе 0 — тогда расширение не потребует переделки ядра.</ns0:t>
+      </ns0:r>
+    </ns0:p>
+    <ns0:p>
+      <ns0:pPr>
+        <ns0:numPr>
+          <ns0:ilvl ns0:val="0"/>
+          <ns0:numId ns0:val="200"/>
+        </ns0:numPr>
+      </ns0:pPr>
+      <ns0:r>
+        <ns0:rPr/>
+        <ns0:t xml:space="preserve">Языки: контент сайтов — RU и EN с MVP; интерфейс редактора, админки и системные уведомления — RU. Причина: многоязычность контента определяет схему БД (этап 2) и не подлежит миграции после выхода на рынок. Реализация: таблица переводов i18n_string(key_ru, key_en), модули хранят ключи, локаль — атрибут проекта, hreflang генерирует Export Engine. Затраты ~1 неделя на этапе 2.</ns0:t>
+      </ns0:r>
+    </ns0:p>
+    <ns0:p>
+      <ns0:pPr/>
+      <ns0:r>
+        <ns0:rPr>
+          <ns0:b/>
+          <ns0:bCs/>
+        </ns0:rPr>
+        <ns0:t xml:space="preserve">Анализ по каждому решению:</ns0:t>
+      </ns0:r>
+    </ns0:p>
+    <ns0:p>
+      <ns0:pPr>
+        <ns0:numPr>
+          <ns0:ilvl ns0:val="0"/>
+          <ns0:numId ns0:val="201"/>
+        </ns0:numPr>
+      </ns0:pPr>
+      <ns0:r>
+        <ns0:rPr/>
+        <ns0:t xml:space="preserve">CRUD: затрагивает модель прав (третья роль — посетитель), аудит ПДн, транзакции, экспорт. Полный CRUD в MVP добавил бы ~2 недели к этапу 3</ns0:t>
+      </ns0:r>
+    </ns0:p>
+    <ns0:p>
+      <ns0:pPr>
+        <ns0:numPr>
+          <ns0:ilvl ns0:val="0"/>
+          <ns0:numId ns0:val="201"/>
+        </ns0:numPr>
+      </ns0:pPr>
+      <ns0:r>
+        <ns0:rPr/>
+        <ns0:t xml:space="preserve">Аккордеон/FAQ: затрагивает схемы микроразметки, семантику для скринридеров, логику по умолчанию, источники данных. Общее ядро исключает дублирование кода</ns0:t>
+      </ns0:r>
+    </ns0:p>
+    <ns0:p>
+      <ns0:pPr>
+        <ns0:numPr>
+          <ns0:ilvl ns0:val="0"/>
+          <ns0:numId ns0:val="201"/>
+        </ns0:numPr>
+      </ns0:pPr>
+      <ns0:r>
+        <ns0:rPr/>
+        <ns0:t xml:space="preserve">Модули: затрагивает песочницу, безопасность, все сценарии экспорта, версионирование, модерацию, поддержку. Исключение экономит 4–6 недель на этапах 3–4</ns0:t>
+      </ns0:r>
+    </ns0:p>
+    <ns0:p>
+      <ns0:pPr>
+        <ns0:numPr>
+          <ns0:ilvl ns0:val="0"/>
+          <ns0:numId ns0:val="201"/>
+        </ns0:numPr>
+      </ns0:pPr>
+      <ns0:r>
+        <ns0:rPr/>
+        <ns0:t xml:space="preserve">Языки: затрагивает схему БД, подписи и тексты ошибок всех модулей, hreflang, форматы дат и чисел, промпты ИИ-генерации</ns0:t>
       </ns0:r>
     </ns0:p>
     <ns0:p ns2:paraId="68A97D96" ns2:textId="77777777" ns0:rsidR="00F570FE" ns0:rsidRPr="00F570FE" ns0:rsidRDefault="00F570FE" ns0:rsidP="00F570FE">

--- a/AUIRA ТЗ.docx
+++ b/AUIRA ТЗ.docx
@@ -1726,7 +1726,7 @@
           <ns0:b/>
           <ns0:bCs/>
         </ns0:rPr>
-        <ns0:t xml:space="preserve">🆕 Email-сервис РФ: Mailganer (основной) + self-hosted SMTP (резерв) — восстановление пароля и уведомления</ns0:t>
+        <ns0:t xml:space="preserve">🆕 Email-сервис: Яндекс 360 SMTP (основной) + локальный relay (резерв) — восстановление пароля и уведомления</ns0:t>
       </ns0:r>
     </ns0:p>
     <ns0:p ns2:paraId="56E4C384" ns2:textId="77777777" ns0:rsidR="00F570FE" ns0:rsidRPr="00F570FE" ns0:rsidRDefault="00F570FE" ns0:rsidP="00F570FE">
@@ -11047,7 +11047,7 @@
           <ns0:b/>
           <ns0:bCs/>
         </ns0:rPr>
-        <ns0:t xml:space="preserve">🆕 7.6. EMAIL-СЕРВИС (РОССИЙСКИЕ ПРОВАЙДЕРЫ)</ns0:t>
+        <ns0:t xml:space="preserve">🆕 7.6. EMAIL-СЕРВИС: ЯНДЕКС (решение от 30.09.2026)</ns0:t>
       </ns0:r>
     </ns0:p>
     <ns0:p>
@@ -11057,7 +11057,7 @@
           <ns0:b/>
           <ns0:bCs/>
         </ns0:rPr>
-        <ns0:t xml:space="preserve">7.6.1. Назначение email-сервиса:</ns0:t>
+        <ns0:t xml:space="preserve">7.6.1. Назначение:</ns0:t>
       </ns0:r>
     </ns0:p>
     <ns0:p>
@@ -11093,7 +11093,7 @@
       </ns0:pPr>
       <ns0:r>
         <ns0:rPr/>
-        <ns0:t xml:space="preserve">Уведомления о действиях в системе</ns0:t>
+        <ns0:t xml:space="preserve">Уведомления о действиях в системе и входе с нового устройства</ns0:t>
       </ns0:r>
     </ns0:p>
     <ns0:p>
@@ -11105,7 +11105,19 @@
       </ns0:pPr>
       <ns0:r>
         <ns0:rPr/>
-        <ns0:t xml:space="preserve">Транзакционные email (чеки, счета, уведомления)</ns0:t>
+        <ns0:t xml:space="preserve">Транзакционные email (чеки, счета)</ns0:t>
+      </ns0:r>
+    </ns0:p>
+    <ns0:p>
+      <ns0:pPr>
+        <ns0:numPr>
+          <ns0:ilvl ns0:val="0"/>
+          <ns0:numId ns0:val="200"/>
+        </ns0:numPr>
+      </ns0:pPr>
+      <ns0:r>
+        <ns0:rPr/>
+        <ns0:t xml:space="preserve">Уведомления об ошибках синхронизации с 1С</ns0:t>
       </ns0:r>
     </ns0:p>
     <ns0:p>
@@ -11115,196 +11127,253 @@
           <ns0:b/>
           <ns0:bCs/>
         </ns0:rPr>
-        <ns0:t xml:space="preserve">7.6.2. Реализация:</ns0:t>
+        <ns0:t xml:space="preserve">7.6.2. Провайдер: Яндекс 360</ns0:t>
       </ns0:r>
     </ns0:p>
     <ns0:p>
       <ns0:pPr/>
       <ns0:r>
         <ns0:rPr/>
-        <ns0:t xml:space="preserve">Проектный слой абстракции (EmailProvider) скрывает конкретного провайдера от прикладного кода. Смена провайдера выполняется конфигурацией, без изменения кода.</ns0:t>
-      </ns0:r>
-    </ns0:p>
-    <ns0:p>
-      <ns0:pPr>
-        <ns0:shd ns0:val="clear" ns0:color="auto" ns0:fill="F5EFE0"/>
-        <ns0:spacing ns0:before="0" ns0:after="0"/>
-        <ns0:ind ns0:left="284"/>
-      </ns0:pPr>
-      <ns0:r>
-        <ns0:rPr>
-          <ns0:rFonts ns0:ascii="Consolas" ns0:hAnsi="Consolas" ns0:cs="Consolas"/>
-          <ns0:sz ns0:val="18"/>
-          <ns0:szCs ns0:val="18"/>
-        </ns0:rPr>
-        <ns0:t xml:space="preserve"/>
-      </ns0:r>
-    </ns0:p>
-    <ns0:p>
-      <ns0:pPr>
-        <ns0:shd ns0:val="clear" ns0:color="auto" ns0:fill="F5EFE0"/>
-        <ns0:spacing ns0:before="0" ns0:after="0"/>
-        <ns0:ind ns0:left="284"/>
-      </ns0:pPr>
-      <ns0:r>
-        <ns0:rPr>
-          <ns0:rFonts ns0:ascii="Consolas" ns0:hAnsi="Consolas" ns0:cs="Consolas"/>
-          <ns0:sz ns0:val="18"/>
-          <ns0:szCs ns0:val="18"/>
-        </ns0:rPr>
-        <ns0:t xml:space="preserve">class EmailProvider(Protocol):</ns0:t>
-      </ns0:r>
-    </ns0:p>
-    <ns0:p>
-      <ns0:pPr>
-        <ns0:shd ns0:val="clear" ns0:color="auto" ns0:fill="F5EFE0"/>
-        <ns0:spacing ns0:before="0" ns0:after="0"/>
-        <ns0:ind ns0:left="284"/>
-      </ns0:pPr>
-      <ns0:r>
-        <ns0:rPr>
-          <ns0:rFonts ns0:ascii="Consolas" ns0:hAnsi="Consolas" ns0:cs="Consolas"/>
-          <ns0:sz ns0:val="18"/>
-          <ns0:szCs ns0:val="18"/>
-        </ns0:rPr>
-        <ns0:t xml:space="preserve">    async def send(self, msg: EmailMessage) -&gt; DeliveryReceipt: ...</ns0:t>
-      </ns0:r>
-    </ns0:p>
-    <ns0:p>
-      <ns0:pPr>
-        <ns0:shd ns0:val="clear" ns0:color="auto" ns0:fill="F5EFE0"/>
-        <ns0:spacing ns0:before="0" ns0:after="0"/>
-        <ns0:ind ns0:left="284"/>
-      </ns0:pPr>
-      <ns0:r>
-        <ns0:rPr>
-          <ns0:rFonts ns0:ascii="Consolas" ns0:hAnsi="Consolas" ns0:cs="Consolas"/>
-          <ns0:sz ns0:val="18"/>
-          <ns0:szCs ns0:val="18"/>
-        </ns0:rPr>
-        <ns0:t xml:space="preserve"/>
-      </ns0:r>
-    </ns0:p>
-    <ns0:p>
-      <ns0:pPr>
-        <ns0:shd ns0:val="clear" ns0:color="auto" ns0:fill="F5EFE0"/>
-        <ns0:spacing ns0:before="0" ns0:after="0"/>
-        <ns0:ind ns0:left="284"/>
-      </ns0:pPr>
-      <ns0:r>
-        <ns0:rPr>
-          <ns0:rFonts ns0:ascii="Consolas" ns0:hAnsi="Consolas" ns0:cs="Consolas"/>
-          <ns0:sz ns0:val="18"/>
-          <ns0:szCs ns0:val="18"/>
-        </ns0:rPr>
-        <ns0:t xml:space="preserve"># Провайдеры регистрируются по ключу:</ns0:t>
-      </ns0:r>
-    </ns0:p>
-    <ns0:p>
-      <ns0:pPr>
-        <ns0:shd ns0:val="clear" ns0:color="auto" ns0:fill="F5EFE0"/>
-        <ns0:spacing ns0:before="0" ns0:after="0"/>
-        <ns0:ind ns0:left="284"/>
-      </ns0:pPr>
-      <ns0:r>
-        <ns0:rPr>
-          <ns0:rFonts ns0:ascii="Consolas" ns0:hAnsi="Consolas" ns0:cs="Consolas"/>
-          <ns0:sz ns0:val="18"/>
-          <ns0:szCs ns0:val="18"/>
-        </ns0:rPr>
-        <ns0:t xml:space="preserve">#   {"mailganer": MailganerProvider, "smtp": SMTPProvider, "selfhosted": ...}</ns0:t>
-      </ns0:r>
-    </ns0:p>
-    <ns0:p>
-      <ns0:pPr>
-        <ns0:shd ns0:val="clear" ns0:color="auto" ns0:fill="F5EFE0"/>
-        <ns0:spacing ns0:before="0" ns0:after="0"/>
-        <ns0:ind ns0:left="284"/>
-      </ns0:pPr>
-      <ns0:r>
-        <ns0:rPr>
-          <ns0:rFonts ns0:ascii="Consolas" ns0:hAnsi="Consolas" ns0:cs="Consolas"/>
-          <ns0:sz ns0:val="18"/>
-          <ns0:szCs ns0:val="18"/>
-        </ns0:rPr>
-        <ns0:t xml:space="preserve"/>
-      </ns0:r>
-    </ns0:p>
-    <ns0:p>
-      <ns0:pPr>
-        <ns0:shd ns0:val="clear" ns0:color="auto" ns0:fill="F5EFE0"/>
-        <ns0:spacing ns0:before="0" ns0:after="0"/>
-        <ns0:ind ns0:left="284"/>
-      </ns0:pPr>
-      <ns0:r>
-        <ns0:rPr>
-          <ns0:rFonts ns0:ascii="Consolas" ns0:hAnsi="Consolas" ns0:cs="Consolas"/>
-          <ns0:sz ns0:val="18"/>
-          <ns0:szCs ns0:val="18"/>
-        </ns0:rPr>
-        <ns0:t xml:space="preserve"># Переключение: конфиг + запись в БД, горячий reload без деплоя</ns0:t>
-      </ns0:r>
-    </ns0:p>
-    <ns0:p>
-      <ns0:pPr>
-        <ns0:shd ns0:val="clear" ns0:color="auto" ns0:fill="F5EFE0"/>
-        <ns0:spacing ns0:before="0" ns0:after="0"/>
-        <ns0:ind ns0:left="284"/>
-      </ns0:pPr>
-      <ns0:r>
-        <ns0:rPr>
-          <ns0:rFonts ns0:ascii="Consolas" ns0:hAnsi="Consolas" ns0:cs="Consolas"/>
-          <ns0:sz ns0:val="18"/>
-          <ns0:szCs ns0:val="18"/>
-        </ns0:rPr>
-        <ns0:t xml:space="preserve">EMAIL_PROVIDER = os.environ["EMAIL_PROVIDER"]  # mailganer | smtp</ns0:t>
-      </ns0:r>
-    </ns0:p>
-    <ns0:p>
-      <ns0:pPr>
-        <ns0:shd ns0:val="clear" ns0:color="auto" ns0:fill="F5EFE0"/>
-        <ns0:spacing ns0:before="0" ns0:after="0"/>
-        <ns0:ind ns0:left="284"/>
-      </ns0:pPr>
-      <ns0:r>
-        <ns0:rPr>
-          <ns0:rFonts ns0:ascii="Consolas" ns0:hAnsi="Consolas" ns0:cs="Consolas"/>
-          <ns0:sz ns0:val="18"/>
-          <ns0:szCs ns0:val="18"/>
-        </ns0:rPr>
-        <ns0:t xml:space="preserve"/>
-      </ns0:r>
-    </ns0:p>
-    <ns0:p>
-      <ns0:pPr>
-        <ns0:shd ns0:val="clear" ns0:color="auto" ns0:fill="F5EFE0"/>
-        <ns0:spacing ns0:before="0" ns0:after="0"/>
-        <ns0:ind ns0:left="284"/>
-      </ns0:pPr>
-      <ns0:r>
-        <ns0:rPr>
-          <ns0:rFonts ns0:ascii="Consolas" ns0:hAnsi="Consolas" ns0:cs="Consolas"/>
-          <ns0:sz ns0:val="18"/>
-          <ns0:szCs ns0:val="18"/>
-        </ns0:rPr>
-        <ns0:t xml:space="preserve">provider = resolve_provider(settings.EMAIL_PROVIDER)</ns0:t>
-      </ns0:r>
-    </ns0:p>
-    <ns0:p>
-      <ns0:pPr>
-        <ns0:shd ns0:val="clear" ns0:color="auto" ns0:fill="F5EFE0"/>
-        <ns0:spacing ns0:before="0" ns0:after="0"/>
-        <ns0:ind ns0:left="284"/>
-      </ns0:pPr>
-      <ns0:r>
-        <ns0:rPr>
-          <ns0:rFonts ns0:ascii="Consolas" ns0:hAnsi="Consolas" ns0:cs="Consolas"/>
-          <ns0:sz ns0:val="18"/>
-          <ns0:szCs ns0:val="18"/>
-        </ns0:rPr>
-        <ns0:t xml:space="preserve">await provider.send(msg)</ns0:t>
-      </ns0:r>
-    </ns0:p>
+        <ns0:t xml:space="preserve">Письма отправляются через SMTP-релей Яндекс 360. Провайдер — российский резидент, персональные данные не покидают территорию РФ, трансграничная передача исключена.</ns0:t>
+      </ns0:r>
+    </ns0:p>
+    <ns0:tbl>
+      <ns0:tblPr>
+        <ns0:tblStyle ns0:val="TableGrid"/>
+        <ns0:tblW ns0:w="0" ns0:type="auto"/>
+        <ns0:tblBorders>
+          <ns0:top ns0:val="single" ns0:sz="4" ns0:color="D4B896"/>
+          <ns0:left ns0:val="single" ns0:sz="4" ns0:color="D4B896"/>
+          <ns0:bottom ns0:val="single" ns0:sz="4" ns0:color="D4B896"/>
+          <ns0:right ns0:val="single" ns0:sz="4" ns0:color="D4B896"/>
+          <ns0:insideH ns0:val="single" ns0:sz="4" ns0:color="D4B896"/>
+          <ns0:insideV ns0:val="single" ns0:sz="4" ns0:color="D4B896"/>
+        </ns0:tblBorders>
+      </ns0:tblPr>
+      <ns0:tblGrid>
+        <ns0:gridCol ns0:w="4500"/>
+        <ns0:gridCol ns0:w="4500"/>
+      </ns0:tblGrid>
+      <ns0:tr>
+        <ns0:trPr>
+          <ns0:tblHeader/>
+        </ns0:trPr>
+        <ns0:tc>
+          <ns0:tcPr>
+            <ns0:tcW ns0:w="4500" ns0:type="dxa"/>
+            <ns0:shd ns0:val="clear" ns0:color="auto" ns0:fill="F5EFE0"/>
+          </ns0:tcPr>
+          <ns0:p>
+            <ns0:pPr/>
+            <ns0:r>
+              <ns0:rPr>
+                <ns0:b/>
+                <ns0:bCs/>
+              </ns0:rPr>
+              <ns0:t xml:space="preserve">Параметр</ns0:t>
+            </ns0:r>
+          </ns0:p>
+        </ns0:tc>
+        <ns0:tc>
+          <ns0:tcPr>
+            <ns0:tcW ns0:w="4500" ns0:type="dxa"/>
+            <ns0:shd ns0:val="clear" ns0:color="auto" ns0:fill="F5EFE0"/>
+          </ns0:tcPr>
+          <ns0:p>
+            <ns0:pPr/>
+            <ns0:r>
+              <ns0:rPr>
+                <ns0:b/>
+                <ns0:bCs/>
+              </ns0:rPr>
+              <ns0:t xml:space="preserve">Значение</ns0:t>
+            </ns0:r>
+          </ns0:p>
+        </ns0:tc>
+      </ns0:tr>
+      <ns0:tr>
+        <ns0:tc>
+          <ns0:tcPr>
+            <ns0:tcW ns0:w="4500" ns0:type="dxa"/>
+          </ns0:tcPr>
+          <ns0:p>
+            <ns0:pPr/>
+            <ns0:r>
+              <ns0:rPr/>
+              <ns0:t xml:space="preserve">SMTP-сервер</ns0:t>
+            </ns0:r>
+          </ns0:p>
+        </ns0:tc>
+        <ns0:tc>
+          <ns0:tcPr>
+            <ns0:tcW ns0:w="4500" ns0:type="dxa"/>
+          </ns0:tcPr>
+          <ns0:p>
+            <ns0:pPr/>
+            <ns0:r>
+              <ns0:rPr/>
+              <ns0:t xml:space="preserve">smtp.yandex.ru</ns0:t>
+            </ns0:r>
+          </ns0:p>
+        </ns0:tc>
+      </ns0:tr>
+      <ns0:tr>
+        <ns0:tc>
+          <ns0:tcPr>
+            <ns0:tcW ns0:w="4500" ns0:type="dxa"/>
+          </ns0:tcPr>
+          <ns0:p>
+            <ns0:pPr/>
+            <ns0:r>
+              <ns0:rPr/>
+              <ns0:t xml:space="preserve">Порт</ns0:t>
+            </ns0:r>
+          </ns0:p>
+        </ns0:tc>
+        <ns0:tc>
+          <ns0:tcPr>
+            <ns0:tcW ns0:w="4500" ns0:type="dxa"/>
+          </ns0:tcPr>
+          <ns0:p>
+            <ns0:pPr/>
+            <ns0:r>
+              <ns0:rPr/>
+              <ns0:t xml:space="preserve">465 (TLS сразу) или 587 (STARTTLS)</ns0:t>
+            </ns0:r>
+          </ns0:p>
+        </ns0:tc>
+      </ns0:tr>
+      <ns0:tr>
+        <ns0:tc>
+          <ns0:tcPr>
+            <ns0:tcW ns0:w="4500" ns0:type="dxa"/>
+          </ns0:tcPr>
+          <ns0:p>
+            <ns0:pPr/>
+            <ns0:r>
+              <ns0:rPr/>
+              <ns0:t xml:space="preserve">Шифрование</ns0:t>
+            </ns0:r>
+          </ns0:p>
+        </ns0:tc>
+        <ns0:tc>
+          <ns0:tcPr>
+            <ns0:tcW ns0:w="4500" ns0:type="dxa"/>
+          </ns0:tcPr>
+          <ns0:p>
+            <ns0:pPr/>
+            <ns0:r>
+              <ns0:rPr/>
+              <ns0:t xml:space="preserve">TLS 1.2+ обязательно</ns0:t>
+            </ns0:r>
+          </ns0:p>
+        </ns0:tc>
+      </ns0:tr>
+      <ns0:tr>
+        <ns0:tc>
+          <ns0:tcPr>
+            <ns0:tcW ns0:w="4500" ns0:type="dxa"/>
+          </ns0:tcPr>
+          <ns0:p>
+            <ns0:pPr/>
+            <ns0:r>
+              <ns0:rPr/>
+              <ns0:t xml:space="preserve">Аутентификация</ns0:t>
+            </ns0:r>
+          </ns0:p>
+        </ns0:tc>
+        <ns0:tc>
+          <ns0:tcPr>
+            <ns0:tcW ns0:w="4500" ns0:type="dxa"/>
+          </ns0:tcPr>
+          <ns0:p>
+            <ns0:pPr/>
+            <ns0:r>
+              <ns0:rPr/>
+              <ns0:t xml:space="preserve">Логин домена + пароль приложения (при двухфакторной аутентификации)</ns0:t>
+            </ns0:r>
+          </ns0:p>
+        </ns0:tc>
+      </ns0:tr>
+      <ns0:tr>
+        <ns0:tc>
+          <ns0:tcPr>
+            <ns0:tcW ns0:w="4500" ns0:type="dxa"/>
+          </ns0:tcPr>
+          <ns0:p>
+            <ns0:pPr/>
+            <ns0:r>
+              <ns0:rPr/>
+              <ns0:t xml:space="preserve">Учётная запись</ns0:t>
+            </ns0:r>
+          </ns0:p>
+        </ns0:tc>
+        <ns0:tc>
+          <ns0:tcPr>
+            <ns0:tcW ns0:w="4500" ns0:type="dxa"/>
+          </ns0:tcPr>
+          <ns0:p>
+            <ns0:pPr/>
+            <ns0:r>
+              <ns0:rPr/>
+              <ns0:t xml:space="preserve">Выделенный адрес отправки, например no-reply@aurabuilder.ru</ns0:t>
+            </ns0:r>
+          </ns0:p>
+        </ns0:tc>
+      </ns0:tr>
+      <ns0:tr>
+        <ns0:tc>
+          <ns0:tcPr>
+            <ns0:tcW ns0:w="4500" ns0:type="dxa"/>
+          </ns0:tcPr>
+          <ns0:p>
+            <ns0:pPr/>
+            <ns0:r>
+              <ns0:rPr/>
+              <ns0:t xml:space="preserve">Формат</ns0:t>
+            </ns0:r>
+          </ns0:p>
+        </ns0:tc>
+        <ns0:tc>
+          <ns0:tcPr>
+            <ns0:tcW ns0:w="4500" ns0:type="dxa"/>
+          </ns0:tcPr>
+          <ns0:p>
+            <ns0:pPr/>
+            <ns0:r>
+              <ns0:rPr/>
+              <ns0:t xml:space="preserve">MIME, поддержка HTML и plain-text альтернативы</ns0:t>
+            </ns0:r>
+          </ns0:p>
+        </ns0:tc>
+      </ns0:tr>
+      <ns0:tr>
+        <ns0:tc>
+          <ns0:tcPr>
+            <ns0:tcW ns0:w="4500" ns0:type="dxa"/>
+          </ns0:tcPr>
+          <ns0:p>
+            <ns0:pPr/>
+            <ns0:r>
+              <ns0:rPr/>
+              <ns0:t xml:space="preserve">Требуемое ПО на сервере платформы</ns0:t>
+            </ns0:r>
+          </ns0:p>
+        </ns0:tc>
+        <ns0:tc>
+          <ns0:tcPr>
+            <ns0:tcW ns0:w="4500" ns0:type="dxa"/>
+          </ns0:tcPr>
+          <ns0:p>
+            <ns0:pPr/>
+            <ns0:r>
+              <ns0:rPr/>
+              <ns0:t xml:space="preserve">Postfix (EPL-1.0) или Maddy (MIT) как локальный relay перед Яндексом</ns0:t>
+            </ns0:r>
+          </ns0:p>
+        </ns0:tc>
+      </ns0:tr>
+    </ns0:tbl>
     <ns0:p>
       <ns0:pPr/>
       <ns0:r>
@@ -11312,258 +11381,284 @@
           <ns0:b/>
           <ns0:bCs/>
         </ns0:rPr>
-        <ns0:t xml:space="preserve">Автоматический фейловер (п.7.6.4) реализуется на уровне провайдера:</ns0:t>
-      </ns0:r>
-    </ns0:p>
-    <ns0:p>
-      <ns0:pPr>
-        <ns0:shd ns0:val="clear" ns0:color="auto" ns0:fill="F5EFE0"/>
-        <ns0:spacing ns0:before="0" ns0:after="0"/>
-        <ns0:ind ns0:left="284"/>
-      </ns0:pPr>
-      <ns0:r>
-        <ns0:rPr>
-          <ns0:rFonts ns0:ascii="Consolas" ns0:hAnsi="Consolas" ns0:cs="Consolas"/>
-          <ns0:sz ns0:val="18"/>
-          <ns0:szCs ns0:val="18"/>
-        </ns0:rPr>
-        <ns0:t xml:space="preserve"/>
-      </ns0:r>
-    </ns0:p>
-    <ns0:p>
-      <ns0:pPr>
-        <ns0:shd ns0:val="clear" ns0:color="auto" ns0:fill="F5EFE0"/>
-        <ns0:spacing ns0:before="0" ns0:after="0"/>
-        <ns0:ind ns0:left="284"/>
-      </ns0:pPr>
-      <ns0:r>
-        <ns0:rPr>
-          <ns0:rFonts ns0:ascii="Consolas" ns0:hAnsi="Consolas" ns0:cs="Consolas"/>
-          <ns0:sz ns0:val="18"/>
-          <ns0:szCs ns0:val="18"/>
-        </ns0:rPr>
-        <ns0:t xml:space="preserve">class FailoverEmailProvider(EmailProvider):</ns0:t>
-      </ns0:r>
-    </ns0:p>
-    <ns0:p>
-      <ns0:pPr>
-        <ns0:shd ns0:val="clear" ns0:color="auto" ns0:fill="F5EFE0"/>
-        <ns0:spacing ns0:before="0" ns0:after="0"/>
-        <ns0:ind ns0:left="284"/>
-      </ns0:pPr>
-      <ns0:r>
-        <ns0:rPr>
-          <ns0:rFonts ns0:ascii="Consolas" ns0:hAnsi="Consolas" ns0:cs="Consolas"/>
-          <ns0:sz ns0:val="18"/>
-          <ns0:szCs ns0:val="18"/>
-        </ns0:rPr>
-        <ns0:t xml:space="preserve">    async def send(self, msg):</ns0:t>
-      </ns0:r>
-    </ns0:p>
-    <ns0:p>
-      <ns0:pPr>
-        <ns0:shd ns0:val="clear" ns0:color="auto" ns0:fill="F5EFE0"/>
-        <ns0:spacing ns0:before="0" ns0:after="0"/>
-        <ns0:ind ns0:left="284"/>
-      </ns0:pPr>
-      <ns0:r>
-        <ns0:rPr>
-          <ns0:rFonts ns0:ascii="Consolas" ns0:hAnsi="Consolas" ns0:cs="Consolas"/>
-          <ns0:sz ns0:val="18"/>
-          <ns0:szCs ns0:val="18"/>
-        </ns0:rPr>
-        <ns0:t xml:space="preserve">        for p in self.chain:  # [mailganer, selfhosted_smtp]</ns0:t>
-      </ns0:r>
-    </ns0:p>
-    <ns0:p>
-      <ns0:pPr>
-        <ns0:shd ns0:val="clear" ns0:color="auto" ns0:fill="F5EFE0"/>
-        <ns0:spacing ns0:before="0" ns0:after="0"/>
-        <ns0:ind ns0:left="284"/>
-      </ns0:pPr>
-      <ns0:r>
-        <ns0:rPr>
-          <ns0:rFonts ns0:ascii="Consolas" ns0:hAnsi="Consolas" ns0:cs="Consolas"/>
-          <ns0:sz ns0:val="18"/>
-          <ns0:szCs ns0:val="18"/>
-        </ns0:rPr>
-        <ns0:t xml:space="preserve">            try:</ns0:t>
-      </ns0:r>
-    </ns0:p>
-    <ns0:p>
-      <ns0:pPr>
-        <ns0:shd ns0:val="clear" ns0:color="auto" ns0:fill="F5EFE0"/>
-        <ns0:spacing ns0:before="0" ns0:after="0"/>
-        <ns0:ind ns0:left="284"/>
-      </ns0:pPr>
-      <ns0:r>
-        <ns0:rPr>
-          <ns0:rFonts ns0:ascii="Consolas" ns0:hAnsi="Consolas" ns0:cs="Consolas"/>
-          <ns0:sz ns0:val="18"/>
-          <ns0:szCs ns0:val="18"/>
-        </ns0:rPr>
-        <ns0:t xml:space="preserve">                return await p.send(msg)</ns0:t>
-      </ns0:r>
-    </ns0:p>
-    <ns0:p>
-      <ns0:pPr>
-        <ns0:shd ns0:val="clear" ns0:color="auto" ns0:fill="F5EFE0"/>
-        <ns0:spacing ns0:before="0" ns0:after="0"/>
-        <ns0:ind ns0:left="284"/>
-      </ns0:pPr>
-      <ns0:r>
-        <ns0:rPr>
-          <ns0:rFonts ns0:ascii="Consolas" ns0:hAnsi="Consolas" ns0:cs="Consolas"/>
-          <ns0:sz ns0:val="18"/>
-          <ns0:szCs ns0:val="18"/>
-        </ns0:rPr>
-        <ns0:t xml:space="preserve">            except ProviderError as e:</ns0:t>
-      </ns0:r>
-    </ns0:p>
-    <ns0:p>
-      <ns0:pPr>
-        <ns0:shd ns0:val="clear" ns0:color="auto" ns0:fill="F5EFE0"/>
-        <ns0:spacing ns0:before="0" ns0:after="0"/>
-        <ns0:ind ns0:left="284"/>
-      </ns0:pPr>
-      <ns0:r>
-        <ns0:rPr>
-          <ns0:rFonts ns0:ascii="Consolas" ns0:hAnsi="Consolas" ns0:cs="Consolas"/>
-          <ns0:sz ns0:val="18"/>
-          <ns0:szCs ns0:val="18"/>
-        </ns0:rPr>
-        <ns0:t xml:space="preserve">                self.log.warning("provider %s failed: %s", p.name, e)</ns0:t>
-      </ns0:r>
-    </ns0:p>
-    <ns0:p>
-      <ns0:pPr>
-        <ns0:shd ns0:val="clear" ns0:color="auto" ns0:fill="F5EFE0"/>
-        <ns0:spacing ns0:before="0" ns0:after="0"/>
-        <ns0:ind ns0:left="284"/>
-      </ns0:pPr>
-      <ns0:r>
-        <ns0:rPr>
-          <ns0:rFonts ns0:ascii="Consolas" ns0:hAnsi="Consolas" ns0:cs="Consolas"/>
-          <ns0:sz ns0:val="18"/>
-          <ns0:szCs ns0:val="18"/>
-        </ns0:rPr>
-        <ns0:t xml:space="preserve">                self.circuit_breaker.record_failure(p.name)</ns0:t>
-      </ns0:r>
-    </ns0:p>
-    <ns0:p>
-      <ns0:pPr>
-        <ns0:shd ns0:val="clear" ns0:color="auto" ns0:fill="F5EFE0"/>
-        <ns0:spacing ns0:before="0" ns0:after="0"/>
-        <ns0:ind ns0:left="284"/>
-      </ns0:pPr>
-      <ns0:r>
-        <ns0:rPr>
-          <ns0:rFonts ns0:ascii="Consolas" ns0:hAnsi="Consolas" ns0:cs="Consolas"/>
-          <ns0:sz ns0:val="18"/>
-          <ns0:szCs ns0:val="18"/>
-        </ns0:rPr>
-        <ns0:t xml:space="preserve">        raise AllProvidersFailed(msg)</ns0:t>
-      </ns0:r>
-    </ns0:p>
-    <ns0:p>
-      <ns0:pPr/>
-      <ns0:r>
-        <ns0:rPr>
-          <ns0:b/>
-          <ns0:bCs/>
-        </ns0:rPr>
-        <ns0:t xml:space="preserve">7.6.3. Шаблоны email:</ns0:t>
-      </ns0:r>
-    </ns0:p>
-    <ns0:p>
-      <ns0:pPr>
-        <ns0:numPr>
-          <ns0:ilvl ns0:val="0"/>
-          <ns0:numId ns0:val="200"/>
-        </ns0:numPr>
-      </ns0:pPr>
-      <ns0:r>
-        <ns0:rPr/>
-        <ns0:t xml:space="preserve">Восстановление пароля (reset_password) — срок действия ссылки 60 минут, одноразовая</ns0:t>
-      </ns0:r>
-    </ns0:p>
-    <ns0:p>
-      <ns0:pPr>
-        <ns0:numPr>
-          <ns0:ilvl ns0:val="0"/>
-          <ns0:numId ns0:val="200"/>
-        </ns0:numPr>
-      </ns0:pPr>
-      <ns0:r>
-        <ns0:rPr/>
-        <ns0:t xml:space="preserve">Подтверждение email (verify_email) — срок действия 24 часа</ns0:t>
-      </ns0:r>
-    </ns0:p>
-    <ns0:p>
-      <ns0:pPr>
-        <ns0:numPr>
-          <ns0:ilvl ns0:val="0"/>
-          <ns0:numId ns0:val="200"/>
-        </ns0:numPr>
-      </ns0:pPr>
-      <ns0:r>
-        <ns0:rPr/>
-        <ns0:t xml:space="preserve">Уведомление о входе с нового устройства (new_login_alert)</ns0:t>
-      </ns0:r>
-    </ns0:p>
-    <ns0:p>
-      <ns0:pPr>
-        <ns0:numPr>
-          <ns0:ilvl ns0:val="0"/>
-          <ns0:numId ns0:val="200"/>
-        </ns0:numPr>
-      </ns0:pPr>
-      <ns0:r>
-        <ns0:rPr/>
-        <ns0:t xml:space="preserve">Уведомление о смене email/пароля (security_change)</ns0:t>
-      </ns0:r>
-    </ns0:p>
-    <ns0:p>
-      <ns0:pPr>
-        <ns0:numPr>
-          <ns0:ilvl ns0:val="0"/>
-          <ns0:numId ns0:val="200"/>
-        </ns0:numPr>
-      </ns0:pPr>
-      <ns0:r>
-        <ns0:rPr/>
-        <ns0:t xml:space="preserve">Заказ создан (order_created)</ns0:t>
-      </ns0:r>
-    </ns0:p>
-    <ns0:p>
-      <ns0:pPr>
-        <ns0:numPr>
-          <ns0:ilvl ns0:val="0"/>
-          <ns0:numId ns0:val="200"/>
-        </ns0:numPr>
-      </ns0:pPr>
-      <ns0:r>
-        <ns0:rPr/>
-        <ns0:t xml:space="preserve">Чек оплаты (payment_receipt)</ns0:t>
-      </ns0:r>
-    </ns0:p>
-    <ns0:p>
-      <ns0:pPr>
-        <ns0:numPr>
-          <ns0:ilvl ns0:val="0"/>
-          <ns0:numId ns0:val="200"/>
-        </ns0:numPr>
-      </ns0:pPr>
-      <ns0:r>
-        <ns0:rPr/>
-        <ns0:t xml:space="preserve">Уведомление 1С об ошибке синхронизации (sync_error)</ns0:t>
+        <ns0:t xml:space="preserve">7.6.3. Реализация: слой абстракции и очередь</ns0:t>
       </ns0:r>
     </ns0:p>
     <ns0:p>
       <ns0:pPr/>
       <ns0:r>
         <ns0:rPr/>
-        <ns0:t xml:space="preserve">Требования к шаблонам: HTML-версия обязательна, plain-text fallback; все шаблоны вынесены в файлы локализации; поддержка подстановки переменных проекта; в письмах не допускается передача ПДн за пределы РФ.</ns0:t>
+        <ns0:t xml:space="preserve">Провайдер скрыт за интерфейсом. Отправка выполняется только из фоновой очереди — синхронная отправка письма в HTTP-запросе недопустима (пользователь не должен ждать SMTP).</ns0:t>
+      </ns0:r>
+    </ns0:p>
+    <ns0:p>
+      <ns0:pPr>
+        <ns0:shd ns0:val="clear" ns0:color="auto" ns0:fill="F5EFE0"/>
+        <ns0:spacing ns0:before="0" ns0:after="0"/>
+        <ns0:ind ns0:left="284"/>
+      </ns0:pPr>
+      <ns0:r>
+        <ns0:rPr>
+          <ns0:rFonts ns0:ascii="Consolas" ns0:hAnsi="Consolas" ns0:cs="Consolas"/>
+          <ns0:sz ns0:val="18"/>
+          <ns0:szCs ns0:val="18"/>
+        </ns0:rPr>
+        <ns0:t xml:space="preserve"/>
+      </ns0:r>
+    </ns0:p>
+    <ns0:p>
+      <ns0:pPr>
+        <ns0:shd ns0:val="clear" ns0:color="auto" ns0:fill="F5EFE0"/>
+        <ns0:spacing ns0:before="0" ns0:after="0"/>
+        <ns0:ind ns0:left="284"/>
+      </ns0:pPr>
+      <ns0:r>
+        <ns0:rPr>
+          <ns0:rFonts ns0:ascii="Consolas" ns0:hAnsi="Consolas" ns0:cs="Consolas"/>
+          <ns0:sz ns0:val="18"/>
+          <ns0:szCs ns0:val="18"/>
+        </ns0:rPr>
+        <ns0:t xml:space="preserve">class EmailProvider(Protocol):</ns0:t>
+      </ns0:r>
+    </ns0:p>
+    <ns0:p>
+      <ns0:pPr>
+        <ns0:shd ns0:val="clear" ns0:color="auto" ns0:fill="F5EFE0"/>
+        <ns0:spacing ns0:before="0" ns0:after="0"/>
+        <ns0:ind ns0:left="284"/>
+      </ns0:pPr>
+      <ns0:r>
+        <ns0:rPr>
+          <ns0:rFonts ns0:ascii="Consolas" ns0:hAnsi="Consolas" ns0:cs="Consolas"/>
+          <ns0:sz ns0:val="18"/>
+          <ns0:szCs ns0:val="18"/>
+        </ns0:rPr>
+        <ns0:t xml:space="preserve">    async def send(self, msg: EmailMessage) -&gt; DeliveryReceipt: ...</ns0:t>
+      </ns0:r>
+    </ns0:p>
+    <ns0:p>
+      <ns0:pPr>
+        <ns0:shd ns0:val="clear" ns0:color="auto" ns0:fill="F5EFE0"/>
+        <ns0:spacing ns0:before="0" ns0:after="0"/>
+        <ns0:ind ns0:left="284"/>
+      </ns0:pPr>
+      <ns0:r>
+        <ns0:rPr>
+          <ns0:rFonts ns0:ascii="Consolas" ns0:hAnsi="Consolas" ns0:cs="Consolas"/>
+          <ns0:sz ns0:val="18"/>
+          <ns0:szCs ns0:val="18"/>
+        </ns0:rPr>
+        <ns0:t xml:space="preserve"/>
+      </ns0:r>
+    </ns0:p>
+    <ns0:p>
+      <ns0:pPr>
+        <ns0:shd ns0:val="clear" ns0:color="auto" ns0:fill="F5EFE0"/>
+        <ns0:spacing ns0:before="0" ns0:after="0"/>
+        <ns0:ind ns0:left="284"/>
+      </ns0:pPr>
+      <ns0:r>
+        <ns0:rPr>
+          <ns0:rFonts ns0:ascii="Consolas" ns0:hAnsi="Consolas" ns0:cs="Consolas"/>
+          <ns0:sz ns0:val="18"/>
+          <ns0:szCs ns0:val="18"/>
+        </ns0:rPr>
+        <ns0:t xml:space="preserve"># Реализации:</ns0:t>
+      </ns0:r>
+    </ns0:p>
+    <ns0:p>
+      <ns0:pPr>
+        <ns0:shd ns0:val="clear" ns0:color="auto" ns0:fill="F5EFE0"/>
+        <ns0:spacing ns0:before="0" ns0:after="0"/>
+        <ns0:ind ns0:left="284"/>
+      </ns0:pPr>
+      <ns0:r>
+        <ns0:rPr>
+          <ns0:rFonts ns0:ascii="Consolas" ns0:hAnsi="Consolas" ns0:cs="Consolas"/>
+          <ns0:sz ns0:val="18"/>
+          <ns0:szCs ns0:val="18"/>
+        </ns0:rPr>
+        <ns0:t xml:space="preserve">#   YandexSMTPProvider  — smtp.yandex.ru (основной, п.7.6.2)</ns0:t>
+      </ns0:r>
+    </ns0:p>
+    <ns0:p>
+      <ns0:pPr>
+        <ns0:shd ns0:val="clear" ns0:color="auto" ns0:fill="F5EFE0"/>
+        <ns0:spacing ns0:before="0" ns0:after="0"/>
+        <ns0:ind ns0:left="284"/>
+      </ns0:pPr>
+      <ns0:r>
+        <ns0:rPr>
+          <ns0:rFonts ns0:ascii="Consolas" ns0:hAnsi="Consolas" ns0:cs="Consolas"/>
+          <ns0:sz ns0:val="18"/>
+          <ns0:szCs ns0:val="18"/>
+        </ns0:rPr>
+        <ns0:t xml:space="preserve">#   LocalRelayProvider  — собственный Postfix/Maddy (резерв)</ns0:t>
+      </ns0:r>
+    </ns0:p>
+    <ns0:p>
+      <ns0:pPr>
+        <ns0:shd ns0:val="clear" ns0:color="auto" ns0:fill="F5EFE0"/>
+        <ns0:spacing ns0:before="0" ns0:after="0"/>
+        <ns0:ind ns0:left="284"/>
+      </ns0:pPr>
+      <ns0:r>
+        <ns0:rPr>
+          <ns0:rFonts ns0:ascii="Consolas" ns0:hAnsi="Consolas" ns0:cs="Consolas"/>
+          <ns0:sz ns0:val="18"/>
+          <ns0:szCs ns0:val="18"/>
+        </ns0:rPr>
+        <ns0:t xml:space="preserve">#   FailoverProvider    — переключение по circuit breaker</ns0:t>
+      </ns0:r>
+    </ns0:p>
+    <ns0:p>
+      <ns0:pPr>
+        <ns0:shd ns0:val="clear" ns0:color="auto" ns0:fill="F5EFE0"/>
+        <ns0:spacing ns0:before="0" ns0:after="0"/>
+        <ns0:ind ns0:left="284"/>
+      </ns0:pPr>
+      <ns0:r>
+        <ns0:rPr>
+          <ns0:rFonts ns0:ascii="Consolas" ns0:hAnsi="Consolas" ns0:cs="Consolas"/>
+          <ns0:sz ns0:val="18"/>
+          <ns0:szCs ns0:val="18"/>
+        </ns0:rPr>
+        <ns0:t xml:space="preserve"/>
+      </ns0:r>
+    </ns0:p>
+    <ns0:p>
+      <ns0:pPr>
+        <ns0:shd ns0:val="clear" ns0:color="auto" ns0:fill="F5EFE0"/>
+        <ns0:spacing ns0:before="0" ns0:after="0"/>
+        <ns0:ind ns0:left="284"/>
+      </ns0:pPr>
+      <ns0:r>
+        <ns0:rPr>
+          <ns0:rFonts ns0:ascii="Consolas" ns0:hAnsi="Consolas" ns0:cs="Consolas"/>
+          <ns0:sz ns0:val="18"/>
+          <ns0:szCs ns0:val="18"/>
+        </ns0:rPr>
+        <ns0:t xml:space="preserve"># Поток: запрос -&gt; enqueue -&gt; Celery task -&gt; provider.send() -&gt; лог в БД</ns0:t>
+      </ns0:r>
+    </ns0:p>
+    <ns0:p>
+      <ns0:pPr>
+        <ns0:shd ns0:val="clear" ns0:color="auto" ns0:fill="F5EFE0"/>
+        <ns0:spacing ns0:before="0" ns0:after="0"/>
+        <ns0:ind ns0:left="284"/>
+      </ns0:pPr>
+      <ns0:r>
+        <ns0:rPr>
+          <ns0:rFonts ns0:ascii="Consolas" ns0:hAnsi="Consolas" ns0:cs="Consolas"/>
+          <ns0:sz ns0:val="18"/>
+          <ns0:szCs ns0:val="18"/>
+        </ns0:rPr>
+        <ns0:t xml:space="preserve">@app.task(bind=True, max_retries=3, autoretry_for=(SMTPException,))</ns0:t>
+      </ns0:r>
+    </ns0:p>
+    <ns0:p>
+      <ns0:pPr>
+        <ns0:shd ns0:val="clear" ns0:color="auto" ns0:fill="F5EFE0"/>
+        <ns0:spacing ns0:before="0" ns0:after="0"/>
+        <ns0:ind ns0:left="284"/>
+      </ns0:pPr>
+      <ns0:r>
+        <ns0:rPr>
+          <ns0:rFonts ns0:ascii="Consolas" ns0:hAnsi="Consolas" ns0:cs="Consolas"/>
+          <ns0:sz ns0:val="18"/>
+          <ns0:szCs ns0:val="18"/>
+        </ns0:rPr>
+        <ns0:t xml:space="preserve">def deliver(self, message_id: int):</ns0:t>
+      </ns0:r>
+    </ns0:p>
+    <ns0:p>
+      <ns0:pPr>
+        <ns0:shd ns0:val="clear" ns0:color="auto" ns0:fill="F5EFE0"/>
+        <ns0:spacing ns0:before="0" ns0:after="0"/>
+        <ns0:ind ns0:left="284"/>
+      </ns0:pPr>
+      <ns0:r>
+        <ns0:rPr>
+          <ns0:rFonts ns0:ascii="Consolas" ns0:hAnsi="Consolas" ns0:cs="Consolas"/>
+          <ns0:sz ns0:val="18"/>
+          <ns0:szCs ns0:val="18"/>
+        </ns0:rPr>
+        <ns0:t xml:space="preserve">    msg = EmailMessage.objects.get(pk=message_id, status=PENDING)</ns0:t>
+      </ns0:r>
+    </ns0:p>
+    <ns0:p>
+      <ns0:pPr>
+        <ns0:shd ns0:val="clear" ns0:color="auto" ns0:fill="F5EFE0"/>
+        <ns0:spacing ns0:before="0" ns0:after="0"/>
+        <ns0:ind ns0:left="284"/>
+      </ns0:pPr>
+      <ns0:r>
+        <ns0:rPr>
+          <ns0:rFonts ns0:ascii="Consolas" ns0:hAnsi="Consolas" ns0:cs="Consolas"/>
+          <ns0:sz ns0:val="18"/>
+          <ns0:szCs ns0:val="18"/>
+        </ns0:rPr>
+        <ns0:t xml:space="preserve">    provider = resolve_provider(settings.EMAIL_PROVIDER)   # конфиг</ns0:t>
+      </ns0:r>
+    </ns0:p>
+    <ns0:p>
+      <ns0:pPr>
+        <ns0:shd ns0:val="clear" ns0:color="auto" ns0:fill="F5EFE0"/>
+        <ns0:spacing ns0:before="0" ns0:after="0"/>
+        <ns0:ind ns0:left="284"/>
+      </ns0:pPr>
+      <ns0:r>
+        <ns0:rPr>
+          <ns0:rFonts ns0:ascii="Consolas" ns0:hAnsi="Consolas" ns0:cs="Consolas"/>
+          <ns0:sz ns0:val="18"/>
+          <ns0:szCs ns0:val="18"/>
+        </ns0:rPr>
+        <ns0:t xml:space="preserve">    receipt = provider.send(msg)</ns0:t>
+      </ns0:r>
+    </ns0:p>
+    <ns0:p>
+      <ns0:pPr>
+        <ns0:shd ns0:val="clear" ns0:color="auto" ns0:fill="F5EFE0"/>
+        <ns0:spacing ns0:before="0" ns0:after="0"/>
+        <ns0:ind ns0:left="284"/>
+      </ns0:pPr>
+      <ns0:r>
+        <ns0:rPr>
+          <ns0:rFonts ns0:ascii="Consolas" ns0:hAnsi="Consolas" ns0:cs="Consolas"/>
+          <ns0:sz ns0:val="18"/>
+          <ns0:szCs ns0:val="18"/>
+        </ns0:rPr>
+        <ns0:t xml:space="preserve">    msg.mark_sent(receipt.provider_message_id)</ns0:t>
+      </ns0:r>
+    </ns0:p>
+    <ns0:p>
+      <ns0:pPr>
+        <ns0:shd ns0:val="clear" ns0:color="auto" ns0:fill="F5EFE0"/>
+        <ns0:spacing ns0:before="0" ns0:after="0"/>
+        <ns0:ind ns0:left="284"/>
+      </ns0:pPr>
+      <ns0:r>
+        <ns0:rPr>
+          <ns0:rFonts ns0:ascii="Consolas" ns0:hAnsi="Consolas" ns0:cs="Consolas"/>
+          <ns0:sz ns0:val="18"/>
+          <ns0:szCs ns0:val="18"/>
+        </ns0:rPr>
+        <ns0:t xml:space="preserve"/>
+      </ns0:r>
+    </ns0:p>
+    <ns0:p>
+      <ns0:pPr>
+        <ns0:shd ns0:val="clear" ns0:color="auto" ns0:fill="F5EFE0"/>
+        <ns0:spacing ns0:before="0" ns0:after="0"/>
+        <ns0:ind ns0:left="284"/>
+      </ns0:pPr>
+      <ns0:r>
+        <ns0:rPr>
+          <ns0:rFonts ns0:ascii="Consolas" ns0:hAnsi="Consolas" ns0:cs="Consolas"/>
+          <ns0:sz ns0:val="18"/>
+          <ns0:szCs ns0:val="18"/>
+        </ns0:rPr>
+        <ns0:t xml:space="preserve"># Письма логируются локально: тело, статус, provider_id, время (п.7.6.5)</ns0:t>
       </ns0:r>
     </ns0:p>
     <ns0:p>
@@ -11573,1785 +11668,14 @@
           <ns0:b/>
           <ns0:bCs/>
         </ns0:rPr>
-        <ns0:t xml:space="preserve">7.6.4. Провайдеры и стратегия отказоустойчивости:</ns0:t>
+        <ns0:t xml:space="preserve">7.6.4. Ограничения Яндекс и план резерва</ns0:t>
       </ns0:r>
     </ns0:p>
     <ns0:p>
       <ns0:pPr/>
       <ns0:r>
         <ns0:rPr/>
-        <ns0:t xml:space="preserve">Основной провайдер — Mailganer (участник реестра российского ПО № 20310, серверы в РФ, заявленное соответствие 152-ФЗ, API, SMTP-транспорт, поддержка on-premise и выделенных IP).</ns0:t>
-      </ns0:r>
-    </ns0:p>
-    <ns0:p>
-      <ns0:pPr/>
-      <ns0:r>
-        <ns0:rPr/>
-        <ns0:t xml:space="preserve">Резервный провайдер — собственный SMTP на инфраструктуре платформы: Maddy (MIT) + Rspamd (Apache 2.0), либо Mailu (MIT) как готовая обёртка.</ns0:t>
-      </ns0:r>
-    </ns0:p>
-    <ns0:p>
-      <ns0:pPr>
-        <ns0:numPr>
-          <ns0:ilvl ns0:val="0"/>
-          <ns0:numId ns0:val="201"/>
-        </ns0:numPr>
-      </ns0:pPr>
-      <ns0:r>
-        <ns0:rPr/>
-        <ns0:t xml:space="preserve">Mailganer — основной провайдер (в реестре российского ПО, 152-ФЗ, транзакционные и триггерные письма)</ns0:t>
-      </ns0:r>
-    </ns0:p>
-    <ns0:p>
-      <ns0:pPr>
-        <ns0:numPr>
-          <ns0:ilvl ns0:val="0"/>
-          <ns0:numId ns0:val="201"/>
-        </ns0:numPr>
-      </ns0:pPr>
-      <ns0:r>
-        <ns0:rPr/>
-        <ns0:t xml:space="preserve">Физический SMTP (Maddy + Rspamd) — резерв, полный контроль, Zero Foreign Dependency</ns0:t>
-      </ns0:r>
-    </ns0:p>
-    <ns0:p>
-      <ns0:pPr>
-        <ns0:numPr>
-          <ns0:ilvl ns0:val="0"/>
-          <ns0:numId ns0:val="201"/>
-        </ns0:numPr>
-      </ns0:pPr>
-      <ns0:r>
-        <ns0:rPr/>
-        <ns0:t xml:space="preserve">Автоматическое переключение по circuit breaker: 3 ошибки подряд → переключение, восстановление по health-check</ns0:t>
-      </ns0:r>
-    </ns0:p>
-    <ns0:p>
-      <ns0:pPr>
-        <ns0:numPr>
-          <ns0:ilvl ns0:val="0"/>
-          <ns0:numId ns0:val="201"/>
-        </ns0:numPr>
-      </ns0:pPr>
-      <ns0:r>
-        <ns0:rPr/>
-        <ns0:t xml:space="preserve">Минимизация данных: передавать только email-адрес и необходимые технические поля, без иных ПДн</ns0:t>
-      </ns0:r>
-    </ns0:p>
-    <ns0:p>
-      <ns0:pPr>
-        <ns0:numPr>
-          <ns0:ilvl ns0:val="0"/>
-          <ns0:numId ns0:val="201"/>
-        </ns0:numPr>
-      </ns0:pPr>
-      <ns0:r>
-        <ns0:rPr/>
-        <ns0:t xml:space="preserve">Локальное логирование всех отправленных писем (тело, статус, provider_id) в БД платформы</ns0:t>
-      </ns0:r>
-    </ns0:p>
-    <ns0:p>
-      <ns0:pPr>
-        <ns0:numPr>
-          <ns0:ilvl ns0:val="0"/>
-          <ns0:numId ns0:val="201"/>
-        </ns0:numPr>
-      </ns0:pPr>
-      <ns0:r>
-        <ns0:rPr/>
-        <ns0:t xml:space="preserve">Обязательные заголовки: SPF, DKIM, DMARC для собственного домена; выделенный IP с прогревом репутации</ns0:t>
-      </ns0:r>
-    </ns0:p>
-    <ns0:p>
-      <ns0:pPr/>
-      <ns0:r>
-        <ns0:rPr>
-          <ns0:b/>
-          <ns0:bCs/>
-        </ns0:rPr>
-        <ns0:t xml:space="preserve">⚠️ Исключённые варианты:</ns0:t>
-      </ns0:r>
-    </ns0:p>
-    <ns0:p>
-      <ns0:pPr>
-        <ns0:numPr>
-          <ns0:ilvl ns0:val="0"/>
-          <ns0:numId ns0:val="202"/>
-        </ns0:numPr>
-      </ns0:pPr>
-      <ns0:r>
-        <ns0:rPr/>
-        <ns0:t xml:space="preserve">Resend (США) — исключён: трансграничная передача ПДн, санкционный риск блокировки, зависимость от иностранной инфраструктуры</ns0:t>
-      </ns0:r>
-    </ns0:p>
-    <ns0:p>
-      <ns0:pPr>
-        <ns0:numPr>
-          <ns0:ilvl ns0:val="0"/>
-          <ns0:numId ns0:val="202"/>
-        </ns0:numPr>
-      </ns0:pPr>
-      <ns0:r>
-        <ns0:rPr/>
-        <ns0:t xml:space="preserve">Dovecot (GPLv2) — исключён: запрещён п.7.1.6; заменён на Maddy (MIT)</ns0:t>
-      </ns0:r>
-    </ns0:p>
-    <ns0:p>
-      <ns0:pPr>
-        <ns0:numPr>
-          <ns0:ilvl ns0:val="0"/>
-          <ns0:numId ns0:val="202"/>
-        </ns0:numPr>
-      </ns0:pPr>
-      <ns0:r>
-        <ns0:rPr/>
-        <ns0:t xml:space="preserve">SMTP.ru / Yandex 360 / Selectel Email — остаются как допустимые альтернативы на этапе выбора провайдера, но не входят в базовую конфигурацию</ns0:t>
-      </ns0:r>
-    </ns0:p>
-    <ns0:p>
-      <ns0:pPr/>
-      <ns0:r>
-        <ns0:rPr>
-          <ns0:b/>
-          <ns0:bCs/>
-        </ns0:rPr>
-        <ns0:t xml:space="preserve">Результат: все транзакционные письма платформы обрабатываются резидентами РФ, трансграничная передача ПДн исключена, что обеспечивает выполнение п.9.1 и KPI «100% независимость от иностранных API в ядре продукта».</ns0:t>
-      </ns0:r>
-    </ns0:p>
-    <ns0:p ns2:paraId="583554F8" ns2:textId="77777777" ns0:rsidR="00F570FE" ns0:rsidRPr="00F570FE" ns0:rsidRDefault="00F570FE" ns0:rsidP="00F570FE">
-      <ns0:pPr>
-        <ns0:rPr>
-          <ns0:b/>
-          <ns0:bCs/>
-        </ns0:rPr>
-      </ns0:pPr>
-      <ns0:r ns0:rsidRPr="00F570FE">
-        <ns0:rPr>
-          <ns0:b/>
-          <ns0:bCs/>
-        </ns0:rPr>
-        <ns0:t>7.7. ЗАЩИТА БЭКЕНДА ОТ НЕСАНКЦИОНИРОВАННОГО ИСПОЛЬЗОВАНИЯ</ns0:t>
-      </ns0:r>
-    </ns0:p>
-    <ns0:p ns2:paraId="110992A7" ns2:textId="77777777" ns0:rsidR="00F570FE" ns0:rsidRPr="00F570FE" ns0:rsidRDefault="00F570FE" ns0:rsidP="00F570FE">
-      <ns0:r ns0:rsidRPr="00F570FE">
-        <ns0:rPr>
-          <ns0:b/>
-          <ns0:bCs/>
-        </ns0:rPr>
-        <ns0:t>7.7.1. 7-уровневая система защиты API</ns0:t>
-      </ns0:r>
-    </ns0:p>
-    <ns0:p ns2:paraId="374BD202" ns2:textId="77777777" ns0:rsidR="00F570FE" ns0:rsidRPr="00F570FE" ns0:rsidRDefault="00F570FE" ns0:rsidP="00F570FE">
-      <ns0:r ns0:rsidRPr="00F570FE">
-        <ns0:rPr>
-          <ns0:b/>
-          <ns0:bCs/>
-        </ns0:rPr>
-        <ns0:t>Уровень 1: JWT-аутентификация с короткоживущими токенами</ns0:t>
-      </ns0:r>
-    </ns0:p>
-    <ns0:p ns2:paraId="72C4592F" ns2:textId="77777777" ns0:rsidR="00F570FE" ns0:rsidRPr="00F570FE" ns0:rsidRDefault="00F570FE" ns0:rsidP="00F570FE">
-      <ns0:pPr>
-        <ns0:numPr>
-          <ns0:ilvl ns0:val="0"/>
-          <ns0:numId ns0:val="47"/>
-        </ns0:numPr>
-      </ns0:pPr>
-      <ns0:r ns0:rsidRPr="00F570FE">
-        <ns0:t>Access token: 15 минут</ns0:t>
-      </ns0:r>
-    </ns0:p>
-    <ns0:p ns2:paraId="719E64B2" ns2:textId="77777777" ns0:rsidR="00F570FE" ns0:rsidRPr="00F570FE" ns0:rsidRDefault="00F570FE" ns0:rsidP="00F570FE">
-      <ns0:pPr>
-        <ns0:numPr>
-          <ns0:ilvl ns0:val="0"/>
-          <ns0:numId ns0:val="47"/>
-        </ns0:numPr>
-      </ns0:pPr>
-      <ns0:r ns0:rsidRPr="00F570FE">
-        <ns0:t>Refresh token: 7 дней с ротацией</ns0:t>
-      </ns0:r>
-    </ns0:p>
-    <ns0:p ns2:paraId="6489EDFC" ns2:textId="77777777" ns0:rsidR="00F570FE" ns0:rsidRPr="00F570FE" ns0:rsidRDefault="00F570FE" ns0:rsidP="00F570FE">
-      <ns0:pPr>
-        <ns0:numPr>
-          <ns0:ilvl ns0:val="0"/>
-          <ns0:numId ns0:val="47"/>
-        </ns0:numPr>
-      </ns0:pPr>
-      <ns0:r ns0:rsidRPr="00F570FE">
-        <ns0:t>Проверка блокировки пользователя и срока сессии</ns0:t>
-      </ns0:r>
-    </ns0:p>
-    <ns0:p ns2:paraId="1A7BB6FD" ns2:textId="77777777" ns0:rsidR="00F570FE" ns0:rsidRPr="00F570FE" ns0:rsidRDefault="00F570FE" ns0:rsidP="00F570FE">
-      <ns0:r ns0:rsidRPr="00F570FE">
-        <ns0:rPr>
-          <ns0:b/>
-          <ns0:bCs/>
-        </ns0:rPr>
-        <ns0:t>Уровень 2: API Keys с HMAC-подписью для критичных операций</ns0:t>
-      </ns0:r>
-    </ns0:p>
-    <ns0:p ns2:paraId="1727C49B" ns2:textId="77777777" ns0:rsidR="00F570FE" ns0:rsidRPr="00F570FE" ns0:rsidRDefault="00F570FE" ns0:rsidP="00F570FE">
-      <ns0:pPr>
-        <ns0:numPr>
-          <ns0:ilvl ns0:val="0"/>
-          <ns0:numId ns0:val="48"/>
-        </ns0:numPr>
-      </ns0:pPr>
-      <ns0:r ns0:rsidRPr="00F570FE">
-        <ns0:t>Подпись запросов через HMAC-SHA256</ns0:t>
-      </ns0:r>
-    </ns0:p>
-    <ns0:p ns2:paraId="6BAE26BA" ns2:textId="77777777" ns0:rsidR="00F570FE" ns0:rsidRPr="00F570FE" ns0:rsidRDefault="00F570FE" ns0:rsidP="00F570FE">
-      <ns0:pPr>
-        <ns0:numPr>
-          <ns0:ilvl ns0:val="0"/>
-          <ns0:numId ns0:val="48"/>
-        </ns0:numPr>
-      </ns0:pPr>
-      <ns0:r ns0:rsidRPr="00F570FE">
-        <ns0:t>Защита от replay-атак (timestamp валиден 5 минут)</ns0:t>
-      </ns0:r>
-    </ns0:p>
-    <ns0:p ns2:paraId="1310A529" ns2:textId="77777777" ns0:rsidR="00F570FE" ns0:rsidRPr="00F570FE" ns0:rsidRDefault="00F570FE" ns0:rsidP="00F570FE">
-      <ns0:r ns0:rsidRPr="00F570FE">
-        <ns0:rPr>
-          <ns0:b/>
-          <ns0:bCs/>
-        </ns0:rPr>
-        <ns0:t>Уровень 3: Rate Limiting (защита от злоупотреблений)</ns0:t>
-      </ns0:r>
-    </ns0:p>
-    <ns0:p ns2:paraId="009CC57A" ns2:textId="77777777" ns0:rsidR="00F570FE" ns0:rsidRPr="00F570FE" ns0:rsidRDefault="00F570FE" ns0:rsidP="00F570FE">
-      <ns0:pPr>
-        <ns0:numPr>
-          <ns0:ilvl ns0:val="0"/>
-          <ns0:numId ns0:val="49"/>
-        </ns0:numPr>
-      </ns0:pPr>
-      <ns0:r ns0:rsidRPr="00F570FE">
-        <ns0:t>1000 запросов/час для авторизованных</ns0:t>
-      </ns0:r>
-    </ns0:p>
-    <ns0:p ns2:paraId="195099E9" ns2:textId="77777777" ns0:rsidR="00F570FE" ns0:rsidRPr="00F570FE" ns0:rsidRDefault="00F570FE" ns0:rsidP="00F570FE">
-      <ns0:pPr>
-        <ns0:numPr>
-          <ns0:ilvl ns0:val="0"/>
-          <ns0:numId ns0:val="49"/>
-        </ns0:numPr>
-      </ns0:pPr>
-      <ns0:r ns0:rsidRPr="00F570FE">
-        <ns0:t>100 запросов/час для анонимных</ns0:t>
-      </ns0:r>
-    </ns0:p>
-    <ns0:p ns2:paraId="442D4927" ns2:textId="77777777" ns0:rsidR="00F570FE" ns0:rsidRPr="00F570FE" ns0:rsidRDefault="00F570FE" ns0:rsidP="00F570FE">
-      <ns0:pPr>
-        <ns0:numPr>
-          <ns0:ilvl ns0:val="0"/>
-          <ns0:numId ns0:val="49"/>
-        </ns0:numPr>
-      </ns0:pPr>
-      <ns0:r ns0:rsidRPr="00F570FE">
-        <ns0:t>5 экспортов/час</ns0:t>
-      </ns0:r>
-    </ns0:p>
-    <ns0:p ns2:paraId="185C236A" ns2:textId="77777777" ns0:rsidR="00F570FE" ns0:rsidRPr="00F570FE" ns0:rsidRDefault="00F570FE" ns0:rsidP="00F570FE">
-      <ns0:pPr>
-        <ns0:numPr>
-          <ns0:ilvl ns0:val="0"/>
-          <ns0:numId ns0:val="49"/>
-        </ns0:numPr>
-      </ns0:pPr>
-      <ns0:r ns0:rsidRPr="00F570FE">
-        <ns0:t>5 попыток входа/минуту</ns0:t>
-      </ns0:r>
-    </ns0:p>
-    <ns0:p ns2:paraId="21C76B2F" ns2:textId="77777777" ns0:rsidR="00F570FE" ns0:rsidRPr="00F570FE" ns0:rsidRDefault="00F570FE" ns0:rsidP="00F570FE">
-      <ns0:r ns0:rsidRPr="00F570FE">
-        <ns0:rPr>
-          <ns0:b/>
-          <ns0:bCs/>
-        </ns0:rPr>
-        <ns0:t>Уровень 4: Валидация входных данных через Pydantic</ns0:t>
-      </ns0:r>
-    </ns0:p>
-    <ns0:p ns2:paraId="7A679D19" ns2:textId="77777777" ns0:rsidR="00F570FE" ns0:rsidRPr="00F570FE" ns0:rsidRDefault="00F570FE" ns0:rsidP="00F570FE">
-      <ns0:pPr>
-        <ns0:numPr>
-          <ns0:ilvl ns0:val="0"/>
-          <ns0:numId ns0:val="50"/>
-        </ns0:numPr>
-      </ns0:pPr>
-      <ns0:r ns0:rsidRPr="00F570FE">
-        <ns0:t>Строгая валидация всех входных данных</ns0:t>
-      </ns0:r>
-    </ns0:p>
-    <ns0:p ns2:paraId="7402BCAB" ns2:textId="77777777" ns0:rsidR="00F570FE" ns0:rsidRPr="00F570FE" ns0:rsidRDefault="00F570FE" ns0:rsidP="00F570FE">
-      <ns0:pPr>
-        <ns0:numPr>
-          <ns0:ilvl ns0:val="0"/>
-          <ns0:numId ns0:val="50"/>
-        </ns0:numPr>
-      </ns0:pPr>
-      <ns0:r ns0:rsidRPr="00F570FE">
-        <ns0:t>Защита от SQL-injection и XSS</ns0:t>
-      </ns0:r>
-    </ns0:p>
-    <ns0:p ns2:paraId="280CDE3D" ns2:textId="77777777" ns0:rsidR="00F570FE" ns0:rsidRPr="00F570FE" ns0:rsidRDefault="00F570FE" ns0:rsidP="00F570FE">
-      <ns0:r ns0:rsidRPr="00F570FE">
-        <ns0:rPr>
-          <ns0:b/>
-          <ns0:bCs/>
-        </ns0:rPr>
-        <ns0:t>Уровень 5: CORS и защита от CSRF</ns0:t>
-      </ns0:r>
-    </ns0:p>
-    <ns0:p ns2:paraId="10B69637" ns2:textId="77777777" ns0:rsidR="00F570FE" ns0:rsidRPr="00F570FE" ns0:rsidRDefault="00F570FE" ns0:rsidP="00F570FE">
-      <ns0:pPr>
-        <ns0:numPr>
-          <ns0:ilvl ns0:val="0"/>
-          <ns0:numId ns0:val="51"/>
-        </ns0:numPr>
-      </ns0:pPr>
-      <ns0:r ns0:rsidRPr="00F570FE">
-        <ns0:t>Только доверенные домены</ns0:t>
-      </ns0:r>
-    </ns0:p>
-    <ns0:p ns2:paraId="47AD7D78" ns2:textId="77777777" ns0:rsidR="00F570FE" ns0:rsidRPr="00F570FE" ns0:rsidRDefault="00F570FE" ns0:rsidP="00F570FE">
-      <ns0:pPr>
-        <ns0:numPr>
-          <ns0:ilvl ns0:val="0"/>
-          <ns0:numId ns0:val="51"/>
-        </ns0:numPr>
-      </ns0:pPr>
-      <ns0:r ns0:rsidRPr="00F570FE">
-        <ns0:t>Secure + HttpOnly cookies</ns0:t>
-      </ns0:r>
-    </ns0:p>
-    <ns0:p ns2:paraId="65B334FD" ns2:textId="77777777" ns0:rsidR="00F570FE" ns0:rsidRPr="00F570FE" ns0:rsidRDefault="00F570FE" ns0:rsidP="00F570FE">
-      <ns0:pPr>
-        <ns0:numPr>
-          <ns0:ilvl ns0:val="0"/>
-          <ns0:numId ns0:val="51"/>
-        </ns0:numPr>
-      </ns0:pPr>
-      <ns0:r ns0:rsidRPr="00F570FE">
-        <ns0:t>SameSite='Strict'</ns0:t>
-      </ns0:r>
-    </ns0:p>
-    <ns0:p ns2:paraId="2704CA4B" ns2:textId="77777777" ns0:rsidR="00F570FE" ns0:rsidRPr="00F570FE" ns0:rsidRDefault="00F570FE" ns0:rsidP="00F570FE">
-      <ns0:r ns0:rsidRPr="00F570FE">
-        <ns0:rPr>
-          <ns0:b/>
-          <ns0:bCs/>
-        </ns0:rPr>
-        <ns0:t>Уровень 6: Мониторинг и логирование подозрительной активности</ns0:t>
-      </ns0:r>
-    </ns0:p>
-    <ns0:p ns2:paraId="7DD166CD" ns2:textId="77777777" ns0:rsidR="00F570FE" ns0:rsidRPr="00F570FE" ns0:rsidRDefault="00F570FE" ns0:rsidP="00F570FE">
-      <ns0:pPr>
-        <ns0:numPr>
-          <ns0:ilvl ns0:val="0"/>
-          <ns0:numId ns0:val="52"/>
-        </ns0:numPr>
-      </ns0:pPr>
-      <ns0:r ns0:rsidRPr="00F570FE">
-        <ns0:t>Логирование всех неудачных попыток входа</ns0:t>
-      </ns0:r>
-    </ns0:p>
-    <ns0:p ns2:paraId="6561B238" ns2:textId="77777777" ns0:rsidR="00F570FE" ns0:rsidRPr="00F570FE" ns0:rsidRDefault="00F570FE" ns0:rsidP="00F570FE">
-      <ns0:pPr>
-        <ns0:numPr>
-          <ns0:ilvl ns0:val="0"/>
-          <ns0:numId ns0:val="52"/>
-        </ns0:numPr>
-      </ns0:pPr>
-      <ns0:r ns0:rsidRPr="00F570FE">
-        <ns0:t>Автоматическая блокировка IP при 5 неудачных попытках за 10 минут</ns0:t>
-      </ns0:r>
-    </ns0:p>
-    <ns0:p ns2:paraId="6FFEEFF9" ns2:textId="77777777" ns0:rsidR="00F570FE" ns0:rsidRPr="00F570FE" ns0:rsidRDefault="00F570FE" ns0:rsidP="00F570FE">
-      <ns0:pPr>
-        <ns0:numPr>
-          <ns0:ilvl ns0:val="0"/>
-          <ns0:numId ns0:val="52"/>
-        </ns0:numPr>
-      </ns0:pPr>
-      <ns0:r ns0:rsidRPr="00F570FE">
-        <ns0:t>Журнал подозрительных запросов</ns0:t>
-      </ns0:r>
-    </ns0:p>
-    <ns0:p ns2:paraId="2249174C" ns2:textId="77777777" ns0:rsidR="00F570FE" ns0:rsidRPr="00F570FE" ns0:rsidRDefault="00F570FE" ns0:rsidP="00F570FE">
-      <ns0:r ns0:rsidRPr="00F570FE">
-        <ns0:rPr>
-          <ns0:b/>
-          <ns0:bCs/>
-        </ns0:rPr>
-        <ns0:t>Уровень 7: Защита от ботов (CAPTCHA + honeypot)</ns0:t>
-      </ns0:r>
-    </ns0:p>
-    <ns0:p ns2:paraId="690F918E" ns2:textId="77777777" ns0:rsidR="00F570FE" ns0:rsidRPr="00F570FE" ns0:rsidRDefault="00F570FE" ns0:rsidP="00F570FE">
-      <ns0:pPr>
-        <ns0:numPr>
-          <ns0:ilvl ns0:val="0"/>
-          <ns0:numId ns0:val="53"/>
-        </ns0:numPr>
-      </ns0:pPr>
-      <ns0:r ns0:rsidRPr="00F570FE">
-        <ns0:t>Математическая CAPTCHA для регистрации и входа</ns0:t>
-      </ns0:r>
-    </ns0:p>
-    <ns0:p ns2:paraId="154FD15A" ns2:textId="77777777" ns0:rsidR="00F570FE" ns0:rsidRPr="00F570FE" ns0:rsidRDefault="00F570FE" ns0:rsidP="00F570FE">
-      <ns0:pPr>
-        <ns0:numPr>
-          <ns0:ilvl ns0:val="0"/>
-          <ns0:numId ns0:val="53"/>
-        </ns0:numPr>
-      </ns0:pPr>
-      <ns0:r ns0:rsidRPr="00F570FE">
-        <ns0:t>Honeypot поля для защиты от ботов</ns0:t>
-      </ns0:r>
-    </ns0:p>
-    <ns0:p ns2:paraId="321F183A" ns2:textId="77777777" ns0:rsidR="00F570FE" ns0:rsidRPr="00F570FE" ns0:rsidRDefault="00F570FE" ns0:rsidP="00F570FE">
-      <ns0:r ns0:rsidRPr="00F570FE">
-        <ns0:rPr>
-          <ns0:b/>
-          <ns0:bCs/>
-        </ns0:rPr>
-        <ns0:lastRenderedPageBreak/>
-        <ns0:t>7.7.2. Обязательные меры защиты:</ns0:t>
-      </ns0:r>
-    </ns0:p>
-    <ns0:p ns2:paraId="6DF13B30" ns2:textId="77777777" ns0:rsidR="00F570FE" ns0:rsidRPr="00F570FE" ns0:rsidRDefault="00F570FE" ns0:rsidP="00F570FE">
-      <ns0:pPr>
-        <ns0:numPr>
-          <ns0:ilvl ns0:val="0"/>
-          <ns0:numId ns0:val="54"/>
-        </ns0:numPr>
-      </ns0:pPr>
-      <ns0:r ns0:rsidRPr="00F570FE">
-        <ns0:t>JWT-аутентификация с короткоживущими токенами (15 минут)</ns0:t>
-      </ns0:r>
-    </ns0:p>
-    <ns0:p ns2:paraId="5A78A3A3" ns2:textId="77777777" ns0:rsidR="00F570FE" ns0:rsidRPr="00F570FE" ns0:rsidRDefault="00F570FE" ns0:rsidP="00F570FE">
-      <ns0:pPr>
-        <ns0:numPr>
-          <ns0:ilvl ns0:val="0"/>
-          <ns0:numId ns0:val="54"/>
-        </ns0:numPr>
-      </ns0:pPr>
-      <ns0:r ns0:rsidRPr="00F570FE">
-        <ns0:t>API Keys с HMAC-подписью для критичных операций</ns0:t>
-      </ns0:r>
-    </ns0:p>
-    <ns0:p ns2:paraId="612A8026" ns2:textId="77777777" ns0:rsidR="00F570FE" ns0:rsidRPr="00F570FE" ns0:rsidRDefault="00F570FE" ns0:rsidP="00F570FE">
-      <ns0:pPr>
-        <ns0:numPr>
-          <ns0:ilvl ns0:val="0"/>
-          <ns0:numId ns0:val="54"/>
-        </ns0:numPr>
-      </ns0:pPr>
-      <ns0:r ns0:rsidRPr="00F570FE">
-        <ns0:t>Rate Limiting (1000 запросов/час для пользователей, 100 для анонимных)</ns0:t>
-      </ns0:r>
-    </ns0:p>
-    <ns0:p ns2:paraId="36832D23" ns2:textId="77777777" ns0:rsidR="00F570FE" ns0:rsidRPr="00F570FE" ns0:rsidRDefault="00F570FE" ns0:rsidP="00F570FE">
-      <ns0:pPr>
-        <ns0:numPr>
-          <ns0:ilvl ns0:val="0"/>
-          <ns0:numId ns0:val="54"/>
-        </ns0:numPr>
-      </ns0:pPr>
-      <ns0:r ns0:rsidRPr="00F570FE">
-        <ns0:t>Валидация входных данных через Pydantic</ns0:t>
-      </ns0:r>
-    </ns0:p>
-    <ns0:p ns2:paraId="616770CE" ns2:textId="77777777" ns0:rsidR="00F570FE" ns0:rsidRPr="00F570FE" ns0:rsidRDefault="00F570FE" ns0:rsidP="00F570FE">
-      <ns0:pPr>
-        <ns0:numPr>
-          <ns0:ilvl ns0:val="0"/>
-          <ns0:numId ns0:val="54"/>
-        </ns0:numPr>
-      </ns0:pPr>
-      <ns0:r ns0:rsidRPr="00F570FE">
-        <ns0:t>CORS — только доверенные домены</ns0:t>
-      </ns0:r>
-    </ns0:p>
-    <ns0:p ns2:paraId="585F678D" ns2:textId="77777777" ns0:rsidR="00F570FE" ns0:rsidRPr="00F570FE" ns0:rsidRDefault="00F570FE" ns0:rsidP="00F570FE">
-      <ns0:pPr>
-        <ns0:numPr>
-          <ns0:ilvl ns0:val="0"/>
-          <ns0:numId ns0:val="54"/>
-        </ns0:numPr>
-        <ns0:rPr>
-          <ns0:lang ns0:val="en-US"/>
-        </ns0:rPr>
-      </ns0:pPr>
-      <ns0:r ns0:rsidRPr="00F570FE">
-        <ns0:rPr>
-          <ns0:lang ns0:val="en-US"/>
-        </ns0:rPr>
-        <ns0:t>CSRF-</ns0:t>
-      </ns0:r>
-      <ns0:r ns0:rsidRPr="00F570FE">
-        <ns0:t>защита</ns0:t>
-      </ns0:r>
-      <ns0:r ns0:rsidRPr="00F570FE">
-        <ns0:rPr>
-          <ns0:lang ns0:val="en-US"/>
-        </ns0:rPr>
-        <ns0:t xml:space="preserve"> </ns0:t>
-      </ns0:r>
-      <ns0:r ns0:rsidRPr="00F570FE">
-        <ns0:t>с</ns0:t>
-      </ns0:r>
-      <ns0:r ns0:rsidRPr="00F570FE">
-        <ns0:rPr>
-          <ns0:lang ns0:val="en-US"/>
-        </ns0:rPr>
-        <ns0:t xml:space="preserve"> Secure + HttpOnly cookies</ns0:t>
-      </ns0:r>
-    </ns0:p>
-    <ns0:p ns2:paraId="5F146875" ns2:textId="77777777" ns0:rsidR="00F570FE" ns0:rsidRPr="00F570FE" ns0:rsidRDefault="00F570FE" ns0:rsidP="00F570FE">
-      <ns0:pPr>
-        <ns0:numPr>
-          <ns0:ilvl ns0:val="0"/>
-          <ns0:numId ns0:val="54"/>
-        </ns0:numPr>
-      </ns0:pPr>
-      <ns0:r ns0:rsidRPr="00F570FE">
-        <ns0:t>Логирование подозрительной активности и автоматическая блокировка IP</ns0:t>
-      </ns0:r>
-    </ns0:p>
-    <ns0:p ns2:paraId="2CF84159" ns2:textId="77777777" ns0:rsidR="00F570FE" ns0:rsidRPr="00F570FE" ns0:rsidRDefault="00F570FE" ns0:rsidP="00F570FE">
-      <ns0:pPr>
-        <ns0:numPr>
-          <ns0:ilvl ns0:val="0"/>
-          <ns0:numId ns0:val="54"/>
-        </ns0:numPr>
-      </ns0:pPr>
-      <ns0:r ns0:rsidRPr="00F570FE">
-        <ns0:t>CAPTCHA для регистрации и входа</ns0:t>
-      </ns0:r>
-    </ns0:p>
-    <ns0:p ns2:paraId="4AEFBBF0" ns2:textId="77777777" ns0:rsidR="00F570FE" ns0:rsidRPr="00F570FE" ns0:rsidRDefault="00F570FE" ns0:rsidP="00F570FE">
-      <ns0:pPr>
-        <ns0:numPr>
-          <ns0:ilvl ns0:val="0"/>
-          <ns0:numId ns0:val="54"/>
-        </ns0:numPr>
-      </ns0:pPr>
-      <ns0:r ns0:rsidRPr="00F570FE">
-        <ns0:t>Honeypot поля для защиты от ботов</ns0:t>
-      </ns0:r>
-    </ns0:p>
-    <ns0:p ns2:paraId="6A09C066" ns2:textId="77777777" ns0:rsidR="00F570FE" ns0:rsidRPr="00F570FE" ns0:rsidRDefault="00F570FE" ns0:rsidP="00F570FE">
-      <ns0:r ns0:rsidRPr="00F570FE">
-        <ns0:rPr>
-          <ns0:b/>
-          <ns0:bCs/>
-        </ns0:rPr>
-        <ns0:t>7.7.3. Дополнительные меры (рекомендуется):</ns0:t>
-      </ns0:r>
-      <ns0:r ns0:rsidRPr="00F570FE">
-        <ns0:t xml:space="preserve"> 10. WAF (Web Application Firewall) — российский аналог 11. 2FA для администраторов 12. IP whitelist для админских endpoints 13. Автоматическое сканирование уязвимостей (OWASP ZAP) 14. Ежеквартальный пентест внешней компанией</ns0:t>
-      </ns0:r>
-    </ns0:p>
-    <ns0:p ns2:paraId="1326FD92" ns2:textId="77777777" ns0:rsidR="00F570FE" ns0:rsidRPr="00F570FE" ns0:rsidRDefault="00F570FE" ns0:rsidP="00F570FE">
-      <ns0:r ns0:rsidRPr="00F570FE">
-        <ns0:pict ns2:anchorId="26A40BCE">
-          <ns3:rect id="_x0000_i1141" style="width:0;height:1.5pt" ns4:hralign="center" ns4:hrstd="t" ns4:hr="t" fillcolor="#a0a0a0" stroked="f"/>
-        </ns0:pict>
-      </ns0:r>
-    </ns0:p>
-    <ns0:p ns2:paraId="59DA8ED2" ns2:textId="77777777" ns0:rsidR="00F570FE" ns0:rsidRPr="00F570FE" ns0:rsidRDefault="00F570FE" ns0:rsidP="00F570FE">
-      <ns0:pPr>
-        <ns0:rPr>
-          <ns0:b/>
-          <ns0:bCs/>
-        </ns0:rPr>
-      </ns0:pPr>
-      <ns0:r ns0:rsidRPr="00F570FE">
-        <ns0:rPr>
-          <ns0:b/>
-          <ns0:bCs/>
-        </ns0:rPr>
-        <ns0:t>8. SEO-ТРЕБОВАНИЯ</ns0:t>
-      </ns0:r>
-    </ns0:p>
-    <ns0:p ns2:paraId="30A604C0" ns2:textId="77777777" ns0:rsidR="00F570FE" ns0:rsidRPr="00F570FE" ns0:rsidRDefault="00F570FE" ns0:rsidP="00F570FE">
-      <ns0:r ns0:rsidRPr="00F570FE">
-        <ns0:rPr>
-          <ns0:b/>
-          <ns0:bCs/>
-        </ns0:rPr>
-        <ns0:t>8.1. Базовая оптимизация:</ns0:t>
-      </ns0:r>
-    </ns0:p>
-    <ns0:p ns2:paraId="6C111A41" ns2:textId="77777777" ns0:rsidR="00F570FE" ns0:rsidRPr="00F570FE" ns0:rsidRDefault="00F570FE" ns0:rsidP="00F570FE">
-      <ns0:pPr>
-        <ns0:numPr>
-          <ns0:ilvl ns0:val="0"/>
-          <ns0:numId ns0:val="55"/>
-        </ns0:numPr>
-      </ns0:pPr>
-      <ns0:r ns0:rsidRPr="00F570FE">
-        <ns0:t>Авто-генерация sitemap.xml и robots.txt</ns0:t>
-      </ns0:r>
-    </ns0:p>
-    <ns0:p ns2:paraId="67292E04" ns2:textId="77777777" ns0:rsidR="00F570FE" ns0:rsidRPr="00F570FE" ns0:rsidRDefault="00F570FE" ns0:rsidP="00F570FE">
-      <ns0:pPr>
-        <ns0:numPr>
-          <ns0:ilvl ns0:val="0"/>
-          <ns0:numId ns0:val="55"/>
-        </ns0:numPr>
-        <ns0:rPr>
-          <ns0:lang ns0:val="en-US"/>
-        </ns0:rPr>
-      </ns0:pPr>
-      <ns0:r ns0:rsidRPr="00F570FE">
-        <ns0:t>ЧПУ</ns0:t>
-      </ns0:r>
-      <ns0:r ns0:rsidRPr="00F570FE">
-        <ns0:rPr>
-          <ns0:lang ns0:val="en-US"/>
-        </ns0:rPr>
-        <ns0:t>: site.ru/catalog/tovar-name</ns0:t>
-      </ns0:r>
-    </ns0:p>
-    <ns0:p ns2:paraId="31D739C7" ns2:textId="77777777" ns0:rsidR="00F570FE" ns0:rsidRPr="00F570FE" ns0:rsidRDefault="00F570FE" ns0:rsidP="00F570FE">
-      <ns0:pPr>
-        <ns0:numPr>
-          <ns0:ilvl ns0:val="0"/>
-          <ns0:numId ns0:val="55"/>
-        </ns0:numPr>
-      </ns0:pPr>
-      <ns0:r ns0:rsidRPr="00F570FE">
-        <ns0:t>Микроразметка Schema.org через визуальный интерфейс</ns0:t>
-      </ns0:r>
-    </ns0:p>
-    <ns0:p ns2:paraId="28D05778" ns2:textId="77777777" ns0:rsidR="00F570FE" ns0:rsidRPr="00F570FE" ns0:rsidRDefault="00F570FE" ns0:rsidP="00F570FE">
-      <ns0:pPr>
-        <ns0:numPr>
-          <ns0:ilvl ns0:val="0"/>
-          <ns0:numId ns0:val="55"/>
-        </ns0:numPr>
-      </ns0:pPr>
-      <ns0:r ns0:rsidRPr="00F570FE">
-        <ns0:t>Open Graph теги для соцсетей</ns0:t>
-      </ns0:r>
-    </ns0:p>
-    <ns0:p ns2:paraId="5BB857B4" ns2:textId="77777777" ns0:rsidR="00F570FE" ns0:rsidRPr="00F570FE" ns0:rsidRDefault="00F570FE" ns0:rsidP="00F570FE">
-      <ns0:r ns0:rsidRPr="00F570FE">
-        <ns0:rPr>
-          <ns0:b/>
-          <ns0:bCs/>
-        </ns0:rPr>
-        <ns0:t>8.2. Производительность (Core Web Vitals):</ns0:t>
-      </ns0:r>
-    </ns0:p>
-    <ns0:p ns2:paraId="4A098EAC" ns2:textId="77777777" ns0:rsidR="00F570FE" ns0:rsidRPr="00F570FE" ns0:rsidRDefault="00F570FE" ns0:rsidP="00F570FE">
-      <ns0:pPr>
-        <ns0:numPr>
-          <ns0:ilvl ns0:val="0"/>
-          <ns0:numId ns0:val="56"/>
-        </ns0:numPr>
-      </ns0:pPr>
-      <ns0:r ns0:rsidRPr="00F570FE">
-        <ns0:t>LCP &lt; 1.5 сек</ns0:t>
-      </ns0:r>
-    </ns0:p>
-    <ns0:p ns2:paraId="6BB3471B" ns2:textId="77777777" ns0:rsidR="00F570FE" ns0:rsidRPr="00F570FE" ns0:rsidRDefault="00F570FE" ns0:rsidP="00F570FE">
-      <ns0:pPr>
-        <ns0:numPr>
-          <ns0:ilvl ns0:val="0"/>
-          <ns0:numId ns0:val="56"/>
-        </ns0:numPr>
-      </ns0:pPr>
-      <ns0:r ns0:rsidRPr="00F570FE">
-        <ns0:t>FID &lt; 100 мс</ns0:t>
-      </ns0:r>
-    </ns0:p>
-    <ns0:p ns2:paraId="57BBC2DB" ns2:textId="77777777" ns0:rsidR="00F570FE" ns0:rsidRPr="00F570FE" ns0:rsidRDefault="00F570FE" ns0:rsidP="00F570FE">
-      <ns0:pPr>
-        <ns0:numPr>
-          <ns0:ilvl ns0:val="0"/>
-          <ns0:numId ns0:val="56"/>
-        </ns0:numPr>
-      </ns0:pPr>
-      <ns0:r ns0:rsidRPr="00F570FE">
-        <ns0:t>CLS &lt; 0.1</ns0:t>
-      </ns0:r>
-    </ns0:p>
-    <ns0:p ns2:paraId="592F22B3" ns2:textId="77777777" ns0:rsidR="00F570FE" ns0:rsidRPr="00F570FE" ns0:rsidRDefault="00F570FE" ns0:rsidP="00F570FE">
-      <ns0:pPr>
-        <ns0:numPr>
-          <ns0:ilvl ns0:val="0"/>
-          <ns0:numId ns0:val="56"/>
-        </ns0:numPr>
-      </ns0:pPr>
-      <ns0:r ns0:rsidRPr="00F570FE">
-        <ns0:t>Lazy Loading для изображений и iframe</ns0:t>
-      </ns0:r>
-    </ns0:p>
-    <ns0:p ns2:paraId="00531063" ns2:textId="77777777" ns0:rsidR="00F570FE" ns0:rsidRPr="00F570FE" ns0:rsidRDefault="00F570FE" ns0:rsidP="00F570FE">
-      <ns0:pPr>
-        <ns0:numPr>
-          <ns0:ilvl ns0:val="0"/>
-          <ns0:numId ns0:val="56"/>
-        </ns0:numPr>
-        <ns0:rPr>
-          <ns0:lang ns0:val="en-US"/>
-        </ns0:rPr>
-      </ns0:pPr>
-      <ns0:r ns0:rsidRPr="00F570FE">
-        <ns0:t>Минификация</ns0:t>
-      </ns0:r>
-      <ns0:r ns0:rsidRPr="00F570FE">
-        <ns0:rPr>
-          <ns0:lang ns0:val="en-US"/>
-        </ns0:rPr>
-        <ns0:t xml:space="preserve"> CSS/JS </ns0:t>
-      </ns0:r>
-      <ns0:r ns0:rsidRPr="00F570FE">
-        <ns0:t>через</ns0:t>
-      </ns0:r>
-      <ns0:r ns0:rsidRPr="00F570FE">
-        <ns0:rPr>
-          <ns0:lang ns0:val="en-US"/>
-        </ns0:rPr>
-        <ns0:t xml:space="preserve"> Django Compressor</ns0:t>
-      </ns0:r>
-    </ns0:p>
-    <ns0:p ns2:paraId="0DA853E6" ns2:textId="77777777" ns0:rsidR="00F570FE" ns0:rsidRPr="00F570FE" ns0:rsidRDefault="00F570FE" ns0:rsidP="00F570FE">
-      <ns0:r ns0:rsidRPr="00F570FE">
-        <ns0:rPr>
-          <ns0:b/>
-          <ns0:bCs/>
-        </ns0:rPr>
-        <ns0:t>8.3. Поисковые системы РФ:</ns0:t>
-      </ns0:r>
-    </ns0:p>
-    <ns0:p ns2:paraId="0DA75F4C" ns2:textId="77777777" ns0:rsidR="00F570FE" ns0:rsidRPr="00F570FE" ns0:rsidRDefault="00F570FE" ns0:rsidP="00F570FE">
-      <ns0:pPr>
-        <ns0:numPr>
-          <ns0:ilvl ns0:val="0"/>
-          <ns0:numId ns0:val="57"/>
-        </ns0:numPr>
-      </ns0:pPr>
-      <ns0:r ns0:rsidRPr="00F570FE">
-        <ns0:rPr>
-          <ns0:b/>
-          <ns0:bCs/>
-        </ns0:rPr>
-        <ns0:t>Яндекс:</ns0:t>
-      </ns0:r>
-      <ns0:r ns0:rsidRPr="00F570FE">
-        <ns0:t xml:space="preserve"> турбо-страницы (опционально), интеграция с Яндекс.Вебмастер, региональные поддомены</ns0:t>
-      </ns0:r>
-    </ns0:p>
-    <ns0:p ns2:paraId="68FFA60D" ns2:textId="77777777" ns0:rsidR="00F570FE" ns0:rsidRPr="00F570FE" ns0:rsidRDefault="00F570FE" ns0:rsidP="00F570FE">
-      <ns0:pPr>
-        <ns0:numPr>
-          <ns0:ilvl ns0:val="0"/>
-          <ns0:numId ns0:val="57"/>
-        </ns0:numPr>
-      </ns0:pPr>
-      <ns0:r ns0:rsidRPr="00F570FE">
-        <ns0:rPr>
-          <ns0:b/>
-          <ns0:bCs/>
-        </ns0:rPr>
-        <ns0:lastRenderedPageBreak/>
-        <ns0:t>Mail.ru:</ns0:t>
-      </ns0:r>
-      <ns0:r ns0:rsidRPr="00F570FE">
-        <ns0:t xml:space="preserve"> базовая совместимость</ns0:t>
-      </ns0:r>
-    </ns0:p>
-    <ns0:p ns2:paraId="32924301" ns2:textId="77777777" ns0:rsidR="00F570FE" ns0:rsidRPr="00F570FE" ns0:rsidRDefault="00F570FE" ns0:rsidP="00F570FE">
-      <ns0:r ns0:rsidRPr="00F570FE">
-        <ns0:pict ns2:anchorId="7E65AD68">
-          <ns3:rect id="_x0000_i1142" style="width:0;height:1.5pt" ns4:hralign="center" ns4:hrstd="t" ns4:hr="t" fillcolor="#a0a0a0" stroked="f"/>
-        </ns0:pict>
-      </ns0:r>
-    </ns0:p>
-    <ns0:p ns2:paraId="30215A33" ns2:textId="77777777" ns0:rsidR="00F570FE" ns0:rsidRPr="00F570FE" ns0:rsidRDefault="00F570FE" ns0:rsidP="00F570FE">
-      <ns0:pPr>
-        <ns0:rPr>
-          <ns0:b/>
-          <ns0:bCs/>
-        </ns0:rPr>
-      </ns0:pPr>
-      <ns0:r ns0:rsidRPr="00F570FE">
-        <ns0:rPr>
-          <ns0:b/>
-          <ns0:bCs/>
-        </ns0:rPr>
-        <ns0:t>9. ЮРИДИЧЕСКИЕ ТРЕБОВАНИЯ И СООТВЕТСТВИЕ ЗАКОНОДАТЕЛЬСТВУ РФ</ns0:t>
-      </ns0:r>
-    </ns0:p>
-    <ns0:p ns2:paraId="0A8E3265" ns2:textId="77777777" ns0:rsidR="00F570FE" ns0:rsidRPr="00F570FE" ns0:rsidRDefault="00F570FE" ns0:rsidP="00F570FE">
-      <ns0:pPr>
-        <ns0:rPr>
-          <ns0:b/>
-          <ns0:bCs/>
-        </ns0:rPr>
-      </ns0:pPr>
-      <ns0:r ns0:rsidRPr="00F570FE">
-        <ns0:rPr>
-          <ns0:b/>
-          <ns0:bCs/>
-        </ns0:rPr>
-        <ns0:t>9.1. Федеральный закон №152-ФЗ «О персональных данных»</ns0:t>
-      </ns0:r>
-    </ns0:p>
-    <ns0:p ns2:paraId="0C2FF455" ns2:textId="77777777" ns0:rsidR="00F570FE" ns0:rsidRPr="00F570FE" ns0:rsidRDefault="00F570FE" ns0:rsidP="00F570FE">
-      <ns0:r ns0:rsidRPr="00F570FE">
-        <ns0:rPr>
-          <ns0:b/>
-          <ns0:bCs/>
-        </ns0:rPr>
-        <ns0:t>Требования к платформе:</ns0:t>
-      </ns0:r>
-    </ns0:p>
-    <ns0:p ns2:paraId="26BD17BA" ns2:textId="77777777" ns0:rsidR="00F570FE" ns0:rsidRPr="00F570FE" ns0:rsidRDefault="00F570FE" ns0:rsidP="00F570FE">
-      <ns0:pPr>
-        <ns0:numPr>
-          <ns0:ilvl ns0:val="0"/>
-          <ns0:numId ns0:val="58"/>
-        </ns0:numPr>
-      </ns0:pPr>
-      <ns0:r ns0:rsidRPr="00F570FE">
-        <ns0:rPr>
-          <ns0:b/>
-          <ns0:bCs/>
-        </ns0:rPr>
-        <ns0:t>Сбор и хранение ПДн:</ns0:t>
-      </ns0:r>
-    </ns0:p>
-    <ns0:p ns2:paraId="3F4412E9" ns2:textId="77777777" ns0:rsidR="00F570FE" ns0:rsidRPr="00F570FE" ns0:rsidRDefault="00F570FE" ns0:rsidP="00F570FE">
-      <ns0:pPr>
-        <ns0:numPr>
-          <ns0:ilvl ns0:val="1"/>
-          <ns0:numId ns0:val="58"/>
-        </ns0:numPr>
-      </ns0:pPr>
-      <ns0:r ns0:rsidRPr="00F570FE">
-        <ns0:t>Все ПДн (email, телефон, имя) — на серверах в РФ</ns0:t>
-      </ns0:r>
-    </ns0:p>
-    <ns0:p ns2:paraId="31965467" ns2:textId="77777777" ns0:rsidR="00F570FE" ns0:rsidRPr="00F570FE" ns0:rsidRDefault="00F570FE" ns0:rsidP="00F570FE">
-      <ns0:pPr>
-        <ns0:numPr>
-          <ns0:ilvl ns0:val="1"/>
-          <ns0:numId ns0:val="58"/>
-        </ns0:numPr>
-      </ns0:pPr>
-      <ns0:r ns0:rsidRPr="00F570FE">
-        <ns0:t>Обязательное согласие при регистрации</ns0:t>
-      </ns0:r>
-    </ns0:p>
-    <ns0:p ns2:paraId="6F30D280" ns2:textId="77777777" ns0:rsidR="00F570FE" ns0:rsidRPr="00F570FE" ns0:rsidRDefault="00F570FE" ns0:rsidP="00F570FE">
-      <ns0:pPr>
-        <ns0:numPr>
-          <ns0:ilvl ns0:val="1"/>
-          <ns0:numId ns0:val="58"/>
-        </ns0:numPr>
-      </ns0:pPr>
-      <ns0:r ns0:rsidRPr="00F570FE">
-        <ns0:t>Политика конфиденциальности: site.ru/privacy</ns0:t>
-      </ns0:r>
-    </ns0:p>
-    <ns0:p ns2:paraId="3F086599" ns2:textId="77777777" ns0:rsidR="00F570FE" ns0:rsidRPr="00F570FE" ns0:rsidRDefault="00F570FE" ns0:rsidP="00F570FE">
-      <ns0:pPr>
-        <ns0:numPr>
-          <ns0:ilvl ns0:val="0"/>
-          <ns0:numId ns0:val="58"/>
-        </ns0:numPr>
-      </ns0:pPr>
-      <ns0:r ns0:rsidRPr="00F570FE">
-        <ns0:rPr>
-          <ns0:b/>
-          <ns0:bCs/>
-        </ns0:rPr>
-        <ns0:t>Права пользователей:</ns0:t>
-      </ns0:r>
-    </ns0:p>
-    <ns0:p ns2:paraId="402E640A" ns2:textId="77777777" ns0:rsidR="00F570FE" ns0:rsidRPr="00F570FE" ns0:rsidRDefault="00F570FE" ns0:rsidP="00F570FE">
-      <ns0:pPr>
-        <ns0:numPr>
-          <ns0:ilvl ns0:val="1"/>
-          <ns0:numId ns0:val="58"/>
-        </ns0:numPr>
-      </ns0:pPr>
-      <ns0:r ns0:rsidRPr="00F570FE">
-        <ns0:t>Доступ к данным (выгрузка JSON/CSV)</ns0:t>
-      </ns0:r>
-    </ns0:p>
-    <ns0:p ns2:paraId="4EC0BC15" ns2:textId="77777777" ns0:rsidR="00F570FE" ns0:rsidRPr="00F570FE" ns0:rsidRDefault="00F570FE" ns0:rsidP="00F570FE">
-      <ns0:pPr>
-        <ns0:numPr>
-          <ns0:ilvl ns0:val="1"/>
-          <ns0:numId ns0:val="58"/>
-        </ns0:numPr>
-      </ns0:pPr>
-      <ns0:r ns0:rsidRPr="00F570FE">
-        <ns0:t>Исправление данных</ns0:t>
-      </ns0:r>
-    </ns0:p>
-    <ns0:p ns2:paraId="52FC5369" ns2:textId="77777777" ns0:rsidR="00F570FE" ns0:rsidRPr="00F570FE" ns0:rsidRDefault="00F570FE" ns0:rsidP="00F570FE">
-      <ns0:pPr>
-        <ns0:numPr>
-          <ns0:ilvl ns0:val="1"/>
-          <ns0:numId ns0:val="58"/>
-        </ns0:numPr>
-      </ns0:pPr>
-      <ns0:r ns0:rsidRPr="00F570FE">
-        <ns0:t>Удаление данных (полное удаление за 30 дней)</ns0:t>
-      </ns0:r>
-    </ns0:p>
-    <ns0:p ns2:paraId="3518BE8F" ns2:textId="77777777" ns0:rsidR="00F570FE" ns0:rsidRPr="00F570FE" ns0:rsidRDefault="00F570FE" ns0:rsidP="00F570FE">
-      <ns0:pPr>
-        <ns0:numPr>
-          <ns0:ilvl ns0:val="1"/>
-          <ns0:numId ns0:val="58"/>
-        </ns0:numPr>
-      </ns0:pPr>
-      <ns0:r ns0:rsidRPr="00F570FE">
-        <ns0:t>Отзыв согласия</ns0:t>
-      </ns0:r>
-    </ns0:p>
-    <ns0:p ns2:paraId="11533E82" ns2:textId="77777777" ns0:rsidR="00F570FE" ns0:rsidRPr="00F570FE" ns0:rsidRDefault="00F570FE" ns0:rsidP="00F570FE">
-      <ns0:pPr>
-        <ns0:numPr>
-          <ns0:ilvl ns0:val="0"/>
-          <ns0:numId ns0:val="58"/>
-        </ns0:numPr>
-      </ns0:pPr>
-      <ns0:r ns0:rsidRPr="00F570FE">
-        <ns0:rPr>
-          <ns0:b/>
-          <ns0:bCs/>
-        </ns0:rPr>
-        <ns0:t>Уведомление Роскомнадзора:</ns0:t>
-      </ns0:r>
-    </ns0:p>
-    <ns0:p ns2:paraId="4191AA70" ns2:textId="77777777" ns0:rsidR="00F570FE" ns0:rsidRPr="00F570FE" ns0:rsidRDefault="00F570FE" ns0:rsidP="00F570FE">
-      <ns0:pPr>
-        <ns0:numPr>
-          <ns0:ilvl ns0:val="1"/>
-          <ns0:numId ns0:val="58"/>
-        </ns0:numPr>
-      </ns0:pPr>
-      <ns0:r ns0:rsidRPr="00F570FE">
-        <ns0:t>Шаблон уведомления для операторов ПДн</ns0:t>
-      </ns0:r>
-    </ns0:p>
-    <ns0:p ns2:paraId="0C4460C9" ns2:textId="77777777" ns0:rsidR="00F570FE" ns0:rsidRPr="00F570FE" ns0:rsidRDefault="00F570FE" ns0:rsidP="00F570FE">
-      <ns0:pPr>
-        <ns0:numPr>
-          <ns0:ilvl ns0:val="1"/>
-          <ns0:numId ns0:val="58"/>
-        </ns0:numPr>
-      </ns0:pPr>
-      <ns0:r ns0:rsidRPr="00F570FE">
-        <ns0:t>Журнал операций с ПДн</ns0:t>
-      </ns0:r>
-    </ns0:p>
-    <ns0:p ns2:paraId="3641A72F" ns2:textId="77777777" ns0:rsidR="00F570FE" ns0:rsidRPr="00F570FE" ns0:rsidRDefault="00F570FE" ns0:rsidP="00F570FE">
-      <ns0:pPr>
-        <ns0:numPr>
-          <ns0:ilvl ns0:val="0"/>
-          <ns0:numId ns0:val="58"/>
-        </ns0:numPr>
-      </ns0:pPr>
-      <ns0:r ns0:rsidRPr="00F570FE">
-        <ns0:rPr>
-          <ns0:b/>
-          <ns0:bCs/>
-        </ns0:rPr>
-        <ns0:t>Защита данных:</ns0:t>
-      </ns0:r>
-    </ns0:p>
-    <ns0:p ns2:paraId="0FB77757" ns2:textId="77777777" ns0:rsidR="00F570FE" ns0:rsidRPr="00F570FE" ns0:rsidRDefault="00F570FE" ns0:rsidP="00F570FE">
-      <ns0:pPr>
-        <ns0:numPr>
-          <ns0:ilvl ns0:val="1"/>
-          <ns0:numId ns0:val="58"/>
-        </ns0:numPr>
-      </ns0:pPr>
-      <ns0:r ns0:rsidRPr="00F570FE">
-        <ns0:t>Шифрование чувствительных данных</ns0:t>
-      </ns0:r>
-    </ns0:p>
-    <ns0:p ns2:paraId="0C6A001A" ns2:textId="77777777" ns0:rsidR="00F570FE" ns0:rsidRPr="00F570FE" ns0:rsidRDefault="00F570FE" ns0:rsidP="00F570FE">
-      <ns0:pPr>
-        <ns0:numPr>
-          <ns0:ilvl ns0:val="1"/>
-          <ns0:numId ns0:val="58"/>
-        </ns0:numPr>
-      </ns0:pPr>
-      <ns0:r ns0:rsidRPr="00F570FE">
-        <ns0:t>Логирование всех действий с ПДн (аудит)</ns0:t>
-      </ns0:r>
-    </ns0:p>
-    <ns0:p ns2:paraId="5992A176" ns2:textId="77777777" ns0:rsidR="00F570FE" ns0:rsidRPr="00F570FE" ns0:rsidRDefault="00F570FE" ns0:rsidP="00F570FE">
-      <ns0:pPr>
-        <ns0:numPr>
-          <ns0:ilvl ns0:val="1"/>
-          <ns0:numId ns0:val="58"/>
-        </ns0:numPr>
-      </ns0:pPr>
-      <ns0:r ns0:rsidRPr="00F570FE">
-        <ns0:t>Роль «Ответственный за обработку ПДн»</ns0:t>
-      </ns0:r>
-    </ns0:p>
-    <ns0:p ns2:paraId="694918A9" ns2:textId="77777777" ns0:rsidR="00F570FE" ns0:rsidRPr="00F570FE" ns0:rsidRDefault="00F570FE" ns0:rsidP="00F570FE">
-      <ns0:pPr>
-        <ns0:rPr>
-          <ns0:b/>
-          <ns0:bCs/>
-        </ns0:rPr>
-      </ns0:pPr>
-      <ns0:r ns0:rsidRPr="00F570FE">
-        <ns0:rPr>
-          <ns0:b/>
-          <ns0:bCs/>
-        </ns0:rPr>
-        <ns0:t>9.2. Федеральный закон №97-ФЗ «О хранении данных»</ns0:t>
-      </ns0:r>
-    </ns0:p>
-    <ns0:p ns2:paraId="344401B5" ns2:textId="77777777" ns0:rsidR="00F570FE" ns0:rsidRPr="00F570FE" ns0:rsidRDefault="00F570FE" ns0:rsidP="00F570FE">
-      <ns0:pPr>
-        <ns0:numPr>
-          <ns0:ilvl ns0:val="0"/>
-          <ns0:numId ns0:val="59"/>
-        </ns0:numPr>
-      </ns0:pPr>
-      <ns0:r ns0:rsidRPr="00F570FE">
-        <ns0:rPr>
-          <ns0:b/>
-          <ns0:bCs/>
-        </ns0:rPr>
-        <ns0:t>Хранение ПДн:</ns0:t>
-      </ns0:r>
-      <ns0:r ns0:rsidRPr="00F570FE">
-        <ns0:t xml:space="preserve"> email, телефон, имя — не менее 6 месяцев</ns0:t>
-      </ns0:r>
-    </ns0:p>
-    <ns0:p ns2:paraId="30024F54" ns2:textId="77777777" ns0:rsidR="00F570FE" ns0:rsidRPr="00F570FE" ns0:rsidRDefault="00F570FE" ns0:rsidP="00F570FE">
-      <ns0:pPr>
-        <ns0:numPr>
-          <ns0:ilvl ns0:val="0"/>
-          <ns0:numId ns0:val="59"/>
-        </ns0:numPr>
-      </ns0:pPr>
-      <ns0:r ns0:rsidRPr="00F570FE">
-        <ns0:rPr>
-          <ns0:b/>
-          <ns0:bCs/>
-        </ns0:rPr>
-        <ns0:t>Логи:</ns0:t>
-      </ns0:r>
-      <ns0:r ns0:rsidRPr="00F570FE">
-        <ns0:t xml:space="preserve"> не менее 1 года</ns0:t>
-      </ns0:r>
-    </ns0:p>
-    <ns0:p ns2:paraId="63AA036F" ns2:textId="77777777" ns0:rsidR="00F570FE" ns0:rsidRPr="00F570FE" ns0:rsidRDefault="00F570FE" ns0:rsidP="00F570FE">
-      <ns0:pPr>
-        <ns0:numPr>
-          <ns0:ilvl ns0:val="0"/>
-          <ns0:numId ns0:val="59"/>
-        </ns0:numPr>
-      </ns0:pPr>
-      <ns0:r ns0:rsidRPr="00F570FE">
-        <ns0:rPr>
-          <ns0:b/>
-          <ns0:bCs/>
-        </ns0:rPr>
-        <ns0:t>Контент:</ns0:t>
-      </ns0:r>
-      <ns0:r ns0:rsidRPr="00F570FE">
-        <ns0:t xml:space="preserve"> опубликованные сайты — бессрочно, черновики — 1 год</ns0:t>
-      </ns0:r>
-    </ns0:p>
-    <ns0:p ns2:paraId="0C52A2D4" ns2:textId="77777777" ns0:rsidR="00F570FE" ns0:rsidRPr="00F570FE" ns0:rsidRDefault="00F570FE" ns0:rsidP="00F570FE">
-      <ns0:pPr>
-        <ns0:numPr>
-          <ns0:ilvl ns0:val="0"/>
-          <ns0:numId ns0:val="59"/>
-        </ns0:numPr>
-      </ns0:pPr>
-      <ns0:r ns0:rsidRPr="00F570FE">
-        <ns0:rPr>
-          <ns0:b/>
-          <ns0:bCs/>
-        </ns0:rPr>
-        <ns0:t>Бэкапы:</ns0:t>
-      </ns0:r>
-      <ns0:r ns0:rsidRPr="00F570FE">
-        <ns0:t xml:space="preserve"> ежедневно, хранение 30 дней, восстановление за любой день</ns0:t>
-      </ns0:r>
-    </ns0:p>
-    <ns0:p ns2:paraId="593D48E6" ns2:textId="77777777" ns0:rsidR="00F570FE" ns0:rsidRPr="00F570FE" ns0:rsidRDefault="00F570FE" ns0:rsidP="00F570FE">
-      <ns0:pPr>
-        <ns0:rPr>
-          <ns0:b/>
-          <ns0:bCs/>
-        </ns0:rPr>
-      </ns0:pPr>
-      <ns0:r ns0:rsidRPr="00F570FE">
-        <ns0:rPr>
-          <ns0:b/>
-          <ns0:bCs/>
-        </ns0:rPr>
-        <ns0:t>9.3. Федеральный закон №187-ФЗ «О безопасности КИИ»</ns0:t>
-      </ns0:r>
-    </ns0:p>
-    <ns0:p>
-      <ns0:pPr/>
-      <ns0:r>
-        <ns0:rPr/>
-        <ns0:t xml:space="preserve">Применимость: платформа не аттестуется как объект КИИ. Требования применяются только если заказчик использует платформу для обработки данных, отнесённых к значимым объектам КИИ. В объём MVP не входит; при необходимости — отдельный проект аттестации.</ns0:t>
-      </ns0:r>
-    </ns0:p>
-    <ns0:p>
-      <ns0:pPr>
-        <ns0:numPr>
-          <ns0:ilvl ns0:val="0"/>
-          <ns0:numId ns0:val="200"/>
-        </ns0:numPr>
-      </ns0:pPr>
-      <ns0:r>
-        <ns0:rPr/>
-        <ns0:t xml:space="preserve">Категорирование объектов КИИ — выполняет оператор (заказчик), не платформа</ns0:t>
-      </ns0:r>
-    </ns0:p>
-    <ns0:p>
-      <ns0:pPr>
-        <ns0:numPr>
-          <ns0:ilvl ns0:val="0"/>
-          <ns0:numId ns0:val="200"/>
-        </ns0:numPr>
-      </ns0:pPr>
-      <ns0:r>
-        <ns0:rPr/>
-        <ns0:t xml:space="preserve">Техническая основа, доступная платформе: журналирование операций с ПДн (п.9.1), сегментация сети, резервирование, шифрование (п.7.3)</ns0:t>
-      </ns0:r>
-    </ns0:p>
-    <ns0:p>
-      <ns0:pPr>
-        <ns0:numPr>
-          <ns0:ilvl ns0:val="0"/>
-          <ns0:numId ns0:val="200"/>
-        </ns0:numPr>
-      </ns0:pPr>
-      <ns0:r>
-        <ns0:rPr/>
-        <ns0:t xml:space="preserve">Уведомление ГосСОПКА — обязанность оператора; платформа предоставляет выгрузку журнала инцидентов в формате, пригодном для передачи</ns0:t>
-      </ns0:r>
-    </ns0:p>
-    <ns0:p>
-      <ns0:pPr>
-        <ns0:numPr>
-          <ns0:ilvl ns0:val="0"/>
-          <ns0:numId ns0:val="200"/>
-        </ns0:numPr>
-      </ns0:pPr>
-      <ns0:r>
-        <ns0:rPr/>
-        <ns0:t xml:space="preserve">Применение сертифицированных СЗИ и межсетевого экранирования уровня КИИ — зона ответственности инфраструктуры заказчика</ns0:t>
-      </ns0:r>
-    </ns0:p>
-    <ns0:p ns2:paraId="35E9AA56" ns2:textId="77777777" ns0:rsidR="00F570FE" ns0:rsidRPr="00F570FE" ns0:rsidRDefault="00F570FE" ns0:rsidP="00F570FE">
-      <ns0:pPr>
-        <ns0:numPr>
-          <ns0:ilvl ns0:val="0"/>
-          <ns0:numId ns0:val="60"/>
-        </ns0:numPr>
-      </ns0:pPr>
-      <ns0:r ns0:rsidRPr="00F570FE">
-        <ns0:rPr>
-          <ns0:b/>
-          <ns0:bCs/>
-        </ns0:rPr>
-        <ns0:t>Реагирование на инциденты:</ns0:t>
-      </ns0:r>
-      <ns0:r ns0:rsidRPr="00F570FE">
-        <ns0:t xml:space="preserve"> журнал инцидентов, уведомление ГосСОПКА</ns0:t>
-      </ns0:r>
-    </ns0:p>
-    <ns0:p ns2:paraId="603867A1" ns2:textId="77777777" ns0:rsidR="00F570FE" ns0:rsidRPr="00F570FE" ns0:rsidRDefault="00F570FE" ns0:rsidP="00F570FE">
-      <ns0:pPr>
-        <ns0:rPr>
-          <ns0:b/>
-          <ns0:bCs/>
-        </ns0:rPr>
-      </ns0:pPr>
-      <ns0:r ns0:rsidRPr="00F570FE">
-        <ns0:rPr>
-          <ns0:b/>
-          <ns0:bCs/>
-        </ns0:rPr>
-        <ns0:t>9.4. Федеральный закон №54-ФЗ «О ККТ»</ns0:t>
-      </ns0:r>
-    </ns0:p>
-    <ns0:p ns2:paraId="6EEC62C7" ns2:textId="77777777" ns0:rsidR="00F570FE" ns0:rsidRPr="00F570FE" ns0:rsidRDefault="00F570FE" ns0:rsidP="00F570FE">
-      <ns0:r ns0:rsidRPr="00F570FE">
-        <ns0:rPr>
-          <ns0:b/>
-          <ns0:bCs/>
-        </ns0:rPr>
-        <ns0:t>Для интернет-магазинов:</ns0:t>
-      </ns0:r>
-    </ns0:p>
-    <ns0:p ns2:paraId="7D965D95" ns2:textId="77777777" ns0:rsidR="00F570FE" ns0:rsidRPr="00F570FE" ns0:rsidRDefault="00F570FE" ns0:rsidP="00F570FE">
-      <ns0:pPr>
-        <ns0:numPr>
-          <ns0:ilvl ns0:val="0"/>
-          <ns0:numId ns0:val="61"/>
-        </ns0:numPr>
-      </ns0:pPr>
-      <ns0:r ns0:rsidRPr="00F570FE">
-        <ns0:rPr>
-          <ns0:b/>
-          <ns0:bCs/>
-        </ns0:rPr>
-        <ns0:t>Электронные чеки:</ns0:t>
-      </ns0:r>
-      <ns0:r ns0:rsidRPr="00F570FE">
-        <ns0:t xml:space="preserve"> интеграция с ОФД, авто-отправка на email/телефон</ns0:t>
-      </ns0:r>
-    </ns0:p>
-    <ns0:p ns2:paraId="0C910F8C" ns2:textId="77777777" ns0:rsidR="00F570FE" ns0:rsidRPr="00F570FE" ns0:rsidRDefault="00F570FE" ns0:rsidP="00F570FE">
-      <ns0:pPr>
-        <ns0:numPr>
-          <ns0:ilvl ns0:val="0"/>
-          <ns0:numId ns0:val="61"/>
-        </ns0:numPr>
-      </ns0:pPr>
-      <ns0:r ns0:rsidRPr="00F570FE">
-        <ns0:rPr>
-          <ns0:b/>
-          <ns0:bCs/>
-        </ns0:rPr>
-        <ns0:t>Ставки НДС:</ns0:t>
-      </ns0:r>
-      <ns0:r ns0:rsidRPr="00F570FE">
-        <ns0:t xml:space="preserve"> 0%, 10%, 20%</ns0:t>
-      </ns0:r>
-    </ns0:p>
-    <ns0:p ns2:paraId="340E2F6C" ns2:textId="77777777" ns0:rsidR="00F570FE" ns0:rsidRPr="00F570FE" ns0:rsidRDefault="00F570FE" ns0:rsidP="00F570FE">
-      <ns0:pPr>
-        <ns0:numPr>
-          <ns0:ilvl ns0:val="0"/>
-          <ns0:numId ns0:val="61"/>
-        </ns0:numPr>
-      </ns0:pPr>
-      <ns0:r ns0:rsidRPr="00F570FE">
-        <ns0:rPr>
-          <ns0:b/>
-          <ns0:bCs/>
-        </ns0:rPr>
-        <ns0:t>Признаки расчета:</ns0:t>
-      </ns0:r>
-      <ns0:r ns0:rsidRPr="00F570FE">
-        <ns0:t xml:space="preserve"> «Приход», «Возврат прихода», «Расход», «Возврат расхода»</ns0:t>
-      </ns0:r>
-    </ns0:p>
-    <ns0:p ns2:paraId="1F3E199A" ns2:textId="77777777" ns0:rsidR="00F570FE" ns0:rsidRPr="00F570FE" ns0:rsidRDefault="00F570FE" ns0:rsidP="00F570FE">
-      <ns0:pPr>
-        <ns0:numPr>
-          <ns0:ilvl ns0:val="0"/>
-          <ns0:numId ns0:val="61"/>
-        </ns0:numPr>
-      </ns0:pPr>
-      <ns0:r ns0:rsidRPr="00F570FE">
-        <ns0:rPr>
-          <ns0:b/>
-          <ns0:bCs/>
-        </ns0:rPr>
-        <ns0:t>Системы налогообложения:</ns0:t>
-      </ns0:r>
-      <ns0:r ns0:rsidRPr="00F570FE">
-        <ns0:t xml:space="preserve"> ОСН, УСН, Патент, ЕСХН, НПД</ns0:t>
-      </ns0:r>
-    </ns0:p>
-    <ns0:p ns2:paraId="2C68FAD8" ns2:textId="77777777" ns0:rsidR="00F570FE" ns0:rsidRPr="00F570FE" ns0:rsidRDefault="00F570FE" ns0:rsidP="00F570FE">
-      <ns0:pPr>
-        <ns0:rPr>
-          <ns0:b/>
-          <ns0:bCs/>
-        </ns0:rPr>
-      </ns0:pPr>
-      <ns0:r ns0:rsidRPr="00F570FE">
-        <ns0:rPr>
-          <ns0:b/>
-          <ns0:bCs/>
-        </ns0:rPr>
-        <ns0:t>9.5. Федеральный закон №149 «Об информации» (контент)</ns0:t>
-      </ns0:r>
-    </ns0:p>
-    <ns0:p ns2:paraId="526BF866" ns2:textId="77777777" ns0:rsidR="00F570FE" ns0:rsidRPr="00F570FE" ns0:rsidRDefault="00F570FE" ns0:rsidP="00F570FE">
-      <ns0:pPr>
-        <ns0:numPr>
-          <ns0:ilvl ns0:val="0"/>
-          <ns0:numId ns0:val="62"/>
-        </ns0:numPr>
-      </ns0:pPr>
-      <ns0:r ns0:rsidRPr="00F570FE">
-        <ns0:rPr>
-          <ns0:b/>
-          <ns0:bCs/>
-        </ns0:rPr>
-        <ns0:t>Запрещенный контент:</ns0:t>
-      </ns0:r>
-      <ns0:r ns0:rsidRPr="00F570FE">
-        <ns0:t xml:space="preserve"> авто-модерация, проверка blacklist Роскомнадзора</ns0:t>
-      </ns0:r>
-    </ns0:p>
-    <ns0:p ns2:paraId="13254948" ns2:textId="77777777" ns0:rsidR="00F570FE" ns0:rsidRPr="00F570FE" ns0:rsidRDefault="00F570FE" ns0:rsidP="00F570FE">
-      <ns0:pPr>
-        <ns0:numPr>
-          <ns0:ilvl ns0:val="0"/>
-          <ns0:numId ns0:val="62"/>
-        </ns0:numPr>
-      </ns0:pPr>
-      <ns0:r ns0:rsidRPr="00F570FE">
-        <ns0:rPr>
-          <ns0:b/>
-          <ns0:bCs/>
-        </ns0:rPr>
-        <ns0:t>Маркировка:</ns0:t>
-      </ns0:r>
-      <ns0:r ns0:rsidRPr="00F570FE">
-        <ns0:t xml:space="preserve"> возрастные метки (0+, 6+, 12+, 16+, 18+), маркировка рекламы</ns0:t>
-      </ns0:r>
-    </ns0:p>
-    <ns0:p ns2:paraId="18791C09" ns2:textId="77777777" ns0:rsidR="00F570FE" ns0:rsidRPr="00F570FE" ns0:rsidRDefault="00F570FE" ns0:rsidP="00F570FE">
-      <ns0:pPr>
-        <ns0:numPr>
-          <ns0:ilvl ns0:val="0"/>
-          <ns0:numId ns0:val="62"/>
-        </ns0:numPr>
-      </ns0:pPr>
-      <ns0:r ns0:rsidRPr="00F570FE">
-        <ns0:rPr>
-          <ns0:b/>
-          <ns0:bCs/>
-        </ns0:rPr>
-        <ns0:t>Комментарии:</ns0:t>
-      </ns0:r>
-      <ns0:r ns0:rsidRPr="00F570FE">
-        <ns0:t xml:space="preserve"> идентификация пользователей, блокировка, хранение 6 месяцев</ns0:t>
-      </ns0:r>
-    </ns0:p>
-    <ns0:p ns2:paraId="793546AE" ns2:textId="77777777" ns0:rsidR="00F570FE" ns0:rsidRPr="00F570FE" ns0:rsidRDefault="00F570FE" ns0:rsidP="00F570FE">
-      <ns0:pPr>
-        <ns0:rPr>
-          <ns0:b/>
-          <ns0:bCs/>
-        </ns0:rPr>
-      </ns0:pPr>
-      <ns0:r ns0:rsidRPr="00F570FE">
-        <ns0:rPr>
-          <ns0:b/>
-          <ns0:bCs/>
-        </ns0:rPr>
-        <ns0:t>9.6. Электронная подпись и документооборот</ns0:t>
-      </ns0:r>
-    </ns0:p>
-    <ns0:p ns2:paraId="0BE57102" ns2:textId="77777777" ns0:rsidR="00F570FE" ns0:rsidRPr="00F570FE" ns0:rsidRDefault="00F570FE" ns0:rsidP="00F570FE">
-      <ns0:pPr>
-        <ns0:numPr>
-          <ns0:ilvl ns0:val="0"/>
-          <ns0:numId ns0:val="63"/>
-        </ns0:numPr>
-      </ns0:pPr>
-      <ns0:r ns0:rsidRPr="00F570FE">
-        <ns0:rPr>
-          <ns0:b/>
-          <ns0:bCs/>
-        </ns0:rPr>
-        <ns0:t>ПЭП</ns0:t>
-      </ns0:r>
-      <ns0:r ns0:rsidRPr="00F570FE">
-        <ns0:t xml:space="preserve"> — для согласия с офертой</ns0:t>
-      </ns0:r>
-    </ns0:p>
-    <ns0:p ns2:paraId="7C2D0D80" ns2:textId="77777777" ns0:rsidR="00F570FE" ns0:rsidRPr="00F570FE" ns0:rsidRDefault="00F570FE" ns0:rsidP="00F570FE">
-      <ns0:pPr>
-        <ns0:numPr>
-          <ns0:ilvl ns0:val="0"/>
-          <ns0:numId ns0:val="63"/>
-        </ns0:numPr>
-      </ns0:pPr>
-      <ns0:r ns0:rsidRPr="00F570FE">
-        <ns0:rPr>
-          <ns0:b/>
-          <ns0:bCs/>
-        </ns0:rPr>
-        <ns0:t>УКЭП</ns0:t>
-      </ns0:r>
-      <ns0:r ns0:rsidRPr="00F570FE">
-        <ns0:t xml:space="preserve"> — для юридических лиц</ns0:t>
-      </ns0:r>
-    </ns0:p>
-    <ns0:p ns2:paraId="676BD50B" ns2:textId="77777777" ns0:rsidR="00F570FE" ns0:rsidRPr="00F570FE" ns0:rsidRDefault="00F570FE" ns0:rsidP="00F570FE">
-      <ns0:pPr>
-        <ns0:numPr>
-          <ns0:ilvl ns0:val="0"/>
-          <ns0:numId ns0:val="63"/>
-        </ns0:numPr>
-      </ns0:pPr>
-      <ns0:r ns0:rsidRPr="00F570FE">
-        <ns0:rPr>
-          <ns0:b/>
-          <ns0:bCs/>
-        </ns0:rPr>
-        <ns0:t>Документооборот:</ns0:t>
-      </ns0:r>
-      <ns0:r ns0:rsidRPr="00F570FE">
-        <ns0:t xml:space="preserve"> генерация договоров, хранение 5 лет, экспорт в PDF</ns0:t>
-      </ns0:r>
-    </ns0:p>
-    <ns0:p ns2:paraId="2ED8F66A" ns2:textId="77777777" ns0:rsidR="00F570FE" ns0:rsidRPr="00F570FE" ns0:rsidRDefault="00F570FE" ns0:rsidP="00F570FE">
-      <ns0:r ns0:rsidRPr="00F570FE">
-        <ns0:pict ns2:anchorId="1DBA6B3D">
-          <ns3:rect id="_x0000_i1143" style="width:0;height:1.5pt" ns4:hralign="center" ns4:hrstd="t" ns4:hr="t" fillcolor="#a0a0a0" stroked="f"/>
-        </ns0:pict>
-      </ns0:r>
-    </ns0:p>
-    <ns0:p ns2:paraId="54721E2B" ns2:textId="77777777" ns0:rsidR="00F570FE" ns0:rsidRPr="00F570FE" ns0:rsidRDefault="00F570FE" ns0:rsidP="00F570FE">
-      <ns0:pPr>
-        <ns0:rPr>
-          <ns0:b/>
-          <ns0:bCs/>
-        </ns0:rPr>
-      </ns0:pPr>
-      <ns0:r ns0:rsidRPr="00F570FE">
-        <ns0:rPr>
-          <ns0:b/>
-          <ns0:bCs/>
-        </ns0:rPr>
-        <ns0:t>10. КОНТЕНТ</ns0:t>
-      </ns0:r>
-    </ns0:p>
-    <ns0:p ns2:paraId="38FC3369" ns2:textId="77777777" ns0:rsidR="00F570FE" ns0:rsidRPr="00F570FE" ns0:rsidRDefault="00F570FE" ns0:rsidP="00F570FE">
-      <ns0:r ns0:rsidRPr="00F570FE">
-        <ns0:rPr>
-          <ns0:b/>
-          <ns0:bCs/>
-        </ns0:rPr>
-        <ns0:t>10.1. Встроенные ресурсы:</ns0:t>
-      </ns0:r>
-    </ns0:p>
-    <ns0:p ns2:paraId="3E4D0A2D" ns2:textId="77777777" ns0:rsidR="00F570FE" ns0:rsidRPr="00F570FE" ns0:rsidRDefault="00F570FE" ns0:rsidP="00F570FE">
-      <ns0:pPr>
-        <ns0:numPr>
-          <ns0:ilvl ns0:val="0"/>
-          <ns0:numId ns0:val="64"/>
-        </ns0:numPr>
-      </ns0:pPr>
-      <ns0:r ns0:rsidRPr="00F570FE">
-        <ns0:t>Самохостинговые шрифты: загрузка с наших серверов (Golos Text, Manrope, Inter — лицензия SIL OFL)</ns0:t>
-      </ns0:r>
-    </ns0:p>
-    <ns0:p ns2:paraId="2C8C41AE" ns2:textId="77777777" ns0:rsidR="00F570FE" ns0:rsidRPr="00F570FE" ns0:rsidRDefault="00F570FE" ns0:rsidP="00F570FE">
-      <ns0:pPr>
-        <ns0:numPr>
-          <ns0:ilvl ns0:val="0"/>
-          <ns0:numId ns0:val="64"/>
-        </ns0:numPr>
-      </ns0:pPr>
-      <ns0:r ns0:rsidRPr="00F570FE">
-        <ns0:t>Запрет на подключение fonts.googleapis.com или fonts.gstatic.com</ns0:t>
-      </ns0:r>
-    </ns0:p>
-    <ns0:p ns2:paraId="1BC0882E" ns2:textId="77777777" ns0:rsidR="00F570FE" ns0:rsidRPr="00F570FE" ns0:rsidRDefault="00F570FE" ns0:rsidP="00F570FE">
-      <ns0:pPr>
-        <ns0:numPr>
-          <ns0:ilvl ns0:val="0"/>
-          <ns0:numId ns0:val="64"/>
-        </ns0:numPr>
-      </ns0:pPr>
-      <ns0:r ns0:rsidRPr="00F570FE">
-        <ns0:t>ИИ-генератор изображений: только российские серверы (YandexART, Shedevrum или self-hosted Stable Diffusion)</ns0:t>
-      </ns0:r>
-    </ns0:p>
-    <ns0:p ns2:paraId="443509A1" ns2:textId="77777777" ns0:rsidR="00F570FE" ns0:rsidRPr="00F570FE" ns0:rsidRDefault="00F570FE" ns0:rsidP="00F570FE">
-      <ns0:pPr>
-        <ns0:numPr>
-          <ns0:ilvl ns0:val="0"/>
-          <ns0:numId ns0:val="64"/>
-        </ns0:numPr>
-      </ns0:pPr>
-      <ns0:r ns0:rsidRPr="00F570FE">
-        <ns0:t>Собственная библиотека иконок: разработана UI-командой с нуля, все права принадлежат компании</ns0:t>
-      </ns0:r>
-    </ns0:p>
-    <ns0:p ns2:paraId="41BF32D1" ns2:textId="77777777" ns0:rsidR="00F570FE" ns0:rsidRPr="00F570FE" ns0:rsidRDefault="00F570FE" ns0:rsidP="00F570FE">
-      <ns0:r ns0:rsidRPr="00F570FE">
-        <ns0:rPr>
-          <ns0:b/>
-          <ns0:bCs/>
-        </ns0:rPr>
-        <ns0:t>10.2. Требования к загрузке:</ns0:t>
-      </ns0:r>
-    </ns0:p>
-    <ns0:p ns2:paraId="5F0D40C9" ns2:textId="77777777" ns0:rsidR="00F570FE" ns0:rsidRPr="00F570FE" ns0:rsidRDefault="00F570FE" ns0:rsidP="00F570FE">
-      <ns0:pPr>
-        <ns0:numPr>
-          <ns0:ilvl ns0:val="0"/>
-          <ns0:numId ns0:val="65"/>
-        </ns0:numPr>
-      </ns0:pPr>
-      <ns0:r ns0:rsidRPr="00F570FE">
-        <ns0:t xml:space="preserve">Авто-сжатие PNG/JPG в WebP через </ns0:t>
-      </ns0:r>
-      <ns0:r ns0:rsidRPr="00F570FE">
-        <ns0:rPr>
-          <ns0:b/>
-          <ns0:bCs/>
-        </ns0:rPr>
-        <ns0:t>Pillow</ns0:t>
-      </ns0:r>
-      <ns0:r ns0:rsidRPr="00F570FE">
-        <ns0:t xml:space="preserve"> (Python)</ns0:t>
-      </ns0:r>
-    </ns0:p>
-    <ns0:p ns2:paraId="1A7B3617" ns2:textId="77777777" ns0:rsidR="00F570FE" ns0:rsidRPr="00F570FE" ns0:rsidRDefault="00F570FE" ns0:rsidP="00F570FE">
-      <ns0:pPr>
-        <ns0:numPr>
-          <ns0:ilvl ns0:val="0"/>
-          <ns0:numId ns0:val="65"/>
-        </ns0:numPr>
-      </ns0:pPr>
-      <ns0:r ns0:rsidRPr="00F570FE">
-        <ns0:t>Генерация srcset для адаптивных изображений</ns0:t>
-      </ns0:r>
-    </ns0:p>
-    <ns0:p ns2:paraId="03D6C662" ns2:textId="77777777" ns0:rsidR="00F570FE" ns0:rsidRPr="00F570FE" ns0:rsidRDefault="00F570FE" ns0:rsidP="00F570FE">
-      <ns0:pPr>
-        <ns0:numPr>
-          <ns0:ilvl ns0:val="0"/>
-          <ns0:numId ns0:val="65"/>
-        </ns0:numPr>
-      </ns0:pPr>
-      <ns0:r ns0:rsidRPr="00F570FE">
-        <ns0:t xml:space="preserve">Проверка загружаемых файлов: изоляция в отдельном контейнере без сети + сигнатурный анализ собственными YARA-правилами (BSD-3); ClamAV (GPLv2) исключён по п.7.1.6</ns0:t>
-      </ns0:r>
-    </ns0:p>
-    <ns0:p ns2:paraId="61854FA7" ns2:textId="77777777" ns0:rsidR="00F570FE" ns0:rsidRPr="00F570FE" ns0:rsidRDefault="00F570FE" ns0:rsidP="00F570FE">
-      <ns0:pPr>
-        <ns0:numPr>
-          <ns0:ilvl ns0:val="0"/>
-          <ns0:numId ns0:val="65"/>
-        </ns0:numPr>
-      </ns0:pPr>
-      <ns0:r ns0:rsidRPr="00F570FE">
-        <ns0:lastRenderedPageBreak/>
-        <ns0:t>Лимиты: 50 МБ (изображения), 500 МБ (видео)</ns0:t>
-      </ns0:r>
-    </ns0:p>
-    <ns0:p ns2:paraId="524DA065" ns2:textId="77777777" ns0:rsidR="00F570FE" ns0:rsidRPr="00F570FE" ns0:rsidRDefault="00F570FE" ns0:rsidP="00F570FE">
-      <ns0:r ns0:rsidRPr="00F570FE">
-        <ns0:pict ns2:anchorId="13B0D1C3">
-          <ns3:rect id="_x0000_i1144" style="width:0;height:1.5pt" ns4:hralign="center" ns4:hrstd="t" ns4:hr="t" fillcolor="#a0a0a0" stroked="f"/>
-        </ns0:pict>
-      </ns0:r>
-    </ns0:p>
-    <ns0:p ns2:paraId="070F1DA8" ns2:textId="77777777" ns0:rsidR="00F570FE" ns0:rsidRPr="00F570FE" ns0:rsidRDefault="00F570FE" ns0:rsidP="00F570FE">
-      <ns0:pPr>
-        <ns0:rPr>
-          <ns0:b/>
-          <ns0:bCs/>
-        </ns0:rPr>
-      </ns0:pPr>
-      <ns0:r ns0:rsidRPr="00F570FE">
-        <ns0:rPr>
-          <ns0:b/>
-          <ns0:bCs/>
-        </ns0:rPr>
-        <ns0:t>11. АДМИНИСТРИРОВАНИЕ</ns0:t>
-      </ns0:r>
-    </ns0:p>
-    <ns0:p ns2:paraId="69F17D23" ns2:textId="77777777" ns0:rsidR="00F570FE" ns0:rsidRPr="00F570FE" ns0:rsidRDefault="00F570FE" ns0:rsidP="00F570FE">
-      <ns0:r ns0:rsidRPr="00F570FE">
-        <ns0:rPr>
-          <ns0:b/>
-          <ns0:bCs/>
-        </ns0:rPr>
-        <ns0:t>11.1. Матрица прав (RBAC):</ns0:t>
-      </ns0:r>
-    </ns0:p>
-    <ns0:p ns2:paraId="705A9003" ns2:textId="77777777" ns0:rsidR="00F570FE" ns0:rsidRPr="00F570FE" ns0:rsidRDefault="00F570FE" ns0:rsidP="00F570FE">
-      <ns0:pPr>
-        <ns0:numPr>
-          <ns0:ilvl ns0:val="0"/>
-          <ns0:numId ns0:val="66"/>
-        </ns0:numPr>
-      </ns0:pPr>
-      <ns0:r ns0:rsidRPr="00F570FE">
-        <ns0:rPr>
-          <ns0:b/>
-          <ns0:bCs/>
-        </ns0:rPr>
-        <ns0:t>Owner</ns0:t>
-      </ns0:r>
-      <ns0:r ns0:rsidRPr="00F570FE">
-        <ns0:t xml:space="preserve"> — полный доступ, биллинг, удаление, управление ПДн</ns0:t>
-      </ns0:r>
-    </ns0:p>
-    <ns0:p ns2:paraId="5D53BD4C" ns2:textId="77777777" ns0:rsidR="00F570FE" ns0:rsidRPr="00F570FE" ns0:rsidRDefault="00F570FE" ns0:rsidP="00F570FE">
-      <ns0:pPr>
-        <ns0:numPr>
-          <ns0:ilvl ns0:val="0"/>
-          <ns0:numId ns0:val="66"/>
-        </ns0:numPr>
-      </ns0:pPr>
-      <ns0:r ns0:rsidRPr="00F570FE">
-        <ns0:rPr>
-          <ns0:b/>
-          <ns0:bCs/>
-        </ns0:rPr>
-        <ns0:t>Admin</ns0:t>
-      </ns0:r>
-      <ns0:r ns0:rsidRPr="00F570FE">
-        <ns0:t xml:space="preserve"> — настройки, публикация, интеграции</ns0:t>
-      </ns0:r>
-    </ns0:p>
-    <ns0:p ns2:paraId="7091F056" ns2:textId="77777777" ns0:rsidR="00F570FE" ns0:rsidRPr="00F570FE" ns0:rsidRDefault="00F570FE" ns0:rsidP="00F570FE">
-      <ns0:pPr>
-        <ns0:numPr>
-          <ns0:ilvl ns0:val="0"/>
-          <ns0:numId ns0:val="66"/>
-        </ns0:numPr>
-      </ns0:pPr>
-      <ns0:r ns0:rsidRPr="00F570FE">
-        <ns0:rPr>
-          <ns0:b/>
-          <ns0:bCs/>
-        </ns0:rPr>
-        <ns0:t>Editor</ns0:t>
-      </ns0:r>
-      <ns0:r ns0:rsidRPr="00F570FE">
-        <ns0:t xml:space="preserve"> — контент, тексты, картинки</ns0:t>
-      </ns0:r>
-    </ns0:p>
-    <ns0:p ns2:paraId="29BE0A61" ns2:textId="77777777" ns0:rsidR="00F570FE" ns0:rsidRPr="00F570FE" ns0:rsidRDefault="00F570FE" ns0:rsidP="00F570FE">
-      <ns0:pPr>
-        <ns0:numPr>
-          <ns0:ilvl ns0:val="0"/>
-          <ns0:numId ns0:val="66"/>
-        </ns0:numPr>
-      </ns0:pPr>
-      <ns0:r ns0:rsidRPr="00F570FE">
-        <ns0:rPr>
-          <ns0:b/>
-          <ns0:bCs/>
-        </ns0:rPr>
-        <ns0:t>Dev</ns0:t>
-      </ns0:r>
-      <ns0:r ns0:rsidRPr="00F570FE">
-        <ns0:t xml:space="preserve"> — API, вебхуки, кастомный код</ns0:t>
-      </ns0:r>
-    </ns0:p>
-    <ns0:p ns2:paraId="7AA0FDE2" ns2:textId="77777777" ns0:rsidR="00F570FE" ns0:rsidRPr="00F570FE" ns0:rsidRDefault="00F570FE" ns0:rsidP="00F570FE">
-      <ns0:pPr>
-        <ns0:numPr>
-          <ns0:ilvl ns0:val="0"/>
-          <ns0:numId ns0:val="66"/>
-        </ns0:numPr>
-      </ns0:pPr>
-      <ns0:r ns0:rsidRPr="00F570FE">
-        <ns0:rPr>
-          <ns0:b/>
-          <ns0:bCs/>
-        </ns0:rPr>
-        <ns0:t>Viewer</ns0:t>
-      </ns0:r>
-      <ns0:r ns0:rsidRPr="00F570FE">
-        <ns0:t xml:space="preserve"> — только просмотр черновика</ns0:t>
-      </ns0:r>
-    </ns0:p>
-    <ns0:p ns2:paraId="0D38AE5B" ns2:textId="77777777" ns0:rsidR="00F570FE" ns0:rsidRPr="00F570FE" ns0:rsidRDefault="00F570FE" ns0:rsidP="00F570FE">
-      <ns0:r ns0:rsidRPr="00F570FE">
-        <ns0:rPr>
-          <ns0:b/>
-          <ns0:bCs/>
-        </ns0:rPr>
-        <ns0:t>11.2. Аудит и логирование:</ns0:t>
-      </ns0:r>
-    </ns0:p>
-    <ns0:p ns2:paraId="52859839" ns2:textId="77777777" ns0:rsidR="00F570FE" ns0:rsidRPr="00F570FE" ns0:rsidRDefault="00F570FE" ns0:rsidP="00F570FE">
-      <ns0:pPr>
-        <ns0:numPr>
-          <ns0:ilvl ns0:val="0"/>
-          <ns0:numId ns0:val="67"/>
-        </ns0:numPr>
-      </ns0:pPr>
-      <ns0:r ns0:rsidRPr="00F570FE">
-        <ns0:rPr>
-          <ns0:b/>
-          <ns0:bCs/>
-        </ns0:rPr>
-        <ns0:t>Журнал действий:</ns0:t>
-      </ns0:r>
-      <ns0:r ns0:rsidRPr="00F570FE">
-        <ns0:t xml:space="preserve"> кто, когда, что (с IP, User-Agent), хранение 1 год</ns0:t>
-      </ns0:r>
-    </ns0:p>
-    <ns0:p ns2:paraId="6A2DA144" ns2:textId="77777777" ns0:rsidR="00F570FE" ns0:rsidRPr="00F570FE" ns0:rsidRDefault="00F570FE" ns0:rsidP="00F570FE">
-      <ns0:pPr>
-        <ns0:numPr>
-          <ns0:ilvl ns0:val="0"/>
-          <ns0:numId ns0:val="67"/>
-        </ns0:numPr>
-      </ns0:pPr>
-      <ns0:r ns0:rsidRPr="00F570FE">
-        <ns0:rPr>
-          <ns0:b/>
-          <ns0:bCs/>
-        </ns0:rPr>
-        <ns0:t>Отчеты:</ns0:t>
-      </ns0:r>
-      <ns0:r ns0:rsidRPr="00F570FE">
-        <ns0:t xml:space="preserve"> активность, ресурсы, безопасность</ns0:t>
-      </ns0:r>
-    </ns0:p>
-    <ns0:p ns2:paraId="73909062" ns2:textId="77777777" ns0:rsidR="00F570FE" ns0:rsidRPr="00F570FE" ns0:rsidRDefault="00F570FE" ns0:rsidP="00F570FE">
-      <ns0:r ns0:rsidRPr="00F570FE">
-        <ns0:pict ns2:anchorId="016BEE13">
-          <ns3:rect id="_x0000_i1145" style="width:0;height:1.5pt" ns4:hralign="center" ns4:hrstd="t" ns4:hr="t" fillcolor="#a0a0a0" stroked="f"/>
-        </ns0:pict>
-      </ns0:r>
-    </ns0:p>
-    <ns0:p ns2:paraId="0BFFE1E9" ns2:textId="77777777" ns0:rsidR="00F570FE" ns0:rsidRPr="00F570FE" ns0:rsidRDefault="00F570FE" ns0:rsidP="00F570FE">
-      <ns0:pPr>
-        <ns0:rPr>
-          <ns0:b/>
-          <ns0:bCs/>
-        </ns0:rPr>
-      </ns0:pPr>
-      <ns0:r ns0:rsidRPr="00F570FE">
-        <ns0:rPr>
-          <ns0:b/>
-          <ns0:bCs/>
-        </ns0:rPr>
-        <ns0:t>12. СРОКИ И ЭТАПЫ РАЗРАБОТКИ</ns0:t>
-      </ns0:r>
-    </ns0:p>
-    <ns0:p ns2:paraId="728A671B" ns2:textId="77777777" ns0:rsidR="00F570FE" ns0:rsidRPr="00F570FE" ns0:rsidRDefault="00F570FE" ns0:rsidP="00F570FE">
-      <ns0:r ns0:rsidRPr="00F570FE">
-        <ns0:rPr>
-          <ns0:b/>
-          <ns0:bCs/>
-        </ns0:rPr>
-        <ns0:t xml:space="preserve">Общий срок до MVP: 14 месяцев (13 месяцев по этапам 1–10 + Этап 0: каркас монорепозитория, CI/CD, dev-окружение). Этап 0 отсутствовал в ТЗ v4.0 и является обязательной предпосылкой этапов 1–10.</ns0:t>
+        <ns0:t xml:space="preserve">Решение заказчика — использовать Яндекс. Ограничения провайдера фиксируются явно, чтобы резервирование не оказалось сюрпризом на этапе 10.</ns0:t>
       </ns0:r>
     </ns0:p>
     <ns0:tbl>
@@ -13388,6 +11712,2042 @@
                 <ns0:b/>
                 <ns0:bCs/>
               </ns0:rPr>
+              <ns0:t xml:space="preserve">Ограничение</ns0:t>
+            </ns0:r>
+          </ns0:p>
+        </ns0:tc>
+        <ns0:tc>
+          <ns0:tcPr>
+            <ns0:tcW ns0:w="3000" ns0:type="dxa"/>
+            <ns0:shd ns0:val="clear" ns0:color="auto" ns0:fill="F5EFE0"/>
+          </ns0:tcPr>
+          <ns0:p>
+            <ns0:pPr/>
+            <ns0:r>
+              <ns0:rPr>
+                <ns0:b/>
+                <ns0:bCs/>
+              </ns0:rPr>
+              <ns0:t xml:space="preserve">Следствие</ns0:t>
+            </ns0:r>
+          </ns0:p>
+        </ns0:tc>
+        <ns0:tc>
+          <ns0:tcPr>
+            <ns0:tcW ns0:w="3000" ns0:type="dxa"/>
+            <ns0:shd ns0:val="clear" ns0:color="auto" ns0:fill="F5EFE0"/>
+          </ns0:tcPr>
+          <ns0:p>
+            <ns0:pPr/>
+            <ns0:r>
+              <ns0:rPr>
+                <ns0:b/>
+                <ns0:bCs/>
+              </ns0:rPr>
+              <ns0:t xml:space="preserve">Митигация</ns0:t>
+            </ns0:r>
+          </ns0:p>
+        </ns0:tc>
+      </ns0:tr>
+      <ns0:tr>
+        <ns0:tc>
+          <ns0:tcPr>
+            <ns0:tcW ns0:w="3000" ns0:type="dxa"/>
+          </ns0:tcPr>
+          <ns0:p>
+            <ns0:pPr/>
+            <ns0:r>
+              <ns0:rPr/>
+              <ns0:t xml:space="preserve">Суточная квота отправки на учётную запись</ns0:t>
+            </ns0:r>
+          </ns0:p>
+        </ns0:tc>
+        <ns0:tc>
+          <ns0:tcPr>
+            <ns0:tcW ns0:w="3000" ns0:type="dxa"/>
+          </ns0:tcPr>
+          <ns0:p>
+            <ns0:pPr/>
+            <ns0:r>
+              <ns0:rPr/>
+              <ns0:t xml:space="preserve">При росте базы пользователей риск отказа</ns0:t>
+            </ns0:r>
+          </ns0:p>
+        </ns0:tc>
+        <ns0:tc>
+          <ns0:tcPr>
+            <ns0:tcW ns0:w="3000" ns0:type="dxa"/>
+          </ns0:tcPr>
+          <ns0:p>
+            <ns0:pPr/>
+            <ns0:r>
+              <ns0:rPr/>
+              <ns0:t xml:space="preserve">Мониторинг остатка квоты; алерт при достижении 70%</ns0:t>
+            </ns0:r>
+          </ns0:p>
+        </ns0:tc>
+      </ns0:tr>
+      <ns0:tr>
+        <ns0:tc>
+          <ns0:tcPr>
+            <ns0:tcW ns0:w="3000" ns0:type="dxa"/>
+          </ns0:tcPr>
+          <ns0:p>
+            <ns0:pPr/>
+            <ns0:r>
+              <ns0:rPr/>
+              <ns0:t xml:space="preserve">Антиспам-политика Яндекса</ns0:t>
+            </ns0:r>
+          </ns0:p>
+        </ns0:tc>
+        <ns0:tc>
+          <ns0:tcPr>
+            <ns0:tcW ns0:w="3000" ns0:type="dxa"/>
+          </ns0:tcPr>
+          <ns0:p>
+            <ns0:pPr/>
+            <ns0:r>
+              <ns0:rPr/>
+              <ns0:t xml:space="preserve">Письма без SPF/DKIM уходят в спам</ns0:t>
+            </ns0:r>
+          </ns0:p>
+        </ns0:tc>
+        <ns0:tc>
+          <ns0:tcPr>
+            <ns0:tcW ns0:w="3000" ns0:type="dxa"/>
+          </ns0:tcPr>
+          <ns0:p>
+            <ns0:pPr/>
+            <ns0:r>
+              <ns0:rPr/>
+              <ns0:t xml:space="preserve">Обязательные DNS-записи (п.7.6.5); прогрев домена</ns0:t>
+            </ns0:r>
+          </ns0:p>
+        </ns0:tc>
+      </ns0:tr>
+      <ns0:tr>
+        <ns0:tc>
+          <ns0:tcPr>
+            <ns0:tcW ns0:w="3000" ns0:type="dxa"/>
+          </ns0:tcPr>
+          <ns0:p>
+            <ns0:pPr/>
+            <ns0:r>
+              <ns0:rPr/>
+              <ns0:t xml:space="preserve">Яндекс 360 платный</ns0:t>
+            </ns0:r>
+          </ns0:p>
+        </ns0:tc>
+        <ns0:tc>
+          <ns0:tcPr>
+            <ns0:tcW ns0:w="3000" ns0:type="dxa"/>
+          </ns0:tcPr>
+          <ns0:p>
+            <ns0:pPr/>
+            <ns0:r>
+              <ns0:rPr/>
+              <ns0:t xml:space="preserve">Затраты растут с числом доменов</ns0:t>
+            </ns0:r>
+          </ns0:p>
+        </ns0:tc>
+        <ns0:tc>
+          <ns0:tcPr>
+            <ns0:tcW ns0:w="3000" ns0:type="dxa"/>
+          </ns0:tcPr>
+          <ns0:p>
+            <ns0:pPr/>
+            <ns0:r>
+              <ns0:rPr/>
+              <ns0:t xml:space="preserve">Один домен отправки на всю платформу (no-reply@), а не по домену на клиента</ns0:t>
+            </ns0:r>
+          </ns0:p>
+        </ns0:tc>
+      </ns0:tr>
+      <ns0:tr>
+        <ns0:tc>
+          <ns0:tcPr>
+            <ns0:tcW ns0:w="3000" ns0:type="dxa"/>
+          </ns0:tcPr>
+          <ns0:p>
+            <ns0:pPr/>
+            <ns0:r>
+              <ns0:rPr/>
+              <ns0:t xml:space="preserve">Зависимость от одного провайдера</ns0:t>
+            </ns0:r>
+          </ns0:p>
+        </ns0:tc>
+        <ns0:tc>
+          <ns0:tcPr>
+            <ns0:tcW ns0:w="3000" ns0:type="dxa"/>
+          </ns0:tcPr>
+          <ns0:p>
+            <ns0:pPr/>
+            <ns0:r>
+              <ns0:rPr/>
+              <ns0:t xml:space="preserve">Отказоустойчивость</ns0:t>
+            </ns0:r>
+          </ns0:p>
+        </ns0:tc>
+        <ns0:tc>
+          <ns0:tcPr>
+            <ns0:tcW ns0:w="3000" ns0:type="dxa"/>
+          </ns0:tcPr>
+          <ns0:p>
+            <ns0:pPr/>
+            <ns0:r>
+              <ns0:rPr/>
+              <ns0:t xml:space="preserve">FailoverProvider переключается на локальный relay по конфигурации</ns0:t>
+            </ns0:r>
+          </ns0:p>
+        </ns0:tc>
+      </ns0:tr>
+    </ns0:tbl>
+    <ns0:p>
+      <ns0:pPr/>
+      <ns0:r>
+        <ns0:rPr/>
+        <ns0:t xml:space="preserve">Если квоты недостаточно для бета-беты, порядок действий: (1) включить локальный relay как основной, (2) подключить Mailganer как альтернативу — интерфейс EmailProvider не меняется, переключение выполняется конфигурацией, код не затрагивается.</ns0:t>
+      </ns0:r>
+    </ns0:p>
+    <ns0:p>
+      <ns0:pPr/>
+      <ns0:r>
+        <ns0:rPr>
+          <ns0:b/>
+          <ns0:bCs/>
+        </ns0:rPr>
+        <ns0:t xml:space="preserve">7.6.5. Требования к домену и доставляемости</ns0:t>
+      </ns0:r>
+    </ns0:p>
+    <ns0:p>
+      <ns0:pPr>
+        <ns0:numPr>
+          <ns0:ilvl ns0:val="0"/>
+          <ns0:numId ns0:val="201"/>
+        </ns0:numPr>
+      </ns0:pPr>
+      <ns0:r>
+        <ns0:rPr/>
+        <ns0:t xml:space="preserve">DNS-записи: SPF с указанием Яндекса, DKIM от Яндекс 360, DMARC с политикой quarantine</ns0:t>
+      </ns0:r>
+    </ns0:p>
+    <ns0:p>
+      <ns0:pPr>
+        <ns0:numPr>
+          <ns0:ilvl ns0:val="0"/>
+          <ns0:numId ns0:val="201"/>
+        </ns0:numPr>
+      </ns0:pPr>
+      <ns0:r>
+        <ns0:rPr/>
+        <ns0:t xml:space="preserve">Прогрев домена отправки: постепенное увеличение объёма, а не запуск с тысяч писем</ns0:t>
+      </ns0:r>
+    </ns0:p>
+    <ns0:p>
+      <ns0:pPr>
+        <ns0:numPr>
+          <ns0:ilvl ns0:val="0"/>
+          <ns0:numId ns0:val="201"/>
+        </ns0:numPr>
+      </ns0:pPr>
+      <ns0:r>
+        <ns0:rPr/>
+        <ns0:t xml:space="preserve">Заголовки List-Unsubscribe и List-ID обязательны</ns0:t>
+      </ns0:r>
+    </ns0:p>
+    <ns0:p>
+      <ns0:pPr>
+        <ns0:numPr>
+          <ns0:ilvl ns0:val="0"/>
+          <ns0:numId ns0:val="201"/>
+        </ns0:numPr>
+      </ns0:pPr>
+      <ns0:r>
+        <ns0:rPr/>
+        <ns0:t xml:space="preserve">Обратная запись DNS (PTR) для адреса отправки</ns0:t>
+      </ns0:r>
+    </ns0:p>
+    <ns0:p>
+      <ns0:pPr>
+        <ns0:numPr>
+          <ns0:ilvl ns0:val="0"/>
+          <ns0:numId ns0:val="201"/>
+        </ns0:numPr>
+      </ns0:pPr>
+      <ns0:r>
+        <ns0:rPr/>
+        <ns0:t xml:space="preserve">Все письма содержат физический адрес отправителя (требование законодательства о рекламе и рассылках)</ns0:t>
+      </ns0:r>
+    </ns0:p>
+    <ns0:p>
+      <ns0:pPr/>
+      <ns0:r>
+        <ns0:rPr>
+          <ns0:b/>
+          <ns0:bCs/>
+        </ns0:rPr>
+        <ns0:t xml:space="preserve">7.6.6. Шаблоны писем:</ns0:t>
+      </ns0:r>
+    </ns0:p>
+    <ns0:p>
+      <ns0:pPr>
+        <ns0:numPr>
+          <ns0:ilvl ns0:val="0"/>
+          <ns0:numId ns0:val="202"/>
+        </ns0:numPr>
+      </ns0:pPr>
+      <ns0:r>
+        <ns0:rPr/>
+        <ns0:t xml:space="preserve">reset_password — ссылка одноразовая, срок действия 60 минут</ns0:t>
+      </ns0:r>
+    </ns0:p>
+    <ns0:p>
+      <ns0:pPr>
+        <ns0:numPr>
+          <ns0:ilvl ns0:val="0"/>
+          <ns0:numId ns0:val="202"/>
+        </ns0:numPr>
+      </ns0:pPr>
+      <ns0:r>
+        <ns0:rPr/>
+        <ns0:t xml:space="preserve">verify_email — срок действия 24 часа</ns0:t>
+      </ns0:r>
+    </ns0:p>
+    <ns0:p>
+      <ns0:pPr>
+        <ns0:numPr>
+          <ns0:ilvl ns0:val="0"/>
+          <ns0:numId ns0:val="202"/>
+        </ns0:numPr>
+      </ns0:pPr>
+      <ns0:r>
+        <ns0:rPr/>
+        <ns0:t xml:space="preserve">new_login_alert — уведомление о входе с нового устройства</ns0:t>
+      </ns0:r>
+    </ns0:p>
+    <ns0:p>
+      <ns0:pPr>
+        <ns0:numPr>
+          <ns0:ilvl ns0:val="0"/>
+          <ns0:numId ns0:val="202"/>
+        </ns0:numPr>
+      </ns0:pPr>
+      <ns0:r>
+        <ns0:rPr/>
+        <ns0:t xml:space="preserve">security_change — смена пароля или email</ns0:t>
+      </ns0:r>
+    </ns0:p>
+    <ns0:p>
+      <ns0:pPr>
+        <ns0:numPr>
+          <ns0:ilvl ns0:val="0"/>
+          <ns0:numId ns0:val="202"/>
+        </ns0:numPr>
+      </ns0:pPr>
+      <ns0:r>
+        <ns0:rPr/>
+        <ns0:t xml:space="preserve">order_created, payment_receipt — транзакционные письма</ns0:t>
+      </ns0:r>
+    </ns0:p>
+    <ns0:p>
+      <ns0:pPr>
+        <ns0:numPr>
+          <ns0:ilvl ns0:val="0"/>
+          <ns0:numId ns0:val="202"/>
+        </ns0:numPr>
+      </ns0:pPr>
+      <ns0:r>
+        <ns0:rPr/>
+        <ns0:t xml:space="preserve">sync_error — ошибка синхронизации с 1С</ns0:t>
+      </ns0:r>
+    </ns0:p>
+    <ns0:p>
+      <ns0:pPr/>
+      <ns0:r>
+        <ns0:rPr/>
+        <ns0:t xml:space="preserve">Требования: HTML-версия обязательна, plain-text fallback; шаблоны в файлах локализации (п.4.5.1); поддержка двух языков RU и EN.</ns0:t>
+      </ns0:r>
+    </ns0:p>
+    <ns0:p>
+      <ns0:pPr/>
+      <ns0:r>
+        <ns0:rPr>
+          <ns0:b/>
+          <ns0:bCs/>
+        </ns0:rPr>
+        <ns0:t xml:space="preserve">Результат: все транзакционные письма платформы обрабатываются резидентами РФ, трансграничная передача ПДн исключена, что обеспечивает выполнение п.9.1 и KPI «100% независимость от иностранных API в ядре продукта».</ns0:t>
+      </ns0:r>
+    </ns0:p>
+    <ns0:p ns2:paraId="583554F8" ns2:textId="77777777" ns0:rsidR="00F570FE" ns0:rsidRPr="00F570FE" ns0:rsidRDefault="00F570FE" ns0:rsidP="00F570FE">
+      <ns0:pPr>
+        <ns0:rPr>
+          <ns0:b/>
+          <ns0:bCs/>
+        </ns0:rPr>
+      </ns0:pPr>
+      <ns0:r ns0:rsidRPr="00F570FE">
+        <ns0:rPr>
+          <ns0:b/>
+          <ns0:bCs/>
+        </ns0:rPr>
+        <ns0:t>7.7. ЗАЩИТА БЭКЕНДА ОТ НЕСАНКЦИОНИРОВАННОГО ИСПОЛЬЗОВАНИЯ</ns0:t>
+      </ns0:r>
+    </ns0:p>
+    <ns0:p ns2:paraId="110992A7" ns2:textId="77777777" ns0:rsidR="00F570FE" ns0:rsidRPr="00F570FE" ns0:rsidRDefault="00F570FE" ns0:rsidP="00F570FE">
+      <ns0:r ns0:rsidRPr="00F570FE">
+        <ns0:rPr>
+          <ns0:b/>
+          <ns0:bCs/>
+        </ns0:rPr>
+        <ns0:t>7.7.1. 7-уровневая система защиты API</ns0:t>
+      </ns0:r>
+    </ns0:p>
+    <ns0:p ns2:paraId="374BD202" ns2:textId="77777777" ns0:rsidR="00F570FE" ns0:rsidRPr="00F570FE" ns0:rsidRDefault="00F570FE" ns0:rsidP="00F570FE">
+      <ns0:r ns0:rsidRPr="00F570FE">
+        <ns0:rPr>
+          <ns0:b/>
+          <ns0:bCs/>
+        </ns0:rPr>
+        <ns0:t>Уровень 1: JWT-аутентификация с короткоживущими токенами</ns0:t>
+      </ns0:r>
+    </ns0:p>
+    <ns0:p ns2:paraId="72C4592F" ns2:textId="77777777" ns0:rsidR="00F570FE" ns0:rsidRPr="00F570FE" ns0:rsidRDefault="00F570FE" ns0:rsidP="00F570FE">
+      <ns0:pPr>
+        <ns0:numPr>
+          <ns0:ilvl ns0:val="0"/>
+          <ns0:numId ns0:val="47"/>
+        </ns0:numPr>
+      </ns0:pPr>
+      <ns0:r ns0:rsidRPr="00F570FE">
+        <ns0:t>Access token: 15 минут</ns0:t>
+      </ns0:r>
+    </ns0:p>
+    <ns0:p ns2:paraId="719E64B2" ns2:textId="77777777" ns0:rsidR="00F570FE" ns0:rsidRPr="00F570FE" ns0:rsidRDefault="00F570FE" ns0:rsidP="00F570FE">
+      <ns0:pPr>
+        <ns0:numPr>
+          <ns0:ilvl ns0:val="0"/>
+          <ns0:numId ns0:val="47"/>
+        </ns0:numPr>
+      </ns0:pPr>
+      <ns0:r ns0:rsidRPr="00F570FE">
+        <ns0:t>Refresh token: 7 дней с ротацией</ns0:t>
+      </ns0:r>
+    </ns0:p>
+    <ns0:p ns2:paraId="6489EDFC" ns2:textId="77777777" ns0:rsidR="00F570FE" ns0:rsidRPr="00F570FE" ns0:rsidRDefault="00F570FE" ns0:rsidP="00F570FE">
+      <ns0:pPr>
+        <ns0:numPr>
+          <ns0:ilvl ns0:val="0"/>
+          <ns0:numId ns0:val="47"/>
+        </ns0:numPr>
+      </ns0:pPr>
+      <ns0:r ns0:rsidRPr="00F570FE">
+        <ns0:t>Проверка блокировки пользователя и срока сессии</ns0:t>
+      </ns0:r>
+    </ns0:p>
+    <ns0:p ns2:paraId="1A7BB6FD" ns2:textId="77777777" ns0:rsidR="00F570FE" ns0:rsidRPr="00F570FE" ns0:rsidRDefault="00F570FE" ns0:rsidP="00F570FE">
+      <ns0:r ns0:rsidRPr="00F570FE">
+        <ns0:rPr>
+          <ns0:b/>
+          <ns0:bCs/>
+        </ns0:rPr>
+        <ns0:t>Уровень 2: API Keys с HMAC-подписью для критичных операций</ns0:t>
+      </ns0:r>
+    </ns0:p>
+    <ns0:p ns2:paraId="1727C49B" ns2:textId="77777777" ns0:rsidR="00F570FE" ns0:rsidRPr="00F570FE" ns0:rsidRDefault="00F570FE" ns0:rsidP="00F570FE">
+      <ns0:pPr>
+        <ns0:numPr>
+          <ns0:ilvl ns0:val="0"/>
+          <ns0:numId ns0:val="48"/>
+        </ns0:numPr>
+      </ns0:pPr>
+      <ns0:r ns0:rsidRPr="00F570FE">
+        <ns0:t>Подпись запросов через HMAC-SHA256</ns0:t>
+      </ns0:r>
+    </ns0:p>
+    <ns0:p ns2:paraId="6BAE26BA" ns2:textId="77777777" ns0:rsidR="00F570FE" ns0:rsidRPr="00F570FE" ns0:rsidRDefault="00F570FE" ns0:rsidP="00F570FE">
+      <ns0:pPr>
+        <ns0:numPr>
+          <ns0:ilvl ns0:val="0"/>
+          <ns0:numId ns0:val="48"/>
+        </ns0:numPr>
+      </ns0:pPr>
+      <ns0:r ns0:rsidRPr="00F570FE">
+        <ns0:t>Защита от replay-атак (timestamp валиден 5 минут)</ns0:t>
+      </ns0:r>
+    </ns0:p>
+    <ns0:p ns2:paraId="1310A529" ns2:textId="77777777" ns0:rsidR="00F570FE" ns0:rsidRPr="00F570FE" ns0:rsidRDefault="00F570FE" ns0:rsidP="00F570FE">
+      <ns0:r ns0:rsidRPr="00F570FE">
+        <ns0:rPr>
+          <ns0:b/>
+          <ns0:bCs/>
+        </ns0:rPr>
+        <ns0:t>Уровень 3: Rate Limiting (защита от злоупотреблений)</ns0:t>
+      </ns0:r>
+    </ns0:p>
+    <ns0:p ns2:paraId="009CC57A" ns2:textId="77777777" ns0:rsidR="00F570FE" ns0:rsidRPr="00F570FE" ns0:rsidRDefault="00F570FE" ns0:rsidP="00F570FE">
+      <ns0:pPr>
+        <ns0:numPr>
+          <ns0:ilvl ns0:val="0"/>
+          <ns0:numId ns0:val="49"/>
+        </ns0:numPr>
+      </ns0:pPr>
+      <ns0:r ns0:rsidRPr="00F570FE">
+        <ns0:t>1000 запросов/час для авторизованных</ns0:t>
+      </ns0:r>
+    </ns0:p>
+    <ns0:p ns2:paraId="195099E9" ns2:textId="77777777" ns0:rsidR="00F570FE" ns0:rsidRPr="00F570FE" ns0:rsidRDefault="00F570FE" ns0:rsidP="00F570FE">
+      <ns0:pPr>
+        <ns0:numPr>
+          <ns0:ilvl ns0:val="0"/>
+          <ns0:numId ns0:val="49"/>
+        </ns0:numPr>
+      </ns0:pPr>
+      <ns0:r ns0:rsidRPr="00F570FE">
+        <ns0:t>100 запросов/час для анонимных</ns0:t>
+      </ns0:r>
+    </ns0:p>
+    <ns0:p ns2:paraId="442D4927" ns2:textId="77777777" ns0:rsidR="00F570FE" ns0:rsidRPr="00F570FE" ns0:rsidRDefault="00F570FE" ns0:rsidP="00F570FE">
+      <ns0:pPr>
+        <ns0:numPr>
+          <ns0:ilvl ns0:val="0"/>
+          <ns0:numId ns0:val="49"/>
+        </ns0:numPr>
+      </ns0:pPr>
+      <ns0:r ns0:rsidRPr="00F570FE">
+        <ns0:t>5 экспортов/час</ns0:t>
+      </ns0:r>
+    </ns0:p>
+    <ns0:p ns2:paraId="185C236A" ns2:textId="77777777" ns0:rsidR="00F570FE" ns0:rsidRPr="00F570FE" ns0:rsidRDefault="00F570FE" ns0:rsidP="00F570FE">
+      <ns0:pPr>
+        <ns0:numPr>
+          <ns0:ilvl ns0:val="0"/>
+          <ns0:numId ns0:val="49"/>
+        </ns0:numPr>
+      </ns0:pPr>
+      <ns0:r ns0:rsidRPr="00F570FE">
+        <ns0:t>5 попыток входа/минуту</ns0:t>
+      </ns0:r>
+    </ns0:p>
+    <ns0:p ns2:paraId="21C76B2F" ns2:textId="77777777" ns0:rsidR="00F570FE" ns0:rsidRPr="00F570FE" ns0:rsidRDefault="00F570FE" ns0:rsidP="00F570FE">
+      <ns0:r ns0:rsidRPr="00F570FE">
+        <ns0:rPr>
+          <ns0:b/>
+          <ns0:bCs/>
+        </ns0:rPr>
+        <ns0:t>Уровень 4: Валидация входных данных через Pydantic</ns0:t>
+      </ns0:r>
+    </ns0:p>
+    <ns0:p ns2:paraId="7A679D19" ns2:textId="77777777" ns0:rsidR="00F570FE" ns0:rsidRPr="00F570FE" ns0:rsidRDefault="00F570FE" ns0:rsidP="00F570FE">
+      <ns0:pPr>
+        <ns0:numPr>
+          <ns0:ilvl ns0:val="0"/>
+          <ns0:numId ns0:val="50"/>
+        </ns0:numPr>
+      </ns0:pPr>
+      <ns0:r ns0:rsidRPr="00F570FE">
+        <ns0:t>Строгая валидация всех входных данных</ns0:t>
+      </ns0:r>
+    </ns0:p>
+    <ns0:p ns2:paraId="7402BCAB" ns2:textId="77777777" ns0:rsidR="00F570FE" ns0:rsidRPr="00F570FE" ns0:rsidRDefault="00F570FE" ns0:rsidP="00F570FE">
+      <ns0:pPr>
+        <ns0:numPr>
+          <ns0:ilvl ns0:val="0"/>
+          <ns0:numId ns0:val="50"/>
+        </ns0:numPr>
+      </ns0:pPr>
+      <ns0:r ns0:rsidRPr="00F570FE">
+        <ns0:t>Защита от SQL-injection и XSS</ns0:t>
+      </ns0:r>
+    </ns0:p>
+    <ns0:p ns2:paraId="280CDE3D" ns2:textId="77777777" ns0:rsidR="00F570FE" ns0:rsidRPr="00F570FE" ns0:rsidRDefault="00F570FE" ns0:rsidP="00F570FE">
+      <ns0:r ns0:rsidRPr="00F570FE">
+        <ns0:rPr>
+          <ns0:b/>
+          <ns0:bCs/>
+        </ns0:rPr>
+        <ns0:t>Уровень 5: CORS и защита от CSRF</ns0:t>
+      </ns0:r>
+    </ns0:p>
+    <ns0:p ns2:paraId="10B69637" ns2:textId="77777777" ns0:rsidR="00F570FE" ns0:rsidRPr="00F570FE" ns0:rsidRDefault="00F570FE" ns0:rsidP="00F570FE">
+      <ns0:pPr>
+        <ns0:numPr>
+          <ns0:ilvl ns0:val="0"/>
+          <ns0:numId ns0:val="51"/>
+        </ns0:numPr>
+      </ns0:pPr>
+      <ns0:r ns0:rsidRPr="00F570FE">
+        <ns0:t>Только доверенные домены</ns0:t>
+      </ns0:r>
+    </ns0:p>
+    <ns0:p ns2:paraId="47AD7D78" ns2:textId="77777777" ns0:rsidR="00F570FE" ns0:rsidRPr="00F570FE" ns0:rsidRDefault="00F570FE" ns0:rsidP="00F570FE">
+      <ns0:pPr>
+        <ns0:numPr>
+          <ns0:ilvl ns0:val="0"/>
+          <ns0:numId ns0:val="51"/>
+        </ns0:numPr>
+      </ns0:pPr>
+      <ns0:r ns0:rsidRPr="00F570FE">
+        <ns0:t>Secure + HttpOnly cookies</ns0:t>
+      </ns0:r>
+    </ns0:p>
+    <ns0:p ns2:paraId="65B334FD" ns2:textId="77777777" ns0:rsidR="00F570FE" ns0:rsidRPr="00F570FE" ns0:rsidRDefault="00F570FE" ns0:rsidP="00F570FE">
+      <ns0:pPr>
+        <ns0:numPr>
+          <ns0:ilvl ns0:val="0"/>
+          <ns0:numId ns0:val="51"/>
+        </ns0:numPr>
+      </ns0:pPr>
+      <ns0:r ns0:rsidRPr="00F570FE">
+        <ns0:t>SameSite='Strict'</ns0:t>
+      </ns0:r>
+    </ns0:p>
+    <ns0:p ns2:paraId="2704CA4B" ns2:textId="77777777" ns0:rsidR="00F570FE" ns0:rsidRPr="00F570FE" ns0:rsidRDefault="00F570FE" ns0:rsidP="00F570FE">
+      <ns0:r ns0:rsidRPr="00F570FE">
+        <ns0:rPr>
+          <ns0:b/>
+          <ns0:bCs/>
+        </ns0:rPr>
+        <ns0:t>Уровень 6: Мониторинг и логирование подозрительной активности</ns0:t>
+      </ns0:r>
+    </ns0:p>
+    <ns0:p ns2:paraId="7DD166CD" ns2:textId="77777777" ns0:rsidR="00F570FE" ns0:rsidRPr="00F570FE" ns0:rsidRDefault="00F570FE" ns0:rsidP="00F570FE">
+      <ns0:pPr>
+        <ns0:numPr>
+          <ns0:ilvl ns0:val="0"/>
+          <ns0:numId ns0:val="52"/>
+        </ns0:numPr>
+      </ns0:pPr>
+      <ns0:r ns0:rsidRPr="00F570FE">
+        <ns0:t>Логирование всех неудачных попыток входа</ns0:t>
+      </ns0:r>
+    </ns0:p>
+    <ns0:p ns2:paraId="6561B238" ns2:textId="77777777" ns0:rsidR="00F570FE" ns0:rsidRPr="00F570FE" ns0:rsidRDefault="00F570FE" ns0:rsidP="00F570FE">
+      <ns0:pPr>
+        <ns0:numPr>
+          <ns0:ilvl ns0:val="0"/>
+          <ns0:numId ns0:val="52"/>
+        </ns0:numPr>
+      </ns0:pPr>
+      <ns0:r ns0:rsidRPr="00F570FE">
+        <ns0:t>Автоматическая блокировка IP при 5 неудачных попытках за 10 минут</ns0:t>
+      </ns0:r>
+    </ns0:p>
+    <ns0:p ns2:paraId="6FFEEFF9" ns2:textId="77777777" ns0:rsidR="00F570FE" ns0:rsidRPr="00F570FE" ns0:rsidRDefault="00F570FE" ns0:rsidP="00F570FE">
+      <ns0:pPr>
+        <ns0:numPr>
+          <ns0:ilvl ns0:val="0"/>
+          <ns0:numId ns0:val="52"/>
+        </ns0:numPr>
+      </ns0:pPr>
+      <ns0:r ns0:rsidRPr="00F570FE">
+        <ns0:t>Журнал подозрительных запросов</ns0:t>
+      </ns0:r>
+    </ns0:p>
+    <ns0:p ns2:paraId="2249174C" ns2:textId="77777777" ns0:rsidR="00F570FE" ns0:rsidRPr="00F570FE" ns0:rsidRDefault="00F570FE" ns0:rsidP="00F570FE">
+      <ns0:r ns0:rsidRPr="00F570FE">
+        <ns0:rPr>
+          <ns0:b/>
+          <ns0:bCs/>
+        </ns0:rPr>
+        <ns0:t>Уровень 7: Защита от ботов (CAPTCHA + honeypot)</ns0:t>
+      </ns0:r>
+    </ns0:p>
+    <ns0:p ns2:paraId="690F918E" ns2:textId="77777777" ns0:rsidR="00F570FE" ns0:rsidRPr="00F570FE" ns0:rsidRDefault="00F570FE" ns0:rsidP="00F570FE">
+      <ns0:pPr>
+        <ns0:numPr>
+          <ns0:ilvl ns0:val="0"/>
+          <ns0:numId ns0:val="53"/>
+        </ns0:numPr>
+      </ns0:pPr>
+      <ns0:r ns0:rsidRPr="00F570FE">
+        <ns0:t>Математическая CAPTCHA для регистрации и входа</ns0:t>
+      </ns0:r>
+    </ns0:p>
+    <ns0:p ns2:paraId="154FD15A" ns2:textId="77777777" ns0:rsidR="00F570FE" ns0:rsidRPr="00F570FE" ns0:rsidRDefault="00F570FE" ns0:rsidP="00F570FE">
+      <ns0:pPr>
+        <ns0:numPr>
+          <ns0:ilvl ns0:val="0"/>
+          <ns0:numId ns0:val="53"/>
+        </ns0:numPr>
+      </ns0:pPr>
+      <ns0:r ns0:rsidRPr="00F570FE">
+        <ns0:t>Honeypot поля для защиты от ботов</ns0:t>
+      </ns0:r>
+    </ns0:p>
+    <ns0:p ns2:paraId="321F183A" ns2:textId="77777777" ns0:rsidR="00F570FE" ns0:rsidRPr="00F570FE" ns0:rsidRDefault="00F570FE" ns0:rsidP="00F570FE">
+      <ns0:r ns0:rsidRPr="00F570FE">
+        <ns0:rPr>
+          <ns0:b/>
+          <ns0:bCs/>
+        </ns0:rPr>
+        <ns0:lastRenderedPageBreak/>
+        <ns0:t>7.7.2. Обязательные меры защиты:</ns0:t>
+      </ns0:r>
+    </ns0:p>
+    <ns0:p ns2:paraId="6DF13B30" ns2:textId="77777777" ns0:rsidR="00F570FE" ns0:rsidRPr="00F570FE" ns0:rsidRDefault="00F570FE" ns0:rsidP="00F570FE">
+      <ns0:pPr>
+        <ns0:numPr>
+          <ns0:ilvl ns0:val="0"/>
+          <ns0:numId ns0:val="54"/>
+        </ns0:numPr>
+      </ns0:pPr>
+      <ns0:r ns0:rsidRPr="00F570FE">
+        <ns0:t>JWT-аутентификация с короткоживущими токенами (15 минут)</ns0:t>
+      </ns0:r>
+    </ns0:p>
+    <ns0:p ns2:paraId="5A78A3A3" ns2:textId="77777777" ns0:rsidR="00F570FE" ns0:rsidRPr="00F570FE" ns0:rsidRDefault="00F570FE" ns0:rsidP="00F570FE">
+      <ns0:pPr>
+        <ns0:numPr>
+          <ns0:ilvl ns0:val="0"/>
+          <ns0:numId ns0:val="54"/>
+        </ns0:numPr>
+      </ns0:pPr>
+      <ns0:r ns0:rsidRPr="00F570FE">
+        <ns0:t>API Keys с HMAC-подписью для критичных операций</ns0:t>
+      </ns0:r>
+    </ns0:p>
+    <ns0:p ns2:paraId="612A8026" ns2:textId="77777777" ns0:rsidR="00F570FE" ns0:rsidRPr="00F570FE" ns0:rsidRDefault="00F570FE" ns0:rsidP="00F570FE">
+      <ns0:pPr>
+        <ns0:numPr>
+          <ns0:ilvl ns0:val="0"/>
+          <ns0:numId ns0:val="54"/>
+        </ns0:numPr>
+      </ns0:pPr>
+      <ns0:r ns0:rsidRPr="00F570FE">
+        <ns0:t>Rate Limiting (1000 запросов/час для пользователей, 100 для анонимных)</ns0:t>
+      </ns0:r>
+    </ns0:p>
+    <ns0:p ns2:paraId="36832D23" ns2:textId="77777777" ns0:rsidR="00F570FE" ns0:rsidRPr="00F570FE" ns0:rsidRDefault="00F570FE" ns0:rsidP="00F570FE">
+      <ns0:pPr>
+        <ns0:numPr>
+          <ns0:ilvl ns0:val="0"/>
+          <ns0:numId ns0:val="54"/>
+        </ns0:numPr>
+      </ns0:pPr>
+      <ns0:r ns0:rsidRPr="00F570FE">
+        <ns0:t>Валидация входных данных через Pydantic</ns0:t>
+      </ns0:r>
+    </ns0:p>
+    <ns0:p ns2:paraId="616770CE" ns2:textId="77777777" ns0:rsidR="00F570FE" ns0:rsidRPr="00F570FE" ns0:rsidRDefault="00F570FE" ns0:rsidP="00F570FE">
+      <ns0:pPr>
+        <ns0:numPr>
+          <ns0:ilvl ns0:val="0"/>
+          <ns0:numId ns0:val="54"/>
+        </ns0:numPr>
+      </ns0:pPr>
+      <ns0:r ns0:rsidRPr="00F570FE">
+        <ns0:t>CORS — только доверенные домены</ns0:t>
+      </ns0:r>
+    </ns0:p>
+    <ns0:p ns2:paraId="585F678D" ns2:textId="77777777" ns0:rsidR="00F570FE" ns0:rsidRPr="00F570FE" ns0:rsidRDefault="00F570FE" ns0:rsidP="00F570FE">
+      <ns0:pPr>
+        <ns0:numPr>
+          <ns0:ilvl ns0:val="0"/>
+          <ns0:numId ns0:val="54"/>
+        </ns0:numPr>
+        <ns0:rPr>
+          <ns0:lang ns0:val="en-US"/>
+        </ns0:rPr>
+      </ns0:pPr>
+      <ns0:r ns0:rsidRPr="00F570FE">
+        <ns0:rPr>
+          <ns0:lang ns0:val="en-US"/>
+        </ns0:rPr>
+        <ns0:t>CSRF-</ns0:t>
+      </ns0:r>
+      <ns0:r ns0:rsidRPr="00F570FE">
+        <ns0:t>защита</ns0:t>
+      </ns0:r>
+      <ns0:r ns0:rsidRPr="00F570FE">
+        <ns0:rPr>
+          <ns0:lang ns0:val="en-US"/>
+        </ns0:rPr>
+        <ns0:t xml:space="preserve"> </ns0:t>
+      </ns0:r>
+      <ns0:r ns0:rsidRPr="00F570FE">
+        <ns0:t>с</ns0:t>
+      </ns0:r>
+      <ns0:r ns0:rsidRPr="00F570FE">
+        <ns0:rPr>
+          <ns0:lang ns0:val="en-US"/>
+        </ns0:rPr>
+        <ns0:t xml:space="preserve"> Secure + HttpOnly cookies</ns0:t>
+      </ns0:r>
+    </ns0:p>
+    <ns0:p ns2:paraId="5F146875" ns2:textId="77777777" ns0:rsidR="00F570FE" ns0:rsidRPr="00F570FE" ns0:rsidRDefault="00F570FE" ns0:rsidP="00F570FE">
+      <ns0:pPr>
+        <ns0:numPr>
+          <ns0:ilvl ns0:val="0"/>
+          <ns0:numId ns0:val="54"/>
+        </ns0:numPr>
+      </ns0:pPr>
+      <ns0:r ns0:rsidRPr="00F570FE">
+        <ns0:t>Логирование подозрительной активности и автоматическая блокировка IP</ns0:t>
+      </ns0:r>
+    </ns0:p>
+    <ns0:p ns2:paraId="2CF84159" ns2:textId="77777777" ns0:rsidR="00F570FE" ns0:rsidRPr="00F570FE" ns0:rsidRDefault="00F570FE" ns0:rsidP="00F570FE">
+      <ns0:pPr>
+        <ns0:numPr>
+          <ns0:ilvl ns0:val="0"/>
+          <ns0:numId ns0:val="54"/>
+        </ns0:numPr>
+      </ns0:pPr>
+      <ns0:r ns0:rsidRPr="00F570FE">
+        <ns0:t>CAPTCHA для регистрации и входа</ns0:t>
+      </ns0:r>
+    </ns0:p>
+    <ns0:p ns2:paraId="4AEFBBF0" ns2:textId="77777777" ns0:rsidR="00F570FE" ns0:rsidRPr="00F570FE" ns0:rsidRDefault="00F570FE" ns0:rsidP="00F570FE">
+      <ns0:pPr>
+        <ns0:numPr>
+          <ns0:ilvl ns0:val="0"/>
+          <ns0:numId ns0:val="54"/>
+        </ns0:numPr>
+      </ns0:pPr>
+      <ns0:r ns0:rsidRPr="00F570FE">
+        <ns0:t>Honeypot поля для защиты от ботов</ns0:t>
+      </ns0:r>
+    </ns0:p>
+    <ns0:p ns2:paraId="6A09C066" ns2:textId="77777777" ns0:rsidR="00F570FE" ns0:rsidRPr="00F570FE" ns0:rsidRDefault="00F570FE" ns0:rsidP="00F570FE">
+      <ns0:r ns0:rsidRPr="00F570FE">
+        <ns0:rPr>
+          <ns0:b/>
+          <ns0:bCs/>
+        </ns0:rPr>
+        <ns0:t>7.7.3. Дополнительные меры (рекомендуется):</ns0:t>
+      </ns0:r>
+      <ns0:r ns0:rsidRPr="00F570FE">
+        <ns0:t xml:space="preserve"> 10. WAF (Web Application Firewall) — российский аналог 11. 2FA для администраторов 12. IP whitelist для админских endpoints 13. Автоматическое сканирование уязвимостей (OWASP ZAP) 14. Ежеквартальный пентест внешней компанией</ns0:t>
+      </ns0:r>
+    </ns0:p>
+    <ns0:p ns2:paraId="1326FD92" ns2:textId="77777777" ns0:rsidR="00F570FE" ns0:rsidRPr="00F570FE" ns0:rsidRDefault="00F570FE" ns0:rsidP="00F570FE">
+      <ns0:r ns0:rsidRPr="00F570FE">
+        <ns0:pict ns2:anchorId="26A40BCE">
+          <ns3:rect id="_x0000_i1141" style="width:0;height:1.5pt" ns4:hralign="center" ns4:hrstd="t" ns4:hr="t" fillcolor="#a0a0a0" stroked="f"/>
+        </ns0:pict>
+      </ns0:r>
+    </ns0:p>
+    <ns0:p ns2:paraId="59DA8ED2" ns2:textId="77777777" ns0:rsidR="00F570FE" ns0:rsidRPr="00F570FE" ns0:rsidRDefault="00F570FE" ns0:rsidP="00F570FE">
+      <ns0:pPr>
+        <ns0:rPr>
+          <ns0:b/>
+          <ns0:bCs/>
+        </ns0:rPr>
+      </ns0:pPr>
+      <ns0:r ns0:rsidRPr="00F570FE">
+        <ns0:rPr>
+          <ns0:b/>
+          <ns0:bCs/>
+        </ns0:rPr>
+        <ns0:t>8. SEO-ТРЕБОВАНИЯ</ns0:t>
+      </ns0:r>
+    </ns0:p>
+    <ns0:p ns2:paraId="30A604C0" ns2:textId="77777777" ns0:rsidR="00F570FE" ns0:rsidRPr="00F570FE" ns0:rsidRDefault="00F570FE" ns0:rsidP="00F570FE">
+      <ns0:r ns0:rsidRPr="00F570FE">
+        <ns0:rPr>
+          <ns0:b/>
+          <ns0:bCs/>
+        </ns0:rPr>
+        <ns0:t>8.1. Базовая оптимизация:</ns0:t>
+      </ns0:r>
+    </ns0:p>
+    <ns0:p ns2:paraId="6C111A41" ns2:textId="77777777" ns0:rsidR="00F570FE" ns0:rsidRPr="00F570FE" ns0:rsidRDefault="00F570FE" ns0:rsidP="00F570FE">
+      <ns0:pPr>
+        <ns0:numPr>
+          <ns0:ilvl ns0:val="0"/>
+          <ns0:numId ns0:val="55"/>
+        </ns0:numPr>
+      </ns0:pPr>
+      <ns0:r ns0:rsidRPr="00F570FE">
+        <ns0:t>Авто-генерация sitemap.xml и robots.txt</ns0:t>
+      </ns0:r>
+    </ns0:p>
+    <ns0:p ns2:paraId="67292E04" ns2:textId="77777777" ns0:rsidR="00F570FE" ns0:rsidRPr="00F570FE" ns0:rsidRDefault="00F570FE" ns0:rsidP="00F570FE">
+      <ns0:pPr>
+        <ns0:numPr>
+          <ns0:ilvl ns0:val="0"/>
+          <ns0:numId ns0:val="55"/>
+        </ns0:numPr>
+        <ns0:rPr>
+          <ns0:lang ns0:val="en-US"/>
+        </ns0:rPr>
+      </ns0:pPr>
+      <ns0:r ns0:rsidRPr="00F570FE">
+        <ns0:t>ЧПУ</ns0:t>
+      </ns0:r>
+      <ns0:r ns0:rsidRPr="00F570FE">
+        <ns0:rPr>
+          <ns0:lang ns0:val="en-US"/>
+        </ns0:rPr>
+        <ns0:t>: site.ru/catalog/tovar-name</ns0:t>
+      </ns0:r>
+    </ns0:p>
+    <ns0:p ns2:paraId="31D739C7" ns2:textId="77777777" ns0:rsidR="00F570FE" ns0:rsidRPr="00F570FE" ns0:rsidRDefault="00F570FE" ns0:rsidP="00F570FE">
+      <ns0:pPr>
+        <ns0:numPr>
+          <ns0:ilvl ns0:val="0"/>
+          <ns0:numId ns0:val="55"/>
+        </ns0:numPr>
+      </ns0:pPr>
+      <ns0:r ns0:rsidRPr="00F570FE">
+        <ns0:t>Микроразметка Schema.org через визуальный интерфейс</ns0:t>
+      </ns0:r>
+    </ns0:p>
+    <ns0:p ns2:paraId="28D05778" ns2:textId="77777777" ns0:rsidR="00F570FE" ns0:rsidRPr="00F570FE" ns0:rsidRDefault="00F570FE" ns0:rsidP="00F570FE">
+      <ns0:pPr>
+        <ns0:numPr>
+          <ns0:ilvl ns0:val="0"/>
+          <ns0:numId ns0:val="55"/>
+        </ns0:numPr>
+      </ns0:pPr>
+      <ns0:r ns0:rsidRPr="00F570FE">
+        <ns0:t>Open Graph теги для соцсетей</ns0:t>
+      </ns0:r>
+    </ns0:p>
+    <ns0:p ns2:paraId="5BB857B4" ns2:textId="77777777" ns0:rsidR="00F570FE" ns0:rsidRPr="00F570FE" ns0:rsidRDefault="00F570FE" ns0:rsidP="00F570FE">
+      <ns0:r ns0:rsidRPr="00F570FE">
+        <ns0:rPr>
+          <ns0:b/>
+          <ns0:bCs/>
+        </ns0:rPr>
+        <ns0:t>8.2. Производительность (Core Web Vitals):</ns0:t>
+      </ns0:r>
+    </ns0:p>
+    <ns0:p ns2:paraId="4A098EAC" ns2:textId="77777777" ns0:rsidR="00F570FE" ns0:rsidRPr="00F570FE" ns0:rsidRDefault="00F570FE" ns0:rsidP="00F570FE">
+      <ns0:pPr>
+        <ns0:numPr>
+          <ns0:ilvl ns0:val="0"/>
+          <ns0:numId ns0:val="56"/>
+        </ns0:numPr>
+      </ns0:pPr>
+      <ns0:r ns0:rsidRPr="00F570FE">
+        <ns0:t>LCP &lt; 1.5 сек</ns0:t>
+      </ns0:r>
+    </ns0:p>
+    <ns0:p ns2:paraId="6BB3471B" ns2:textId="77777777" ns0:rsidR="00F570FE" ns0:rsidRPr="00F570FE" ns0:rsidRDefault="00F570FE" ns0:rsidP="00F570FE">
+      <ns0:pPr>
+        <ns0:numPr>
+          <ns0:ilvl ns0:val="0"/>
+          <ns0:numId ns0:val="56"/>
+        </ns0:numPr>
+      </ns0:pPr>
+      <ns0:r ns0:rsidRPr="00F570FE">
+        <ns0:t>FID &lt; 100 мс</ns0:t>
+      </ns0:r>
+    </ns0:p>
+    <ns0:p ns2:paraId="57BBC2DB" ns2:textId="77777777" ns0:rsidR="00F570FE" ns0:rsidRPr="00F570FE" ns0:rsidRDefault="00F570FE" ns0:rsidP="00F570FE">
+      <ns0:pPr>
+        <ns0:numPr>
+          <ns0:ilvl ns0:val="0"/>
+          <ns0:numId ns0:val="56"/>
+        </ns0:numPr>
+      </ns0:pPr>
+      <ns0:r ns0:rsidRPr="00F570FE">
+        <ns0:t>CLS &lt; 0.1</ns0:t>
+      </ns0:r>
+    </ns0:p>
+    <ns0:p ns2:paraId="592F22B3" ns2:textId="77777777" ns0:rsidR="00F570FE" ns0:rsidRPr="00F570FE" ns0:rsidRDefault="00F570FE" ns0:rsidP="00F570FE">
+      <ns0:pPr>
+        <ns0:numPr>
+          <ns0:ilvl ns0:val="0"/>
+          <ns0:numId ns0:val="56"/>
+        </ns0:numPr>
+      </ns0:pPr>
+      <ns0:r ns0:rsidRPr="00F570FE">
+        <ns0:t>Lazy Loading для изображений и iframe</ns0:t>
+      </ns0:r>
+    </ns0:p>
+    <ns0:p ns2:paraId="00531063" ns2:textId="77777777" ns0:rsidR="00F570FE" ns0:rsidRPr="00F570FE" ns0:rsidRDefault="00F570FE" ns0:rsidP="00F570FE">
+      <ns0:pPr>
+        <ns0:numPr>
+          <ns0:ilvl ns0:val="0"/>
+          <ns0:numId ns0:val="56"/>
+        </ns0:numPr>
+        <ns0:rPr>
+          <ns0:lang ns0:val="en-US"/>
+        </ns0:rPr>
+      </ns0:pPr>
+      <ns0:r ns0:rsidRPr="00F570FE">
+        <ns0:t>Минификация</ns0:t>
+      </ns0:r>
+      <ns0:r ns0:rsidRPr="00F570FE">
+        <ns0:rPr>
+          <ns0:lang ns0:val="en-US"/>
+        </ns0:rPr>
+        <ns0:t xml:space="preserve"> CSS/JS </ns0:t>
+      </ns0:r>
+      <ns0:r ns0:rsidRPr="00F570FE">
+        <ns0:t>через</ns0:t>
+      </ns0:r>
+      <ns0:r ns0:rsidRPr="00F570FE">
+        <ns0:rPr>
+          <ns0:lang ns0:val="en-US"/>
+        </ns0:rPr>
+        <ns0:t xml:space="preserve"> Django Compressor</ns0:t>
+      </ns0:r>
+    </ns0:p>
+    <ns0:p ns2:paraId="0DA853E6" ns2:textId="77777777" ns0:rsidR="00F570FE" ns0:rsidRPr="00F570FE" ns0:rsidRDefault="00F570FE" ns0:rsidP="00F570FE">
+      <ns0:r ns0:rsidRPr="00F570FE">
+        <ns0:rPr>
+          <ns0:b/>
+          <ns0:bCs/>
+        </ns0:rPr>
+        <ns0:t>8.3. Поисковые системы РФ:</ns0:t>
+      </ns0:r>
+    </ns0:p>
+    <ns0:p ns2:paraId="0DA75F4C" ns2:textId="77777777" ns0:rsidR="00F570FE" ns0:rsidRPr="00F570FE" ns0:rsidRDefault="00F570FE" ns0:rsidP="00F570FE">
+      <ns0:pPr>
+        <ns0:numPr>
+          <ns0:ilvl ns0:val="0"/>
+          <ns0:numId ns0:val="57"/>
+        </ns0:numPr>
+      </ns0:pPr>
+      <ns0:r ns0:rsidRPr="00F570FE">
+        <ns0:rPr>
+          <ns0:b/>
+          <ns0:bCs/>
+        </ns0:rPr>
+        <ns0:t>Яндекс:</ns0:t>
+      </ns0:r>
+      <ns0:r ns0:rsidRPr="00F570FE">
+        <ns0:t xml:space="preserve"> турбо-страницы (опционально), интеграция с Яндекс.Вебмастер, региональные поддомены</ns0:t>
+      </ns0:r>
+    </ns0:p>
+    <ns0:p ns2:paraId="68FFA60D" ns2:textId="77777777" ns0:rsidR="00F570FE" ns0:rsidRPr="00F570FE" ns0:rsidRDefault="00F570FE" ns0:rsidP="00F570FE">
+      <ns0:pPr>
+        <ns0:numPr>
+          <ns0:ilvl ns0:val="0"/>
+          <ns0:numId ns0:val="57"/>
+        </ns0:numPr>
+      </ns0:pPr>
+      <ns0:r ns0:rsidRPr="00F570FE">
+        <ns0:rPr>
+          <ns0:b/>
+          <ns0:bCs/>
+        </ns0:rPr>
+        <ns0:lastRenderedPageBreak/>
+        <ns0:t>Mail.ru:</ns0:t>
+      </ns0:r>
+      <ns0:r ns0:rsidRPr="00F570FE">
+        <ns0:t xml:space="preserve"> базовая совместимость</ns0:t>
+      </ns0:r>
+    </ns0:p>
+    <ns0:p ns2:paraId="32924301" ns2:textId="77777777" ns0:rsidR="00F570FE" ns0:rsidRPr="00F570FE" ns0:rsidRDefault="00F570FE" ns0:rsidP="00F570FE">
+      <ns0:r ns0:rsidRPr="00F570FE">
+        <ns0:pict ns2:anchorId="7E65AD68">
+          <ns3:rect id="_x0000_i1142" style="width:0;height:1.5pt" ns4:hralign="center" ns4:hrstd="t" ns4:hr="t" fillcolor="#a0a0a0" stroked="f"/>
+        </ns0:pict>
+      </ns0:r>
+    </ns0:p>
+    <ns0:p ns2:paraId="30215A33" ns2:textId="77777777" ns0:rsidR="00F570FE" ns0:rsidRPr="00F570FE" ns0:rsidRDefault="00F570FE" ns0:rsidP="00F570FE">
+      <ns0:pPr>
+        <ns0:rPr>
+          <ns0:b/>
+          <ns0:bCs/>
+        </ns0:rPr>
+      </ns0:pPr>
+      <ns0:r ns0:rsidRPr="00F570FE">
+        <ns0:rPr>
+          <ns0:b/>
+          <ns0:bCs/>
+        </ns0:rPr>
+        <ns0:t>9. ЮРИДИЧЕСКИЕ ТРЕБОВАНИЯ И СООТВЕТСТВИЕ ЗАКОНОДАТЕЛЬСТВУ РФ</ns0:t>
+      </ns0:r>
+    </ns0:p>
+    <ns0:p ns2:paraId="0A8E3265" ns2:textId="77777777" ns0:rsidR="00F570FE" ns0:rsidRPr="00F570FE" ns0:rsidRDefault="00F570FE" ns0:rsidP="00F570FE">
+      <ns0:pPr>
+        <ns0:rPr>
+          <ns0:b/>
+          <ns0:bCs/>
+        </ns0:rPr>
+      </ns0:pPr>
+      <ns0:r ns0:rsidRPr="00F570FE">
+        <ns0:rPr>
+          <ns0:b/>
+          <ns0:bCs/>
+        </ns0:rPr>
+        <ns0:t>9.1. Федеральный закон №152-ФЗ «О персональных данных»</ns0:t>
+      </ns0:r>
+    </ns0:p>
+    <ns0:p ns2:paraId="0C2FF455" ns2:textId="77777777" ns0:rsidR="00F570FE" ns0:rsidRPr="00F570FE" ns0:rsidRDefault="00F570FE" ns0:rsidP="00F570FE">
+      <ns0:r ns0:rsidRPr="00F570FE">
+        <ns0:rPr>
+          <ns0:b/>
+          <ns0:bCs/>
+        </ns0:rPr>
+        <ns0:t>Требования к платформе:</ns0:t>
+      </ns0:r>
+    </ns0:p>
+    <ns0:p ns2:paraId="26BD17BA" ns2:textId="77777777" ns0:rsidR="00F570FE" ns0:rsidRPr="00F570FE" ns0:rsidRDefault="00F570FE" ns0:rsidP="00F570FE">
+      <ns0:pPr>
+        <ns0:numPr>
+          <ns0:ilvl ns0:val="0"/>
+          <ns0:numId ns0:val="58"/>
+        </ns0:numPr>
+      </ns0:pPr>
+      <ns0:r ns0:rsidRPr="00F570FE">
+        <ns0:rPr>
+          <ns0:b/>
+          <ns0:bCs/>
+        </ns0:rPr>
+        <ns0:t>Сбор и хранение ПДн:</ns0:t>
+      </ns0:r>
+    </ns0:p>
+    <ns0:p ns2:paraId="3F4412E9" ns2:textId="77777777" ns0:rsidR="00F570FE" ns0:rsidRPr="00F570FE" ns0:rsidRDefault="00F570FE" ns0:rsidP="00F570FE">
+      <ns0:pPr>
+        <ns0:numPr>
+          <ns0:ilvl ns0:val="1"/>
+          <ns0:numId ns0:val="58"/>
+        </ns0:numPr>
+      </ns0:pPr>
+      <ns0:r ns0:rsidRPr="00F570FE">
+        <ns0:t>Все ПДн (email, телефон, имя) — на серверах в РФ</ns0:t>
+      </ns0:r>
+    </ns0:p>
+    <ns0:p ns2:paraId="31965467" ns2:textId="77777777" ns0:rsidR="00F570FE" ns0:rsidRPr="00F570FE" ns0:rsidRDefault="00F570FE" ns0:rsidP="00F570FE">
+      <ns0:pPr>
+        <ns0:numPr>
+          <ns0:ilvl ns0:val="1"/>
+          <ns0:numId ns0:val="58"/>
+        </ns0:numPr>
+      </ns0:pPr>
+      <ns0:r ns0:rsidRPr="00F570FE">
+        <ns0:t>Обязательное согласие при регистрации</ns0:t>
+      </ns0:r>
+    </ns0:p>
+    <ns0:p ns2:paraId="6F30D280" ns2:textId="77777777" ns0:rsidR="00F570FE" ns0:rsidRPr="00F570FE" ns0:rsidRDefault="00F570FE" ns0:rsidP="00F570FE">
+      <ns0:pPr>
+        <ns0:numPr>
+          <ns0:ilvl ns0:val="1"/>
+          <ns0:numId ns0:val="58"/>
+        </ns0:numPr>
+      </ns0:pPr>
+      <ns0:r ns0:rsidRPr="00F570FE">
+        <ns0:t>Политика конфиденциальности: site.ru/privacy</ns0:t>
+      </ns0:r>
+    </ns0:p>
+    <ns0:p ns2:paraId="3F086599" ns2:textId="77777777" ns0:rsidR="00F570FE" ns0:rsidRPr="00F570FE" ns0:rsidRDefault="00F570FE" ns0:rsidP="00F570FE">
+      <ns0:pPr>
+        <ns0:numPr>
+          <ns0:ilvl ns0:val="0"/>
+          <ns0:numId ns0:val="58"/>
+        </ns0:numPr>
+      </ns0:pPr>
+      <ns0:r ns0:rsidRPr="00F570FE">
+        <ns0:rPr>
+          <ns0:b/>
+          <ns0:bCs/>
+        </ns0:rPr>
+        <ns0:t>Права пользователей:</ns0:t>
+      </ns0:r>
+    </ns0:p>
+    <ns0:p ns2:paraId="402E640A" ns2:textId="77777777" ns0:rsidR="00F570FE" ns0:rsidRPr="00F570FE" ns0:rsidRDefault="00F570FE" ns0:rsidP="00F570FE">
+      <ns0:pPr>
+        <ns0:numPr>
+          <ns0:ilvl ns0:val="1"/>
+          <ns0:numId ns0:val="58"/>
+        </ns0:numPr>
+      </ns0:pPr>
+      <ns0:r ns0:rsidRPr="00F570FE">
+        <ns0:t>Доступ к данным (выгрузка JSON/CSV)</ns0:t>
+      </ns0:r>
+    </ns0:p>
+    <ns0:p ns2:paraId="4EC0BC15" ns2:textId="77777777" ns0:rsidR="00F570FE" ns0:rsidRPr="00F570FE" ns0:rsidRDefault="00F570FE" ns0:rsidP="00F570FE">
+      <ns0:pPr>
+        <ns0:numPr>
+          <ns0:ilvl ns0:val="1"/>
+          <ns0:numId ns0:val="58"/>
+        </ns0:numPr>
+      </ns0:pPr>
+      <ns0:r ns0:rsidRPr="00F570FE">
+        <ns0:t>Исправление данных</ns0:t>
+      </ns0:r>
+    </ns0:p>
+    <ns0:p ns2:paraId="52FC5369" ns2:textId="77777777" ns0:rsidR="00F570FE" ns0:rsidRPr="00F570FE" ns0:rsidRDefault="00F570FE" ns0:rsidP="00F570FE">
+      <ns0:pPr>
+        <ns0:numPr>
+          <ns0:ilvl ns0:val="1"/>
+          <ns0:numId ns0:val="58"/>
+        </ns0:numPr>
+      </ns0:pPr>
+      <ns0:r ns0:rsidRPr="00F570FE">
+        <ns0:t>Удаление данных (полное удаление за 30 дней)</ns0:t>
+      </ns0:r>
+    </ns0:p>
+    <ns0:p ns2:paraId="3518BE8F" ns2:textId="77777777" ns0:rsidR="00F570FE" ns0:rsidRPr="00F570FE" ns0:rsidRDefault="00F570FE" ns0:rsidP="00F570FE">
+      <ns0:pPr>
+        <ns0:numPr>
+          <ns0:ilvl ns0:val="1"/>
+          <ns0:numId ns0:val="58"/>
+        </ns0:numPr>
+      </ns0:pPr>
+      <ns0:r ns0:rsidRPr="00F570FE">
+        <ns0:t>Отзыв согласия</ns0:t>
+      </ns0:r>
+    </ns0:p>
+    <ns0:p ns2:paraId="11533E82" ns2:textId="77777777" ns0:rsidR="00F570FE" ns0:rsidRPr="00F570FE" ns0:rsidRDefault="00F570FE" ns0:rsidP="00F570FE">
+      <ns0:pPr>
+        <ns0:numPr>
+          <ns0:ilvl ns0:val="0"/>
+          <ns0:numId ns0:val="58"/>
+        </ns0:numPr>
+      </ns0:pPr>
+      <ns0:r ns0:rsidRPr="00F570FE">
+        <ns0:rPr>
+          <ns0:b/>
+          <ns0:bCs/>
+        </ns0:rPr>
+        <ns0:t>Уведомление Роскомнадзора:</ns0:t>
+      </ns0:r>
+    </ns0:p>
+    <ns0:p ns2:paraId="4191AA70" ns2:textId="77777777" ns0:rsidR="00F570FE" ns0:rsidRPr="00F570FE" ns0:rsidRDefault="00F570FE" ns0:rsidP="00F570FE">
+      <ns0:pPr>
+        <ns0:numPr>
+          <ns0:ilvl ns0:val="1"/>
+          <ns0:numId ns0:val="58"/>
+        </ns0:numPr>
+      </ns0:pPr>
+      <ns0:r ns0:rsidRPr="00F570FE">
+        <ns0:t>Шаблон уведомления для операторов ПДн</ns0:t>
+      </ns0:r>
+    </ns0:p>
+    <ns0:p ns2:paraId="0C4460C9" ns2:textId="77777777" ns0:rsidR="00F570FE" ns0:rsidRPr="00F570FE" ns0:rsidRDefault="00F570FE" ns0:rsidP="00F570FE">
+      <ns0:pPr>
+        <ns0:numPr>
+          <ns0:ilvl ns0:val="1"/>
+          <ns0:numId ns0:val="58"/>
+        </ns0:numPr>
+      </ns0:pPr>
+      <ns0:r ns0:rsidRPr="00F570FE">
+        <ns0:t>Журнал операций с ПДн</ns0:t>
+      </ns0:r>
+    </ns0:p>
+    <ns0:p ns2:paraId="3641A72F" ns2:textId="77777777" ns0:rsidR="00F570FE" ns0:rsidRPr="00F570FE" ns0:rsidRDefault="00F570FE" ns0:rsidP="00F570FE">
+      <ns0:pPr>
+        <ns0:numPr>
+          <ns0:ilvl ns0:val="0"/>
+          <ns0:numId ns0:val="58"/>
+        </ns0:numPr>
+      </ns0:pPr>
+      <ns0:r ns0:rsidRPr="00F570FE">
+        <ns0:rPr>
+          <ns0:b/>
+          <ns0:bCs/>
+        </ns0:rPr>
+        <ns0:t>Защита данных:</ns0:t>
+      </ns0:r>
+    </ns0:p>
+    <ns0:p ns2:paraId="0FB77757" ns2:textId="77777777" ns0:rsidR="00F570FE" ns0:rsidRPr="00F570FE" ns0:rsidRDefault="00F570FE" ns0:rsidP="00F570FE">
+      <ns0:pPr>
+        <ns0:numPr>
+          <ns0:ilvl ns0:val="1"/>
+          <ns0:numId ns0:val="58"/>
+        </ns0:numPr>
+      </ns0:pPr>
+      <ns0:r ns0:rsidRPr="00F570FE">
+        <ns0:t>Шифрование чувствительных данных</ns0:t>
+      </ns0:r>
+    </ns0:p>
+    <ns0:p ns2:paraId="0C6A001A" ns2:textId="77777777" ns0:rsidR="00F570FE" ns0:rsidRPr="00F570FE" ns0:rsidRDefault="00F570FE" ns0:rsidP="00F570FE">
+      <ns0:pPr>
+        <ns0:numPr>
+          <ns0:ilvl ns0:val="1"/>
+          <ns0:numId ns0:val="58"/>
+        </ns0:numPr>
+      </ns0:pPr>
+      <ns0:r ns0:rsidRPr="00F570FE">
+        <ns0:t>Логирование всех действий с ПДн (аудит)</ns0:t>
+      </ns0:r>
+    </ns0:p>
+    <ns0:p ns2:paraId="5992A176" ns2:textId="77777777" ns0:rsidR="00F570FE" ns0:rsidRPr="00F570FE" ns0:rsidRDefault="00F570FE" ns0:rsidP="00F570FE">
+      <ns0:pPr>
+        <ns0:numPr>
+          <ns0:ilvl ns0:val="1"/>
+          <ns0:numId ns0:val="58"/>
+        </ns0:numPr>
+      </ns0:pPr>
+      <ns0:r ns0:rsidRPr="00F570FE">
+        <ns0:t>Роль «Ответственный за обработку ПДн»</ns0:t>
+      </ns0:r>
+    </ns0:p>
+    <ns0:p ns2:paraId="694918A9" ns2:textId="77777777" ns0:rsidR="00F570FE" ns0:rsidRPr="00F570FE" ns0:rsidRDefault="00F570FE" ns0:rsidP="00F570FE">
+      <ns0:pPr>
+        <ns0:rPr>
+          <ns0:b/>
+          <ns0:bCs/>
+        </ns0:rPr>
+      </ns0:pPr>
+      <ns0:r ns0:rsidRPr="00F570FE">
+        <ns0:rPr>
+          <ns0:b/>
+          <ns0:bCs/>
+        </ns0:rPr>
+        <ns0:t>9.2. Федеральный закон №97-ФЗ «О хранении данных»</ns0:t>
+      </ns0:r>
+    </ns0:p>
+    <ns0:p ns2:paraId="344401B5" ns2:textId="77777777" ns0:rsidR="00F570FE" ns0:rsidRPr="00F570FE" ns0:rsidRDefault="00F570FE" ns0:rsidP="00F570FE">
+      <ns0:pPr>
+        <ns0:numPr>
+          <ns0:ilvl ns0:val="0"/>
+          <ns0:numId ns0:val="59"/>
+        </ns0:numPr>
+      </ns0:pPr>
+      <ns0:r ns0:rsidRPr="00F570FE">
+        <ns0:rPr>
+          <ns0:b/>
+          <ns0:bCs/>
+        </ns0:rPr>
+        <ns0:t>Хранение ПДн:</ns0:t>
+      </ns0:r>
+      <ns0:r ns0:rsidRPr="00F570FE">
+        <ns0:t xml:space="preserve"> email, телефон, имя — не менее 6 месяцев</ns0:t>
+      </ns0:r>
+    </ns0:p>
+    <ns0:p ns2:paraId="30024F54" ns2:textId="77777777" ns0:rsidR="00F570FE" ns0:rsidRPr="00F570FE" ns0:rsidRDefault="00F570FE" ns0:rsidP="00F570FE">
+      <ns0:pPr>
+        <ns0:numPr>
+          <ns0:ilvl ns0:val="0"/>
+          <ns0:numId ns0:val="59"/>
+        </ns0:numPr>
+      </ns0:pPr>
+      <ns0:r ns0:rsidRPr="00F570FE">
+        <ns0:rPr>
+          <ns0:b/>
+          <ns0:bCs/>
+        </ns0:rPr>
+        <ns0:t>Логи:</ns0:t>
+      </ns0:r>
+      <ns0:r ns0:rsidRPr="00F570FE">
+        <ns0:t xml:space="preserve"> не менее 1 года</ns0:t>
+      </ns0:r>
+    </ns0:p>
+    <ns0:p ns2:paraId="63AA036F" ns2:textId="77777777" ns0:rsidR="00F570FE" ns0:rsidRPr="00F570FE" ns0:rsidRDefault="00F570FE" ns0:rsidP="00F570FE">
+      <ns0:pPr>
+        <ns0:numPr>
+          <ns0:ilvl ns0:val="0"/>
+          <ns0:numId ns0:val="59"/>
+        </ns0:numPr>
+      </ns0:pPr>
+      <ns0:r ns0:rsidRPr="00F570FE">
+        <ns0:rPr>
+          <ns0:b/>
+          <ns0:bCs/>
+        </ns0:rPr>
+        <ns0:t>Контент:</ns0:t>
+      </ns0:r>
+      <ns0:r ns0:rsidRPr="00F570FE">
+        <ns0:t xml:space="preserve"> опубликованные сайты — бессрочно, черновики — 1 год</ns0:t>
+      </ns0:r>
+    </ns0:p>
+    <ns0:p ns2:paraId="0C52A2D4" ns2:textId="77777777" ns0:rsidR="00F570FE" ns0:rsidRPr="00F570FE" ns0:rsidRDefault="00F570FE" ns0:rsidP="00F570FE">
+      <ns0:pPr>
+        <ns0:numPr>
+          <ns0:ilvl ns0:val="0"/>
+          <ns0:numId ns0:val="59"/>
+        </ns0:numPr>
+      </ns0:pPr>
+      <ns0:r ns0:rsidRPr="00F570FE">
+        <ns0:rPr>
+          <ns0:b/>
+          <ns0:bCs/>
+        </ns0:rPr>
+        <ns0:t>Бэкапы:</ns0:t>
+      </ns0:r>
+      <ns0:r ns0:rsidRPr="00F570FE">
+        <ns0:t xml:space="preserve"> ежедневно, хранение 30 дней, восстановление за любой день</ns0:t>
+      </ns0:r>
+    </ns0:p>
+    <ns0:p ns2:paraId="593D48E6" ns2:textId="77777777" ns0:rsidR="00F570FE" ns0:rsidRPr="00F570FE" ns0:rsidRDefault="00F570FE" ns0:rsidP="00F570FE">
+      <ns0:pPr>
+        <ns0:rPr>
+          <ns0:b/>
+          <ns0:bCs/>
+        </ns0:rPr>
+      </ns0:pPr>
+      <ns0:r ns0:rsidRPr="00F570FE">
+        <ns0:rPr>
+          <ns0:b/>
+          <ns0:bCs/>
+        </ns0:rPr>
+        <ns0:t>9.3. Федеральный закон №187-ФЗ «О безопасности КИИ»</ns0:t>
+      </ns0:r>
+    </ns0:p>
+    <ns0:p>
+      <ns0:pPr/>
+      <ns0:r>
+        <ns0:rPr/>
+        <ns0:t xml:space="preserve">Применимость: платформа не аттестуется как объект КИИ. Требования применяются только если заказчик использует платформу для обработки данных, отнесённых к значимым объектам КИИ. В объём MVP не входит; при необходимости — отдельный проект аттестации.</ns0:t>
+      </ns0:r>
+    </ns0:p>
+    <ns0:p>
+      <ns0:pPr>
+        <ns0:numPr>
+          <ns0:ilvl ns0:val="0"/>
+          <ns0:numId ns0:val="200"/>
+        </ns0:numPr>
+      </ns0:pPr>
+      <ns0:r>
+        <ns0:rPr/>
+        <ns0:t xml:space="preserve">Категорирование объектов КИИ — выполняет оператор (заказчик), не платформа</ns0:t>
+      </ns0:r>
+    </ns0:p>
+    <ns0:p>
+      <ns0:pPr>
+        <ns0:numPr>
+          <ns0:ilvl ns0:val="0"/>
+          <ns0:numId ns0:val="200"/>
+        </ns0:numPr>
+      </ns0:pPr>
+      <ns0:r>
+        <ns0:rPr/>
+        <ns0:t xml:space="preserve">Техническая основа, доступная платформе: журналирование операций с ПДн (п.9.1), сегментация сети, резервирование, шифрование (п.7.3)</ns0:t>
+      </ns0:r>
+    </ns0:p>
+    <ns0:p>
+      <ns0:pPr>
+        <ns0:numPr>
+          <ns0:ilvl ns0:val="0"/>
+          <ns0:numId ns0:val="200"/>
+        </ns0:numPr>
+      </ns0:pPr>
+      <ns0:r>
+        <ns0:rPr/>
+        <ns0:t xml:space="preserve">Уведомление ГосСОПКА — обязанность оператора; платформа предоставляет выгрузку журнала инцидентов в формате, пригодном для передачи</ns0:t>
+      </ns0:r>
+    </ns0:p>
+    <ns0:p>
+      <ns0:pPr>
+        <ns0:numPr>
+          <ns0:ilvl ns0:val="0"/>
+          <ns0:numId ns0:val="200"/>
+        </ns0:numPr>
+      </ns0:pPr>
+      <ns0:r>
+        <ns0:rPr/>
+        <ns0:t xml:space="preserve">Применение сертифицированных СЗИ и межсетевого экранирования уровня КИИ — зона ответственности инфраструктуры заказчика</ns0:t>
+      </ns0:r>
+    </ns0:p>
+    <ns0:p ns2:paraId="35E9AA56" ns2:textId="77777777" ns0:rsidR="00F570FE" ns0:rsidRPr="00F570FE" ns0:rsidRDefault="00F570FE" ns0:rsidP="00F570FE">
+      <ns0:pPr>
+        <ns0:numPr>
+          <ns0:ilvl ns0:val="0"/>
+          <ns0:numId ns0:val="60"/>
+        </ns0:numPr>
+      </ns0:pPr>
+      <ns0:r ns0:rsidRPr="00F570FE">
+        <ns0:rPr>
+          <ns0:b/>
+          <ns0:bCs/>
+        </ns0:rPr>
+        <ns0:t>Реагирование на инциденты:</ns0:t>
+      </ns0:r>
+      <ns0:r ns0:rsidRPr="00F570FE">
+        <ns0:t xml:space="preserve"> журнал инцидентов, уведомление ГосСОПКА</ns0:t>
+      </ns0:r>
+    </ns0:p>
+    <ns0:p ns2:paraId="603867A1" ns2:textId="77777777" ns0:rsidR="00F570FE" ns0:rsidRPr="00F570FE" ns0:rsidRDefault="00F570FE" ns0:rsidP="00F570FE">
+      <ns0:pPr>
+        <ns0:rPr>
+          <ns0:b/>
+          <ns0:bCs/>
+        </ns0:rPr>
+      </ns0:pPr>
+      <ns0:r ns0:rsidRPr="00F570FE">
+        <ns0:rPr>
+          <ns0:b/>
+          <ns0:bCs/>
+        </ns0:rPr>
+        <ns0:t>9.4. Федеральный закон №54-ФЗ «О ККТ»</ns0:t>
+      </ns0:r>
+    </ns0:p>
+    <ns0:p ns2:paraId="6EEC62C7" ns2:textId="77777777" ns0:rsidR="00F570FE" ns0:rsidRPr="00F570FE" ns0:rsidRDefault="00F570FE" ns0:rsidP="00F570FE">
+      <ns0:r ns0:rsidRPr="00F570FE">
+        <ns0:rPr>
+          <ns0:b/>
+          <ns0:bCs/>
+        </ns0:rPr>
+        <ns0:t>Для интернет-магазинов:</ns0:t>
+      </ns0:r>
+    </ns0:p>
+    <ns0:p ns2:paraId="7D965D95" ns2:textId="77777777" ns0:rsidR="00F570FE" ns0:rsidRPr="00F570FE" ns0:rsidRDefault="00F570FE" ns0:rsidP="00F570FE">
+      <ns0:pPr>
+        <ns0:numPr>
+          <ns0:ilvl ns0:val="0"/>
+          <ns0:numId ns0:val="61"/>
+        </ns0:numPr>
+      </ns0:pPr>
+      <ns0:r ns0:rsidRPr="00F570FE">
+        <ns0:rPr>
+          <ns0:b/>
+          <ns0:bCs/>
+        </ns0:rPr>
+        <ns0:t>Электронные чеки:</ns0:t>
+      </ns0:r>
+      <ns0:r ns0:rsidRPr="00F570FE">
+        <ns0:t xml:space="preserve"> интеграция с ОФД, авто-отправка на email/телефон</ns0:t>
+      </ns0:r>
+    </ns0:p>
+    <ns0:p ns2:paraId="0C910F8C" ns2:textId="77777777" ns0:rsidR="00F570FE" ns0:rsidRPr="00F570FE" ns0:rsidRDefault="00F570FE" ns0:rsidP="00F570FE">
+      <ns0:pPr>
+        <ns0:numPr>
+          <ns0:ilvl ns0:val="0"/>
+          <ns0:numId ns0:val="61"/>
+        </ns0:numPr>
+      </ns0:pPr>
+      <ns0:r ns0:rsidRPr="00F570FE">
+        <ns0:rPr>
+          <ns0:b/>
+          <ns0:bCs/>
+        </ns0:rPr>
+        <ns0:t>Ставки НДС:</ns0:t>
+      </ns0:r>
+      <ns0:r ns0:rsidRPr="00F570FE">
+        <ns0:t xml:space="preserve"> 0%, 10%, 20%</ns0:t>
+      </ns0:r>
+    </ns0:p>
+    <ns0:p ns2:paraId="340E2F6C" ns2:textId="77777777" ns0:rsidR="00F570FE" ns0:rsidRPr="00F570FE" ns0:rsidRDefault="00F570FE" ns0:rsidP="00F570FE">
+      <ns0:pPr>
+        <ns0:numPr>
+          <ns0:ilvl ns0:val="0"/>
+          <ns0:numId ns0:val="61"/>
+        </ns0:numPr>
+      </ns0:pPr>
+      <ns0:r ns0:rsidRPr="00F570FE">
+        <ns0:rPr>
+          <ns0:b/>
+          <ns0:bCs/>
+        </ns0:rPr>
+        <ns0:t>Признаки расчета:</ns0:t>
+      </ns0:r>
+      <ns0:r ns0:rsidRPr="00F570FE">
+        <ns0:t xml:space="preserve"> «Приход», «Возврат прихода», «Расход», «Возврат расхода»</ns0:t>
+      </ns0:r>
+    </ns0:p>
+    <ns0:p ns2:paraId="1F3E199A" ns2:textId="77777777" ns0:rsidR="00F570FE" ns0:rsidRPr="00F570FE" ns0:rsidRDefault="00F570FE" ns0:rsidP="00F570FE">
+      <ns0:pPr>
+        <ns0:numPr>
+          <ns0:ilvl ns0:val="0"/>
+          <ns0:numId ns0:val="61"/>
+        </ns0:numPr>
+      </ns0:pPr>
+      <ns0:r ns0:rsidRPr="00F570FE">
+        <ns0:rPr>
+          <ns0:b/>
+          <ns0:bCs/>
+        </ns0:rPr>
+        <ns0:t>Системы налогообложения:</ns0:t>
+      </ns0:r>
+      <ns0:r ns0:rsidRPr="00F570FE">
+        <ns0:t xml:space="preserve"> ОСН, УСН, Патент, ЕСХН, НПД</ns0:t>
+      </ns0:r>
+    </ns0:p>
+    <ns0:p ns2:paraId="2C68FAD8" ns2:textId="77777777" ns0:rsidR="00F570FE" ns0:rsidRPr="00F570FE" ns0:rsidRDefault="00F570FE" ns0:rsidP="00F570FE">
+      <ns0:pPr>
+        <ns0:rPr>
+          <ns0:b/>
+          <ns0:bCs/>
+        </ns0:rPr>
+      </ns0:pPr>
+      <ns0:r ns0:rsidRPr="00F570FE">
+        <ns0:rPr>
+          <ns0:b/>
+          <ns0:bCs/>
+        </ns0:rPr>
+        <ns0:t>9.5. Федеральный закон №149 «Об информации» (контент)</ns0:t>
+      </ns0:r>
+    </ns0:p>
+    <ns0:p ns2:paraId="526BF866" ns2:textId="77777777" ns0:rsidR="00F570FE" ns0:rsidRPr="00F570FE" ns0:rsidRDefault="00F570FE" ns0:rsidP="00F570FE">
+      <ns0:pPr>
+        <ns0:numPr>
+          <ns0:ilvl ns0:val="0"/>
+          <ns0:numId ns0:val="62"/>
+        </ns0:numPr>
+      </ns0:pPr>
+      <ns0:r ns0:rsidRPr="00F570FE">
+        <ns0:rPr>
+          <ns0:b/>
+          <ns0:bCs/>
+        </ns0:rPr>
+        <ns0:t>Запрещенный контент:</ns0:t>
+      </ns0:r>
+      <ns0:r ns0:rsidRPr="00F570FE">
+        <ns0:t xml:space="preserve"> авто-модерация, проверка blacklist Роскомнадзора</ns0:t>
+      </ns0:r>
+    </ns0:p>
+    <ns0:p ns2:paraId="13254948" ns2:textId="77777777" ns0:rsidR="00F570FE" ns0:rsidRPr="00F570FE" ns0:rsidRDefault="00F570FE" ns0:rsidP="00F570FE">
+      <ns0:pPr>
+        <ns0:numPr>
+          <ns0:ilvl ns0:val="0"/>
+          <ns0:numId ns0:val="62"/>
+        </ns0:numPr>
+      </ns0:pPr>
+      <ns0:r ns0:rsidRPr="00F570FE">
+        <ns0:rPr>
+          <ns0:b/>
+          <ns0:bCs/>
+        </ns0:rPr>
+        <ns0:t>Маркировка:</ns0:t>
+      </ns0:r>
+      <ns0:r ns0:rsidRPr="00F570FE">
+        <ns0:t xml:space="preserve"> возрастные метки (0+, 6+, 12+, 16+, 18+), маркировка рекламы</ns0:t>
+      </ns0:r>
+    </ns0:p>
+    <ns0:p ns2:paraId="18791C09" ns2:textId="77777777" ns0:rsidR="00F570FE" ns0:rsidRPr="00F570FE" ns0:rsidRDefault="00F570FE" ns0:rsidP="00F570FE">
+      <ns0:pPr>
+        <ns0:numPr>
+          <ns0:ilvl ns0:val="0"/>
+          <ns0:numId ns0:val="62"/>
+        </ns0:numPr>
+      </ns0:pPr>
+      <ns0:r ns0:rsidRPr="00F570FE">
+        <ns0:rPr>
+          <ns0:b/>
+          <ns0:bCs/>
+        </ns0:rPr>
+        <ns0:t>Комментарии:</ns0:t>
+      </ns0:r>
+      <ns0:r ns0:rsidRPr="00F570FE">
+        <ns0:t xml:space="preserve"> идентификация пользователей, блокировка, хранение 6 месяцев</ns0:t>
+      </ns0:r>
+    </ns0:p>
+    <ns0:p ns2:paraId="793546AE" ns2:textId="77777777" ns0:rsidR="00F570FE" ns0:rsidRPr="00F570FE" ns0:rsidRDefault="00F570FE" ns0:rsidP="00F570FE">
+      <ns0:pPr>
+        <ns0:rPr>
+          <ns0:b/>
+          <ns0:bCs/>
+        </ns0:rPr>
+      </ns0:pPr>
+      <ns0:r ns0:rsidRPr="00F570FE">
+        <ns0:rPr>
+          <ns0:b/>
+          <ns0:bCs/>
+        </ns0:rPr>
+        <ns0:t>9.6. Электронная подпись и документооборот</ns0:t>
+      </ns0:r>
+    </ns0:p>
+    <ns0:p ns2:paraId="0BE57102" ns2:textId="77777777" ns0:rsidR="00F570FE" ns0:rsidRPr="00F570FE" ns0:rsidRDefault="00F570FE" ns0:rsidP="00F570FE">
+      <ns0:pPr>
+        <ns0:numPr>
+          <ns0:ilvl ns0:val="0"/>
+          <ns0:numId ns0:val="63"/>
+        </ns0:numPr>
+      </ns0:pPr>
+      <ns0:r ns0:rsidRPr="00F570FE">
+        <ns0:rPr>
+          <ns0:b/>
+          <ns0:bCs/>
+        </ns0:rPr>
+        <ns0:t>ПЭП</ns0:t>
+      </ns0:r>
+      <ns0:r ns0:rsidRPr="00F570FE">
+        <ns0:t xml:space="preserve"> — для согласия с офертой</ns0:t>
+      </ns0:r>
+    </ns0:p>
+    <ns0:p ns2:paraId="7C2D0D80" ns2:textId="77777777" ns0:rsidR="00F570FE" ns0:rsidRPr="00F570FE" ns0:rsidRDefault="00F570FE" ns0:rsidP="00F570FE">
+      <ns0:pPr>
+        <ns0:numPr>
+          <ns0:ilvl ns0:val="0"/>
+          <ns0:numId ns0:val="63"/>
+        </ns0:numPr>
+      </ns0:pPr>
+      <ns0:r ns0:rsidRPr="00F570FE">
+        <ns0:rPr>
+          <ns0:b/>
+          <ns0:bCs/>
+        </ns0:rPr>
+        <ns0:t>УКЭП</ns0:t>
+      </ns0:r>
+      <ns0:r ns0:rsidRPr="00F570FE">
+        <ns0:t xml:space="preserve"> — для юридических лиц</ns0:t>
+      </ns0:r>
+    </ns0:p>
+    <ns0:p ns2:paraId="676BD50B" ns2:textId="77777777" ns0:rsidR="00F570FE" ns0:rsidRPr="00F570FE" ns0:rsidRDefault="00F570FE" ns0:rsidP="00F570FE">
+      <ns0:pPr>
+        <ns0:numPr>
+          <ns0:ilvl ns0:val="0"/>
+          <ns0:numId ns0:val="63"/>
+        </ns0:numPr>
+      </ns0:pPr>
+      <ns0:r ns0:rsidRPr="00F570FE">
+        <ns0:rPr>
+          <ns0:b/>
+          <ns0:bCs/>
+        </ns0:rPr>
+        <ns0:t>Документооборот:</ns0:t>
+      </ns0:r>
+      <ns0:r ns0:rsidRPr="00F570FE">
+        <ns0:t xml:space="preserve"> генерация договоров, хранение 5 лет, экспорт в PDF</ns0:t>
+      </ns0:r>
+    </ns0:p>
+    <ns0:p ns2:paraId="2ED8F66A" ns2:textId="77777777" ns0:rsidR="00F570FE" ns0:rsidRPr="00F570FE" ns0:rsidRDefault="00F570FE" ns0:rsidP="00F570FE">
+      <ns0:r ns0:rsidRPr="00F570FE">
+        <ns0:pict ns2:anchorId="1DBA6B3D">
+          <ns3:rect id="_x0000_i1143" style="width:0;height:1.5pt" ns4:hralign="center" ns4:hrstd="t" ns4:hr="t" fillcolor="#a0a0a0" stroked="f"/>
+        </ns0:pict>
+      </ns0:r>
+    </ns0:p>
+    <ns0:p ns2:paraId="54721E2B" ns2:textId="77777777" ns0:rsidR="00F570FE" ns0:rsidRPr="00F570FE" ns0:rsidRDefault="00F570FE" ns0:rsidP="00F570FE">
+      <ns0:pPr>
+        <ns0:rPr>
+          <ns0:b/>
+          <ns0:bCs/>
+        </ns0:rPr>
+      </ns0:pPr>
+      <ns0:r ns0:rsidRPr="00F570FE">
+        <ns0:rPr>
+          <ns0:b/>
+          <ns0:bCs/>
+        </ns0:rPr>
+        <ns0:t>10. КОНТЕНТ</ns0:t>
+      </ns0:r>
+    </ns0:p>
+    <ns0:p ns2:paraId="38FC3369" ns2:textId="77777777" ns0:rsidR="00F570FE" ns0:rsidRPr="00F570FE" ns0:rsidRDefault="00F570FE" ns0:rsidP="00F570FE">
+      <ns0:r ns0:rsidRPr="00F570FE">
+        <ns0:rPr>
+          <ns0:b/>
+          <ns0:bCs/>
+        </ns0:rPr>
+        <ns0:t>10.1. Встроенные ресурсы:</ns0:t>
+      </ns0:r>
+    </ns0:p>
+    <ns0:p ns2:paraId="3E4D0A2D" ns2:textId="77777777" ns0:rsidR="00F570FE" ns0:rsidRPr="00F570FE" ns0:rsidRDefault="00F570FE" ns0:rsidP="00F570FE">
+      <ns0:pPr>
+        <ns0:numPr>
+          <ns0:ilvl ns0:val="0"/>
+          <ns0:numId ns0:val="64"/>
+        </ns0:numPr>
+      </ns0:pPr>
+      <ns0:r ns0:rsidRPr="00F570FE">
+        <ns0:t>Самохостинговые шрифты: загрузка с наших серверов (Golos Text, Manrope, Inter — лицензия SIL OFL)</ns0:t>
+      </ns0:r>
+    </ns0:p>
+    <ns0:p ns2:paraId="2C8C41AE" ns2:textId="77777777" ns0:rsidR="00F570FE" ns0:rsidRPr="00F570FE" ns0:rsidRDefault="00F570FE" ns0:rsidP="00F570FE">
+      <ns0:pPr>
+        <ns0:numPr>
+          <ns0:ilvl ns0:val="0"/>
+          <ns0:numId ns0:val="64"/>
+        </ns0:numPr>
+      </ns0:pPr>
+      <ns0:r ns0:rsidRPr="00F570FE">
+        <ns0:t>Запрет на подключение fonts.googleapis.com или fonts.gstatic.com</ns0:t>
+      </ns0:r>
+    </ns0:p>
+    <ns0:p ns2:paraId="1BC0882E" ns2:textId="77777777" ns0:rsidR="00F570FE" ns0:rsidRPr="00F570FE" ns0:rsidRDefault="00F570FE" ns0:rsidP="00F570FE">
+      <ns0:pPr>
+        <ns0:numPr>
+          <ns0:ilvl ns0:val="0"/>
+          <ns0:numId ns0:val="64"/>
+        </ns0:numPr>
+      </ns0:pPr>
+      <ns0:r ns0:rsidRPr="00F570FE">
+        <ns0:t>ИИ-генератор изображений: только российские серверы (YandexART, Shedevrum или self-hosted Stable Diffusion)</ns0:t>
+      </ns0:r>
+    </ns0:p>
+    <ns0:p ns2:paraId="443509A1" ns2:textId="77777777" ns0:rsidR="00F570FE" ns0:rsidRPr="00F570FE" ns0:rsidRDefault="00F570FE" ns0:rsidP="00F570FE">
+      <ns0:pPr>
+        <ns0:numPr>
+          <ns0:ilvl ns0:val="0"/>
+          <ns0:numId ns0:val="64"/>
+        </ns0:numPr>
+      </ns0:pPr>
+      <ns0:r ns0:rsidRPr="00F570FE">
+        <ns0:t>Собственная библиотека иконок: разработана UI-командой с нуля, все права принадлежат компании</ns0:t>
+      </ns0:r>
+    </ns0:p>
+    <ns0:p ns2:paraId="41BF32D1" ns2:textId="77777777" ns0:rsidR="00F570FE" ns0:rsidRPr="00F570FE" ns0:rsidRDefault="00F570FE" ns0:rsidP="00F570FE">
+      <ns0:r ns0:rsidRPr="00F570FE">
+        <ns0:rPr>
+          <ns0:b/>
+          <ns0:bCs/>
+        </ns0:rPr>
+        <ns0:t>10.2. Требования к загрузке:</ns0:t>
+      </ns0:r>
+    </ns0:p>
+    <ns0:p ns2:paraId="5F0D40C9" ns2:textId="77777777" ns0:rsidR="00F570FE" ns0:rsidRPr="00F570FE" ns0:rsidRDefault="00F570FE" ns0:rsidP="00F570FE">
+      <ns0:pPr>
+        <ns0:numPr>
+          <ns0:ilvl ns0:val="0"/>
+          <ns0:numId ns0:val="65"/>
+        </ns0:numPr>
+      </ns0:pPr>
+      <ns0:r ns0:rsidRPr="00F570FE">
+        <ns0:t xml:space="preserve">Авто-сжатие PNG/JPG в WebP через </ns0:t>
+      </ns0:r>
+      <ns0:r ns0:rsidRPr="00F570FE">
+        <ns0:rPr>
+          <ns0:b/>
+          <ns0:bCs/>
+        </ns0:rPr>
+        <ns0:t>Pillow</ns0:t>
+      </ns0:r>
+      <ns0:r ns0:rsidRPr="00F570FE">
+        <ns0:t xml:space="preserve"> (Python)</ns0:t>
+      </ns0:r>
+    </ns0:p>
+    <ns0:p ns2:paraId="1A7B3617" ns2:textId="77777777" ns0:rsidR="00F570FE" ns0:rsidRPr="00F570FE" ns0:rsidRDefault="00F570FE" ns0:rsidP="00F570FE">
+      <ns0:pPr>
+        <ns0:numPr>
+          <ns0:ilvl ns0:val="0"/>
+          <ns0:numId ns0:val="65"/>
+        </ns0:numPr>
+      </ns0:pPr>
+      <ns0:r ns0:rsidRPr="00F570FE">
+        <ns0:t>Генерация srcset для адаптивных изображений</ns0:t>
+      </ns0:r>
+    </ns0:p>
+    <ns0:p ns2:paraId="03D6C662" ns2:textId="77777777" ns0:rsidR="00F570FE" ns0:rsidRPr="00F570FE" ns0:rsidRDefault="00F570FE" ns0:rsidP="00F570FE">
+      <ns0:pPr>
+        <ns0:numPr>
+          <ns0:ilvl ns0:val="0"/>
+          <ns0:numId ns0:val="65"/>
+        </ns0:numPr>
+      </ns0:pPr>
+      <ns0:r ns0:rsidRPr="00F570FE">
+        <ns0:t xml:space="preserve">Проверка загружаемых файлов: изоляция в отдельном контейнере без сети + сигнатурный анализ собственными YARA-правилами (BSD-3); ClamAV (GPLv2) исключён по п.7.1.6</ns0:t>
+      </ns0:r>
+    </ns0:p>
+    <ns0:p ns2:paraId="61854FA7" ns2:textId="77777777" ns0:rsidR="00F570FE" ns0:rsidRPr="00F570FE" ns0:rsidRDefault="00F570FE" ns0:rsidP="00F570FE">
+      <ns0:pPr>
+        <ns0:numPr>
+          <ns0:ilvl ns0:val="0"/>
+          <ns0:numId ns0:val="65"/>
+        </ns0:numPr>
+      </ns0:pPr>
+      <ns0:r ns0:rsidRPr="00F570FE">
+        <ns0:lastRenderedPageBreak/>
+        <ns0:t>Лимиты: 50 МБ (изображения), 500 МБ (видео)</ns0:t>
+      </ns0:r>
+    </ns0:p>
+    <ns0:p ns2:paraId="524DA065" ns2:textId="77777777" ns0:rsidR="00F570FE" ns0:rsidRPr="00F570FE" ns0:rsidRDefault="00F570FE" ns0:rsidP="00F570FE">
+      <ns0:r ns0:rsidRPr="00F570FE">
+        <ns0:pict ns2:anchorId="13B0D1C3">
+          <ns3:rect id="_x0000_i1144" style="width:0;height:1.5pt" ns4:hralign="center" ns4:hrstd="t" ns4:hr="t" fillcolor="#a0a0a0" stroked="f"/>
+        </ns0:pict>
+      </ns0:r>
+    </ns0:p>
+    <ns0:p ns2:paraId="070F1DA8" ns2:textId="77777777" ns0:rsidR="00F570FE" ns0:rsidRPr="00F570FE" ns0:rsidRDefault="00F570FE" ns0:rsidP="00F570FE">
+      <ns0:pPr>
+        <ns0:rPr>
+          <ns0:b/>
+          <ns0:bCs/>
+        </ns0:rPr>
+      </ns0:pPr>
+      <ns0:r ns0:rsidRPr="00F570FE">
+        <ns0:rPr>
+          <ns0:b/>
+          <ns0:bCs/>
+        </ns0:rPr>
+        <ns0:t>11. АДМИНИСТРИРОВАНИЕ</ns0:t>
+      </ns0:r>
+    </ns0:p>
+    <ns0:p ns2:paraId="69F17D23" ns2:textId="77777777" ns0:rsidR="00F570FE" ns0:rsidRPr="00F570FE" ns0:rsidRDefault="00F570FE" ns0:rsidP="00F570FE">
+      <ns0:r ns0:rsidRPr="00F570FE">
+        <ns0:rPr>
+          <ns0:b/>
+          <ns0:bCs/>
+        </ns0:rPr>
+        <ns0:t>11.1. Матрица прав (RBAC):</ns0:t>
+      </ns0:r>
+    </ns0:p>
+    <ns0:p ns2:paraId="705A9003" ns2:textId="77777777" ns0:rsidR="00F570FE" ns0:rsidRPr="00F570FE" ns0:rsidRDefault="00F570FE" ns0:rsidP="00F570FE">
+      <ns0:pPr>
+        <ns0:numPr>
+          <ns0:ilvl ns0:val="0"/>
+          <ns0:numId ns0:val="66"/>
+        </ns0:numPr>
+      </ns0:pPr>
+      <ns0:r ns0:rsidRPr="00F570FE">
+        <ns0:rPr>
+          <ns0:b/>
+          <ns0:bCs/>
+        </ns0:rPr>
+        <ns0:t>Owner</ns0:t>
+      </ns0:r>
+      <ns0:r ns0:rsidRPr="00F570FE">
+        <ns0:t xml:space="preserve"> — полный доступ, биллинг, удаление, управление ПДн</ns0:t>
+      </ns0:r>
+    </ns0:p>
+    <ns0:p ns2:paraId="5D53BD4C" ns2:textId="77777777" ns0:rsidR="00F570FE" ns0:rsidRPr="00F570FE" ns0:rsidRDefault="00F570FE" ns0:rsidP="00F570FE">
+      <ns0:pPr>
+        <ns0:numPr>
+          <ns0:ilvl ns0:val="0"/>
+          <ns0:numId ns0:val="66"/>
+        </ns0:numPr>
+      </ns0:pPr>
+      <ns0:r ns0:rsidRPr="00F570FE">
+        <ns0:rPr>
+          <ns0:b/>
+          <ns0:bCs/>
+        </ns0:rPr>
+        <ns0:t>Admin</ns0:t>
+      </ns0:r>
+      <ns0:r ns0:rsidRPr="00F570FE">
+        <ns0:t xml:space="preserve"> — настройки, публикация, интеграции</ns0:t>
+      </ns0:r>
+    </ns0:p>
+    <ns0:p ns2:paraId="7091F056" ns2:textId="77777777" ns0:rsidR="00F570FE" ns0:rsidRPr="00F570FE" ns0:rsidRDefault="00F570FE" ns0:rsidP="00F570FE">
+      <ns0:pPr>
+        <ns0:numPr>
+          <ns0:ilvl ns0:val="0"/>
+          <ns0:numId ns0:val="66"/>
+        </ns0:numPr>
+      </ns0:pPr>
+      <ns0:r ns0:rsidRPr="00F570FE">
+        <ns0:rPr>
+          <ns0:b/>
+          <ns0:bCs/>
+        </ns0:rPr>
+        <ns0:t>Editor</ns0:t>
+      </ns0:r>
+      <ns0:r ns0:rsidRPr="00F570FE">
+        <ns0:t xml:space="preserve"> — контент, тексты, картинки</ns0:t>
+      </ns0:r>
+    </ns0:p>
+    <ns0:p ns2:paraId="29BE0A61" ns2:textId="77777777" ns0:rsidR="00F570FE" ns0:rsidRPr="00F570FE" ns0:rsidRDefault="00F570FE" ns0:rsidP="00F570FE">
+      <ns0:pPr>
+        <ns0:numPr>
+          <ns0:ilvl ns0:val="0"/>
+          <ns0:numId ns0:val="66"/>
+        </ns0:numPr>
+      </ns0:pPr>
+      <ns0:r ns0:rsidRPr="00F570FE">
+        <ns0:rPr>
+          <ns0:b/>
+          <ns0:bCs/>
+        </ns0:rPr>
+        <ns0:t>Dev</ns0:t>
+      </ns0:r>
+      <ns0:r ns0:rsidRPr="00F570FE">
+        <ns0:t xml:space="preserve"> — API, вебхуки, кастомный код</ns0:t>
+      </ns0:r>
+    </ns0:p>
+    <ns0:p ns2:paraId="7AA0FDE2" ns2:textId="77777777" ns0:rsidR="00F570FE" ns0:rsidRPr="00F570FE" ns0:rsidRDefault="00F570FE" ns0:rsidP="00F570FE">
+      <ns0:pPr>
+        <ns0:numPr>
+          <ns0:ilvl ns0:val="0"/>
+          <ns0:numId ns0:val="66"/>
+        </ns0:numPr>
+      </ns0:pPr>
+      <ns0:r ns0:rsidRPr="00F570FE">
+        <ns0:rPr>
+          <ns0:b/>
+          <ns0:bCs/>
+        </ns0:rPr>
+        <ns0:t>Viewer</ns0:t>
+      </ns0:r>
+      <ns0:r ns0:rsidRPr="00F570FE">
+        <ns0:t xml:space="preserve"> — только просмотр черновика</ns0:t>
+      </ns0:r>
+    </ns0:p>
+    <ns0:p ns2:paraId="0D38AE5B" ns2:textId="77777777" ns0:rsidR="00F570FE" ns0:rsidRPr="00F570FE" ns0:rsidRDefault="00F570FE" ns0:rsidP="00F570FE">
+      <ns0:r ns0:rsidRPr="00F570FE">
+        <ns0:rPr>
+          <ns0:b/>
+          <ns0:bCs/>
+        </ns0:rPr>
+        <ns0:t>11.2. Аудит и логирование:</ns0:t>
+      </ns0:r>
+    </ns0:p>
+    <ns0:p ns2:paraId="52859839" ns2:textId="77777777" ns0:rsidR="00F570FE" ns0:rsidRPr="00F570FE" ns0:rsidRDefault="00F570FE" ns0:rsidP="00F570FE">
+      <ns0:pPr>
+        <ns0:numPr>
+          <ns0:ilvl ns0:val="0"/>
+          <ns0:numId ns0:val="67"/>
+        </ns0:numPr>
+      </ns0:pPr>
+      <ns0:r ns0:rsidRPr="00F570FE">
+        <ns0:rPr>
+          <ns0:b/>
+          <ns0:bCs/>
+        </ns0:rPr>
+        <ns0:t>Журнал действий:</ns0:t>
+      </ns0:r>
+      <ns0:r ns0:rsidRPr="00F570FE">
+        <ns0:t xml:space="preserve"> кто, когда, что (с IP, User-Agent), хранение 1 год</ns0:t>
+      </ns0:r>
+    </ns0:p>
+    <ns0:p ns2:paraId="6A2DA144" ns2:textId="77777777" ns0:rsidR="00F570FE" ns0:rsidRPr="00F570FE" ns0:rsidRDefault="00F570FE" ns0:rsidP="00F570FE">
+      <ns0:pPr>
+        <ns0:numPr>
+          <ns0:ilvl ns0:val="0"/>
+          <ns0:numId ns0:val="67"/>
+        </ns0:numPr>
+      </ns0:pPr>
+      <ns0:r ns0:rsidRPr="00F570FE">
+        <ns0:rPr>
+          <ns0:b/>
+          <ns0:bCs/>
+        </ns0:rPr>
+        <ns0:t>Отчеты:</ns0:t>
+      </ns0:r>
+      <ns0:r ns0:rsidRPr="00F570FE">
+        <ns0:t xml:space="preserve"> активность, ресурсы, безопасность</ns0:t>
+      </ns0:r>
+    </ns0:p>
+    <ns0:p ns2:paraId="73909062" ns2:textId="77777777" ns0:rsidR="00F570FE" ns0:rsidRPr="00F570FE" ns0:rsidRDefault="00F570FE" ns0:rsidP="00F570FE">
+      <ns0:r ns0:rsidRPr="00F570FE">
+        <ns0:pict ns2:anchorId="016BEE13">
+          <ns3:rect id="_x0000_i1145" style="width:0;height:1.5pt" ns4:hralign="center" ns4:hrstd="t" ns4:hr="t" fillcolor="#a0a0a0" stroked="f"/>
+        </ns0:pict>
+      </ns0:r>
+    </ns0:p>
+    <ns0:p ns2:paraId="0BFFE1E9" ns2:textId="77777777" ns0:rsidR="00F570FE" ns0:rsidRPr="00F570FE" ns0:rsidRDefault="00F570FE" ns0:rsidP="00F570FE">
+      <ns0:pPr>
+        <ns0:rPr>
+          <ns0:b/>
+          <ns0:bCs/>
+        </ns0:rPr>
+      </ns0:pPr>
+      <ns0:r ns0:rsidRPr="00F570FE">
+        <ns0:rPr>
+          <ns0:b/>
+          <ns0:bCs/>
+        </ns0:rPr>
+        <ns0:t>12. СРОКИ И ЭТАПЫ РАЗРАБОТКИ</ns0:t>
+      </ns0:r>
+    </ns0:p>
+    <ns0:p ns2:paraId="728A671B" ns2:textId="77777777" ns0:rsidR="00F570FE" ns0:rsidRPr="00F570FE" ns0:rsidRDefault="00F570FE" ns0:rsidP="00F570FE">
+      <ns0:r ns0:rsidRPr="00F570FE">
+        <ns0:rPr>
+          <ns0:b/>
+          <ns0:bCs/>
+        </ns0:rPr>
+        <ns0:t xml:space="preserve">Общий срок до MVP: 14 месяцев (13 месяцев по этапам 1–10 + Этап 0: каркас монорепозитория, CI/CD, dev-окружение). Этап 0 отсутствовал в ТЗ v4.0 и является обязательной предпосылкой этапов 1–10.</ns0:t>
+      </ns0:r>
+    </ns0:p>
+    <ns0:tbl>
+      <ns0:tblPr>
+        <ns0:tblStyle ns0:val="TableGrid"/>
+        <ns0:tblW ns0:w="0" ns0:type="auto"/>
+        <ns0:tblBorders>
+          <ns0:top ns0:val="single" ns0:sz="4" ns0:color="D4B896"/>
+          <ns0:left ns0:val="single" ns0:sz="4" ns0:color="D4B896"/>
+          <ns0:bottom ns0:val="single" ns0:sz="4" ns0:color="D4B896"/>
+          <ns0:right ns0:val="single" ns0:sz="4" ns0:color="D4B896"/>
+          <ns0:insideH ns0:val="single" ns0:sz="4" ns0:color="D4B896"/>
+          <ns0:insideV ns0:val="single" ns0:sz="4" ns0:color="D4B896"/>
+        </ns0:tblBorders>
+      </ns0:tblPr>
+      <ns0:tblGrid>
+        <ns0:gridCol ns0:w="3000"/>
+        <ns0:gridCol ns0:w="3000"/>
+        <ns0:gridCol ns0:w="3000"/>
+      </ns0:tblGrid>
+      <ns0:tr>
+        <ns0:trPr>
+          <ns0:tblHeader/>
+        </ns0:trPr>
+        <ns0:tc>
+          <ns0:tcPr>
+            <ns0:tcW ns0:w="3000" ns0:type="dxa"/>
+            <ns0:shd ns0:val="clear" ns0:color="auto" ns0:fill="F5EFE0"/>
+          </ns0:tcPr>
+          <ns0:p>
+            <ns0:pPr/>
+            <ns0:r>
+              <ns0:rPr>
+                <ns0:b/>
+                <ns0:bCs/>
+              </ns0:rPr>
               <ns0:t xml:space="preserve">Этап</ns0:t>
             </ns0:r>
           </ns0:p>
@@ -14110,7 +14470,7 @@
         </ns0:numPr>
       </ns0:pPr>
       <ns0:r ns0:rsidRPr="00F570FE">
-        <ns0:t xml:space="preserve">Автоматический фейловер на self-hosted SMTP при недоступности Mailganer (3 ошибки подряд)</ns0:t>
+        <ns0:t xml:space="preserve">Автоматический фейловер на локальный relay при недоступности SMTP Яндекса (3 ошибки подряд)</ns0:t>
       </ns0:r>
     </ns0:p>
     <ns0:p ns2:paraId="3FABB267" ns2:textId="77777777" ns0:rsidR="00F570FE" ns0:rsidRPr="00F570FE" ns0:rsidRDefault="00F570FE" ns0:rsidP="00F570FE">
@@ -14826,7 +15186,7 @@
           <ns0:b/>
           <ns0:bCs/>
         </ns0:rPr>
-        <ns0:t xml:space="preserve">🆕 Mailganer (транзакционные письма, в реестре российского ПО): от 30 000 ₽ (до 1 000 000 писем/мес)</ns0:t>
+        <ns0:t xml:space="preserve">🆕 Яндекс 360 (почта для бизнеса, SMTP-релей): от 0 ₽ при своём домене; тарифы зависят от числа пользователей</ns0:t>
       </ns0:r>
     </ns0:p>
     <ns0:p ns2:paraId="4B2CCD5E" ns2:textId="77777777" ns0:rsidR="00F570FE" ns0:rsidRPr="00F570FE" ns0:rsidRDefault="00F570FE" ns0:rsidP="00F570FE">
@@ -14842,7 +15202,7 @@
           <ns0:b/>
           <ns0:bCs/>
         </ns0:rPr>
-        <ns0:t xml:space="preserve">🆕 Резервный SMTP на собственных серверах (Maddy + Rspamd, прогрев IP): от 3 000 ₽ + выделенный IP</ns0:t>
+        <ns0:t xml:space="preserve">🆕 Резервный локальный relay (Postfix или Maddy + Rspamd, прогрев IP): от 3 000 ₽ + выделенный IP</ns0:t>
       </ns0:r>
     </ns0:p>
     <ns0:p ns2:paraId="10CF6B17" ns2:textId="77777777" ns0:rsidR="00F570FE" ns0:rsidRPr="00F570FE" ns0:rsidRDefault="00F570FE" ns0:rsidP="00F570FE">
@@ -16063,7 +16423,7 @@
           <ns0:b/>
           <ns0:bCs/>
         </ns0:rPr>
-        <ns0:t xml:space="preserve">Mailganer — основной провайдер (участник реестра российского ПО № 20310, серверы в РФ, 152-ФЗ)</ns0:t>
+        <ns0:t xml:space="preserve">Яндекс 360 — основной провайдер (российский резидент, серверы в РФ, 152-ФЗ, трансграничная передача исключена)</ns0:t>
       </ns0:r>
     </ns0:p>
     <ns0:p ns2:paraId="4BBA7094" ns2:textId="77777777" ns0:rsidR="00F570FE" ns0:rsidRPr="00F570FE" ns0:rsidRDefault="00F570FE" ns0:rsidP="00F570FE">
@@ -16082,7 +16442,7 @@
           <ns0:bCs/>
           <ns0:lang ns0:val="en-US"/>
         </ns0:rPr>
-        <ns0:t xml:space="preserve">Fallback: собственный SMTP (Maddy + Rspamd) на серверах платформы в РФ</ns0:t>
+        <ns0:t xml:space="preserve">Fallback: локальный relay (Postfix или Maddy + Rspamd) на серверах платформы в РФ</ns0:t>
       </ns0:r>
     </ns0:p>
     <ns0:p ns2:paraId="4A7DC9F6" ns2:textId="77777777" ns0:rsidR="00F570FE" ns0:rsidRPr="00F570FE" ns0:rsidRDefault="00F570FE" ns0:rsidP="00F570FE">
@@ -16093,7 +16453,7 @@
         </ns0:numPr>
       </ns0:pPr>
       <ns0:r ns0:rsidRPr="00F570FE">
-        <ns0:t xml:space="preserve">Автоматическое переключение по circuit breaker; Resend, Dovecot и ClamAV исключены по п.7.6.4</ns0:t>
+        <ns0:t xml:space="preserve">Автоматическое переключение по circuit breaker; Resend, Dovecot и ClamAV исключены по п.7.6.4. Mailganer — резервный вариант при нехватке квоты Яндекса</ns0:t>
       </ns0:r>
     </ns0:p>
     <ns0:p ns2:paraId="56B9C74B" ns2:textId="77777777" ns0:rsidR="00F570FE" ns0:rsidRPr="00F570FE" ns0:rsidRDefault="00F570FE" ns0:rsidP="00F570FE">

--- a/AUIRA ТЗ.docx
+++ b/AUIRA ТЗ.docx
@@ -6436,8 +6436,28 @@
     <ns0:p>
       <ns0:pPr/>
       <ns0:r>
+        <ns0:rPr>
+          <ns0:b/>
+          <ns0:bCs/>
+        </ns0:rPr>
+        <ns0:t xml:space="preserve">🆕 5.1.1. Доступность палитры: измеренный контраст и цветовые роли</ns0:t>
+      </ns0:r>
+    </ns0:p>
+    <ns0:p>
+      <ns0:pPr/>
+      <ns0:r>
         <ns0:rPr/>
-        <ns0:t xml:space="preserve">Проверка палитры «Golden Sand» по WCAG 2.1 выявила нарушения: акцентный и вторичный цвета не пригодны для текста и границ на песочном фоне. Измеренные значения (расчёт по формуле относительной яркости):</ns0:t>
+        <ns0:t xml:space="preserve">Проверка палитры «Golden Sand» по WCAG 2.1 выявила нарушения в исходной редакции v4.0. Ниже приведены измеренные и исправленные значения. Проверка воспроизводима: docs/check-contrast.mjs, 19 пар, все проходят.</ns0:t>
+      </ns0:r>
+    </ns0:p>
+    <ns0:p>
+      <ns0:pPr/>
+      <ns0:r>
+        <ns0:rPr>
+          <ns0:b/>
+          <ns0:bCs/>
+        </ns0:rPr>
+        <ns0:t xml:space="preserve">Замер исходной палитры (редакция v4.0) — что не работало:</ns0:t>
       </ns0:r>
     </ns0:p>
     <ns0:tbl>
@@ -6544,7 +6564,7 @@
             <ns0:pPr/>
             <ns0:r>
               <ns0:rPr/>
-              <ns0:t xml:space="preserve">Не проходит (требуется ≥ 3:1 для UI, ≥ 4.5:1 для текста)</ns0:t>
+              <ns0:t xml:space="preserve">Не проходит — текст на акценте нечитаем</ns0:t>
             </ns0:r>
           </ns0:p>
         </ns0:tc>
@@ -6558,7 +6578,7 @@
             <ns0:pPr/>
             <ns0:r>
               <ns0:rPr/>
-              <ns0:t xml:space="preserve">Вторичный #C9B896 на фоне #F5EFE0</ns0:t>
+              <ns0:t xml:space="preserve">Заливка активной кнопки #AE9066 с белым текстом</ns0:t>
             </ns0:r>
           </ns0:p>
         </ns0:tc>
@@ -6570,7 +6590,7 @@
             <ns0:pPr/>
             <ns0:r>
               <ns0:rPr/>
-              <ns0:t xml:space="preserve">1.70:1</ns0:t>
+              <ns0:t xml:space="preserve">2.62:1</ns0:t>
             </ns0:r>
           </ns0:p>
         </ns0:tc>
@@ -6596,7 +6616,7 @@
             <ns0:pPr/>
             <ns0:r>
               <ns0:rPr/>
-              <ns0:t xml:space="preserve">Мягкий текст #7A6F58 на фоне #F5EFE0</ns0:t>
+              <ns0:t xml:space="preserve">Предупреждение #B8873C на фоне #F5EFE0</ns0:t>
             </ns0:r>
           </ns0:p>
         </ns0:tc>
@@ -6608,7 +6628,7 @@
             <ns0:pPr/>
             <ns0:r>
               <ns0:rPr/>
-              <ns0:t xml:space="preserve">4.32:1</ns0:t>
+              <ns0:t xml:space="preserve">2.79:1</ns0:t>
             </ns0:r>
           </ns0:p>
         </ns0:tc>
@@ -6620,7 +6640,7 @@
             <ns0:pPr/>
             <ns0:r>
               <ns0:rPr/>
-              <ns0:t xml:space="preserve">Проходит только для крупного текста</ns0:t>
+              <ns0:t xml:space="preserve">Не проходит</ns0:t>
             </ns0:r>
           </ns0:p>
         </ns0:tc>
@@ -6634,7 +6654,7 @@
             <ns0:pPr/>
             <ns0:r>
               <ns0:rPr/>
-              <ns0:t xml:space="preserve">Текст #3A3428 на фоне #F5EFE0</ns0:t>
+              <ns0:t xml:space="preserve">Акцент приглушённый #8A6A3A на фоне #F5EFE0</ns0:t>
             </ns0:r>
           </ns0:p>
         </ns0:tc>
@@ -6646,7 +6666,7 @@
             <ns0:pPr/>
             <ns0:r>
               <ns0:rPr/>
-              <ns0:t xml:space="preserve">10.76:1</ns0:t>
+              <ns0:t xml:space="preserve">4.35:1</ns0:t>
             </ns0:r>
           </ns0:p>
         </ns0:tc>
@@ -6658,7 +6678,7 @@
             <ns0:pPr/>
             <ns0:r>
               <ns0:rPr/>
-              <ns0:t xml:space="preserve">AAA</ns0:t>
+              <ns0:t xml:space="preserve">Не проходит для обычного текста</ns0:t>
             </ns0:r>
           </ns0:p>
         </ns0:tc>
@@ -6672,7 +6692,7 @@
             <ns0:pPr/>
             <ns0:r>
               <ns0:rPr/>
-              <ns0:t xml:space="preserve">Текст #3A3428 на панели #FBF6E8</ns0:t>
+              <ns0:t xml:space="preserve">Успех #5C7A4E на фоне #F5EFE0</ns0:t>
             </ns0:r>
           </ns0:p>
         </ns0:tc>
@@ -6684,7 +6704,7 @@
             <ns0:pPr/>
             <ns0:r>
               <ns0:rPr/>
-              <ns0:t xml:space="preserve">11.43:1</ns0:t>
+              <ns0:t xml:space="preserve">4.21:1</ns0:t>
             </ns0:r>
           </ns0:p>
         </ns0:tc>
@@ -6696,7 +6716,121 @@
             <ns0:pPr/>
             <ns0:r>
               <ns0:rPr/>
-              <ns0:t xml:space="preserve">AAA</ns0:t>
+              <ns0:t xml:space="preserve">Не проходит для обычного текста</ns0:t>
+            </ns0:r>
+          </ns0:p>
+        </ns0:tc>
+      </ns0:tr>
+      <ns0:tr>
+        <ns0:tc>
+          <ns0:tcPr>
+            <ns0:tcW ns0:w="3000" ns0:type="dxa"/>
+          </ns0:tcPr>
+          <ns0:p>
+            <ns0:pPr/>
+            <ns0:r>
+              <ns0:rPr/>
+              <ns0:t xml:space="preserve">Инфо #5B7186 на фоне #F5EFE0</ns0:t>
+            </ns0:r>
+          </ns0:p>
+        </ns0:tc>
+        <ns0:tc>
+          <ns0:tcPr>
+            <ns0:tcW ns0:w="3000" ns0:type="dxa"/>
+          </ns0:tcPr>
+          <ns0:p>
+            <ns0:pPr/>
+            <ns0:r>
+              <ns0:rPr/>
+              <ns0:t xml:space="preserve">4.41:1</ns0:t>
+            </ns0:r>
+          </ns0:p>
+        </ns0:tc>
+        <ns0:tc>
+          <ns0:tcPr>
+            <ns0:tcW ns0:w="3000" ns0:type="dxa"/>
+          </ns0:tcPr>
+          <ns0:p>
+            <ns0:pPr/>
+            <ns0:r>
+              <ns0:rPr/>
+              <ns0:t xml:space="preserve">Не проходит для обычного текста</ns0:t>
+            </ns0:r>
+          </ns0:p>
+        </ns0:tc>
+      </ns0:tr>
+      <ns0:tr>
+        <ns0:tc>
+          <ns0:tcPr>
+            <ns0:tcW ns0:w="3000" ns0:type="dxa"/>
+          </ns0:tcPr>
+          <ns0:p>
+            <ns0:pPr/>
+            <ns0:r>
+              <ns0:rPr/>
+              <ns0:t xml:space="preserve">Мягкий текст #7A6F58 на фоне #F5EFE0</ns0:t>
+            </ns0:r>
+          </ns0:p>
+        </ns0:tc>
+        <ns0:tc>
+          <ns0:tcPr>
+            <ns0:tcW ns0:w="3000" ns0:type="dxa"/>
+          </ns0:tcPr>
+          <ns0:p>
+            <ns0:pPr/>
+            <ns0:r>
+              <ns0:rPr/>
+              <ns0:t xml:space="preserve">4.32:1</ns0:t>
+            </ns0:r>
+          </ns0:p>
+        </ns0:tc>
+        <ns0:tc>
+          <ns0:tcPr>
+            <ns0:tcW ns0:w="3000" ns0:type="dxa"/>
+          </ns0:tcPr>
+          <ns0:p>
+            <ns0:pPr/>
+            <ns0:r>
+              <ns0:rPr/>
+              <ns0:t xml:space="preserve">Не проходит для обычного текста</ns0:t>
+            </ns0:r>
+          </ns0:p>
+        </ns0:tc>
+      </ns0:tr>
+      <ns0:tr>
+        <ns0:tc>
+          <ns0:tcPr>
+            <ns0:tcW ns0:w="3000" ns0:type="dxa"/>
+          </ns0:tcPr>
+          <ns0:p>
+            <ns0:pPr/>
+            <ns0:r>
+              <ns0:rPr/>
+              <ns0:t xml:space="preserve">Текст #3A3428 на фоне #F5EFE0</ns0:t>
+            </ns0:r>
+          </ns0:p>
+        </ns0:tc>
+        <ns0:tc>
+          <ns0:tcPr>
+            <ns0:tcW ns0:w="3000" ns0:type="dxa"/>
+          </ns0:tcPr>
+          <ns0:p>
+            <ns0:pPr/>
+            <ns0:r>
+              <ns0:rPr/>
+              <ns0:t xml:space="preserve">10.76:1</ns0:t>
+            </ns0:r>
+          </ns0:p>
+        </ns0:tc>
+        <ns0:tc>
+          <ns0:tcPr>
+            <ns0:tcW ns0:w="3000" ns0:type="dxa"/>
+          </ns0:tcPr>
+          <ns0:p>
+            <ns0:pPr/>
+            <ns0:r>
+              <ns0:rPr/>
+              <ns0:t xml:space="preserve">AAA — корректно</ns0:t>
             </ns0:r>
           </ns0:p>
         </ns0:tc>
@@ -6709,7 +6843,7 @@
           <ns0:b/>
           <ns0:bCs/>
         </ns0:rPr>
-        <ns0:t xml:space="preserve">Требование: акцентный цвет не используется для текста, подписей и тонких границ. Вводится отдельная пара токенов:</ns0:t>
+        <ns0:t xml:space="preserve">Исправленная шкала (проверено, все пары проходят WCAG AA):</ns0:t>
       </ns0:r>
     </ns0:p>
     <ns0:tbl>
@@ -6747,7 +6881,7 @@
                 <ns0:b/>
                 <ns0:bCs/>
               </ns0:rPr>
-              <ns0:t xml:space="preserve">Токен</ns0:t>
+              <ns0:t xml:space="preserve">Роль</ns0:t>
             </ns0:r>
           </ns0:p>
         </ns0:tc>
@@ -6809,7 +6943,7 @@
             <ns0:pPr/>
             <ns0:r>
               <ns0:rPr/>
-              <ns0:t xml:space="preserve">accent-surface</ns0:t>
+              <ns0:t xml:space="preserve">canvas</ns0:t>
             </ns0:r>
           </ns0:p>
         </ns0:tc>
@@ -6821,7 +6955,7 @@
             <ns0:pPr/>
             <ns0:r>
               <ns0:rPr/>
-              <ns0:t xml:space="preserve">#D4B896</ns0:t>
+              <ns0:t xml:space="preserve">#F5EFE0</ns0:t>
             </ns0:r>
           </ns0:p>
         </ns0:tc>
@@ -6833,7 +6967,7 @@
             <ns0:pPr/>
             <ns0:r>
               <ns0:rPr/>
-              <ns0:t xml:space="preserve">Заливка кнопок, свечение Aura, Backlight, акценты графики</ns0:t>
+              <ns0:t xml:space="preserve">Фон холста</ns0:t>
             </ns0:r>
           </ns0:p>
         </ns0:tc>
@@ -6845,7 +6979,7 @@
             <ns0:pPr/>
             <ns0:r>
               <ns0:rPr/>
-              <ns0:t xml:space="preserve">— (не текст)</ns0:t>
+              <ns0:t xml:space="preserve">—</ns0:t>
             </ns0:r>
           </ns0:p>
         </ns0:tc>
@@ -6859,7 +6993,7 @@
             <ns0:pPr/>
             <ns0:r>
               <ns0:rPr/>
-              <ns0:t xml:space="preserve">accent-text</ns0:t>
+              <ns0:t xml:space="preserve">panel</ns0:t>
             </ns0:r>
           </ns0:p>
         </ns0:tc>
@@ -6871,7 +7005,7 @@
             <ns0:pPr/>
             <ns0:r>
               <ns0:rPr/>
-              <ns0:t xml:space="preserve">#7A5C30</ns0:t>
+              <ns0:t xml:space="preserve">#FBF6E8</ns0:t>
             </ns0:r>
           </ns0:p>
         </ns0:tc>
@@ -6883,7 +7017,7 @@
             <ns0:pPr/>
             <ns0:r>
               <ns0:rPr/>
-              <ns0:t xml:space="preserve">Текст на кнопках, ссылки, подписи активных элементов</ns0:t>
+              <ns0:t xml:space="preserve">Панели, карточки, модалки</ns0:t>
             </ns0:r>
           </ns0:p>
         </ns0:tc>
@@ -6895,7 +7029,7 @@
             <ns0:pPr/>
             <ns0:r>
               <ns0:rPr/>
-              <ns0:t xml:space="preserve">5.38:1 (AA)</ns0:t>
+              <ns0:t xml:space="preserve">—</ns0:t>
             </ns0:r>
           </ns0:p>
         </ns0:tc>
@@ -6909,7 +7043,7 @@
             <ns0:pPr/>
             <ns0:r>
               <ns0:rPr/>
-              <ns0:t xml:space="preserve">accent-text-strong</ns0:t>
+              <ns0:t xml:space="preserve">accent-surface</ns0:t>
             </ns0:r>
           </ns0:p>
         </ns0:tc>
@@ -6921,7 +7055,7 @@
             <ns0:pPr/>
             <ns0:r>
               <ns0:rPr/>
-              <ns0:t xml:space="preserve">#6B4F28</ns0:t>
+              <ns0:t xml:space="preserve">#D4B896</ns0:t>
             </ns0:r>
           </ns0:p>
         </ns0:tc>
@@ -6933,7 +7067,7 @@
             <ns0:pPr/>
             <ns0:r>
               <ns0:rPr/>
-              <ns0:t xml:space="preserve">Заголовки акцентных блоков, hover-состояния ссылок</ns0:t>
+              <ns0:t xml:space="preserve">Заливка кнопок, Aura, Backlight, графика — НЕ текст</ns0:t>
             </ns0:r>
           </ns0:p>
         </ns0:tc>
@@ -6945,7 +7079,7 @@
             <ns0:pPr/>
             <ns0:r>
               <ns0:rPr/>
-              <ns0:t xml:space="preserve">6.60:1 (AAA)</ns0:t>
+              <ns0:t xml:space="preserve">—</ns0:t>
             </ns0:r>
           </ns0:p>
         </ns0:tc>
@@ -6959,7 +7093,7 @@
             <ns0:pPr/>
             <ns0:r>
               <ns0:rPr/>
-              <ns0:t xml:space="preserve">muted-text</ns0:t>
+              <ns0:t xml:space="preserve">accent-text</ns0:t>
             </ns0:r>
           </ns0:p>
         </ns0:tc>
@@ -6971,6 +7105,206 @@
             <ns0:pPr/>
             <ns0:r>
               <ns0:rPr/>
+              <ns0:t xml:space="preserve">#7A5C30</ns0:t>
+            </ns0:r>
+          </ns0:p>
+        </ns0:tc>
+        <ns0:tc>
+          <ns0:tcPr>
+            <ns0:tcW ns0:w="2250" ns0:type="dxa"/>
+          </ns0:tcPr>
+          <ns0:p>
+            <ns0:pPr/>
+            <ns0:r>
+              <ns0:rPr/>
+              <ns0:t xml:space="preserve">Ссылки, подписи активных элементов</ns0:t>
+            </ns0:r>
+          </ns0:p>
+        </ns0:tc>
+        <ns0:tc>
+          <ns0:tcPr>
+            <ns0:tcW ns0:w="2250" ns0:type="dxa"/>
+          </ns0:tcPr>
+          <ns0:p>
+            <ns0:pPr/>
+            <ns0:r>
+              <ns0:rPr/>
+              <ns0:t xml:space="preserve">5.38:1 AA</ns0:t>
+            </ns0:r>
+          </ns0:p>
+        </ns0:tc>
+      </ns0:tr>
+      <ns0:tr>
+        <ns0:tc>
+          <ns0:tcPr>
+            <ns0:tcW ns0:w="2250" ns0:type="dxa"/>
+          </ns0:tcPr>
+          <ns0:p>
+            <ns0:pPr/>
+            <ns0:r>
+              <ns0:rPr/>
+              <ns0:t xml:space="preserve">accent-text-strong</ns0:t>
+            </ns0:r>
+          </ns0:p>
+        </ns0:tc>
+        <ns0:tc>
+          <ns0:tcPr>
+            <ns0:tcW ns0:w="2250" ns0:type="dxa"/>
+          </ns0:tcPr>
+          <ns0:p>
+            <ns0:pPr/>
+            <ns0:r>
+              <ns0:rPr/>
+              <ns0:t xml:space="preserve">#6B4F28</ns0:t>
+            </ns0:r>
+          </ns0:p>
+        </ns0:tc>
+        <ns0:tc>
+          <ns0:tcPr>
+            <ns0:tcW ns0:w="2250" ns0:type="dxa"/>
+          </ns0:tcPr>
+          <ns0:p>
+            <ns0:pPr/>
+            <ns0:r>
+              <ns0:rPr/>
+              <ns0:t xml:space="preserve">Заголовки акцентных блоков</ns0:t>
+            </ns0:r>
+          </ns0:p>
+        </ns0:tc>
+        <ns0:tc>
+          <ns0:tcPr>
+            <ns0:tcW ns0:w="2250" ns0:type="dxa"/>
+          </ns0:tcPr>
+          <ns0:p>
+            <ns0:pPr/>
+            <ns0:r>
+              <ns0:rPr/>
+              <ns0:t xml:space="preserve">6.60:1 AA</ns0:t>
+            </ns0:r>
+          </ns0:p>
+        </ns0:tc>
+      </ns0:tr>
+      <ns0:tr>
+        <ns0:tc>
+          <ns0:tcPr>
+            <ns0:tcW ns0:w="2250" ns0:type="dxa"/>
+          </ns0:tcPr>
+          <ns0:p>
+            <ns0:pPr/>
+            <ns0:r>
+              <ns0:rPr/>
+              <ns0:t xml:space="preserve">accent-text-muted</ns0:t>
+            </ns0:r>
+          </ns0:p>
+        </ns0:tc>
+        <ns0:tc>
+          <ns0:tcPr>
+            <ns0:tcW ns0:w="2250" ns0:type="dxa"/>
+          </ns0:tcPr>
+          <ns0:p>
+            <ns0:pPr/>
+            <ns0:r>
+              <ns0:rPr/>
+              <ns0:t xml:space="preserve">#866738</ns0:t>
+            </ns0:r>
+          </ns0:p>
+        </ns0:tc>
+        <ns0:tc>
+          <ns0:tcPr>
+            <ns0:tcW ns0:w="2250" ns0:type="dxa"/>
+          </ns0:tcPr>
+          <ns0:p>
+            <ns0:pPr/>
+            <ns0:r>
+              <ns0:rPr/>
+              <ns0:t xml:space="preserve">Второстепенные акцентные подписи</ns0:t>
+            </ns0:r>
+          </ns0:p>
+        </ns0:tc>
+        <ns0:tc>
+          <ns0:tcPr>
+            <ns0:tcW ns0:w="2250" ns0:type="dxa"/>
+          </ns0:tcPr>
+          <ns0:p>
+            <ns0:pPr/>
+            <ns0:r>
+              <ns0:rPr/>
+              <ns0:t xml:space="preserve">4.56:1 AA</ns0:t>
+            </ns0:r>
+          </ns0:p>
+        </ns0:tc>
+      </ns0:tr>
+      <ns0:tr>
+        <ns0:tc>
+          <ns0:tcPr>
+            <ns0:tcW ns0:w="2250" ns0:type="dxa"/>
+          </ns0:tcPr>
+          <ns0:p>
+            <ns0:pPr/>
+            <ns0:r>
+              <ns0:rPr/>
+              <ns0:t xml:space="preserve">text-primary</ns0:t>
+            </ns0:r>
+          </ns0:p>
+        </ns0:tc>
+        <ns0:tc>
+          <ns0:tcPr>
+            <ns0:tcW ns0:w="2250" ns0:type="dxa"/>
+          </ns0:tcPr>
+          <ns0:p>
+            <ns0:pPr/>
+            <ns0:r>
+              <ns0:rPr/>
+              <ns0:t xml:space="preserve">#3A3428</ns0:t>
+            </ns0:r>
+          </ns0:p>
+        </ns0:tc>
+        <ns0:tc>
+          <ns0:tcPr>
+            <ns0:tcW ns0:w="2250" ns0:type="dxa"/>
+          </ns0:tcPr>
+          <ns0:p>
+            <ns0:pPr/>
+            <ns0:r>
+              <ns0:rPr/>
+              <ns0:t xml:space="preserve">Основной текст</ns0:t>
+            </ns0:r>
+          </ns0:p>
+        </ns0:tc>
+        <ns0:tc>
+          <ns0:tcPr>
+            <ns0:tcW ns0:w="2250" ns0:type="dxa"/>
+          </ns0:tcPr>
+          <ns0:p>
+            <ns0:pPr/>
+            <ns0:r>
+              <ns0:rPr/>
+              <ns0:t xml:space="preserve">10.76:1 AAA</ns0:t>
+            </ns0:r>
+          </ns0:p>
+        </ns0:tc>
+      </ns0:tr>
+      <ns0:tr>
+        <ns0:tc>
+          <ns0:tcPr>
+            <ns0:tcW ns0:w="2250" ns0:type="dxa"/>
+          </ns0:tcPr>
+          <ns0:p>
+            <ns0:pPr/>
+            <ns0:r>
+              <ns0:rPr/>
+              <ns0:t xml:space="preserve">text-secondary</ns0:t>
+            </ns0:r>
+          </ns0:p>
+        </ns0:tc>
+        <ns0:tc>
+          <ns0:tcPr>
+            <ns0:tcW ns0:w="2250" ns0:type="dxa"/>
+          </ns0:tcPr>
+          <ns0:p>
+            <ns0:pPr/>
+            <ns0:r>
+              <ns0:rPr/>
               <ns0:t xml:space="preserve">#6B6250</ns0:t>
             </ns0:r>
           </ns0:p>
@@ -6983,7 +7317,7 @@
             <ns0:pPr/>
             <ns0:r>
               <ns0:rPr/>
-              <ns0:t xml:space="preserve">Вторичные подписи, подсказки</ns0:t>
+              <ns0:t xml:space="preserve">Вторичный текст, подписи</ns0:t>
             </ns0:r>
           </ns0:p>
         </ns0:tc>
@@ -6995,7 +7329,207 @@
             <ns0:pPr/>
             <ns0:r>
               <ns0:rPr/>
-              <ns0:t xml:space="preserve">≥ 4.5:1 (AA)</ns0:t>
+              <ns0:t xml:space="preserve">5.25:1 AA</ns0:t>
+            </ns0:r>
+          </ns0:p>
+        </ns0:tc>
+      </ns0:tr>
+      <ns0:tr>
+        <ns0:tc>
+          <ns0:tcPr>
+            <ns0:tcW ns0:w="2250" ns0:type="dxa"/>
+          </ns0:tcPr>
+          <ns0:p>
+            <ns0:pPr/>
+            <ns0:r>
+              <ns0:rPr/>
+              <ns0:t xml:space="preserve">success</ns0:t>
+            </ns0:r>
+          </ns0:p>
+        </ns0:tc>
+        <ns0:tc>
+          <ns0:tcPr>
+            <ns0:tcW ns0:w="2250" ns0:type="dxa"/>
+          </ns0:tcPr>
+          <ns0:p>
+            <ns0:pPr/>
+            <ns0:r>
+              <ns0:rPr/>
+              <ns0:t xml:space="preserve">#58754B</ns0:t>
+            </ns0:r>
+          </ns0:p>
+        </ns0:tc>
+        <ns0:tc>
+          <ns0:tcPr>
+            <ns0:tcW ns0:w="2250" ns0:type="dxa"/>
+          </ns0:tcPr>
+          <ns0:p>
+            <ns0:pPr/>
+            <ns0:r>
+              <ns0:rPr/>
+              <ns0:t xml:space="preserve">Успешные состояния</ns0:t>
+            </ns0:r>
+          </ns0:p>
+        </ns0:tc>
+        <ns0:tc>
+          <ns0:tcPr>
+            <ns0:tcW ns0:w="2250" ns0:type="dxa"/>
+          </ns0:tcPr>
+          <ns0:p>
+            <ns0:pPr/>
+            <ns0:r>
+              <ns0:rPr/>
+              <ns0:t xml:space="preserve">4.51:1 AA</ns0:t>
+            </ns0:r>
+          </ns0:p>
+        </ns0:tc>
+      </ns0:tr>
+      <ns0:tr>
+        <ns0:tc>
+          <ns0:tcPr>
+            <ns0:tcW ns0:w="2250" ns0:type="dxa"/>
+          </ns0:tcPr>
+          <ns0:p>
+            <ns0:pPr/>
+            <ns0:r>
+              <ns0:rPr/>
+              <ns0:t xml:space="preserve">warning</ns0:t>
+            </ns0:r>
+          </ns0:p>
+        </ns0:tc>
+        <ns0:tc>
+          <ns0:tcPr>
+            <ns0:tcW ns0:w="2250" ns0:type="dxa"/>
+          </ns0:tcPr>
+          <ns0:p>
+            <ns0:pPr/>
+            <ns0:r>
+              <ns0:rPr/>
+              <ns0:t xml:space="preserve">#8A652D</ns0:t>
+            </ns0:r>
+          </ns0:p>
+        </ns0:tc>
+        <ns0:tc>
+          <ns0:tcPr>
+            <ns0:tcW ns0:w="2250" ns0:type="dxa"/>
+          </ns0:tcPr>
+          <ns0:p>
+            <ns0:pPr/>
+            <ns0:r>
+              <ns0:rPr/>
+              <ns0:t xml:space="preserve">Предупреждения</ns0:t>
+            </ns0:r>
+          </ns0:p>
+        </ns0:tc>
+        <ns0:tc>
+          <ns0:tcPr>
+            <ns0:tcW ns0:w="2250" ns0:type="dxa"/>
+          </ns0:tcPr>
+          <ns0:p>
+            <ns0:pPr/>
+            <ns0:r>
+              <ns0:rPr/>
+              <ns0:t xml:space="preserve">4.60:1 AA</ns0:t>
+            </ns0:r>
+          </ns0:p>
+        </ns0:tc>
+      </ns0:tr>
+      <ns0:tr>
+        <ns0:tc>
+          <ns0:tcPr>
+            <ns0:tcW ns0:w="2250" ns0:type="dxa"/>
+          </ns0:tcPr>
+          <ns0:p>
+            <ns0:pPr/>
+            <ns0:r>
+              <ns0:rPr/>
+              <ns0:t xml:space="preserve">danger</ns0:t>
+            </ns0:r>
+          </ns0:p>
+        </ns0:tc>
+        <ns0:tc>
+          <ns0:tcPr>
+            <ns0:tcW ns0:w="2250" ns0:type="dxa"/>
+          </ns0:tcPr>
+          <ns0:p>
+            <ns0:pPr/>
+            <ns0:r>
+              <ns0:rPr/>
+              <ns0:t xml:space="preserve">#A4503C</ns0:t>
+            </ns0:r>
+          </ns0:p>
+        </ns0:tc>
+        <ns0:tc>
+          <ns0:tcPr>
+            <ns0:tcW ns0:w="2250" ns0:type="dxa"/>
+          </ns0:tcPr>
+          <ns0:p>
+            <ns0:pPr/>
+            <ns0:r>
+              <ns0:rPr/>
+              <ns0:t xml:space="preserve">Ошибки, удаление</ns0:t>
+            </ns0:r>
+          </ns0:p>
+        </ns0:tc>
+        <ns0:tc>
+          <ns0:tcPr>
+            <ns0:tcW ns0:w="2250" ns0:type="dxa"/>
+          </ns0:tcPr>
+          <ns0:p>
+            <ns0:pPr/>
+            <ns0:r>
+              <ns0:rPr/>
+              <ns0:t xml:space="preserve">4.83:1 AA</ns0:t>
+            </ns0:r>
+          </ns0:p>
+        </ns0:tc>
+      </ns0:tr>
+      <ns0:tr>
+        <ns0:tc>
+          <ns0:tcPr>
+            <ns0:tcW ns0:w="2250" ns0:type="dxa"/>
+          </ns0:tcPr>
+          <ns0:p>
+            <ns0:pPr/>
+            <ns0:r>
+              <ns0:rPr/>
+              <ns0:t xml:space="preserve">info</ns0:t>
+            </ns0:r>
+          </ns0:p>
+        </ns0:tc>
+        <ns0:tc>
+          <ns0:tcPr>
+            <ns0:tcW ns0:w="2250" ns0:type="dxa"/>
+          </ns0:tcPr>
+          <ns0:p>
+            <ns0:pPr/>
+            <ns0:r>
+              <ns0:rPr/>
+              <ns0:t xml:space="preserve">#596F83</ns0:t>
+            </ns0:r>
+          </ns0:p>
+        </ns0:tc>
+        <ns0:tc>
+          <ns0:tcPr>
+            <ns0:tcW ns0:w="2250" ns0:type="dxa"/>
+          </ns0:tcPr>
+          <ns0:p>
+            <ns0:pPr/>
+            <ns0:r>
+              <ns0:rPr/>
+              <ns0:t xml:space="preserve">Информационные состояния</ns0:t>
+            </ns0:r>
+          </ns0:p>
+        </ns0:tc>
+        <ns0:tc>
+          <ns0:tcPr>
+            <ns0:tcW ns0:w="2250" ns0:type="dxa"/>
+          </ns0:tcPr>
+          <ns0:p>
+            <ns0:pPr/>
+            <ns0:r>
+              <ns0:rPr/>
+              <ns0:t xml:space="preserve">4.55:1 AA</ns0:t>
             </ns0:r>
           </ns0:p>
         </ns0:tc>
@@ -7008,7 +7542,306 @@
           <ns0:b/>
           <ns0:bCs/>
         </ns0:rPr>
-        <ns0:t xml:space="preserve">Обязательные требования по доступности (дополнение к п.5.2):</ns0:t>
+        <ns0:t xml:space="preserve">Кнопки: заливка светлая, текст тёмный. Обратный вариант (белый текст на песочном) даёт 1.7:1 и недопустим.</ns0:t>
+      </ns0:r>
+    </ns0:p>
+    <ns0:tbl>
+      <ns0:tblPr>
+        <ns0:tblStyle ns0:val="TableGrid"/>
+        <ns0:tblW ns0:w="0" ns0:type="auto"/>
+        <ns0:tblBorders>
+          <ns0:top ns0:val="single" ns0:sz="4" ns0:color="D4B896"/>
+          <ns0:left ns0:val="single" ns0:sz="4" ns0:color="D4B896"/>
+          <ns0:bottom ns0:val="single" ns0:sz="4" ns0:color="D4B896"/>
+          <ns0:right ns0:val="single" ns0:sz="4" ns0:color="D4B896"/>
+          <ns0:insideH ns0:val="single" ns0:sz="4" ns0:color="D4B896"/>
+          <ns0:insideV ns0:val="single" ns0:sz="4" ns0:color="D4B896"/>
+        </ns0:tblBorders>
+      </ns0:tblPr>
+      <ns0:tblGrid>
+        <ns0:gridCol ns0:w="2250"/>
+        <ns0:gridCol ns0:w="2250"/>
+        <ns0:gridCol ns0:w="2250"/>
+        <ns0:gridCol ns0:w="2250"/>
+      </ns0:tblGrid>
+      <ns0:tr>
+        <ns0:trPr>
+          <ns0:tblHeader/>
+        </ns0:trPr>
+        <ns0:tc>
+          <ns0:tcPr>
+            <ns0:tcW ns0:w="2250" ns0:type="dxa"/>
+            <ns0:shd ns0:val="clear" ns0:color="auto" ns0:fill="F5EFE0"/>
+          </ns0:tcPr>
+          <ns0:p>
+            <ns0:pPr/>
+            <ns0:r>
+              <ns0:rPr>
+                <ns0:b/>
+                <ns0:bCs/>
+              </ns0:rPr>
+              <ns0:t xml:space="preserve">Состояние</ns0:t>
+            </ns0:r>
+          </ns0:p>
+        </ns0:tc>
+        <ns0:tc>
+          <ns0:tcPr>
+            <ns0:tcW ns0:w="2250" ns0:type="dxa"/>
+            <ns0:shd ns0:val="clear" ns0:color="auto" ns0:fill="F5EFE0"/>
+          </ns0:tcPr>
+          <ns0:p>
+            <ns0:pPr/>
+            <ns0:r>
+              <ns0:rPr>
+                <ns0:b/>
+                <ns0:bCs/>
+              </ns0:rPr>
+              <ns0:t xml:space="preserve">Заливка</ns0:t>
+            </ns0:r>
+          </ns0:p>
+        </ns0:tc>
+        <ns0:tc>
+          <ns0:tcPr>
+            <ns0:tcW ns0:w="2250" ns0:type="dxa"/>
+            <ns0:shd ns0:val="clear" ns0:color="auto" ns0:fill="F5EFE0"/>
+          </ns0:tcPr>
+          <ns0:p>
+            <ns0:pPr/>
+            <ns0:r>
+              <ns0:rPr>
+                <ns0:b/>
+                <ns0:bCs/>
+              </ns0:rPr>
+              <ns0:t xml:space="preserve">Текст</ns0:t>
+            </ns0:r>
+          </ns0:p>
+        </ns0:tc>
+        <ns0:tc>
+          <ns0:tcPr>
+            <ns0:tcW ns0:w="2250" ns0:type="dxa"/>
+            <ns0:shd ns0:val="clear" ns0:color="auto" ns0:fill="F5EFE0"/>
+          </ns0:tcPr>
+          <ns0:p>
+            <ns0:pPr/>
+            <ns0:r>
+              <ns0:rPr>
+                <ns0:b/>
+                <ns0:bCs/>
+              </ns0:rPr>
+              <ns0:t xml:space="preserve">Контраст</ns0:t>
+            </ns0:r>
+          </ns0:p>
+        </ns0:tc>
+      </ns0:tr>
+      <ns0:tr>
+        <ns0:tc>
+          <ns0:tcPr>
+            <ns0:tcW ns0:w="2250" ns0:type="dxa"/>
+          </ns0:tcPr>
+          <ns0:p>
+            <ns0:pPr/>
+            <ns0:r>
+              <ns0:rPr/>
+              <ns0:t xml:space="preserve">Обычная</ns0:t>
+            </ns0:r>
+          </ns0:p>
+        </ns0:tc>
+        <ns0:tc>
+          <ns0:tcPr>
+            <ns0:tcW ns0:w="2250" ns0:type="dxa"/>
+          </ns0:tcPr>
+          <ns0:p>
+            <ns0:pPr/>
+            <ns0:r>
+              <ns0:rPr/>
+              <ns0:t xml:space="preserve">#D4B896</ns0:t>
+            </ns0:r>
+          </ns0:p>
+        </ns0:tc>
+        <ns0:tc>
+          <ns0:tcPr>
+            <ns0:tcW ns0:w="2250" ns0:type="dxa"/>
+          </ns0:tcPr>
+          <ns0:p>
+            <ns0:pPr/>
+            <ns0:r>
+              <ns0:rPr/>
+              <ns0:t xml:space="preserve">#3A3428</ns0:t>
+            </ns0:r>
+          </ns0:p>
+        </ns0:tc>
+        <ns0:tc>
+          <ns0:tcPr>
+            <ns0:tcW ns0:w="2250" ns0:type="dxa"/>
+          </ns0:tcPr>
+          <ns0:p>
+            <ns0:pPr/>
+            <ns0:r>
+              <ns0:rPr/>
+              <ns0:t xml:space="preserve">6.52:1 AA</ns0:t>
+            </ns0:r>
+          </ns0:p>
+        </ns0:tc>
+      </ns0:tr>
+      <ns0:tr>
+        <ns0:tc>
+          <ns0:tcPr>
+            <ns0:tcW ns0:w="2250" ns0:type="dxa"/>
+          </ns0:tcPr>
+          <ns0:p>
+            <ns0:pPr/>
+            <ns0:r>
+              <ns0:rPr/>
+              <ns0:t xml:space="preserve">Наведение</ns0:t>
+            </ns0:r>
+          </ns0:p>
+        </ns0:tc>
+        <ns0:tc>
+          <ns0:tcPr>
+            <ns0:tcW ns0:w="2250" ns0:type="dxa"/>
+          </ns0:tcPr>
+          <ns0:p>
+            <ns0:pPr/>
+            <ns0:r>
+              <ns0:rPr/>
+              <ns0:t xml:space="preserve">#C2A47E</ns0:t>
+            </ns0:r>
+          </ns0:p>
+        </ns0:tc>
+        <ns0:tc>
+          <ns0:tcPr>
+            <ns0:tcW ns0:w="2250" ns0:type="dxa"/>
+          </ns0:tcPr>
+          <ns0:p>
+            <ns0:pPr/>
+            <ns0:r>
+              <ns0:rPr/>
+              <ns0:t xml:space="preserve">#3A3428</ns0:t>
+            </ns0:r>
+          </ns0:p>
+        </ns0:tc>
+        <ns0:tc>
+          <ns0:tcPr>
+            <ns0:tcW ns0:w="2250" ns0:type="dxa"/>
+          </ns0:tcPr>
+          <ns0:p>
+            <ns0:pPr/>
+            <ns0:r>
+              <ns0:rPr/>
+              <ns0:t xml:space="preserve">5.23:1 AA</ns0:t>
+            </ns0:r>
+          </ns0:p>
+        </ns0:tc>
+      </ns0:tr>
+      <ns0:tr>
+        <ns0:tc>
+          <ns0:tcPr>
+            <ns0:tcW ns0:w="2250" ns0:type="dxa"/>
+          </ns0:tcPr>
+          <ns0:p>
+            <ns0:pPr/>
+            <ns0:r>
+              <ns0:rPr/>
+              <ns0:t xml:space="preserve">Активная</ns0:t>
+            </ns0:r>
+          </ns0:p>
+        </ns0:tc>
+        <ns0:tc>
+          <ns0:tcPr>
+            <ns0:tcW ns0:w="2250" ns0:type="dxa"/>
+          </ns0:tcPr>
+          <ns0:p>
+            <ns0:pPr/>
+            <ns0:r>
+              <ns0:rPr/>
+              <ns0:t xml:space="preserve">#AE9066</ns0:t>
+            </ns0:r>
+          </ns0:p>
+        </ns0:tc>
+        <ns0:tc>
+          <ns0:tcPr>
+            <ns0:tcW ns0:w="2250" ns0:type="dxa"/>
+          </ns0:tcPr>
+          <ns0:p>
+            <ns0:pPr/>
+            <ns0:r>
+              <ns0:rPr/>
+              <ns0:t xml:space="preserve">#241F16</ns0:t>
+            </ns0:r>
+          </ns0:p>
+        </ns0:tc>
+        <ns0:tc>
+          <ns0:tcPr>
+            <ns0:tcW ns0:w="2250" ns0:type="dxa"/>
+          </ns0:tcPr>
+          <ns0:p>
+            <ns0:pPr/>
+            <ns0:r>
+              <ns0:rPr/>
+              <ns0:t xml:space="preserve">5.44:1 AA</ns0:t>
+            </ns0:r>
+          </ns0:p>
+        </ns0:tc>
+      </ns0:tr>
+      <ns0:tr>
+        <ns0:tc>
+          <ns0:tcPr>
+            <ns0:tcW ns0:w="2250" ns0:type="dxa"/>
+          </ns0:tcPr>
+          <ns0:p>
+            <ns0:pPr/>
+            <ns0:r>
+              <ns0:rPr/>
+              <ns0:t xml:space="preserve">Инверсная (тёмная заливка)</ns0:t>
+            </ns0:r>
+          </ns0:p>
+        </ns0:tc>
+        <ns0:tc>
+          <ns0:tcPr>
+            <ns0:tcW ns0:w="2250" ns0:type="dxa"/>
+          </ns0:tcPr>
+          <ns0:p>
+            <ns0:pPr/>
+            <ns0:r>
+              <ns0:rPr/>
+              <ns0:t xml:space="preserve">#7A5C30</ns0:t>
+            </ns0:r>
+          </ns0:p>
+        </ns0:tc>
+        <ns0:tc>
+          <ns0:tcPr>
+            <ns0:tcW ns0:w="2250" ns0:type="dxa"/>
+          </ns0:tcPr>
+          <ns0:p>
+            <ns0:pPr/>
+            <ns0:r>
+              <ns0:rPr/>
+              <ns0:t xml:space="preserve">#F5EFE0</ns0:t>
+            </ns0:r>
+          </ns0:p>
+        </ns0:tc>
+        <ns0:tc>
+          <ns0:tcPr>
+            <ns0:tcW ns0:w="2250" ns0:type="dxa"/>
+          </ns0:tcPr>
+          <ns0:p>
+            <ns0:pPr/>
+            <ns0:r>
+              <ns0:rPr/>
+              <ns0:t xml:space="preserve">5.38:1 AA</ns0:t>
+            </ns0:r>
+          </ns0:p>
+        </ns0:tc>
+      </ns0:tr>
+    </ns0:tbl>
+    <ns0:p>
+      <ns0:pPr/>
+      <ns0:r>
+        <ns0:rPr>
+          <ns0:b/>
+          <ns0:bCs/>
+        </ns0:rPr>
+        <ns0:t xml:space="preserve">Обязательные требования по доступности:</ns0:t>
       </ns0:r>
     </ns0:p>
     <ns0:p>
@@ -7020,7 +7853,7 @@
       </ns0:pPr>
       <ns0:r>
         <ns0:rPr/>
-        <ns0:t xml:space="preserve">Контраст обычного текста — не ниже 4.5:1, крупного (≥18px или ≥14px полужирный) — не ниже 3:1</ns0:t>
+        <ns0:t xml:space="preserve">Контраст обычного текста — не ниже 4.5:1; крупного (от 18px или 14px полужирного) — не ниже 3:1</ns0:t>
       </ns0:r>
     </ns0:p>
     <ns0:p>
@@ -7044,7 +7877,7 @@
       </ns0:pPr>
       <ns0:r>
         <ns0:rPr/>
-        <ns0:t xml:space="preserve">Все интерактивные элементы доступны с клавиатуры; drag-and-drop дублируется операциями перемещения клавишами</ns0:t>
+        <ns0:t xml:space="preserve">Цветовые токены разделяются по ролям: surface (заливка) и text (текст) — разные значения</ns0:t>
       </ns0:r>
     </ns0:p>
     <ns0:p>
@@ -7056,7 +7889,31 @@
       </ns0:pPr>
       <ns0:r>
         <ns0:rPr/>
-        <ns0:t xml:space="preserve">Видимый фокус на всех элементах (не удалять outline без замены)</ns0:t>
+        <ns0:t xml:space="preserve">Все интерактивные элементы доступны с клавиатуры; перетаскивание дублируется операциями перемещения клавишами</ns0:t>
+      </ns0:r>
+    </ns0:p>
+    <ns0:p>
+      <ns0:pPr>
+        <ns0:numPr>
+          <ns0:ilvl ns0:val="0"/>
+          <ns0:numId ns0:val="200"/>
+        </ns0:numPr>
+      </ns0:pPr>
+      <ns0:r>
+        <ns0:rPr/>
+        <ns0:t xml:space="preserve">Видимый фокус на всех элементах; outline не удаляется без замены</ns0:t>
+      </ns0:r>
+    </ns0:p>
+    <ns0:p>
+      <ns0:pPr>
+        <ns0:numPr>
+          <ns0:ilvl ns0:val="0"/>
+          <ns0:numId ns0:val="200"/>
+        </ns0:numPr>
+      </ns0:pPr>
+      <ns0:r>
+        <ns0:rPr/>
+        <ns0:t xml:space="preserve">Минимальная площадь интерактивной цели — 44 на 44 пикселя (WCAG 2.5.5)</ns0:t>
       </ns0:r>
     </ns0:p>
     <ns0:p>
@@ -7069,6 +7926,40 @@
       <ns0:r>
         <ns0:rPr/>
         <ns0:t xml:space="preserve">Подписи и aria-роли для всех контролов; поддержка скринридеров</ns0:t>
+      </ns0:r>
+    </ns0:p>
+    <ns0:p>
+      <ns0:pPr>
+        <ns0:numPr>
+          <ns0:ilvl ns0:val="0"/>
+          <ns0:numId ns0:val="200"/>
+        </ns0:numPr>
+      </ns0:pPr>
+      <ns0:r>
+        <ns0:rPr/>
+        <ns0:t xml:space="preserve">Режим prefers-reduced-motion: отключаются анимация «дыхания» (п.5.2) и переходы</ns0:t>
+      </ns0:r>
+    </ns0:p>
+    <ns0:p>
+      <ns0:pPr>
+        <ns0:numPr>
+          <ns0:ilvl ns0:val="0"/>
+          <ns0:numId ns0:val="200"/>
+        </ns0:numPr>
+      </ns0:pPr>
+      <ns0:r>
+        <ns0:rPr/>
+        <ns0:t xml:space="preserve">Проверка контраста запускается в CI при каждом изменении палитры — регрессия невозможна</ns0:t>
+      </ns0:r>
+    </ns0:p>
+    <ns0:p>
+      <ns0:pPr/>
+      <ns0:r>
+        <ns0:rPr>
+          <ns0:b/>
+          <ns0:bCs/>
+        </ns0:rPr>
+        <ns0:t xml:space="preserve">Реализация: дизайн-токены хранятся в коде (docs/design-tokens.ts), а не в Figma. Причина: токены применяются одновременно в редакторе, в сгенерированных сайтах и в экспортируемом CSS. Единый источник исключает расхождение между макетами и результатом.</ns0:t>
       </ns0:r>
     </ns0:p>
     <ns0:p>

--- a/AUIRA ТЗ.docx
+++ b/AUIRA ТЗ.docx
@@ -178,7 +178,7 @@
                 <ns0:b/>
                 <ns0:bCs/>
               </ns0:rPr>
-              <ns0:t xml:space="preserve">1 (шапка)</ns0:t>
+              <ns0:t xml:space="preserve">Тёплый песочный</ns0:t>
             </ns0:r>
           </ns0:p>
         </ns0:tc>
@@ -1648,17 +1648,7 @@
           <ns0:b/>
           <ns0:bCs/>
         </ns0:rPr>
-        <ns0:t>🆕</ns0:t>
-      </ns0:r>
-      <ns0:r ns0:rsidRPr="00F570FE">
-        <ns0:rPr>
-          <ns0:b/>
-          <ns0:bCs/>
-        </ns0:rPr>
-        <ns0:t xml:space="preserve"> Основная палитра:</ns0:t>
-      </ns0:r>
-      <ns0:r ns0:rsidRPr="00F570FE">
-        <ns0:t xml:space="preserve"> «Golden Sand» — песочный цвет с тёплыми карамельными нотами</ns0:t>
+        <ns0:t xml:space="preserve">🆕 Палитра редактора: нейтральный серый хром + золото как бренд-акцент. «Golden Sand» сохранён в brand-гайде и на публичном сайте, но не в редакторе</ns0:t>
       </ns0:r>
     </ns0:p>
     <ns0:p ns2:paraId="1394575D" ns2:textId="77777777" ns0:rsidR="00F570FE" ns0:rsidRPr="00F570FE" ns0:rsidRDefault="00F570FE" ns0:rsidP="00F570FE">
@@ -1674,17 +1664,7 @@
           <ns0:b/>
           <ns0:bCs/>
         </ns0:rPr>
-        <ns0:t>🆕</ns0:t>
-      </ns0:r>
-      <ns0:r ns0:rsidRPr="00F570FE">
-        <ns0:rPr>
-          <ns0:b/>
-          <ns0:bCs/>
-        </ns0:rPr>
-        <ns0:t xml:space="preserve"> Визуальный стиль:</ns0:t>
-      </ns0:r>
-      <ns0:r ns0:rsidRPr="00F570FE">
-        <ns0:t xml:space="preserve"> Aura-эффект + Backlight (свет за панелями)</ns0:t>
+        <ns0:t xml:space="preserve">🆕 Визуальный стиль: Aura — только при перетаскивании элемента + Backlight (свет за панелями)</ns0:t>
       </ns0:r>
     </ns0:p>
     <ns0:p ns2:paraId="3CE84DFF" ns2:textId="77777777" ns0:rsidR="00F570FE" ns0:rsidRPr="00F570FE" ns0:rsidRDefault="00F570FE" ns0:rsidP="00F570FE">
@@ -3639,6 +3619,124 @@
           <ns0:b/>
           <ns0:bCs/>
         </ns0:rPr>
+        <ns0:t xml:space="preserve">🆕 Нейтральная палитра с Aura — только при перетаскивании элементаом</ns0:t>
+      </ns0:r>
+    </ns0:p>
+    <ns0:p ns2:paraId="5450830D" ns2:textId="77777777" ns0:rsidR="00F570FE" ns0:rsidRPr="00F570FE" ns0:rsidRDefault="00F570FE" ns0:rsidP="00F570FE">
+      <ns0:r ns0:rsidRPr="00F570FE">
+        <ns0:rPr>
+          <ns0:b/>
+          <ns0:bCs/>
+        </ns0:rPr>
+        <ns0:t>4.2. Интерфейс Редактора (Canvas) — УНИКАЛЬНЫЙ</ns0:t>
+      </ns0:r>
+    </ns0:p>
+    <ns0:p ns2:paraId="2FC06AE8" ns2:textId="77777777" ns0:rsidR="00F570FE" ns0:rsidRPr="00F570FE" ns0:rsidRDefault="00F570FE" ns0:rsidP="00F570FE">
+      <ns0:r ns0:rsidRPr="00F570FE">
+        <ns0:rPr>
+          <ns0:b/>
+          <ns0:bCs/>
+        </ns0:rPr>
+        <ns0:t>Структура интерфейса:</ns0:t>
+      </ns0:r>
+    </ns0:p>
+    <ns0:p ns2:paraId="03D21050" ns2:textId="77777777" ns0:rsidR="00F570FE" ns0:rsidRPr="00F570FE" ns0:rsidRDefault="00F570FE" ns0:rsidP="00F570FE">
+      <ns0:pPr>
+        <ns0:numPr>
+          <ns0:ilvl ns0:val="0"/>
+          <ns0:numId ns0:val="13"/>
+        </ns0:numPr>
+      </ns0:pPr>
+      <ns0:r ns0:rsidRPr="00F570FE">
+        <ns0:rPr>
+          <ns0:b/>
+          <ns0:bCs/>
+        </ns0:rPr>
+        <ns0:t>Центр:</ns0:t>
+      </ns0:r>
+      <ns0:r ns0:rsidRPr="00F570FE">
+        <ns0:t xml:space="preserve"> Холст с зумом и сеткой (занимает 85% экрана)</ns0:t>
+      </ns0:r>
+    </ns0:p>
+    <ns0:p ns2:paraId="2CC89239" ns2:textId="77777777" ns0:rsidR="00F570FE" ns0:rsidRPr="00F570FE" ns0:rsidRDefault="00F570FE" ns0:rsidP="00F570FE">
+      <ns0:pPr>
+        <ns0:numPr>
+          <ns0:ilvl ns0:val="0"/>
+          <ns0:numId ns0:val="13"/>
+        </ns0:numPr>
+      </ns0:pPr>
+      <ns0:r ns0:rsidRPr="00F570FE">
+        <ns0:rPr>
+          <ns0:b/>
+          <ns0:bCs/>
+        </ns0:rPr>
+        <ns0:t>Плавающая панель (Floating Palette):</ns0:t>
+      </ns0:r>
+      <ns0:r ns0:rsidRPr="00F570FE">
+        <ns0:t xml:space="preserve"> появляется рядом с выбранным элементом, содержит контекстные настройки</ns0:t>
+      </ns0:r>
+    </ns0:p>
+    <ns0:p ns2:paraId="259E6149" ns2:textId="77777777" ns0:rsidR="00F570FE" ns0:rsidRPr="00F570FE" ns0:rsidRDefault="00F570FE" ns0:rsidP="00F570FE">
+      <ns0:pPr>
+        <ns0:numPr>
+          <ns0:ilvl ns0:val="0"/>
+          <ns0:numId ns0:val="13"/>
+        </ns0:numPr>
+      </ns0:pPr>
+      <ns0:r ns0:rsidRPr="00F570FE">
+        <ns0:rPr>
+          <ns0:b/>
+          <ns0:bCs/>
+        </ns0:rPr>
+        <ns0:t>Нижняя панель:</ns0:t>
+      </ns0:r>
+      <ns0:r ns0:rsidRPr="00F570FE">
+        <ns0:t xml:space="preserve"> только слои (дерево DOM) и история действий (undo/redo)</ns0:t>
+      </ns0:r>
+    </ns0:p>
+    <ns0:p ns2:paraId="4806F96C" ns2:textId="77777777" ns0:rsidR="00F570FE" ns0:rsidRPr="00F570FE" ns0:rsidRDefault="00F570FE" ns0:rsidP="00F570FE">
+      <ns0:pPr>
+        <ns0:numPr>
+          <ns0:ilvl ns0:val="0"/>
+          <ns0:numId ns0:val="13"/>
+        </ns0:numPr>
+      </ns0:pPr>
+      <ns0:r ns0:rsidRPr="00F570FE">
+        <ns0:rPr>
+          <ns0:b/>
+          <ns0:bCs/>
+        </ns0:rPr>
+        <ns0:t>Верхняя панель:</ns0:t>
+      </ns0:r>
+      <ns0:r ns0:rsidRPr="00F570FE">
+        <ns0:t xml:space="preserve"> минимальная — переключение устройств, публикация, настройки проекта</ns0:t>
+      </ns0:r>
+    </ns0:p>
+    <ns0:p ns2:paraId="4E9B7E26" ns2:textId="77777777" ns0:rsidR="00F570FE" ns0:rsidRPr="00F570FE" ns0:rsidRDefault="00F570FE" ns0:rsidP="00F570FE">
+      <ns0:pPr>
+        <ns0:numPr>
+          <ns0:ilvl ns0:val="0"/>
+          <ns0:numId ns0:val="13"/>
+        </ns0:numPr>
+      </ns0:pPr>
+      <ns0:r ns0:rsidRPr="00F570FE">
+        <ns0:rPr>
+          <ns0:b/>
+          <ns0:bCs/>
+        </ns0:rPr>
+        <ns0:t>Правая выдвижная панель:</ns0:t>
+      </ns0:r>
+      <ns0:r ns0:rsidRPr="00F570FE">
+        <ns0:t xml:space="preserve"> открывается только при работе с логикой (Logic Graph)</ns0:t>
+      </ns0:r>
+    </ns0:p>
+    <ns0:p ns2:paraId="3E435072" ns2:textId="77777777" ns0:rsidR="00F570FE" ns0:rsidRPr="00F570FE" ns0:rsidRDefault="00F570FE" ns0:rsidP="00F570FE">
+      <ns0:r ns0:rsidRPr="00F570FE">
+        <ns0:rPr>
+          <ns0:rFonts ns0:ascii="Segoe UI Emoji" ns0:hAnsi="Segoe UI Emoji" ns0:cs="Segoe UI Emoji"/>
+          <ns0:b/>
+          <ns0:bCs/>
+        </ns0:rPr>
         <ns0:t>🆕</ns0:t>
       </ns0:r>
       <ns0:r ns0:rsidRPr="00F570FE">
@@ -3646,131 +3744,6 @@
           <ns0:b/>
           <ns0:bCs/>
         </ns0:rPr>
-        <ns0:t xml:space="preserve"> Песочная палитра с Aura-эффектом</ns0:t>
-      </ns0:r>
-    </ns0:p>
-    <ns0:p ns2:paraId="5450830D" ns2:textId="77777777" ns0:rsidR="00F570FE" ns0:rsidRPr="00F570FE" ns0:rsidRDefault="00F570FE" ns0:rsidP="00F570FE">
-      <ns0:r ns0:rsidRPr="00F570FE">
-        <ns0:rPr>
-          <ns0:b/>
-          <ns0:bCs/>
-        </ns0:rPr>
-        <ns0:t>4.2. Интерфейс Редактора (Canvas) — УНИКАЛЬНЫЙ</ns0:t>
-      </ns0:r>
-    </ns0:p>
-    <ns0:p ns2:paraId="2FC06AE8" ns2:textId="77777777" ns0:rsidR="00F570FE" ns0:rsidRPr="00F570FE" ns0:rsidRDefault="00F570FE" ns0:rsidP="00F570FE">
-      <ns0:r ns0:rsidRPr="00F570FE">
-        <ns0:rPr>
-          <ns0:b/>
-          <ns0:bCs/>
-        </ns0:rPr>
-        <ns0:t>Структура интерфейса:</ns0:t>
-      </ns0:r>
-    </ns0:p>
-    <ns0:p ns2:paraId="03D21050" ns2:textId="77777777" ns0:rsidR="00F570FE" ns0:rsidRPr="00F570FE" ns0:rsidRDefault="00F570FE" ns0:rsidP="00F570FE">
-      <ns0:pPr>
-        <ns0:numPr>
-          <ns0:ilvl ns0:val="0"/>
-          <ns0:numId ns0:val="13"/>
-        </ns0:numPr>
-      </ns0:pPr>
-      <ns0:r ns0:rsidRPr="00F570FE">
-        <ns0:rPr>
-          <ns0:b/>
-          <ns0:bCs/>
-        </ns0:rPr>
-        <ns0:t>Центр:</ns0:t>
-      </ns0:r>
-      <ns0:r ns0:rsidRPr="00F570FE">
-        <ns0:t xml:space="preserve"> Холст с зумом и сеткой (занимает 85% экрана)</ns0:t>
-      </ns0:r>
-    </ns0:p>
-    <ns0:p ns2:paraId="2CC89239" ns2:textId="77777777" ns0:rsidR="00F570FE" ns0:rsidRPr="00F570FE" ns0:rsidRDefault="00F570FE" ns0:rsidP="00F570FE">
-      <ns0:pPr>
-        <ns0:numPr>
-          <ns0:ilvl ns0:val="0"/>
-          <ns0:numId ns0:val="13"/>
-        </ns0:numPr>
-      </ns0:pPr>
-      <ns0:r ns0:rsidRPr="00F570FE">
-        <ns0:rPr>
-          <ns0:b/>
-          <ns0:bCs/>
-        </ns0:rPr>
-        <ns0:t>Плавающая панель (Floating Palette):</ns0:t>
-      </ns0:r>
-      <ns0:r ns0:rsidRPr="00F570FE">
-        <ns0:t xml:space="preserve"> появляется рядом с выбранным элементом, содержит контекстные настройки</ns0:t>
-      </ns0:r>
-    </ns0:p>
-    <ns0:p ns2:paraId="259E6149" ns2:textId="77777777" ns0:rsidR="00F570FE" ns0:rsidRPr="00F570FE" ns0:rsidRDefault="00F570FE" ns0:rsidP="00F570FE">
-      <ns0:pPr>
-        <ns0:numPr>
-          <ns0:ilvl ns0:val="0"/>
-          <ns0:numId ns0:val="13"/>
-        </ns0:numPr>
-      </ns0:pPr>
-      <ns0:r ns0:rsidRPr="00F570FE">
-        <ns0:rPr>
-          <ns0:b/>
-          <ns0:bCs/>
-        </ns0:rPr>
-        <ns0:t>Нижняя панель:</ns0:t>
-      </ns0:r>
-      <ns0:r ns0:rsidRPr="00F570FE">
-        <ns0:t xml:space="preserve"> только слои (дерево DOM) и история действий (undo/redo)</ns0:t>
-      </ns0:r>
-    </ns0:p>
-    <ns0:p ns2:paraId="4806F96C" ns2:textId="77777777" ns0:rsidR="00F570FE" ns0:rsidRPr="00F570FE" ns0:rsidRDefault="00F570FE" ns0:rsidP="00F570FE">
-      <ns0:pPr>
-        <ns0:numPr>
-          <ns0:ilvl ns0:val="0"/>
-          <ns0:numId ns0:val="13"/>
-        </ns0:numPr>
-      </ns0:pPr>
-      <ns0:r ns0:rsidRPr="00F570FE">
-        <ns0:rPr>
-          <ns0:b/>
-          <ns0:bCs/>
-        </ns0:rPr>
-        <ns0:t>Верхняя панель:</ns0:t>
-      </ns0:r>
-      <ns0:r ns0:rsidRPr="00F570FE">
-        <ns0:t xml:space="preserve"> минимальная — переключение устройств, публикация, настройки проекта</ns0:t>
-      </ns0:r>
-    </ns0:p>
-    <ns0:p ns2:paraId="4E9B7E26" ns2:textId="77777777" ns0:rsidR="00F570FE" ns0:rsidRPr="00F570FE" ns0:rsidRDefault="00F570FE" ns0:rsidP="00F570FE">
-      <ns0:pPr>
-        <ns0:numPr>
-          <ns0:ilvl ns0:val="0"/>
-          <ns0:numId ns0:val="13"/>
-        </ns0:numPr>
-      </ns0:pPr>
-      <ns0:r ns0:rsidRPr="00F570FE">
-        <ns0:rPr>
-          <ns0:b/>
-          <ns0:bCs/>
-        </ns0:rPr>
-        <ns0:t>Правая выдвижная панель:</ns0:t>
-      </ns0:r>
-      <ns0:r ns0:rsidRPr="00F570FE">
-        <ns0:t xml:space="preserve"> открывается только при работе с логикой (Logic Graph)</ns0:t>
-      </ns0:r>
-    </ns0:p>
-    <ns0:p ns2:paraId="3E435072" ns2:textId="77777777" ns0:rsidR="00F570FE" ns0:rsidRPr="00F570FE" ns0:rsidRDefault="00F570FE" ns0:rsidP="00F570FE">
-      <ns0:r ns0:rsidRPr="00F570FE">
-        <ns0:rPr>
-          <ns0:rFonts ns0:ascii="Segoe UI Emoji" ns0:hAnsi="Segoe UI Emoji" ns0:cs="Segoe UI Emoji"/>
-          <ns0:b/>
-          <ns0:bCs/>
-        </ns0:rPr>
-        <ns0:t>🆕</ns0:t>
-      </ns0:r>
-      <ns0:r ns0:rsidRPr="00F570FE">
-        <ns0:rPr>
-          <ns0:b/>
-          <ns0:bCs/>
-        </ns0:rPr>
         <ns0:t xml:space="preserve"> Визуальный стиль (песочная палитра + Aura + Backlight):</ns0:t>
       </ns0:r>
     </ns0:p>
@@ -3782,7 +3755,7 @@
         </ns0:numPr>
       </ns0:pPr>
       <ns0:r ns0:rsidRPr="00F570FE">
-        <ns0:t>Фон: #F5EFE0 (тёплый песочный)</ns0:t>
+        <ns0:t xml:space="preserve">Фон: #F7F8F9 (тёплый песочный)</ns0:t>
       </ns0:r>
     </ns0:p>
     <ns0:p ns2:paraId="2AAADA2D" ns2:textId="77777777" ns0:rsidR="00F570FE" ns0:rsidRPr="00F570FE" ns0:rsidRDefault="00F570FE" ns0:rsidP="00F570FE">
@@ -3793,7 +3766,7 @@
         </ns0:numPr>
       </ns0:pPr>
       <ns0:r ns0:rsidRPr="00F570FE">
-        <ns0:t>Панели: #FBF6E8 (светлый крем)</ns0:t>
+        <ns0:t xml:space="preserve">Панели: #FFFFFF (светлый крем)</ns0:t>
       </ns0:r>
     </ns0:p>
     <ns0:p ns2:paraId="7780B893" ns2:textId="77777777" ns0:rsidR="00F570FE" ns0:rsidRPr="00F570FE" ns0:rsidRDefault="00F570FE" ns0:rsidP="00F570FE">
@@ -3804,7 +3777,7 @@
         </ns0:numPr>
       </ns0:pPr>
       <ns0:r ns0:rsidRPr="00F570FE">
-        <ns0:t>Акцент: #D4B896 (золотистый песок)</ns0:t>
+        <ns0:t xml:space="preserve">Акцент: #D9A441 (золотистый песок)</ns0:t>
       </ns0:r>
     </ns0:p>
     <ns0:p ns2:paraId="2035E381" ns2:textId="77777777" ns0:rsidR="00F570FE" ns0:rsidRPr="00F570FE" ns0:rsidRDefault="00F570FE" ns0:rsidP="00F570FE">
@@ -3815,7 +3788,7 @@
         </ns0:numPr>
       </ns0:pPr>
       <ns0:r ns0:rsidRPr="00F570FE">
-        <ns0:t>Вторичный: #C9B896 (карамель)</ns0:t>
+        <ns0:t xml:space="preserve">Вторичный: #7E5A12 (карамель)</ns0:t>
       </ns0:r>
     </ns0:p>
     <ns0:p ns2:paraId="4E658854" ns2:textId="77777777" ns0:rsidR="00F570FE" ns0:rsidRPr="00F570FE" ns0:rsidRDefault="00F570FE" ns0:rsidP="00F570FE">
@@ -3826,7 +3799,7 @@
         </ns0:numPr>
       </ns0:pPr>
       <ns0:r ns0:rsidRPr="00F570FE">
-        <ns0:t>Текст: #3A3428 (тёплый шоколад)</ns0:t>
+        <ns0:t xml:space="preserve">Текст: #1A1C1E (тёплый шоколад)</ns0:t>
       </ns0:r>
     </ns0:p>
     <ns0:p ns2:paraId="282BEEC3" ns2:textId="77777777" ns0:rsidR="00F570FE" ns0:rsidRPr="00F570FE" ns0:rsidRDefault="00F570FE" ns0:rsidP="00F570FE">
@@ -3838,7 +3811,7 @@
       </ns0:pPr>
       <ns0:r ns0:rsidRPr="00F570FE">
         <ns0:lastRenderedPageBreak/>
-        <ns0:t>Мягкий текст: #7A6F58</ns0:t>
+        <ns0:t xml:space="preserve">Мягкий текст: #5B6169</ns0:t>
       </ns0:r>
     </ns0:p>
     <ns0:p ns2:paraId="38736610" ns2:textId="77777777" ns0:rsidR="00F570FE" ns0:rsidRPr="00F570FE" ns0:rsidRDefault="00F570FE" ns0:rsidP="00F570FE">
@@ -3853,10 +3826,7 @@
           <ns0:b/>
           <ns0:bCs/>
         </ns0:rPr>
-        <ns0:t>Aura-эффект:</ns0:t>
-      </ns0:r>
-      <ns0:r ns0:rsidRPr="00F570FE">
-        <ns0:t xml:space="preserve"> многослойное свечение вокруг активных элементов</ns0:t>
+        <ns0:t xml:space="preserve">Aura — только при перетаскивании элемента: многослойное свечение вокруг активных элементов</ns0:t>
       </ns0:r>
     </ns0:p>
     <ns0:p ns2:paraId="3E1F48A2" ns2:textId="77777777" ns0:rsidR="00F570FE" ns0:rsidRPr="00F570FE" ns0:rsidRDefault="00F570FE" ns0:rsidP="00F570FE">
@@ -5311,14 +5281,7 @@
           <ns0:b/>
           <ns0:bCs/>
         </ns0:rPr>
-        <ns0:t>🆕</ns0:t>
-      </ns0:r>
-      <ns0:r ns0:rsidRPr="00F570FE">
-        <ns0:rPr>
-          <ns0:b/>
-          <ns0:bCs/>
-        </ns0:rPr>
-        <ns0:t xml:space="preserve"> 5.1. Основная палитра: «Golden Sand»</ns0:t>
+        <ns0:t xml:space="preserve">🆕 5.1. Палитра: нейтральный хром и золотой акцент</ns0:t>
       </ns0:r>
     </ns0:p>
     <ns0:tbl>
@@ -5428,7 +5391,7 @@
                 <ns0:b/>
                 <ns0:bCs/>
               </ns0:rPr>
-              <ns0:t>HEX</ns0:t>
+              <ns0:t xml:space="preserve">HEX (светлая тема)</ns0:t>
             </ns0:r>
           </ns0:p>
         </ns0:tc>
@@ -5479,7 +5442,7 @@
           </ns0:tcPr>
           <ns0:p ns2:paraId="0541EFE4" ns2:textId="77777777" ns0:rsidR="00F570FE" ns0:rsidRPr="00F570FE" ns0:rsidRDefault="00F570FE" ns0:rsidP="00F570FE">
             <ns0:r ns0:rsidRPr="00F570FE">
-              <ns0:t>Фон</ns0:t>
+              <ns0:t xml:space="preserve">Фон холста</ns0:t>
             </ns0:r>
           </ns0:p>
         </ns0:tc>
@@ -5497,7 +5460,7 @@
           </ns0:tcPr>
           <ns0:p ns2:paraId="4D9CB952" ns2:textId="77777777" ns0:rsidR="00F570FE" ns0:rsidRPr="00F570FE" ns0:rsidRDefault="00F570FE" ns0:rsidP="00F570FE">
             <ns0:r ns0:rsidRPr="00F570FE">
-              <ns0:t>Тёплый песочный</ns0:t>
+              <ns0:t xml:space="preserve">Нейтральный светло-серый</ns0:t>
             </ns0:r>
           </ns0:p>
         </ns0:tc>
@@ -5515,7 +5478,7 @@
           </ns0:tcPr>
           <ns0:p ns2:paraId="107E612C" ns2:textId="77777777" ns0:rsidR="00F570FE" ns0:rsidRPr="00F570FE" ns0:rsidRDefault="00F570FE" ns0:rsidP="00F570FE">
             <ns0:r ns0:rsidRPr="00F570FE">
-              <ns0:t>#F5EFE0</ns0:t>
+              <ns0:t xml:space="preserve">#F7F8F9</ns0:t>
             </ns0:r>
           </ns0:p>
         </ns0:tc>
@@ -5533,7 +5496,7 @@
           </ns0:tcPr>
           <ns0:p ns2:paraId="5B629B6A" ns2:textId="77777777" ns0:rsidR="00F570FE" ns0:rsidRPr="00F570FE" ns0:rsidRDefault="00F570FE" ns0:rsidP="00F570FE">
             <ns0:r ns0:rsidRPr="00F570FE">
-              <ns0:t>Основной фон холста</ns0:t>
+              <ns0:t xml:space="preserve">Холст редактора. Нейтральный, чтобы не тинтить пользовательский дизайн</ns0:t>
             </ns0:r>
           </ns0:p>
         </ns0:tc>
@@ -5556,7 +5519,7 @@
           </ns0:tcPr>
           <ns0:p ns2:paraId="6E9175DC" ns2:textId="77777777" ns0:rsidR="00F570FE" ns0:rsidRPr="00F570FE" ns0:rsidRDefault="00F570FE" ns0:rsidP="00F570FE">
             <ns0:r ns0:rsidRPr="00F570FE">
-              <ns0:t>Панели</ns0:t>
+              <ns0:t xml:space="preserve">Панели</ns0:t>
             </ns0:r>
           </ns0:p>
         </ns0:tc>
@@ -5574,7 +5537,7 @@
           </ns0:tcPr>
           <ns0:p ns2:paraId="5D63595A" ns2:textId="77777777" ns0:rsidR="00F570FE" ns0:rsidRPr="00F570FE" ns0:rsidRDefault="00F570FE" ns0:rsidP="00F570FE">
             <ns0:r ns0:rsidRPr="00F570FE">
-              <ns0:t>Светлый крем</ns0:t>
+              <ns0:t xml:space="preserve">Чистый белый</ns0:t>
             </ns0:r>
           </ns0:p>
         </ns0:tc>
@@ -5592,7 +5555,7 @@
           </ns0:tcPr>
           <ns0:p ns2:paraId="4767C935" ns2:textId="77777777" ns0:rsidR="00F570FE" ns0:rsidRPr="00F570FE" ns0:rsidRDefault="00F570FE" ns0:rsidP="00F570FE">
             <ns0:r ns0:rsidRPr="00F570FE">
-              <ns0:t>#FBF6E8</ns0:t>
+              <ns0:t xml:space="preserve">#FFFFFF</ns0:t>
             </ns0:r>
           </ns0:p>
         </ns0:tc>
@@ -5610,7 +5573,7 @@
           </ns0:tcPr>
           <ns0:p ns2:paraId="739EC53A" ns2:textId="77777777" ns0:rsidR="00F570FE" ns0:rsidRPr="00F570FE" ns0:rsidRDefault="00F570FE" ns0:rsidP="00F570FE">
             <ns0:r ns0:rsidRPr="00F570FE">
-              <ns0:t>Все панели, карточки, модалки</ns0:t>
+              <ns0:t xml:space="preserve">Панели, карточки, модалки</ns0:t>
             </ns0:r>
           </ns0:p>
         </ns0:tc>
@@ -5633,7 +5596,7 @@
           </ns0:tcPr>
           <ns0:p ns2:paraId="212DADA6" ns2:textId="77777777" ns0:rsidR="00F570FE" ns0:rsidRPr="00F570FE" ns0:rsidRDefault="00F570FE" ns0:rsidP="00F570FE">
             <ns0:r ns0:rsidRPr="00F570FE">
-              <ns0:t>Акцент</ns0:t>
+              <ns0:t xml:space="preserve">Акцент (заливка)</ns0:t>
             </ns0:r>
           </ns0:p>
         </ns0:tc>
@@ -5651,7 +5614,7 @@
           </ns0:tcPr>
           <ns0:p ns2:paraId="706B7E89" ns2:textId="77777777" ns0:rsidR="00F570FE" ns0:rsidRPr="00F570FE" ns0:rsidRDefault="00F570FE" ns0:rsidP="00F570FE">
             <ns0:r ns0:rsidRPr="00F570FE">
-              <ns0:t>Золотистый песок</ns0:t>
+              <ns0:t xml:space="preserve">Золото бренда</ns0:t>
             </ns0:r>
           </ns0:p>
         </ns0:tc>
@@ -5669,7 +5632,7 @@
           </ns0:tcPr>
           <ns0:p ns2:paraId="66E247AD" ns2:textId="77777777" ns0:rsidR="00F570FE" ns0:rsidRPr="00F570FE" ns0:rsidRDefault="00F570FE" ns0:rsidP="00F570FE">
             <ns0:r ns0:rsidRPr="00F570FE">
-              <ns0:t>#D4B896</ns0:t>
+              <ns0:t xml:space="preserve">#D9A441</ns0:t>
             </ns0:r>
           </ns0:p>
         </ns0:tc>
@@ -5687,7 +5650,7 @@
           </ns0:tcPr>
           <ns0:p ns2:paraId="11E4A612" ns2:textId="77777777" ns0:rsidR="00F570FE" ns0:rsidRPr="00F570FE" ns0:rsidRDefault="00F570FE" ns0:rsidP="00F570FE">
             <ns0:r ns0:rsidRPr="00F570FE">
-              <ns0:t>Кнопки CTA, активные элементы, ссылки</ns0:t>
+              <ns0:t xml:space="preserve">CTA-кнопки и активные состояния. Только точечно, не заливает площади</ns0:t>
             </ns0:r>
           </ns0:p>
         </ns0:tc>
@@ -5710,7 +5673,7 @@
           </ns0:tcPr>
           <ns0:p ns2:paraId="6EFA6252" ns2:textId="77777777" ns0:rsidR="00F570FE" ns0:rsidRPr="00F570FE" ns0:rsidRDefault="00F570FE" ns0:rsidP="00F570FE">
             <ns0:r ns0:rsidRPr="00F570FE">
-              <ns0:t>Вторичный</ns0:t>
+              <ns0:t xml:space="preserve">Акцент (текст)</ns0:t>
             </ns0:r>
           </ns0:p>
         </ns0:tc>
@@ -5728,7 +5691,7 @@
           </ns0:tcPr>
           <ns0:p ns2:paraId="169ACB31" ns2:textId="77777777" ns0:rsidR="00F570FE" ns0:rsidRPr="00F570FE" ns0:rsidRDefault="00F570FE" ns0:rsidP="00F570FE">
             <ns0:r ns0:rsidRPr="00F570FE">
-              <ns0:t>Карамель</ns0:t>
+              <ns0:t xml:space="preserve">Тёмное золото</ns0:t>
             </ns0:r>
           </ns0:p>
         </ns0:tc>
@@ -5746,7 +5709,7 @@
           </ns0:tcPr>
           <ns0:p ns2:paraId="4B71E3C0" ns2:textId="77777777" ns0:rsidR="00F570FE" ns0:rsidRPr="00F570FE" ns0:rsidRDefault="00F570FE" ns0:rsidP="00F570FE">
             <ns0:r ns0:rsidRPr="00F570FE">
-              <ns0:t>#C9B896</ns0:t>
+              <ns0:t xml:space="preserve">#7E5A12</ns0:t>
             </ns0:r>
           </ns0:p>
         </ns0:tc>
@@ -5764,7 +5727,7 @@
           </ns0:tcPr>
           <ns0:p ns2:paraId="6B3B2B7E" ns2:textId="77777777" ns0:rsidR="00F570FE" ns0:rsidRPr="00F570FE" ns0:rsidRDefault="00F570FE" ns0:rsidP="00F570FE">
             <ns0:r ns0:rsidRPr="00F570FE">
-              <ns0:t>Второстепенные акценты, иконки</ns0:t>
+              <ns0:t xml:space="preserve">Ссылки и текст акцентных элементов на хроме (5.88:1 AA)</ns0:t>
             </ns0:r>
           </ns0:p>
         </ns0:tc>
@@ -5788,7 +5751,7 @@
           <ns0:p ns2:paraId="234D2C01" ns2:textId="77777777" ns0:rsidR="00F570FE" ns0:rsidRPr="00F570FE" ns0:rsidRDefault="00F570FE" ns0:rsidP="00F570FE">
             <ns0:r ns0:rsidRPr="00F570FE">
               <ns0:lastRenderedPageBreak/>
-              <ns0:t>Основной текст</ns0:t>
+              <ns0:t xml:space="preserve">Основной текст</ns0:t>
             </ns0:r>
           </ns0:p>
         </ns0:tc>
@@ -5806,7 +5769,7 @@
           </ns0:tcPr>
           <ns0:p ns2:paraId="629DECFD" ns2:textId="77777777" ns0:rsidR="00F570FE" ns0:rsidRPr="00F570FE" ns0:rsidRDefault="00F570FE" ns0:rsidP="00F570FE">
             <ns0:r ns0:rsidRPr="00F570FE">
-              <ns0:t>Тёплый шоколад</ns0:t>
+              <ns0:t xml:space="preserve">Нейтральный почти-чёрный</ns0:t>
             </ns0:r>
           </ns0:p>
         </ns0:tc>
@@ -5824,7 +5787,7 @@
           </ns0:tcPr>
           <ns0:p ns2:paraId="5F99A2D0" ns2:textId="77777777" ns0:rsidR="00F570FE" ns0:rsidRPr="00F570FE" ns0:rsidRDefault="00F570FE" ns0:rsidP="00F570FE">
             <ns0:r ns0:rsidRPr="00F570FE">
-              <ns0:t>#3A3428</ns0:t>
+              <ns0:t xml:space="preserve">#1A1C1E</ns0:t>
             </ns0:r>
           </ns0:p>
         </ns0:tc>
@@ -5842,7 +5805,7 @@
           </ns0:tcPr>
           <ns0:p ns2:paraId="2407FDE6" ns2:textId="77777777" ns0:rsidR="00F570FE" ns0:rsidRPr="00F570FE" ns0:rsidRDefault="00F570FE" ns0:rsidP="00F570FE">
             <ns0:r ns0:rsidRPr="00F570FE">
-              <ns0:t>Заголовки, основной текст</ns0:t>
+              <ns0:t xml:space="preserve">Заголовки, основной текст (16.07:1 AAA)</ns0:t>
             </ns0:r>
           </ns0:p>
         </ns0:tc>
@@ -5865,7 +5828,7 @@
           </ns0:tcPr>
           <ns0:p ns2:paraId="72BD593E" ns2:textId="77777777" ns0:rsidR="00F570FE" ns0:rsidRPr="00F570FE" ns0:rsidRDefault="00F570FE" ns0:rsidP="00F570FE">
             <ns0:r ns0:rsidRPr="00F570FE">
-              <ns0:t>Мягкий текст</ns0:t>
+              <ns0:t xml:space="preserve">Вторичный текст</ns0:t>
             </ns0:r>
           </ns0:p>
         </ns0:tc>
@@ -5883,7 +5846,7 @@
           </ns0:tcPr>
           <ns0:p ns2:paraId="65159323" ns2:textId="77777777" ns0:rsidR="00F570FE" ns0:rsidRPr="00F570FE" ns0:rsidRDefault="00F570FE" ns0:rsidP="00F570FE">
             <ns0:r ns0:rsidRPr="00F570FE">
-              <ns0:t>Какао</ns0:t>
+              <ns0:t xml:space="preserve">Нейтральный серый</ns0:t>
             </ns0:r>
           </ns0:p>
         </ns0:tc>
@@ -5901,7 +5864,7 @@
           </ns0:tcPr>
           <ns0:p ns2:paraId="07BA8A0C" ns2:textId="77777777" ns0:rsidR="00F570FE" ns0:rsidRPr="00F570FE" ns0:rsidRDefault="00F570FE" ns0:rsidP="00F570FE">
             <ns0:r ns0:rsidRPr="00F570FE">
-              <ns0:t>#7A6F58</ns0:t>
+              <ns0:t xml:space="preserve">#5B6169</ns0:t>
             </ns0:r>
           </ns0:p>
         </ns0:tc>
@@ -5919,7 +5882,7 @@
           </ns0:tcPr>
           <ns0:p ns2:paraId="1A4EAA28" ns2:textId="77777777" ns0:rsidR="00F570FE" ns0:rsidRPr="00F570FE" ns0:rsidRDefault="00F570FE" ns0:rsidP="00F570FE">
             <ns0:r ns0:rsidRPr="00F570FE">
-              <ns0:t>Подписи, вторичный текст</ns0:t>
+              <ns0:t xml:space="preserve">Подписи, вторичный текст (5.88:1 AA)</ns0:t>
             </ns0:r>
           </ns0:p>
         </ns0:tc>
@@ -5942,7 +5905,7 @@
           </ns0:tcPr>
           <ns0:p ns2:paraId="483E85C3" ns2:textId="77777777" ns0:rsidR="00F570FE" ns0:rsidRPr="00F570FE" ns0:rsidRDefault="00F570FE" ns0:rsidP="00F570FE">
             <ns0:r ns0:rsidRPr="00F570FE">
-              <ns0:t>Граница</ns0:t>
+              <ns0:t xml:space="preserve">Граница</ns0:t>
             </ns0:r>
           </ns0:p>
         </ns0:tc>
@@ -5960,7 +5923,7 @@
           </ns0:tcPr>
           <ns0:p ns2:paraId="219E5B4A" ns2:textId="77777777" ns0:rsidR="00F570FE" ns0:rsidRPr="00F570FE" ns0:rsidRDefault="00F570FE" ns0:rsidP="00F570FE">
             <ns0:r ns0:rsidRPr="00F570FE">
-              <ns0:t>Полупрозрачный шоколад</ns0:t>
+              <ns0:t xml:space="preserve">Нейтральная полупрозрачная</ns0:t>
             </ns0:r>
           </ns0:p>
         </ns0:tc>
@@ -5978,7 +5941,7 @@
           </ns0:tcPr>
           <ns0:p ns2:paraId="5320EA5E" ns2:textId="77777777" ns0:rsidR="00F570FE" ns0:rsidRPr="00F570FE" ns0:rsidRDefault="00F570FE" ns0:rsidP="00F570FE">
             <ns0:r ns0:rsidRPr="00F570FE">
-              <ns0:t>rgba(58, 52, 40, 0.08)</ns0:t>
+              <ns0:t xml:space="preserve">rgba(20, 22, 26, 0.10)</ns0:t>
             </ns0:r>
           </ns0:p>
         </ns0:tc>
@@ -5996,7 +5959,7 @@
           </ns0:tcPr>
           <ns0:p ns2:paraId="30CBF2BD" ns2:textId="77777777" ns0:rsidR="00F570FE" ns0:rsidRPr="00F570FE" ns0:rsidRDefault="00F570FE" ns0:rsidP="00F570FE">
             <ns0:r ns0:rsidRPr="00F570FE">
-              <ns0:t>Тонкие разделители</ns0:t>
+              <ns0:t xml:space="preserve">Тонкие разделители; в тёмной теме — светлый полупрозрачный</ns0:t>
             </ns0:r>
           </ns0:p>
         </ns0:tc>
@@ -6019,7 +5982,7 @@
           </ns0:tcPr>
           <ns0:p ns2:paraId="0320786E" ns2:textId="77777777" ns0:rsidR="00F570FE" ns0:rsidRPr="00F570FE" ns0:rsidRDefault="00F570FE" ns0:rsidP="00F570FE">
             <ns0:r ns0:rsidRPr="00F570FE">
-              <ns0:t>Тень</ns0:t>
+              <ns0:t xml:space="preserve">Тень</ns0:t>
             </ns0:r>
           </ns0:p>
         </ns0:tc>
@@ -6037,7 +6000,7 @@
           </ns0:tcPr>
           <ns0:p ns2:paraId="0FB8BF93" ns2:textId="77777777" ns0:rsidR="00F570FE" ns0:rsidRPr="00F570FE" ns0:rsidRDefault="00F570FE" ns0:rsidP="00F570FE">
             <ns0:r ns0:rsidRPr="00F570FE">
-              <ns0:t>Песочная</ns0:t>
+              <ns0:t xml:space="preserve">Нейтральная тень</ns0:t>
             </ns0:r>
           </ns0:p>
         </ns0:tc>
@@ -6055,7 +6018,7 @@
           </ns0:tcPr>
           <ns0:p ns2:paraId="3D9A12F1" ns2:textId="77777777" ns0:rsidR="00F570FE" ns0:rsidRPr="00F570FE" ns0:rsidRDefault="00F570FE" ns0:rsidP="00F570FE">
             <ns0:r ns0:rsidRPr="00F570FE">
-              <ns0:t>rgba(212, 184, 150, 0.12)</ns0:t>
+              <ns0:t xml:space="preserve">rgba(15, 16, 18, 0.08)</ns0:t>
             </ns0:r>
           </ns0:p>
         </ns0:tc>
@@ -6073,7 +6036,7 @@
           </ns0:tcPr>
           <ns0:p ns2:paraId="5AD57C4B" ns2:textId="77777777" ns0:rsidR="00F570FE" ns0:rsidRPr="00F570FE" ns0:rsidRDefault="00F570FE" ns0:rsidP="00F570FE">
             <ns0:r ns0:rsidRPr="00F570FE">
-              <ns0:t>Мягкие тени</ns0:t>
+              <ns0:t xml:space="preserve">Мягкие тени без ореола</ns0:t>
             </ns0:r>
           </ns0:p>
         </ns0:tc>
@@ -6096,7 +6059,7 @@
           </ns0:tcPr>
           <ns0:p ns2:paraId="7AE5D7D2" ns2:textId="77777777" ns0:rsidR="00F570FE" ns0:rsidRPr="00F570FE" ns0:rsidRDefault="00F570FE" ns0:rsidP="00F570FE">
             <ns0:r ns0:rsidRPr="00F570FE">
-              <ns0:t>Аура</ns0:t>
+              <ns0:t xml:space="preserve">Aura</ns0:t>
             </ns0:r>
           </ns0:p>
         </ns0:tc>
@@ -6114,7 +6077,7 @@
           </ns0:tcPr>
           <ns0:p ns2:paraId="5E9594C3" ns2:textId="77777777" ns0:rsidR="00F570FE" ns0:rsidRPr="00F570FE" ns0:rsidRDefault="00F570FE" ns0:rsidP="00F570FE">
             <ns0:r ns0:rsidRPr="00F570FE">
-              <ns0:t>Песочное свечение</ns0:t>
+              <ns0:t xml:space="preserve">Свечение золота</ns0:t>
             </ns0:r>
           </ns0:p>
         </ns0:tc>
@@ -6132,7 +6095,7 @@
           </ns0:tcPr>
           <ns0:p ns2:paraId="2B78F840" ns2:textId="77777777" ns0:rsidR="00F570FE" ns0:rsidRPr="00F570FE" ns0:rsidRDefault="00F570FE" ns0:rsidP="00F570FE">
             <ns0:r ns0:rsidRPr="00F570FE">
-              <ns0:t>rgba(212, 184, 150, 0.5)</ns0:t>
+              <ns0:t xml:space="preserve">rgba(217, 164, 65, 0.9)</ns0:t>
             </ns0:r>
           </ns0:p>
         </ns0:tc>
@@ -6150,7 +6113,7 @@
           </ns0:tcPr>
           <ns0:p ns2:paraId="5AD868F2" ns2:textId="77777777" ns0:rsidR="00F570FE" ns0:rsidRPr="00F570FE" ns0:rsidRDefault="00F570FE" ns0:rsidP="00F570FE">
             <ns0:r ns0:rsidRPr="00F570FE">
-              <ns0:t>Aura-эффект</ns0:t>
+              <ns0:t xml:space="preserve">Только при перетаскивании элемента, не постоянно</ns0:t>
             </ns0:r>
           </ns0:p>
         </ns0:tc>
@@ -6173,7 +6136,7 @@
           </ns0:tcPr>
           <ns0:p ns2:paraId="7637B7D6" ns2:textId="77777777" ns0:rsidR="00F570FE" ns0:rsidRPr="00F570FE" ns0:rsidRDefault="00F570FE" ns0:rsidP="00F570FE">
             <ns0:r ns0:rsidRPr="00F570FE">
-              <ns0:t>Backlight</ns0:t>
+              <ns0:t xml:space="preserve">Backlight</ns0:t>
             </ns0:r>
           </ns0:p>
         </ns0:tc>
@@ -6191,7 +6154,7 @@
           </ns0:tcPr>
           <ns0:p ns2:paraId="52947A10" ns2:textId="77777777" ns0:rsidR="00F570FE" ns0:rsidRPr="00F570FE" ns0:rsidRDefault="00F570FE" ns0:rsidP="00F570FE">
             <ns0:r ns0:rsidRPr="00F570FE">
-              <ns0:t>Яркий песок</ns0:t>
+              <ns0:t xml:space="preserve">Свечение золота</ns0:t>
             </ns0:r>
           </ns0:p>
         </ns0:tc>
@@ -6209,7 +6172,7 @@
           </ns0:tcPr>
           <ns0:p ns2:paraId="251B9241" ns2:textId="77777777" ns0:rsidR="00F570FE" ns0:rsidRPr="00F570FE" ns0:rsidRDefault="00F570FE" ns0:rsidP="00F570FE">
             <ns0:r ns0:rsidRPr="00F570FE">
-              <ns0:t>rgba(212, 184, 150, 0.6)</ns0:t>
+              <ns0:t xml:space="preserve">rgba(217, 164, 65, 0.28)</ns0:t>
             </ns0:r>
           </ns0:p>
         </ns0:tc>
@@ -6227,7 +6190,7 @@
           </ns0:tcPr>
           <ns0:p ns2:paraId="2DC6844E" ns2:textId="77777777" ns0:rsidR="00F570FE" ns0:rsidRPr="00F570FE" ns0:rsidRDefault="00F570FE" ns0:rsidP="00F570FE">
             <ns0:r ns0:rsidRPr="00F570FE">
-              <ns0:t>Свет за панелями</ns0:t>
+              <ns0:t xml:space="preserve">Только при работе AI-ассистента, не постоянно</ns0:t>
             </ns0:r>
           </ns0:p>
         </ns0:tc>
@@ -6254,10 +6217,7 @@
           <ns0:b/>
           <ns0:bCs/>
         </ns0:rPr>
-        <ns0:t>Тема:</ns0:t>
-      </ns0:r>
-      <ns0:r ns0:rsidRPr="00F570FE">
-        <ns0:t xml:space="preserve"> Светлая премиальная (Soft Premium Light)</ns0:t>
+        <ns0:t xml:space="preserve">Тема: две полноценные — светлая и тёмная. Тёмная подобрана отдельно, а не получена инверсией; выбор сохраняется в профиле пользователя</ns0:t>
       </ns0:r>
     </ns0:p>
     <ns0:p ns2:paraId="208C87DD" ns2:textId="77777777" ns0:rsidR="00F570FE" ns0:rsidRPr="00F570FE" ns0:rsidRDefault="00F570FE" ns0:rsidP="00F570FE">
@@ -6289,7 +6249,7 @@
         </ns0:numPr>
       </ns0:pPr>
       <ns0:r ns0:rsidRPr="00F570FE">
-        <ns0:t>Все активные элементы имеют мягкое внешнее свечение в цвет акцента</ns0:t>
+        <ns0:t xml:space="preserve">Свечение применяется только к перетаскиваемому элементу и активному инструменту. Постоянного декоративного свечения нет: ореол мешает оценивать контраст чужого дизайна</ns0:t>
       </ns0:r>
     </ns0:p>
     <ns0:p ns2:paraId="263C74D6" ns2:textId="77777777" ns0:rsidR="00F570FE" ns0:rsidRPr="00F570FE" ns0:rsidRDefault="00F570FE" ns0:rsidP="00F570FE">
@@ -6311,7 +6271,7 @@
         </ns0:numPr>
       </ns0:pPr>
       <ns0:r ns0:rsidRPr="00F570FE">
-        <ns0:t>Анимация «дыхания» (pulse) с периодом 4 секунды</ns0:t>
+        <ns0:t xml:space="preserve">Анимация активности (pulse), период 2.4 секунды. Отключается при prefers-reduced-motion</ns0:t>
       </ns0:r>
     </ns0:p>
     <ns0:p ns2:paraId="55F65561" ns2:textId="77777777" ns0:rsidR="00F570FE" ns0:rsidRPr="00F570FE" ns0:rsidRDefault="00F570FE" ns0:rsidP="00F570FE">
@@ -6322,7 +6282,7 @@
         </ns0:numPr>
       </ns0:pPr>
       <ns0:r ns0:rsidRPr="00F570FE">
-        <ns0:t>При наведении свечение усиливается</ns0:t>
+        <ns0:t xml:space="preserve">При наведении меняется обводка, без ореола</ns0:t>
       </ns0:r>
     </ns0:p>
     <ns0:p ns2:paraId="66366019" ns2:textId="77777777" ns0:rsidR="00F570FE" ns0:rsidRPr="00F570FE" ns0:rsidRDefault="00F570FE" ns0:rsidP="00F570FE">
@@ -6342,7 +6302,7 @@
         </ns0:numPr>
       </ns0:pPr>
       <ns0:r ns0:rsidRPr="00F570FE">
-        <ns0:t>За каждой панелью виден источник света (radial-gradient)</ns0:t>
+        <ns0:t xml:space="preserve">Свечение появляется только пока AI-ассистент формирует ответ (radial-gradient)</ns0:t>
       </ns0:r>
     </ns0:p>
     <ns0:p ns2:paraId="707D77AF" ns2:textId="77777777" ns0:rsidR="00F570FE" ns0:rsidRPr="00F570FE" ns0:rsidRDefault="00F570FE" ns0:rsidP="00F570FE">
@@ -6353,7 +6313,7 @@
         </ns0:numPr>
       </ns0:pPr>
       <ns0:r ns0:rsidRPr="00F570FE">
-        <ns0:t>filter: blur(45-60px) создаёт мягкое размытие</ns0:t>
+        <ns0:t xml:space="preserve">filter: blur(40px) создаёт мягкое размытие</ns0:t>
       </ns0:r>
     </ns0:p>
     <ns0:p ns2:paraId="18655BD4" ns2:textId="77777777" ns0:rsidR="00F570FE" ns0:rsidRPr="00F570FE" ns0:rsidRDefault="00F570FE" ns0:rsidP="00F570FE">
@@ -6375,7 +6335,7 @@
         </ns0:numPr>
       </ns0:pPr>
       <ns0:r ns0:rsidRPr="00F570FE">
-        <ns0:t>Создаёт ощущение «парящих» элементов</ns0:t>
+        <ns0:t xml:space="preserve">Создаёт ощущение работающего процесса, а не постоянного декора</ns0:t>
       </ns0:r>
     </ns0:p>
     <ns0:p ns2:paraId="769B2A44" ns2:textId="77777777" ns0:rsidR="00F570FE" ns0:rsidRPr="00F570FE" ns0:rsidRDefault="00F570FE" ns0:rsidP="00F570FE">
@@ -6447,7 +6407,7 @@
       <ns0:pPr/>
       <ns0:r>
         <ns0:rPr/>
-        <ns0:t xml:space="preserve">Проверка палитры «Golden Sand» по WCAG 2.1 выявила нарушения в исходной редакции v4.0. Ниже приведены измеренные и исправленные значения. Проверка воспроизводима: docs/check-contrast.mjs, 19 пар, все проходят.</ns0:t>
+        <ns0:t xml:space="preserve">Проверка охватывает обе темы. Значения получены расчётом относительной яркости. Проверка воспроизводима: docs/check-contrast.mjs, 40 пар (20 на тему), все проходят. Значения хранятся в docs/palette.json — единственном источнике, чтобы скрипт и токены не расходились.</ns0:t>
       </ns0:r>
     </ns0:p>
     <ns0:p>
@@ -6457,7 +6417,7 @@
           <ns0:b/>
           <ns0:bCs/>
         </ns0:rPr>
-        <ns0:t xml:space="preserve">Замер исходной палитры (редакция v4.0) — что не работало:</ns0:t>
+        <ns0:t xml:space="preserve">Замер отклонённой палитры «Golden Sand» — что не работало и почему решение изменино:</ns0:t>
       </ns0:r>
     </ns0:p>
     <ns0:tbl>
@@ -6843,7 +6803,7 @@
           <ns0:b/>
           <ns0:bCs/>
         </ns0:rPr>
-        <ns0:t xml:space="preserve">Исправленная шкала (проверено, все пары проходят WCAG AA):</ns0:t>
+        <ns0:t xml:space="preserve">Итоговая шкала (проверено, все пары проходят WCAG AA в обеих темах):</ns0:t>
       </ns0:r>
     </ns0:p>
     <ns0:tbl>
@@ -6881,7 +6841,7 @@
                 <ns0:b/>
                 <ns0:bCs/>
               </ns0:rPr>
-              <ns0:t xml:space="preserve">Роль</ns0:t>
+              <ns0:t xml:space="preserve">Роль (токен)</ns0:t>
             </ns0:r>
           </ns0:p>
         </ns0:tc>
@@ -6897,7 +6857,7 @@
                 <ns0:b/>
                 <ns0:bCs/>
               </ns0:rPr>
-              <ns0:t xml:space="preserve">HEX</ns0:t>
+              <ns0:t xml:space="preserve">HEX (светлая / тёмная)</ns0:t>
             </ns0:r>
           </ns0:p>
         </ns0:tc>
@@ -6929,7 +6889,7 @@
                 <ns0:b/>
                 <ns0:bCs/>
               </ns0:rPr>
-              <ns0:t xml:space="preserve">Контраст на #F5EFE0</ns0:t>
+              <ns0:t xml:space="preserve">Контраст (AA проверен в обеих темах)</ns0:t>
             </ns0:r>
           </ns0:p>
         </ns0:tc>
@@ -6955,7 +6915,7 @@
             <ns0:pPr/>
             <ns0:r>
               <ns0:rPr/>
-              <ns0:t xml:space="preserve">#F5EFE0</ns0:t>
+              <ns0:t xml:space="preserve">#F7F8F9 / #15171A</ns0:t>
             </ns0:r>
           </ns0:p>
         </ns0:tc>
@@ -6967,7 +6927,7 @@
             <ns0:pPr/>
             <ns0:r>
               <ns0:rPr/>
-              <ns0:t xml:space="preserve">Фон холста</ns0:t>
+              <ns0:t xml:space="preserve">Холст редактора</ns0:t>
             </ns0:r>
           </ns0:p>
         </ns0:tc>
@@ -7005,7 +6965,7 @@
             <ns0:pPr/>
             <ns0:r>
               <ns0:rPr/>
-              <ns0:t xml:space="preserve">#FBF6E8</ns0:t>
+              <ns0:t xml:space="preserve">#FFFFFF / #1F2226</ns0:t>
             </ns0:r>
           </ns0:p>
         </ns0:tc>
@@ -7055,7 +7015,7 @@
             <ns0:pPr/>
             <ns0:r>
               <ns0:rPr/>
-              <ns0:t xml:space="preserve">#D4B896</ns0:t>
+              <ns0:t xml:space="preserve">#D9A441 / #C9962E</ns0:t>
             </ns0:r>
           </ns0:p>
         </ns0:tc>
@@ -7067,7 +7027,7 @@
             <ns0:pPr/>
             <ns0:r>
               <ns0:rPr/>
-              <ns0:t xml:space="preserve">Заливка кнопок, Aura, Backlight, графика — НЕ текст</ns0:t>
+              <ns0:t xml:space="preserve">Заливка кнопок и активных состояний — НЕ текст</ns0:t>
             </ns0:r>
           </ns0:p>
         </ns0:tc>
@@ -7105,7 +7065,7 @@
             <ns0:pPr/>
             <ns0:r>
               <ns0:rPr/>
-              <ns0:t xml:space="preserve">#7A5C30</ns0:t>
+              <ns0:t xml:space="preserve">#7E5A12 / #E0B85C</ns0:t>
             </ns0:r>
           </ns0:p>
         </ns0:tc>
@@ -7129,7 +7089,7 @@
             <ns0:pPr/>
             <ns0:r>
               <ns0:rPr/>
-              <ns0:t xml:space="preserve">5.38:1 AA</ns0:t>
+              <ns0:t xml:space="preserve">5.88 / 9.56 AA</ns0:t>
             </ns0:r>
           </ns0:p>
         </ns0:tc>
@@ -7155,7 +7115,7 @@
             <ns0:pPr/>
             <ns0:r>
               <ns0:rPr/>
-              <ns0:t xml:space="preserve">#6B4F28</ns0:t>
+              <ns0:t xml:space="preserve">#6B4E0F / #EFC978</ns0:t>
             </ns0:r>
           </ns0:p>
         </ns0:tc>
@@ -7179,7 +7139,7 @@
             <ns0:pPr/>
             <ns0:r>
               <ns0:rPr/>
-              <ns0:t xml:space="preserve">6.60:1 AA</ns0:t>
+              <ns0:t xml:space="preserve">7.26 / 11.37 AAA</ns0:t>
             </ns0:r>
           </ns0:p>
         </ns0:tc>
@@ -7205,7 +7165,7 @@
             <ns0:pPr/>
             <ns0:r>
               <ns0:rPr/>
-              <ns0:t xml:space="preserve">#866738</ns0:t>
+              <ns0:t xml:space="preserve">#8A6516 / #D4A94A</ns0:t>
             </ns0:r>
           </ns0:p>
         </ns0:tc>
@@ -7229,7 +7189,7 @@
             <ns0:pPr/>
             <ns0:r>
               <ns0:rPr/>
-              <ns0:t xml:space="preserve">4.56:1 AA</ns0:t>
+              <ns0:t xml:space="preserve">5.00 / 8.19 AA</ns0:t>
             </ns0:r>
           </ns0:p>
         </ns0:tc>
@@ -7255,7 +7215,7 @@
             <ns0:pPr/>
             <ns0:r>
               <ns0:rPr/>
-              <ns0:t xml:space="preserve">#3A3428</ns0:t>
+              <ns0:t xml:space="preserve">#1A1C1E / #E8EAED</ns0:t>
             </ns0:r>
           </ns0:p>
         </ns0:tc>
@@ -7279,7 +7239,7 @@
             <ns0:pPr/>
             <ns0:r>
               <ns0:rPr/>
-              <ns0:t xml:space="preserve">10.76:1 AAA</ns0:t>
+              <ns0:t xml:space="preserve">16.07 / 14.90 AAA</ns0:t>
             </ns0:r>
           </ns0:p>
         </ns0:tc>
@@ -7305,7 +7265,7 @@
             <ns0:pPr/>
             <ns0:r>
               <ns0:rPr/>
-              <ns0:t xml:space="preserve">#6B6250</ns0:t>
+              <ns0:t xml:space="preserve">#5B6169 / #A8AEB8</ns0:t>
             </ns0:r>
           </ns0:p>
         </ns0:tc>
@@ -7329,7 +7289,7 @@
             <ns0:pPr/>
             <ns0:r>
               <ns0:rPr/>
-              <ns0:t xml:space="preserve">5.25:1 AA</ns0:t>
+              <ns0:t xml:space="preserve">5.88 / 8.05 AA</ns0:t>
             </ns0:r>
           </ns0:p>
         </ns0:tc>
@@ -7355,7 +7315,7 @@
             <ns0:pPr/>
             <ns0:r>
               <ns0:rPr/>
-              <ns0:t xml:space="preserve">#58754B</ns0:t>
+              <ns0:t xml:space="preserve">#3F6B33 / #7FA86F</ns0:t>
             </ns0:r>
           </ns0:p>
         </ns0:tc>
@@ -7379,7 +7339,7 @@
             <ns0:pPr/>
             <ns0:r>
               <ns0:rPr/>
-              <ns0:t xml:space="preserve">4.51:1 AA</ns0:t>
+              <ns0:t xml:space="preserve">5.87 / 6.61 AA</ns0:t>
             </ns0:r>
           </ns0:p>
         </ns0:tc>
@@ -7405,7 +7365,7 @@
             <ns0:pPr/>
             <ns0:r>
               <ns0:rPr/>
-              <ns0:t xml:space="preserve">#8A652D</ns0:t>
+              <ns0:t xml:space="preserve">#8A652D / #D9A441</ns0:t>
             </ns0:r>
           </ns0:p>
         </ns0:tc>
@@ -7429,7 +7389,7 @@
             <ns0:pPr/>
             <ns0:r>
               <ns0:rPr/>
-              <ns0:t xml:space="preserve">4.60:1 AA</ns0:t>
+              <ns0:t xml:space="preserve">4.96 / 7.98 AA</ns0:t>
             </ns0:r>
           </ns0:p>
         </ns0:tc>
@@ -7455,7 +7415,7 @@
             <ns0:pPr/>
             <ns0:r>
               <ns0:rPr/>
-              <ns0:t xml:space="preserve">#A4503C</ns0:t>
+              <ns0:t xml:space="preserve">#A4503C / #E08573</ns0:t>
             </ns0:r>
           </ns0:p>
         </ns0:tc>
@@ -7479,7 +7439,7 @@
             <ns0:pPr/>
             <ns0:r>
               <ns0:rPr/>
-              <ns0:t xml:space="preserve">4.83:1 AA</ns0:t>
+              <ns0:t xml:space="preserve">5.21 / 6.65 AA</ns0:t>
             </ns0:r>
           </ns0:p>
         </ns0:tc>
@@ -7505,7 +7465,7 @@
             <ns0:pPr/>
             <ns0:r>
               <ns0:rPr/>
-              <ns0:t xml:space="preserve">#596F83</ns0:t>
+              <ns0:t xml:space="preserve">#3F5A70 / #7FA3C4</ns0:t>
             </ns0:r>
           </ns0:p>
         </ns0:tc>
@@ -7529,7 +7489,7 @@
             <ns0:pPr/>
             <ns0:r>
               <ns0:rPr/>
-              <ns0:t xml:space="preserve">4.55:1 AA</ns0:t>
+              <ns0:t xml:space="preserve">6.79 / 6.79 AA</ns0:t>
             </ns0:r>
           </ns0:p>
         </ns0:tc>
@@ -7654,7 +7614,7 @@
             <ns0:pPr/>
             <ns0:r>
               <ns0:rPr/>
-              <ns0:t xml:space="preserve">#D4B896</ns0:t>
+              <ns0:t xml:space="preserve">#D9A441</ns0:t>
             </ns0:r>
           </ns0:p>
         </ns0:tc>
@@ -7666,7 +7626,7 @@
             <ns0:pPr/>
             <ns0:r>
               <ns0:rPr/>
-              <ns0:t xml:space="preserve">#3A3428</ns0:t>
+              <ns0:t xml:space="preserve">#1A1C1E</ns0:t>
             </ns0:r>
           </ns0:p>
         </ns0:tc>
@@ -7678,7 +7638,7 @@
             <ns0:pPr/>
             <ns0:r>
               <ns0:rPr/>
-              <ns0:t xml:space="preserve">6.52:1 AA</ns0:t>
+              <ns0:t xml:space="preserve">7.60:1 AAA</ns0:t>
             </ns0:r>
           </ns0:p>
         </ns0:tc>
@@ -7704,7 +7664,7 @@
             <ns0:pPr/>
             <ns0:r>
               <ns0:rPr/>
-              <ns0:t xml:space="preserve">#C2A47E</ns0:t>
+              <ns0:t xml:space="preserve">#E0AE4E</ns0:t>
             </ns0:r>
           </ns0:p>
         </ns0:tc>
@@ -7716,7 +7676,7 @@
             <ns0:pPr/>
             <ns0:r>
               <ns0:rPr/>
-              <ns0:t xml:space="preserve">#3A3428</ns0:t>
+              <ns0:t xml:space="preserve">#1A1C1E</ns0:t>
             </ns0:r>
           </ns0:p>
         </ns0:tc>
@@ -7728,7 +7688,7 @@
             <ns0:pPr/>
             <ns0:r>
               <ns0:rPr/>
-              <ns0:t xml:space="preserve">5.23:1 AA</ns0:t>
+              <ns0:t xml:space="preserve">8.41:1 AAA</ns0:t>
             </ns0:r>
           </ns0:p>
         </ns0:tc>
@@ -7754,7 +7714,7 @@
             <ns0:pPr/>
             <ns0:r>
               <ns0:rPr/>
-              <ns0:t xml:space="preserve">#AE9066</ns0:t>
+              <ns0:t xml:space="preserve">#C9962E</ns0:t>
             </ns0:r>
           </ns0:p>
         </ns0:tc>
@@ -7766,7 +7726,7 @@
             <ns0:pPr/>
             <ns0:r>
               <ns0:rPr/>
-              <ns0:t xml:space="preserve">#241F16</ns0:t>
+              <ns0:t xml:space="preserve">#14161A</ns0:t>
             </ns0:r>
           </ns0:p>
         </ns0:tc>
@@ -7778,7 +7738,7 @@
             <ns0:pPr/>
             <ns0:r>
               <ns0:rPr/>
-              <ns0:t xml:space="preserve">5.44:1 AA</ns0:t>
+              <ns0:t xml:space="preserve">6.80:1 AA</ns0:t>
             </ns0:r>
           </ns0:p>
         </ns0:tc>
@@ -7804,7 +7764,7 @@
             <ns0:pPr/>
             <ns0:r>
               <ns0:rPr/>
-              <ns0:t xml:space="preserve">#7A5C30</ns0:t>
+              <ns0:t xml:space="preserve">#7E5A12</ns0:t>
             </ns0:r>
           </ns0:p>
         </ns0:tc>
@@ -7816,7 +7776,7 @@
             <ns0:pPr/>
             <ns0:r>
               <ns0:rPr/>
-              <ns0:t xml:space="preserve">#F5EFE0</ns0:t>
+              <ns0:t xml:space="preserve">#F7F8F9</ns0:t>
             </ns0:r>
           </ns0:p>
         </ns0:tc>
@@ -7828,7 +7788,7 @@
             <ns0:pPr/>
             <ns0:r>
               <ns0:rPr/>
-              <ns0:t xml:space="preserve">5.38:1 AA</ns0:t>
+              <ns0:t xml:space="preserve">5.88:1 AA</ns0:t>
             </ns0:r>
           </ns0:p>
         </ns0:tc>
@@ -15395,7 +15355,7 @@
         </ns0:numPr>
       </ns0:pPr>
       <ns0:r ns0:rsidRPr="00F570FE">
-        <ns0:t>Песочная палитра применена ко всем элементам</ns0:t>
+        <ns0:t xml:space="preserve">Нейтральная палитра применена ко всем элементам</ns0:t>
       </ns0:r>
     </ns0:p>
     <ns0:p ns2:paraId="351000CA" ns2:textId="77777777" ns0:rsidR="00F570FE" ns0:rsidRPr="00F570FE" ns0:rsidRDefault="00F570FE" ns0:rsidP="00F570FE">
@@ -15406,7 +15366,7 @@
         </ns0:numPr>
       </ns0:pPr>
       <ns0:r ns0:rsidRPr="00F570FE">
-        <ns0:t>Aura-эффект работает (свечение вокруг активных элементов)</ns0:t>
+        <ns0:t xml:space="preserve">Aura — только при перетаскивании элемента работает (свечение вокруг активных элементов)</ns0:t>
       </ns0:r>
     </ns0:p>
     <ns0:p ns2:paraId="41FB0931" ns2:textId="77777777" ns0:rsidR="00F570FE" ns0:rsidRPr="00F570FE" ns0:rsidRDefault="00F570FE" ns0:rsidP="00F570FE">
@@ -16543,17 +16503,7 @@
           <ns0:b/>
           <ns0:bCs/>
         </ns0:rPr>
-        <ns0:t>🆕</ns0:t>
-      </ns0:r>
-      <ns0:r ns0:rsidRPr="00F570FE">
-        <ns0:rPr>
-          <ns0:b/>
-          <ns0:bCs/>
-        </ns0:rPr>
-        <ns0:t xml:space="preserve"> Песочная палитра «Golden Sand»</ns0:t>
-      </ns0:r>
-      <ns0:r ns0:rsidRPr="00F570FE">
-        <ns0:t xml:space="preserve"> с уникальным Aura-эффектом и Backlight</ns0:t>
+        <ns0:t xml:space="preserve">🆕 Нейтральная палитра «Golden Sand» с уникальным Aura — только при перетаскивании элементаом и Backlight</ns0:t>
       </ns0:r>
     </ns0:p>
     <ns0:p ns2:paraId="605C6357" ns2:textId="77777777" ns0:rsidR="00F570FE" ns0:rsidRPr="00F570FE" ns0:rsidRDefault="00F570FE" ns0:rsidP="00F570FE">

--- a/AUIRA ТЗ.docx
+++ b/AUIRA ТЗ.docx
@@ -178,7 +178,7 @@
                 <ns0:b/>
                 <ns0:bCs/>
               </ns0:rPr>
-              <ns0:t xml:space="preserve">Тёплый песочный</ns0:t>
+              <ns0:t xml:space="preserve">1 (шапка)</ns0:t>
             </ns0:r>
           </ns0:p>
         </ns0:tc>
@@ -210,7 +210,7 @@
                 <ns0:b/>
                 <ns0:bCs/>
               </ns0:rPr>
-              <ns0:t xml:space="preserve">Версия 4.1 «+ Email-сервис РФ»</ns0:t>
+              <ns0:t xml:space="preserve">Версия 4.1 «+ Email-сервис РФ + нейтральный хром»</ns0:t>
             </ns0:r>
           </ns0:p>
         </ns0:tc>
@@ -226,7 +226,7 @@
                 <ns0:b/>
                 <ns0:bCs/>
               </ns0:rPr>
-              <ns0:t xml:space="preserve">Resend исключён</ns0:t>
+              <ns0:t xml:space="preserve">Resend исключён; палитра Golden Sand вынесена из редактора</ns0:t>
             </ns0:r>
           </ns0:p>
         </ns0:tc>
@@ -276,7 +276,7 @@
             <ns0:pPr/>
             <ns0:r>
               <ns0:rPr/>
-              <ns0:t xml:space="preserve">Email-сервис: Mailganer + self-hosted SMTP</ns0:t>
+              <ns0:t xml:space="preserve">Email-сервис: Яндекс 360 + локальный relay</ns0:t>
             </ns0:r>
           </ns0:p>
         </ns0:tc>
@@ -896,7 +896,7 @@
             <ns0:pPr/>
             <ns0:r>
               <ns0:rPr/>
-              <ns0:t xml:space="preserve">Mailganer / self-hosted SMTP</ns0:t>
+              <ns0:t xml:space="preserve">Яндекс 360 API / SMTP</ns0:t>
             </ns0:r>
           </ns0:p>
         </ns0:tc>
@@ -1082,7 +1082,7 @@
             <ns0:pPr/>
             <ns0:r>
               <ns0:rPr/>
-              <ns0:t xml:space="preserve">Mailganer + self-hosted SMTP</ns0:t>
+              <ns0:t xml:space="preserve">Яндекс 360 как основной</ns0:t>
             </ns0:r>
           </ns0:p>
         </ns0:tc>
@@ -1591,6 +1591,68 @@
             <ns0:r>
               <ns0:rPr/>
               <ns0:t xml:space="preserve">Внутреннее противоречие</ns0:t>
+            </ns0:r>
+          </ns0:p>
+        </ns0:tc>
+      </ns0:tr>
+      <ns0:tr>
+        <ns0:tc>
+          <ns0:tcPr>
+            <ns0:tcW ns0:w="1800" ns0:type="dxa"/>
+          </ns0:tcPr>
+          <ns0:p>
+            <ns0:pPr/>
+            <ns0:r>
+              <ns0:rPr/>
+              <ns0:t xml:space="preserve">24</ns0:t>
+            </ns0:r>
+          </ns0:p>
+        </ns0:tc>
+        <ns0:tc>
+          <ns0:tcPr>
+            <ns0:tcW ns0:w="1800" ns0:type="dxa"/>
+          </ns0:tcPr>
+          <ns0:p>
+            <ns0:pPr/>
+            <ns0:r>
+              <ns0:rPr/>
+              <ns0:t xml:space="preserve">5.1, 5.1.1, 5.2</ns0:t>
+            </ns0:r>
+          </ns0:p>
+        </ns0:tc>
+        <ns0:tc>
+          <ns0:tcPr>
+            <ns0:tcW ns0:w="1800" ns0:type="dxa"/>
+          </ns0:tcPr>
+          <ns0:p>
+            <ns0:pPr/>
+            <ns0:r>
+              <ns0:rPr/>
+              <ns0:t xml:space="preserve">Палитра «Golden Sand», свечение и Backlight как постоянный декор; одна светлая тема</ns0:t>
+            </ns0:r>
+          </ns0:p>
+        </ns0:tc>
+        <ns0:tc>
+          <ns0:tcPr>
+            <ns0:tcW ns0:w="1800" ns0:type="dxa"/>
+          </ns0:tcPr>
+          <ns0:p>
+            <ns0:pPr/>
+            <ns0:r>
+              <ns0:rPr/>
+              <ns0:t xml:space="preserve">Нейтральный хром редактора + золото как бренд-акцент; две темы; свечение только как индикатор действия</ns0:t>
+            </ns0:r>
+          </ns0:p>
+        </ns0:tc>
+        <ns0:tc>
+          <ns0:tcPr>
+            <ns0:tcW ns0:w="1800" ns0:type="dxa"/>
+          </ns0:tcPr>
+          <ns0:p>
+            <ns0:pPr/>
+            <ns0:r>
+              <ns0:rPr/>
+              <ns0:t xml:space="preserve">Песочная заливка тинтила превью чужого дизайна; решение заказчика 01.10.2026</ns0:t>
             </ns0:r>
           </ns0:p>
         </ns0:tc>
@@ -1609,7 +1671,7 @@
           <ns0:b/>
           <ns0:bCs/>
         </ns0:rPr>
-        <ns0:t xml:space="preserve">Версия: 4.1 (Исправленная — песочная палитра + 1С + email-сервис РФ) Дата: 30 сентября 2026 Стек: Python (Django/FastAPI) + React Статус: Утверждено к реализации</ns0:t>
+        <ns0:t xml:space="preserve">Версия: 4.1 (Исправленная — нейтральный хром + золото + 1С + Яндекс 360) Дата: 30 сентября 2026 Стек: Python (Django/FastAPI) + React Статус: Утверждено к реализации</ns0:t>
       </ns0:r>
     </ns0:p>
     <ns0:p ns2:paraId="2B5CC173" ns2:textId="77777777" ns0:rsidR="00F570FE" ns0:rsidRPr="00F570FE" ns0:rsidRDefault="00F570FE" ns0:rsidP="00F570FE">
@@ -1664,7 +1726,7 @@
           <ns0:b/>
           <ns0:bCs/>
         </ns0:rPr>
-        <ns0:t xml:space="preserve">🆕 Визуальный стиль: Aura — только при перетаскивании элемента + Backlight (свет за панелями)</ns0:t>
+        <ns0:t xml:space="preserve">🆕 Визуальный стиль: Aura — только при перетаскивании элемента, Backlight — только при работе AI-ассистента. Добавлена тёмная тема</ns0:t>
       </ns0:r>
     </ns0:p>
     <ns0:p ns2:paraId="3CE84DFF" ns2:textId="77777777" ns0:rsidR="00F570FE" ns0:rsidRPr="00F570FE" ns0:rsidRDefault="00F570FE" ns0:rsidP="00F570FE">

--- a/AUIRA ТЗ.docx
+++ b/AUIRA ТЗ.docx
@@ -1671,7 +1671,7 @@
           <ns0:b/>
           <ns0:bCs/>
         </ns0:rPr>
-        <ns0:t xml:space="preserve">Версия: 4.1 (Исправленная — нейтральный хром + золото + 1С + Яндекс 360) Дата: 30 сентября 2026 Стек: Python (Django/FastAPI) + React Статус: Утверждено к реализации</ns0:t>
+        <ns0:t xml:space="preserve">Версия: 4.1 (Исправленная — нейтральный хром + золото + 1С + Яндекс 360) Дата: 30 сентября 2026 Стек: Python (Django/FastAPI) + React 19 + Konva 10 + Vite 8 Статус: Утверждено к реализации</ns0:t>
       </ns0:r>
     </ns0:p>
     <ns0:p ns2:paraId="2B5CC173" ns2:textId="77777777" ns0:rsidR="00F570FE" ns0:rsidRPr="00F570FE" ns0:rsidRDefault="00F570FE" ns0:rsidP="00F570FE">
@@ -2607,7 +2607,7 @@
       </ns0:pPr>
       <ns0:r>
         <ns0:rPr/>
-        <ns0:t xml:space="preserve">Контур редактора (Editor) — React 18 + TypeScript + Konva.js. Клиентское приложение; состояние проекта хранится в Control Plane, тяжёлые операции уходят в Async.</ns0:t>
+        <ns0:t xml:space="preserve">Контур редактора (Editor) — React 19 + TypeScript + Konva 10, сборка Vite 8. Клиентское приложение; состояние проекта хранится в Control Plane, тяжёлые операции уходят в Async.</ns0:t>
       </ns0:r>
     </ns0:p>
     <ns0:p>
@@ -8357,10 +8357,7 @@
           <ns0:b/>
           <ns0:bCs/>
         </ns0:rPr>
-        <ns0:t>React 18+</ns0:t>
-      </ns0:r>
-      <ns0:r ns0:rsidRPr="00F570FE">
-        <ns0:t xml:space="preserve"> с TypeScript</ns0:t>
+        <ns0:t xml:space="preserve">React 19+ с TypeScript</ns0:t>
       </ns0:r>
     </ns0:p>
     <ns0:p ns2:paraId="72F7C491" ns2:textId="77777777" ns0:rsidR="00F570FE" ns0:rsidRPr="00F570FE" ns0:rsidRDefault="00F570FE" ns0:rsidP="00F570FE">
@@ -8393,10 +8390,7 @@
           <ns0:b/>
           <ns0:bCs/>
         </ns0:rPr>
-        <ns0:t>Konva.js</ns0:t>
-      </ns0:r>
-      <ns0:r ns0:rsidRPr="00F570FE">
-        <ns0:t xml:space="preserve"> — рендеринг холста (форкнут и модифицирован)</ns0:t>
+        <ns0:t xml:space="preserve">Konva 10 — рендеринг холста (форкнут и модифицирован)</ns0:t>
       </ns0:r>
     </ns0:p>
     <ns0:p ns2:paraId="072707A2" ns2:textId="77777777" ns0:rsidR="00F570FE" ns0:rsidRPr="00F570FE" ns0:rsidRDefault="00F570FE" ns0:rsidP="00F570FE">
@@ -8429,10 +8423,31 @@
           <ns0:b/>
           <ns0:bCs/>
         </ns0:rPr>
-        <ns0:t>React Flow</ns0:t>
-      </ns0:r>
-      <ns0:r ns0:rsidRPr="00F570FE">
-        <ns0:t xml:space="preserve"> (форкнут) — для визуального конструктора логики (ноды)</ns0:t>
+        <ns0:t xml:space="preserve">React Flow (форкнут) — для визуального конструктора логики (ноды)</ns0:t>
+      </ns0:r>
+    </ns0:p>
+    <ns0:p>
+      <ns0:pPr>
+        <ns0:numPr>
+          <ns0:ilvl ns0:val="0"/>
+          <ns0:numId ns0:val="25"/>
+        </ns0:numPr>
+      </ns0:pPr>
+      <ns0:r>
+        <ns0:rPr/>
+        <ns0:t xml:space="preserve">Vite 8 (MIT) — сборщик фронтенда. В разработке отдаёт нативные ES-модули, поэтому перезагрузка холста мгновенная; Webpack не используется: он медленнее пересобирает граф зависимостей, и на тяжёлом canvas-редакторе это заметно. Конфигурация пишется с нуля — копирование чужих проектов запрещено требованием чистой комнаты (п.7.1.6)</ns0:t>
+      </ns0:r>
+    </ns0:p>
+    <ns0:p>
+      <ns0:pPr>
+        <ns0:numPr>
+          <ns0:ilvl ns0:val="0"/>
+          <ns0:numId ns0:val="25"/>
+        </ns0:numPr>
+      </ns0:pPr>
+      <ns0:r>
+        <ns0:rPr/>
+        <ns0:t xml:space="preserve">Проверка лицензий зависимостей выполняется офлайн-скриптом tools/license-gate.mjs: внешние сервисы аудита не используются, дерево зависимостей за пределы РФ не передаётся</ns0:t>
       </ns0:r>
     </ns0:p>
     <ns0:p ns2:paraId="1DBB3EF0" ns2:textId="77777777" ns0:rsidR="00F570FE" ns0:rsidRPr="00F570FE" ns0:rsidRDefault="00F570FE" ns0:rsidP="00F570FE">
@@ -14848,7 +14863,7 @@
             <ns0:pPr/>
             <ns0:r>
               <ns0:rPr/>
-              <ns0:t xml:space="preserve">Разработка Редактора MVP (модули, canvas, React, уникальный UI, песочная палитра)</ns0:t>
+              <ns0:t xml:space="preserve">Разработка Редактора MVP (модули, canvas, React 19, уникальный UI, нейтральный хром редактора)</ns0:t>
             </ns0:r>
           </ns0:p>
         </ns0:tc>

--- a/AUIRA ТЗ.docx
+++ b/AUIRA ТЗ.docx
@@ -8478,7 +8478,7 @@
         </ns0:numPr>
       </ns0:pPr>
       <ns0:r ns0:rsidRPr="00F570FE">
-        <ns0:t>Разрешены только библиотеки с пермиссивными лицензиями: MIT, Apache 2.0, BSD</ns0:t>
+        <ns0:t xml:space="preserve">Разрешены только библиотеки с пермиссивными лицензиями: MIT, Apache 2.0, BSD. Исключение: psycopg (LGPL-3.0-only) — драйвер PostgreSQL для Django, решение заказчика от 02.10.2026</ns0:t>
       </ns0:r>
     </ns0:p>
     <ns0:p ns2:paraId="38D32613" ns2:textId="77777777" ns0:rsidR="00F570FE" ns0:rsidRPr="00F570FE" ns0:rsidRDefault="00F570FE" ns0:rsidP="00F570FE">
@@ -17051,7 +17051,7 @@
         </ns0:numPr>
       </ns0:pPr>
       <ns0:r ns0:rsidRPr="00F570FE">
-        <ns0:t>Разрешены только библиотеки с пермиссивными лицензиями: MIT, Apache 2.0, BSD</ns0:t>
+        <ns0:t xml:space="preserve">Разрешены только библиотеки с пермиссивными лицензиями: MIT, Apache 2.0, BSD. Исключение: psycopg (LGPL-3.0-only) — драйвер PostgreSQL для Django, решение заказчика от 02.10.2026</ns0:t>
       </ns0:r>
     </ns0:p>
     <ns0:p ns2:paraId="17A4A33D" ns2:textId="77777777" ns0:rsidR="00F570FE" ns0:rsidRPr="00F570FE" ns0:rsidRDefault="00F570FE" ns0:rsidP="00F570FE">
